--- a/ModelGuide/ModelGuide-LakeMeadWaterBank.docx
+++ b/ModelGuide/ModelGuide-LakeMeadWaterBank.docx
@@ -47,6 +47,9 @@
       </w:r>
       <w:r>
         <w:t>, Anabelle Myers</w:t>
+      </w:r>
+      <w:r>
+        <w:t>, Brittany Fager</w:t>
       </w:r>
     </w:p>
     <w:p>
@@ -88,7 +91,7 @@
         <w:jc w:val="center"/>
       </w:pPr>
       <w:r>
-        <w:t>August 4</w:t>
+        <w:t>March 12</w:t>
       </w:r>
       <w:r>
         <w:t>, 2025</w:t>
@@ -947,18 +950,18 @@
           <w:noProof/>
         </w:rPr>
         <w:drawing>
-          <wp:anchor distT="0" distB="0" distL="114300" distR="114300" simplePos="0" relativeHeight="251666432" behindDoc="0" locked="0" layoutInCell="1" allowOverlap="1" wp14:anchorId="6DAF9614" wp14:editId="5FA187D7">
+          <wp:anchor distT="0" distB="0" distL="114300" distR="114300" simplePos="0" relativeHeight="251672576" behindDoc="0" locked="0" layoutInCell="1" allowOverlap="1" wp14:anchorId="066D46BF" wp14:editId="6B5097D3">
             <wp:simplePos x="0" y="0"/>
             <wp:positionH relativeFrom="column">
-              <wp:posOffset>411480</wp:posOffset>
+              <wp:posOffset>406400</wp:posOffset>
             </wp:positionH>
             <wp:positionV relativeFrom="paragraph">
-              <wp:posOffset>436245</wp:posOffset>
+              <wp:posOffset>560426</wp:posOffset>
             </wp:positionV>
-            <wp:extent cx="5133975" cy="7011670"/>
-            <wp:effectExtent l="0" t="0" r="0" b="0"/>
+            <wp:extent cx="5050007" cy="6891964"/>
+            <wp:effectExtent l="0" t="0" r="5080" b="4445"/>
             <wp:wrapTopAndBottom/>
-            <wp:docPr id="126612800" name="Picture 3" descr="A screenshot of a computer program&#10;&#10;AI-generated content may be incorrect."/>
+            <wp:docPr id="1240898526" name="Picture 1" descr="A screenshot of a computer test&#10;&#10;AI-generated content may be incorrect."/>
             <wp:cNvGraphicFramePr>
               <a:graphicFrameLocks xmlns:a="http://schemas.openxmlformats.org/drawingml/2006/main" noChangeAspect="1"/>
             </wp:cNvGraphicFramePr>
@@ -966,7 +969,7 @@
               <a:graphicData uri="http://schemas.openxmlformats.org/drawingml/2006/picture">
                 <pic:pic xmlns:pic="http://schemas.openxmlformats.org/drawingml/2006/picture">
                   <pic:nvPicPr>
-                    <pic:cNvPr id="126612800" name="Picture 3" descr="A screenshot of a computer program&#10;&#10;AI-generated content may be incorrect."/>
+                    <pic:cNvPr id="1240898526" name="Picture 1" descr="A screenshot of a computer test&#10;&#10;AI-generated content may be incorrect."/>
                     <pic:cNvPicPr/>
                   </pic:nvPicPr>
                   <pic:blipFill>
@@ -984,7 +987,7 @@
                   <pic:spPr>
                     <a:xfrm>
                       <a:off x="0" y="0"/>
-                      <a:ext cx="5133975" cy="7011670"/>
+                      <a:ext cx="5050007" cy="6891964"/>
                     </a:xfrm>
                     <a:prstGeom prst="rect">
                       <a:avLst/>
@@ -2462,7 +2465,6 @@
           </w:tcPr>
           <w:p>
             <w:r>
-              <w:lastRenderedPageBreak/>
               <w:t>Mexic</w:t>
             </w:r>
             <w:r>
@@ -4147,16 +4149,23 @@
         <w:t xml:space="preserve">Figure 1c). </w:t>
       </w:r>
     </w:p>
-    <w:p/>
     <w:p>
       <w:r>
         <w:rPr>
           <w:noProof/>
         </w:rPr>
         <w:drawing>
-          <wp:inline distT="0" distB="0" distL="0" distR="0" wp14:anchorId="60025689" wp14:editId="5289EA5B">
+          <wp:anchor distT="0" distB="0" distL="114300" distR="114300" simplePos="0" relativeHeight="251673600" behindDoc="0" locked="0" layoutInCell="1" allowOverlap="1" wp14:anchorId="60025689" wp14:editId="39C8A6F7">
+            <wp:simplePos x="0" y="0"/>
+            <wp:positionH relativeFrom="column">
+              <wp:posOffset>913966</wp:posOffset>
+            </wp:positionH>
+            <wp:positionV relativeFrom="paragraph">
+              <wp:posOffset>200295</wp:posOffset>
+            </wp:positionV>
             <wp:extent cx="3971499" cy="3369409"/>
-            <wp:effectExtent l="0" t="0" r="0" b="2540"/>
+            <wp:effectExtent l="0" t="0" r="3810" b="0"/>
+            <wp:wrapTopAndBottom/>
             <wp:docPr id="473240018" name="Picture 1" descr="A pie chart with numbers and a number of states&#10;&#10;AI-generated content may be incorrect."/>
             <wp:cNvGraphicFramePr>
               <a:graphicFrameLocks xmlns:a="http://schemas.openxmlformats.org/drawingml/2006/main" noChangeAspect="1"/>
@@ -4183,7 +4192,7 @@
                   <pic:spPr>
                     <a:xfrm>
                       <a:off x="0" y="0"/>
-                      <a:ext cx="4019347" cy="3410003"/>
+                      <a:ext cx="3971499" cy="3369409"/>
                     </a:xfrm>
                     <a:prstGeom prst="rect">
                       <a:avLst/>
@@ -4192,10 +4201,17 @@
                 </pic:pic>
               </a:graphicData>
             </a:graphic>
-          </wp:inline>
+            <wp14:sizeRelH relativeFrom="page">
+              <wp14:pctWidth>0</wp14:pctWidth>
+            </wp14:sizeRelH>
+            <wp14:sizeRelV relativeFrom="page">
+              <wp14:pctHeight>0</wp14:pctHeight>
+            </wp14:sizeRelV>
+          </wp:anchor>
         </w:drawing>
       </w:r>
     </w:p>
+    <w:p/>
     <w:p>
       <w:pPr>
         <w:rPr>
@@ -4637,12 +4653,24 @@
         <w:rPr>
           <w:rStyle w:val="normaltextrun"/>
         </w:rPr>
-        <w:t xml:space="preserve"> (Table 2a)</w:t>
+        <w:t xml:space="preserve"> (</w:t>
       </w:r>
       <w:r>
         <w:rPr>
           <w:rStyle w:val="normaltextrun"/>
         </w:rPr>
+        <w:t xml:space="preserve">Figure 2a and </w:t>
+      </w:r>
+      <w:r>
+        <w:rPr>
+          <w:rStyle w:val="normaltextrun"/>
+        </w:rPr>
+        <w:t>Table 2a)</w:t>
+      </w:r>
+      <w:r>
+        <w:rPr>
+          <w:rStyle w:val="normaltextrun"/>
+        </w:rPr>
         <w:t>. Th</w:t>
       </w:r>
       <w:r>
@@ -4725,142 +4753,175 @@
           <w:bCs/>
         </w:rPr>
       </w:pPr>
-    </w:p>
-    <w:p>
-      <w:pPr>
-        <w:rPr>
-          <w:b/>
-          <w:bCs/>
-        </w:rPr>
-      </w:pPr>
-    </w:p>
-    <w:p>
-      <w:pPr>
-        <w:rPr>
-          <w:b/>
-          <w:bCs/>
-        </w:rPr>
-      </w:pPr>
-    </w:p>
-    <w:p>
-      <w:pPr>
-        <w:rPr>
-          <w:b/>
-          <w:bCs/>
-        </w:rPr>
-      </w:pPr>
-    </w:p>
-    <w:p>
-      <w:pPr>
-        <w:rPr>
-          <w:b/>
-          <w:bCs/>
-        </w:rPr>
-      </w:pPr>
-    </w:p>
-    <w:p>
-      <w:pPr>
-        <w:rPr>
-          <w:b/>
-          <w:bCs/>
-        </w:rPr>
-      </w:pPr>
-    </w:p>
-    <w:p>
-      <w:pPr>
-        <w:rPr>
-          <w:b/>
-          <w:bCs/>
-        </w:rPr>
-      </w:pPr>
-    </w:p>
-    <w:p>
-      <w:pPr>
-        <w:rPr>
-          <w:b/>
-          <w:bCs/>
-        </w:rPr>
-      </w:pPr>
-    </w:p>
-    <w:p>
-      <w:pPr>
-        <w:rPr>
-          <w:b/>
-          <w:bCs/>
-        </w:rPr>
-      </w:pPr>
-    </w:p>
-    <w:p>
-      <w:pPr>
-        <w:rPr>
-          <w:b/>
-          <w:bCs/>
-        </w:rPr>
-      </w:pPr>
-    </w:p>
-    <w:p>
-      <w:pPr>
-        <w:rPr>
-          <w:b/>
-          <w:bCs/>
-        </w:rPr>
-      </w:pPr>
-    </w:p>
-    <w:p>
-      <w:pPr>
-        <w:rPr>
-          <w:b/>
-          <w:bCs/>
-        </w:rPr>
-      </w:pPr>
-    </w:p>
-    <w:p>
-      <w:pPr>
-        <w:rPr>
-          <w:b/>
-          <w:bCs/>
-        </w:rPr>
-      </w:pPr>
-    </w:p>
-    <w:p>
-      <w:pPr>
-        <w:rPr>
-          <w:b/>
-          <w:bCs/>
-        </w:rPr>
-      </w:pPr>
-    </w:p>
-    <w:p>
-      <w:pPr>
-        <w:rPr>
-          <w:b/>
-          <w:bCs/>
-        </w:rPr>
-      </w:pPr>
-    </w:p>
-    <w:p>
-      <w:pPr>
-        <w:rPr>
-          <w:b/>
-          <w:bCs/>
-        </w:rPr>
-      </w:pPr>
-    </w:p>
-    <w:p>
-      <w:pPr>
-        <w:rPr>
-          <w:b/>
-          <w:bCs/>
-        </w:rPr>
-      </w:pPr>
-    </w:p>
-    <w:p>
-      <w:pPr>
-        <w:rPr>
-          <w:b/>
-          <w:bCs/>
-        </w:rPr>
-      </w:pPr>
+      <w:r>
+        <w:rPr>
+          <w:b/>
+          <w:bCs/>
+          <w:noProof/>
+        </w:rPr>
+        <w:drawing>
+          <wp:anchor distT="0" distB="0" distL="114300" distR="114300" simplePos="0" relativeHeight="251674624" behindDoc="0" locked="0" layoutInCell="1" allowOverlap="1" wp14:anchorId="15BA1E52" wp14:editId="7035EDEE">
+            <wp:simplePos x="0" y="0"/>
+            <wp:positionH relativeFrom="column">
+              <wp:posOffset>8890</wp:posOffset>
+            </wp:positionH>
+            <wp:positionV relativeFrom="paragraph">
+              <wp:posOffset>187960</wp:posOffset>
+            </wp:positionV>
+            <wp:extent cx="5943600" cy="3581400"/>
+            <wp:effectExtent l="12700" t="12700" r="12700" b="12700"/>
+            <wp:wrapTopAndBottom/>
+            <wp:docPr id="1723304006" name="Picture 2" descr="A graph of different colored lines&#10;&#10;AI-generated content may be incorrect."/>
+            <wp:cNvGraphicFramePr>
+              <a:graphicFrameLocks xmlns:a="http://schemas.openxmlformats.org/drawingml/2006/main" noChangeAspect="1"/>
+            </wp:cNvGraphicFramePr>
+            <a:graphic xmlns:a="http://schemas.openxmlformats.org/drawingml/2006/main">
+              <a:graphicData uri="http://schemas.openxmlformats.org/drawingml/2006/picture">
+                <pic:pic xmlns:pic="http://schemas.openxmlformats.org/drawingml/2006/picture">
+                  <pic:nvPicPr>
+                    <pic:cNvPr id="1723304006" name="Picture 2" descr="A graph of different colored lines&#10;&#10;AI-generated content may be incorrect."/>
+                    <pic:cNvPicPr/>
+                  </pic:nvPicPr>
+                  <pic:blipFill>
+                    <a:blip r:embed="rId24">
+                      <a:extLst>
+                        <a:ext uri="{28A0092B-C50C-407E-A947-70E740481C1C}">
+                          <a14:useLocalDpi xmlns:a14="http://schemas.microsoft.com/office/drawing/2010/main" val="0"/>
+                        </a:ext>
+                      </a:extLst>
+                    </a:blip>
+                    <a:stretch>
+                      <a:fillRect/>
+                    </a:stretch>
+                  </pic:blipFill>
+                  <pic:spPr>
+                    <a:xfrm>
+                      <a:off x="0" y="0"/>
+                      <a:ext cx="5943600" cy="3581400"/>
+                    </a:xfrm>
+                    <a:prstGeom prst="rect">
+                      <a:avLst/>
+                    </a:prstGeom>
+                    <a:ln>
+                      <a:solidFill>
+                        <a:schemeClr val="tx1"/>
+                      </a:solidFill>
+                    </a:ln>
+                  </pic:spPr>
+                </pic:pic>
+              </a:graphicData>
+            </a:graphic>
+            <wp14:sizeRelH relativeFrom="page">
+              <wp14:pctWidth>0</wp14:pctWidth>
+            </wp14:sizeRelH>
+            <wp14:sizeRelV relativeFrom="page">
+              <wp14:pctHeight>0</wp14:pctHeight>
+            </wp14:sizeRelV>
+          </wp:anchor>
+        </w:drawing>
+      </w:r>
+    </w:p>
+    <w:p>
+      <w:pPr>
+        <w:spacing w:line="240" w:lineRule="auto"/>
+        <w:rPr>
+          <w:b/>
+          <w:bCs/>
+        </w:rPr>
+      </w:pPr>
+      <w:r>
+        <w:rPr>
+          <w:b/>
+          <w:bCs/>
+        </w:rPr>
+        <w:t>Figure</w:t>
+      </w:r>
+      <w:r>
+        <w:rPr>
+          <w:b/>
+          <w:bCs/>
+        </w:rPr>
+        <w:t xml:space="preserve"> 2a. </w:t>
+      </w:r>
+      <w:r>
+        <w:rPr>
+          <w:b/>
+          <w:bCs/>
+        </w:rPr>
+        <w:t>Reclamation scenarios of</w:t>
+      </w:r>
+      <w:r>
+        <w:rPr>
+          <w:b/>
+          <w:bCs/>
+        </w:rPr>
+        <w:t xml:space="preserve"> </w:t>
+      </w:r>
+      <w:r>
+        <w:rPr>
+          <w:b/>
+          <w:bCs/>
+        </w:rPr>
+        <w:t>future natural flow to Lake Powell (red</w:t>
+      </w:r>
+      <w:r>
+        <w:rPr>
+          <w:b/>
+          <w:bCs/>
+        </w:rPr>
+        <w:t>) and</w:t>
+      </w:r>
+      <w:r>
+        <w:rPr>
+          <w:b/>
+          <w:bCs/>
+        </w:rPr>
+        <w:t xml:space="preserve"> 24‑month study 10</w:t>
+      </w:r>
+      <w:r>
+        <w:rPr>
+          <w:b/>
+          <w:bCs/>
+          <w:vertAlign w:val="superscript"/>
+        </w:rPr>
+        <w:t>th</w:t>
+      </w:r>
+      <w:r>
+        <w:rPr>
+          <w:b/>
+          <w:bCs/>
+        </w:rPr>
+        <w:t xml:space="preserve"> and 50</w:t>
+      </w:r>
+      <w:r>
+        <w:rPr>
+          <w:b/>
+          <w:bCs/>
+          <w:vertAlign w:val="superscript"/>
+        </w:rPr>
+        <w:t>th</w:t>
+      </w:r>
+      <w:r>
+        <w:rPr>
+          <w:b/>
+          <w:bCs/>
+        </w:rPr>
+        <w:t xml:space="preserve"> </w:t>
+      </w:r>
+      <w:r>
+        <w:rPr>
+          <w:b/>
+          <w:bCs/>
+        </w:rPr>
+        <w:t>percentile projections (blue).</w:t>
+      </w:r>
+      <w:r>
+        <w:rPr>
+          <w:b/>
+          <w:bCs/>
+        </w:rPr>
+        <w:t xml:space="preserve"> </w:t>
+      </w:r>
     </w:p>
     <w:p>
       <w:pPr>
@@ -4935,7 +4996,7 @@
                     <pic:cNvPicPr/>
                   </pic:nvPicPr>
                   <pic:blipFill>
-                    <a:blip r:embed="rId24">
+                    <a:blip r:embed="rId25">
                       <a:extLst>
                         <a:ext uri="{28A0092B-C50C-407E-A947-70E740481C1C}">
                           <a14:useLocalDpi xmlns:a14="http://schemas.microsoft.com/office/drawing/2010/main" val="0"/>
@@ -5423,10 +5484,10 @@
         <w:t xml:space="preserve">per year </w:t>
       </w:r>
       <w:r>
-        <w:t xml:space="preserve">(Figure </w:t>
-      </w:r>
-      <w:r>
-        <w:t>2a</w:t>
+        <w:t>(</w:t>
+      </w:r>
+      <w:r>
+        <w:t>Figure 2b</w:t>
       </w:r>
       <w:r>
         <w:t>)</w:t>
@@ -5451,10 +5512,10 @@
         <w:t xml:space="preserve"> per year</w:t>
       </w:r>
       <w:r>
-        <w:t xml:space="preserve">; Figure </w:t>
-      </w:r>
-      <w:r>
-        <w:t>2b</w:t>
+        <w:t xml:space="preserve">; </w:t>
+      </w:r>
+      <w:r>
+        <w:t>Figure 2c</w:t>
       </w:r>
       <w:r>
         <w:t>)</w:t>
@@ -5472,10 +5533,10 @@
         <w:t xml:space="preserve"> per year (</w:t>
       </w:r>
       <w:r>
-        <w:t xml:space="preserve">Rosenberg, 2022; Wang and Schmidt, 2020; Figure </w:t>
-      </w:r>
-      <w:r>
-        <w:t>2c</w:t>
+        <w:t xml:space="preserve">Rosenberg, 2022; Wang and Schmidt, 2020; </w:t>
+      </w:r>
+      <w:r>
+        <w:t>Figure 2d</w:t>
       </w:r>
       <w:r>
         <w:t>).</w:t>
@@ -5494,9 +5555,9 @@
           <w:noProof/>
         </w:rPr>
         <w:drawing>
-          <wp:inline distT="0" distB="0" distL="0" distR="0" wp14:anchorId="62639D03" wp14:editId="4E8810C5">
+          <wp:inline distT="0" distB="0" distL="0" distR="0" wp14:anchorId="62639D03" wp14:editId="6FED7EB2">
             <wp:extent cx="4451130" cy="2240783"/>
-            <wp:effectExtent l="0" t="0" r="6985" b="7620"/>
+            <wp:effectExtent l="12700" t="12700" r="6985" b="7620"/>
             <wp:docPr id="237225050" name="Picture 1" descr="A graph showing a line&#10;&#10;Description automatically generated"/>
             <wp:cNvGraphicFramePr>
               <a:graphicFrameLocks xmlns:a="http://schemas.openxmlformats.org/drawingml/2006/main" noChangeAspect="1"/>
@@ -5509,7 +5570,7 @@
                     <pic:cNvPicPr/>
                   </pic:nvPicPr>
                   <pic:blipFill>
-                    <a:blip r:embed="rId25"/>
+                    <a:blip r:embed="rId26"/>
                     <a:stretch>
                       <a:fillRect/>
                     </a:stretch>
@@ -5522,6 +5583,11 @@
                     <a:prstGeom prst="rect">
                       <a:avLst/>
                     </a:prstGeom>
+                    <a:ln>
+                      <a:solidFill>
+                        <a:schemeClr val="tx1"/>
+                      </a:solidFill>
+                    </a:ln>
                   </pic:spPr>
                 </pic:pic>
               </a:graphicData>
@@ -5542,14 +5608,7 @@
           <w:b/>
           <w:bCs/>
         </w:rPr>
-        <w:t xml:space="preserve">Figure </w:t>
-      </w:r>
-      <w:r>
-        <w:rPr>
-          <w:b/>
-          <w:bCs/>
-        </w:rPr>
-        <w:t>2a</w:t>
+        <w:t>Figure 2b</w:t>
       </w:r>
       <w:r>
         <w:rPr>
@@ -5578,9 +5637,9 @@
           <w:noProof/>
         </w:rPr>
         <w:drawing>
-          <wp:inline distT="0" distB="0" distL="0" distR="0" wp14:anchorId="1A7165A9" wp14:editId="1B57DDC7">
+          <wp:inline distT="0" distB="0" distL="0" distR="0" wp14:anchorId="1A7165A9" wp14:editId="133EFB9C">
             <wp:extent cx="3399183" cy="2064205"/>
-            <wp:effectExtent l="0" t="0" r="0" b="0"/>
+            <wp:effectExtent l="12700" t="12700" r="17145" b="19050"/>
             <wp:docPr id="1816347536" name="Picture 1" descr="A graph of a number of blue bars&#10;&#10;Description automatically generated with medium confidence"/>
             <wp:cNvGraphicFramePr>
               <a:graphicFrameLocks xmlns:a="http://schemas.openxmlformats.org/drawingml/2006/main" noChangeAspect="1"/>
@@ -5593,7 +5652,7 @@
                     <pic:cNvPicPr/>
                   </pic:nvPicPr>
                   <pic:blipFill>
-                    <a:blip r:embed="rId26"/>
+                    <a:blip r:embed="rId27"/>
                     <a:stretch>
                       <a:fillRect/>
                     </a:stretch>
@@ -5606,6 +5665,11 @@
                     <a:prstGeom prst="rect">
                       <a:avLst/>
                     </a:prstGeom>
+                    <a:ln>
+                      <a:solidFill>
+                        <a:schemeClr val="tx1"/>
+                      </a:solidFill>
+                    </a:ln>
                   </pic:spPr>
                 </pic:pic>
               </a:graphicData>
@@ -5626,14 +5690,7 @@
           <w:b/>
           <w:bCs/>
         </w:rPr>
-        <w:t xml:space="preserve">Figure </w:t>
-      </w:r>
-      <w:r>
-        <w:rPr>
-          <w:b/>
-          <w:bCs/>
-        </w:rPr>
-        <w:t>2b</w:t>
+        <w:t>Figure 2c</w:t>
       </w:r>
       <w:r>
         <w:rPr>
@@ -5651,9 +5708,9 @@
           <w:noProof/>
         </w:rPr>
         <w:drawing>
-          <wp:inline distT="0" distB="0" distL="0" distR="0" wp14:anchorId="070D3FAA" wp14:editId="7052714E">
+          <wp:inline distT="0" distB="0" distL="0" distR="0" wp14:anchorId="070D3FAA" wp14:editId="06A38748">
             <wp:extent cx="4508626" cy="2693615"/>
-            <wp:effectExtent l="0" t="0" r="6350" b="0"/>
+            <wp:effectExtent l="12700" t="12700" r="12700" b="12065"/>
             <wp:docPr id="6" name="Picture 6"/>
             <wp:cNvGraphicFramePr>
               <a:graphicFrameLocks xmlns:a="http://schemas.openxmlformats.org/drawingml/2006/main" noChangeAspect="1"/>
@@ -5666,7 +5723,7 @@
                     <pic:cNvPicPr/>
                   </pic:nvPicPr>
                   <pic:blipFill>
-                    <a:blip r:embed="rId27"/>
+                    <a:blip r:embed="rId28"/>
                     <a:stretch>
                       <a:fillRect/>
                     </a:stretch>
@@ -5679,6 +5736,11 @@
                     <a:prstGeom prst="rect">
                       <a:avLst/>
                     </a:prstGeom>
+                    <a:ln>
+                      <a:solidFill>
+                        <a:schemeClr val="tx1"/>
+                      </a:solidFill>
+                    </a:ln>
                   </pic:spPr>
                 </pic:pic>
               </a:graphicData>
@@ -5699,14 +5761,7 @@
           <w:b/>
           <w:bCs/>
         </w:rPr>
-        <w:t xml:space="preserve">Figure </w:t>
-      </w:r>
-      <w:r>
-        <w:rPr>
-          <w:b/>
-          <w:bCs/>
-        </w:rPr>
-        <w:t>2c</w:t>
+        <w:t>Figure 2d</w:t>
       </w:r>
       <w:r>
         <w:rPr>
@@ -5819,7 +5874,13 @@
     </w:p>
     <w:p>
       <w:r>
-        <w:t>In subsequent years (Columns D, E, …), the Lake Mead storage volume is the is the storage at the end of the prior year (Row 134).</w:t>
+        <w:t>In subsequent years (Columns D, E, …), the Lake Mead storage volume is the is the storage at the end of the prior year (Row 1</w:t>
+      </w:r>
+      <w:r>
+        <w:t>46</w:t>
+      </w:r>
+      <w:r>
+        <w:t>).</w:t>
       </w:r>
     </w:p>
     <w:p/>
@@ -6397,15 +6458,14 @@
         <w:t xml:space="preserve"> will get the same or more storage water as they get with current operations.  </w:t>
       </w:r>
     </w:p>
-    <w:p/>
-    <w:p/>
-    <w:p/>
     <w:p>
       <w:pPr>
         <w:pStyle w:val="Heading2"/>
+        <w:ind w:left="0" w:firstLine="0"/>
       </w:pPr>
       <w:bookmarkStart w:id="9" w:name="CalculatePowellMeadEvaporation"/>
       <w:r>
+        <w:lastRenderedPageBreak/>
         <w:t xml:space="preserve">3B. </w:t>
       </w:r>
       <w:r>
@@ -6658,7 +6718,7 @@
                     <pic:cNvPicPr/>
                   </pic:nvPicPr>
                   <pic:blipFill>
-                    <a:blip r:embed="rId28"/>
+                    <a:blip r:embed="rId29"/>
                     <a:stretch>
                       <a:fillRect/>
                     </a:stretch>
@@ -7054,7 +7114,7 @@
                     </pic:cNvPicPr>
                   </pic:nvPicPr>
                   <pic:blipFill>
-                    <a:blip r:embed="rId29">
+                    <a:blip r:embed="rId30">
                       <a:extLst>
                         <a:ext uri="{28A0092B-C50C-407E-A947-70E740481C1C}">
                           <a14:useLocalDpi xmlns:a14="http://schemas.microsoft.com/office/drawing/2010/main" val="0"/>
@@ -7313,50 +7373,19 @@
         </w:numPr>
       </w:pPr>
       <w:r>
-        <w:t xml:space="preserve">Finally, we calculate each </w:t>
-      </w:r>
-      <w:proofErr w:type="gramStart"/>
-      <w:r>
-        <w:t>users</w:t>
-      </w:r>
-      <w:proofErr w:type="gramEnd"/>
-      <w:r>
-        <w:t xml:space="preserve"> percentage share of the inflow as their volume (Table 4a, Columns [</w:t>
-      </w:r>
-      <w:r>
-        <w:t>H</w:t>
-      </w:r>
-      <w:r>
-        <w:t>] to [</w:t>
-      </w:r>
-      <w:r>
-        <w:t>L</w:t>
-      </w:r>
-      <w:r>
-        <w:t>]) by the total available water (Column [B]).</w:t>
-      </w:r>
-    </w:p>
-    <w:p>
-      <w:pPr>
-        <w:rPr>
-          <w:b/>
-          <w:bCs/>
-        </w:rPr>
-      </w:pPr>
-      <w:r>
         <w:rPr>
           <w:b/>
           <w:bCs/>
           <w:noProof/>
         </w:rPr>
         <w:drawing>
-          <wp:anchor distT="0" distB="0" distL="114300" distR="114300" simplePos="0" relativeHeight="251668480" behindDoc="0" locked="0" layoutInCell="1" allowOverlap="1" wp14:anchorId="13ECD868" wp14:editId="419C822E">
+          <wp:anchor distT="0" distB="0" distL="114300" distR="114300" simplePos="0" relativeHeight="251668480" behindDoc="0" locked="0" layoutInCell="1" allowOverlap="1" wp14:anchorId="13ECD868" wp14:editId="58F3EFB5">
             <wp:simplePos x="0" y="0"/>
             <wp:positionH relativeFrom="column">
-              <wp:posOffset>750570</wp:posOffset>
+              <wp:posOffset>1176083</wp:posOffset>
             </wp:positionH>
             <wp:positionV relativeFrom="paragraph">
-              <wp:posOffset>204470</wp:posOffset>
+              <wp:posOffset>557781</wp:posOffset>
             </wp:positionV>
             <wp:extent cx="3397885" cy="3185160"/>
             <wp:effectExtent l="0" t="0" r="0" b="0"/>
@@ -7373,7 +7402,7 @@
                     <pic:cNvPicPr/>
                   </pic:nvPicPr>
                   <pic:blipFill>
-                    <a:blip r:embed="rId30" cstate="print">
+                    <a:blip r:embed="rId31" cstate="print">
                       <a:extLst>
                         <a:ext uri="{28A0092B-C50C-407E-A947-70E740481C1C}">
                           <a14:useLocalDpi xmlns:a14="http://schemas.microsoft.com/office/drawing/2010/main" val="0"/>
@@ -7405,6 +7434,29 @@
           </wp:anchor>
         </w:drawing>
       </w:r>
+      <w:r>
+        <w:t xml:space="preserve">Finally, we calculate each </w:t>
+      </w:r>
+      <w:proofErr w:type="gramStart"/>
+      <w:r>
+        <w:t>users</w:t>
+      </w:r>
+      <w:proofErr w:type="gramEnd"/>
+      <w:r>
+        <w:t xml:space="preserve"> percentage share of the inflow as their volume (Table 4a, Columns [</w:t>
+      </w:r>
+      <w:r>
+        <w:t>H</w:t>
+      </w:r>
+      <w:r>
+        <w:t>] to [</w:t>
+      </w:r>
+      <w:r>
+        <w:t>L</w:t>
+      </w:r>
+      <w:r>
+        <w:t>]) by the total available water (Column [B]).</w:t>
+      </w:r>
     </w:p>
     <w:p>
       <w:r>
@@ -7437,9 +7489,8 @@
         <w:rPr>
           <w:noProof/>
         </w:rPr>
-        <w:lastRenderedPageBreak/>
         <w:drawing>
-          <wp:anchor distT="0" distB="0" distL="114300" distR="114300" simplePos="0" relativeHeight="251670528" behindDoc="0" locked="0" layoutInCell="1" allowOverlap="1" wp14:anchorId="3751CB22" wp14:editId="74FD4286">
+          <wp:anchor distT="0" distB="0" distL="114300" distR="114300" simplePos="0" relativeHeight="251670528" behindDoc="0" locked="0" layoutInCell="1" allowOverlap="1" wp14:anchorId="3751CB22" wp14:editId="67FBCE2A">
             <wp:simplePos x="0" y="0"/>
             <wp:positionH relativeFrom="column">
               <wp:posOffset>360613</wp:posOffset>
@@ -7462,7 +7513,7 @@
                     <pic:cNvPicPr/>
                   </pic:nvPicPr>
                   <pic:blipFill>
-                    <a:blip r:embed="rId31" cstate="print">
+                    <a:blip r:embed="rId32" cstate="print">
                       <a:extLst>
                         <a:ext uri="{28A0092B-C50C-407E-A947-70E740481C1C}">
                           <a14:useLocalDpi xmlns:a14="http://schemas.microsoft.com/office/drawing/2010/main" val="0"/>
@@ -8099,7 +8150,6 @@
     </w:p>
     <w:p>
       <w:r>
-        <w:lastRenderedPageBreak/>
         <w:t xml:space="preserve">3. At 6.3 </w:t>
       </w:r>
       <w:proofErr w:type="spellStart"/>
@@ -8236,6 +8286,7 @@
         </w:numPr>
       </w:pPr>
       <w:r>
+        <w:lastRenderedPageBreak/>
         <w:t>The percentages highlighted in lilac</w:t>
       </w:r>
       <w:r>
@@ -8382,7 +8433,7 @@
                     <pic:cNvPicPr/>
                   </pic:nvPicPr>
                   <pic:blipFill>
-                    <a:blip r:embed="rId32" cstate="print">
+                    <a:blip r:embed="rId33" cstate="print">
                       <a:extLst>
                         <a:ext uri="{28A0092B-C50C-407E-A947-70E740481C1C}">
                           <a14:useLocalDpi xmlns:a14="http://schemas.microsoft.com/office/drawing/2010/main" val="0"/>
@@ -8459,10 +8510,10 @@
           <w:noProof/>
         </w:rPr>
         <w:drawing>
-          <wp:anchor distT="0" distB="0" distL="114300" distR="114300" simplePos="0" relativeHeight="251671552" behindDoc="0" locked="0" layoutInCell="1" allowOverlap="1" wp14:anchorId="1A5FC5AF" wp14:editId="426698B5">
+          <wp:anchor distT="0" distB="0" distL="114300" distR="114300" simplePos="0" relativeHeight="251671552" behindDoc="0" locked="0" layoutInCell="1" allowOverlap="1" wp14:anchorId="1A5FC5AF" wp14:editId="26E6EF39">
             <wp:simplePos x="0" y="0"/>
             <wp:positionH relativeFrom="column">
-              <wp:posOffset>-318035</wp:posOffset>
+              <wp:posOffset>-317500</wp:posOffset>
             </wp:positionH>
             <wp:positionV relativeFrom="paragraph">
               <wp:posOffset>507365</wp:posOffset>
@@ -8482,7 +8533,7 @@
                     <pic:cNvPicPr/>
                   </pic:nvPicPr>
                   <pic:blipFill rotWithShape="1">
-                    <a:blip r:embed="rId33" cstate="print">
+                    <a:blip r:embed="rId34" cstate="print">
                       <a:extLst>
                         <a:ext uri="{28A0092B-C50C-407E-A947-70E740481C1C}">
                           <a14:useLocalDpi xmlns:a14="http://schemas.microsoft.com/office/drawing/2010/main" val="0"/>
@@ -8546,7 +8597,6 @@
         <w:t xml:space="preserve">). </w:t>
       </w:r>
     </w:p>
-    <w:p/>
     <w:p>
       <w:pPr>
         <w:rPr>
@@ -9452,7 +9502,7 @@
                     <pic:cNvPicPr/>
                   </pic:nvPicPr>
                   <pic:blipFill>
-                    <a:blip r:embed="rId34" cstate="print">
+                    <a:blip r:embed="rId35" cstate="print">
                       <a:extLst>
                         <a:ext uri="{28A0092B-C50C-407E-A947-70E740481C1C}">
                           <a14:useLocalDpi xmlns:a14="http://schemas.microsoft.com/office/drawing/2010/main" val="0"/>
@@ -9697,7 +9747,7 @@
                 <w:noProof/>
               </w:rPr>
               <w:drawing>
-                <wp:inline distT="0" distB="0" distL="0" distR="0" wp14:anchorId="5F738E96" wp14:editId="61A9992F">
+                <wp:inline distT="0" distB="0" distL="0" distR="0" wp14:anchorId="5F738E96" wp14:editId="0DDD596A">
                   <wp:extent cx="4716397" cy="902234"/>
                   <wp:effectExtent l="0" t="0" r="0" b="0"/>
                   <wp:docPr id="881595818" name="Picture 1"/>
@@ -9714,7 +9764,7 @@
                           </pic:cNvPicPr>
                         </pic:nvPicPr>
                         <pic:blipFill>
-                          <a:blip r:embed="rId35" cstate="print">
+                          <a:blip r:embed="rId36" cstate="print">
                             <a:extLst>
                               <a:ext uri="{28A0092B-C50C-407E-A947-70E740481C1C}">
                                 <a14:useLocalDpi xmlns:a14="http://schemas.microsoft.com/office/drawing/2010/main" val="0"/>
@@ -9993,8 +10043,8 @@
           <w:noProof/>
         </w:rPr>
         <w:drawing>
-          <wp:inline distT="0" distB="0" distL="0" distR="0" wp14:anchorId="1B7AA885" wp14:editId="209069BF">
-            <wp:extent cx="4108862" cy="2123764"/>
+          <wp:inline distT="0" distB="0" distL="0" distR="0" wp14:anchorId="1B7AA885" wp14:editId="78A60667">
+            <wp:extent cx="4108450" cy="2123440"/>
             <wp:effectExtent l="0" t="0" r="6350" b="0"/>
             <wp:docPr id="1487278973" name="Picture 1" descr="A table with numbers and a number of states&#10;&#10;Description automatically generated"/>
             <wp:cNvGraphicFramePr>
@@ -10007,20 +10057,27 @@
                     <pic:cNvPr id="1487278973" name="Picture 1" descr="A table with numbers and a number of states&#10;&#10;Description automatically generated"/>
                     <pic:cNvPicPr/>
                   </pic:nvPicPr>
-                  <pic:blipFill>
-                    <a:blip r:embed="rId36"/>
-                    <a:stretch>
-                      <a:fillRect/>
-                    </a:stretch>
+                  <pic:blipFill rotWithShape="1">
+                    <a:blip r:embed="rId37"/>
+                    <a:srcRect r="-5"/>
+                    <a:stretch/>
                   </pic:blipFill>
-                  <pic:spPr>
+                  <pic:spPr bwMode="auto">
                     <a:xfrm>
                       <a:off x="0" y="0"/>
-                      <a:ext cx="4118181" cy="2128581"/>
+                      <a:ext cx="4109077" cy="2123764"/>
                     </a:xfrm>
                     <a:prstGeom prst="rect">
                       <a:avLst/>
                     </a:prstGeom>
+                    <a:ln>
+                      <a:noFill/>
+                    </a:ln>
+                    <a:extLst>
+                      <a:ext uri="{53640926-AAD7-44D8-BBD7-CCE9431645EC}">
+                        <a14:shadowObscured xmlns:a14="http://schemas.microsoft.com/office/drawing/2010/main"/>
+                      </a:ext>
+                    </a:extLst>
                   </pic:spPr>
                 </pic:pic>
               </a:graphicData>
@@ -10073,7 +10130,7 @@
                     <pic:cNvPicPr/>
                   </pic:nvPicPr>
                   <pic:blipFill>
-                    <a:blip r:embed="rId37"/>
+                    <a:blip r:embed="rId38"/>
                     <a:stretch>
                       <a:fillRect/>
                     </a:stretch>
@@ -10147,11 +10204,9 @@
       <w:r>
         <w:t xml:space="preserve"> actions grouped by Purchases and Sales, Account Withdraws, and Account end-of-year balances. These groupings can help see whether sales balanced purchases </w:t>
       </w:r>
-      <w:proofErr w:type="gramStart"/>
-      <w:r>
-        <w:t>and also</w:t>
-      </w:r>
-      <w:proofErr w:type="gramEnd"/>
+      <w:r>
+        <w:t>and</w:t>
+      </w:r>
       <w:r>
         <w:t xml:space="preserve"> overall water consumption for the year.</w:t>
       </w:r>
@@ -10244,13 +10299,11 @@
       <w:r>
         <w:t xml:space="preserve"> Lake Mead operations. </w:t>
       </w:r>
-      <w:proofErr w:type="gramStart"/>
-      <w:r>
-        <w:t>So</w:t>
-      </w:r>
-      <w:proofErr w:type="gramEnd"/>
-      <w:r>
-        <w:t xml:space="preserve"> continue to play years so long as the discussion provokes new insights.</w:t>
+      <w:r>
+        <w:t>C</w:t>
+      </w:r>
+      <w:r>
+        <w:t>ontinue to play years so long as the discussion provokes new insights.</w:t>
       </w:r>
     </w:p>
     <w:p>
@@ -10313,35 +10366,6 @@
       </w:r>
       <w:r>
         <w:t xml:space="preserve"> </w:t>
-      </w:r>
-      <w:hyperlink r:id="rId38" w:history="1">
-        <w:r>
-          <w:rPr>
-            <w:rStyle w:val="Hyperlink"/>
-          </w:rPr>
-          <w:t>https://github.com/dzeke/ColoradoRiverCollaborate/tree/main/LakeMeadWaterBankDivideInflow</w:t>
-        </w:r>
-      </w:hyperlink>
-      <w:r>
-        <w:t>.</w:t>
-      </w:r>
-    </w:p>
-    <w:p/>
-    <w:p>
-      <w:pPr>
-        <w:pStyle w:val="Heading1"/>
-      </w:pPr>
-      <w:r>
-        <w:lastRenderedPageBreak/>
-        <w:t>Requested Citation</w:t>
-      </w:r>
-    </w:p>
-    <w:p>
-      <w:r>
-        <w:t>Rosenberg (2024). “</w:t>
-      </w:r>
-      <w:r>
-        <w:t xml:space="preserve">Lake Mead Water Bank based on the Principle of Divide Reservoir Inflow." Utah State University, Logan, UT. </w:t>
       </w:r>
       <w:hyperlink r:id="rId39" w:history="1">
         <w:r>
@@ -10354,12 +10378,67 @@
       <w:r>
         <w:t>.</w:t>
       </w:r>
+    </w:p>
+    <w:p>
+      <w:pPr>
+        <w:pStyle w:val="Heading1"/>
+      </w:pPr>
+      <w:r>
+        <w:lastRenderedPageBreak/>
+        <w:t>Requested Citation</w:t>
+      </w:r>
+    </w:p>
+    <w:p>
+      <w:pPr>
+        <w:spacing w:after="0" w:line="240" w:lineRule="auto"/>
+      </w:pPr>
+      <w:r>
+        <w:t xml:space="preserve">Rosenberg et al. </w:t>
+      </w:r>
+      <w:r>
+        <w:t>(</w:t>
+      </w:r>
+      <w:r>
+        <w:t>202</w:t>
+      </w:r>
+      <w:r>
+        <w:t>6</w:t>
+      </w:r>
+      <w:r>
+        <w:t xml:space="preserve">). "Immersive Model for Lake Mead Based on the Principle of Divide Reservoir Inflow" </w:t>
+      </w:r>
+    </w:p>
+    <w:p>
+      <w:pPr>
+        <w:spacing w:after="0" w:line="240" w:lineRule="auto"/>
+      </w:pPr>
+      <w:r>
+        <w:t>Utah State University, Logan,</w:t>
+      </w:r>
       <w:r>
         <w:t xml:space="preserve"> </w:t>
       </w:r>
       <w:r>
-        <w:t xml:space="preserve"> </w:t>
-      </w:r>
+        <w:t>UT. </w:t>
+      </w:r>
+    </w:p>
+    <w:p>
+      <w:pPr>
+        <w:spacing w:after="0" w:line="240" w:lineRule="auto"/>
+      </w:pPr>
+      <w:hyperlink r:id="rId40" w:history="1">
+        <w:r>
+          <w:rPr>
+            <w:rStyle w:val="Hyperlink"/>
+          </w:rPr>
+          <w:t>https://github.com/ImmersiveModelsColoradoRiver/LakeMeadDivideInflow/blob/main/ModelGuide/ModelGuide-LakeMeadWaterBank.md</w:t>
+        </w:r>
+      </w:hyperlink>
+    </w:p>
+    <w:p>
+      <w:pPr>
+        <w:spacing w:after="0" w:line="240" w:lineRule="auto"/>
+      </w:pPr>
     </w:p>
     <w:p>
       <w:pPr>
@@ -10408,7 +10487,7 @@
           <w:bCs/>
         </w:rPr>
       </w:pPr>
-      <w:hyperlink r:id="rId40" w:history="1">
+      <w:hyperlink r:id="rId41" w:history="1">
         <w:r>
           <w:rPr>
             <w:rStyle w:val="Hyperlink"/>
@@ -10516,7 +10595,7 @@
         </w:rPr>
         <w:t xml:space="preserve">  </w:t>
       </w:r>
-      <w:hyperlink r:id="rId41" w:history="1">
+      <w:hyperlink r:id="rId42" w:history="1">
         <w:r>
           <w:rPr>
             <w:rStyle w:val="Hyperlink"/>
@@ -10615,7 +10694,7 @@
         </w:rPr>
         <w:t xml:space="preserve"> (Section 3); Equalize storage in Lake Powell and Lake Mead (Section 6). </w:t>
       </w:r>
-      <w:hyperlink r:id="rId42" w:history="1">
+      <w:hyperlink r:id="rId43" w:history="1">
         <w:r>
           <w:rPr>
             <w:rFonts w:ascii="Times New Roman" w:hAnsi="Times New Roman"/>
@@ -10703,7 +10782,7 @@
         </w:rPr>
         <w:t xml:space="preserve"> mandatory conservation as Lake Mead’s level falls from 1,090 to 1,025 feet. </w:t>
       </w:r>
-      <w:hyperlink r:id="rId43" w:history="1">
+      <w:hyperlink r:id="rId44" w:history="1">
         <w:r>
           <w:rPr>
             <w:rFonts w:ascii="Times New Roman" w:hAnsi="Times New Roman"/>
@@ -10983,7 +11062,7 @@
         </w:rPr>
         <w:t xml:space="preserve">. Protect Lake Mead from falling below elevation 1,020 feet. </w:t>
       </w:r>
-      <w:hyperlink r:id="rId44" w:history="1">
+      <w:hyperlink r:id="rId45" w:history="1">
         <w:r>
           <w:rPr>
             <w:rStyle w:val="Hyperlink"/>
@@ -11471,7 +11550,7 @@
       <w:r>
         <w:t xml:space="preserve">, November 8, 2021. </w:t>
       </w:r>
-      <w:hyperlink r:id="rId45" w:history="1">
+      <w:hyperlink r:id="rId46" w:history="1">
         <w:r>
           <w:rPr>
             <w:rStyle w:val="Hyperlink"/>
@@ -11492,7 +11571,7 @@
       <w:r>
         <w:t xml:space="preserve">Buschatzke, T., Hamby, J. B., and Entsminger, J. (2024). "Lower Basin Alternative for the Post-2026 Coordinated Operation of the Colorado River Basin." </w:t>
       </w:r>
-      <w:hyperlink r:id="rId46" w:history="1">
+      <w:hyperlink r:id="rId47" w:history="1">
         <w:r>
           <w:rPr>
             <w:rStyle w:val="Hyperlink"/>
@@ -11522,7 +11601,7 @@
       <w:r>
         <w:t xml:space="preserve">. </w:t>
       </w:r>
-      <w:hyperlink r:id="rId47" w:history="1">
+      <w:hyperlink r:id="rId48" w:history="1">
         <w:r>
           <w:rPr>
             <w:rStyle w:val="Hyperlink"/>
@@ -11543,7 +11622,7 @@
       <w:r>
         <w:t xml:space="preserve">Colorado River Compact. (1922). </w:t>
       </w:r>
-      <w:hyperlink r:id="rId48" w:history="1">
+      <w:hyperlink r:id="rId49" w:history="1">
         <w:r>
           <w:rPr>
             <w:rStyle w:val="Hyperlink"/>
@@ -11564,7 +11643,7 @@
       <w:r>
         <w:t xml:space="preserve">IBWC. (2021). "Minutes between the United States and Mexican Sections of the IBWC." United States Section, </w:t>
       </w:r>
-      <w:hyperlink r:id="rId49" w:history="1">
+      <w:hyperlink r:id="rId50" w:history="1">
         <w:r>
           <w:rPr>
             <w:rStyle w:val="Hyperlink"/>
@@ -11594,7 +11673,7 @@
       <w:r>
         <w:t xml:space="preserve">. </w:t>
       </w:r>
-      <w:hyperlink r:id="rId50" w:history="1">
+      <w:hyperlink r:id="rId51" w:history="1">
         <w:r>
           <w:rPr>
             <w:rStyle w:val="Hyperlink"/>
@@ -11634,7 +11713,7 @@
       <w:r>
         <w:t xml:space="preserve">Moreo, M. T. (2015). "Evaporation data from Lake Mead and Lake Mohave, Nevada and Arizona, March 2010 through April 2015." U.S. Geological Survey Data Release. </w:t>
       </w:r>
-      <w:hyperlink r:id="rId51" w:history="1">
+      <w:hyperlink r:id="rId52" w:history="1">
         <w:r>
           <w:rPr>
             <w:rStyle w:val="Hyperlink"/>
@@ -11664,7 +11743,7 @@
       <w:r>
         <w:t xml:space="preserve">, 3. </w:t>
       </w:r>
-      <w:hyperlink r:id="rId52" w:history="1">
+      <w:hyperlink r:id="rId53" w:history="1">
         <w:r>
           <w:rPr>
             <w:rStyle w:val="Hyperlink"/>
@@ -11694,7 +11773,7 @@
       <w:r>
         <w:t xml:space="preserve">, 60(7), e2024WR037225. </w:t>
       </w:r>
-      <w:hyperlink r:id="rId53" w:history="1">
+      <w:hyperlink r:id="rId54" w:history="1">
         <w:r>
           <w:rPr>
             <w:rStyle w:val="Hyperlink"/>
@@ -11715,7 +11794,7 @@
       <w:r>
         <w:t xml:space="preserve">Schmidt, J. C., Kraft, M., Tuzlak, D., and Walker, A. (2016). "Fill Mead First: a technical assessment." Utah State University, Logan, Utah. </w:t>
       </w:r>
-      <w:hyperlink r:id="rId54" w:history="1">
+      <w:hyperlink r:id="rId55" w:history="1">
         <w:r>
           <w:rPr>
             <w:rStyle w:val="Hyperlink"/>
@@ -11736,7 +11815,7 @@
       <w:r>
         <w:t xml:space="preserve">Ten Tribes Partnership. (2018). "Colorado River Basin  Ten Tribes Partnership Tribal Water Study." U.S. Department of the Interior, Bureau of Reclamation, Ten Tribes Partnership. </w:t>
       </w:r>
-      <w:hyperlink r:id="rId55" w:history="1">
+      <w:hyperlink r:id="rId56" w:history="1">
         <w:r>
           <w:rPr>
             <w:rStyle w:val="Hyperlink"/>
@@ -11766,7 +11845,7 @@
       <w:r>
         <w:t xml:space="preserve">. </w:t>
       </w:r>
-      <w:hyperlink r:id="rId56" w:history="1">
+      <w:hyperlink r:id="rId57" w:history="1">
         <w:r>
           <w:rPr>
             <w:rStyle w:val="Hyperlink"/>
@@ -11796,7 +11875,7 @@
       <w:r>
         <w:t xml:space="preserve">. </w:t>
       </w:r>
-      <w:hyperlink r:id="rId57" w:history="1">
+      <w:hyperlink r:id="rId58" w:history="1">
         <w:r>
           <w:rPr>
             <w:rStyle w:val="Hyperlink"/>
@@ -11817,7 +11896,7 @@
       <w:r>
         <w:t xml:space="preserve">USBR. (2012). "Colorado River Basin Water Supply and Demand Study." U.S. Department of Interior, Bureau of Reclamation, Washington, D.C., </w:t>
       </w:r>
-      <w:hyperlink r:id="rId58" w:history="1">
+      <w:hyperlink r:id="rId59" w:history="1">
         <w:r>
           <w:rPr>
             <w:rStyle w:val="Hyperlink"/>
@@ -11839,7 +11918,7 @@
         <w:lastRenderedPageBreak/>
         <w:t xml:space="preserve">USBR. (2019). "Agreement Concerning Colorado River Drought Contingency Management and Operations." U.S. Bureau of Reclamation, Washington, DC. </w:t>
       </w:r>
-      <w:hyperlink r:id="rId59" w:history="1">
+      <w:hyperlink r:id="rId60" w:history="1">
         <w:r>
           <w:rPr>
             <w:rStyle w:val="Hyperlink"/>
@@ -11860,7 +11939,7 @@
       <w:r>
         <w:t xml:space="preserve">USBR. (2020). "Review of the Colorado River Interim Guidelines for Lower Basin Shortages and Coordinated Operations for Lake Powell and Lake Mead." U.S. Bureau of Reclamation, U.S. Department of Interior. </w:t>
       </w:r>
-      <w:hyperlink r:id="rId60" w:history="1">
+      <w:hyperlink r:id="rId61" w:history="1">
         <w:r>
           <w:rPr>
             <w:rStyle w:val="Hyperlink"/>
@@ -11881,7 +11960,7 @@
       <w:r>
         <w:t xml:space="preserve">USBR. (2021a). "Boulder Canyon Operations Office - Program and Activities: Water Accounting Reports." U.S. Bureau of Reclamation. </w:t>
       </w:r>
-      <w:hyperlink r:id="rId61" w:history="1">
+      <w:hyperlink r:id="rId62" w:history="1">
         <w:r>
           <w:rPr>
             <w:rStyle w:val="Hyperlink"/>
@@ -11902,7 +11981,7 @@
       <w:r>
         <w:t xml:space="preserve">USBR. (2021b). "Lake Mead at Hoover Dam, End of Month Elevation." Lower Colorado River Operations, U.S. Buruea of Reclamation, </w:t>
       </w:r>
-      <w:hyperlink r:id="rId62" w:history="1">
+      <w:hyperlink r:id="rId63" w:history="1">
         <w:r>
           <w:rPr>
             <w:rStyle w:val="Hyperlink"/>
@@ -11923,7 +12002,7 @@
       <w:r>
         <w:t xml:space="preserve">USBR. (2021c). "Pilot System Conservation Program." U.S. Bureau of Reclamation, </w:t>
       </w:r>
-      <w:hyperlink r:id="rId63" w:history="1">
+      <w:hyperlink r:id="rId64" w:history="1">
         <w:r>
           <w:rPr>
             <w:rStyle w:val="Hyperlink"/>
@@ -11944,7 +12023,7 @@
       <w:r>
         <w:t xml:space="preserve">USBR. (2023a). "Integrated Technical Education Workgroup." U.S. Bureau of Reclamation, </w:t>
       </w:r>
-      <w:hyperlink r:id="rId64" w:history="1">
+      <w:hyperlink r:id="rId65" w:history="1">
         <w:r>
           <w:rPr>
             <w:rStyle w:val="Hyperlink"/>
@@ -11965,7 +12044,7 @@
       <w:r>
         <w:t xml:space="preserve">USBR. (2023b). "Post-2026 Colorado River Reservoir Operational Strategies for Lake Powell and Lake Mead: Summary of the Federal Register Notice Input Received." Reclamation, </w:t>
       </w:r>
-      <w:hyperlink r:id="rId65" w:history="1">
+      <w:hyperlink r:id="rId66" w:history="1">
         <w:r>
           <w:rPr>
             <w:rStyle w:val="Hyperlink"/>
@@ -11986,7 +12065,7 @@
       <w:r>
         <w:t xml:space="preserve">USGS. (2016). "Colorado River Basin map." U.S. Geological Survey. </w:t>
       </w:r>
-      <w:hyperlink r:id="rId66" w:history="1">
+      <w:hyperlink r:id="rId67" w:history="1">
         <w:r>
           <w:rPr>
             <w:rStyle w:val="Hyperlink"/>
@@ -12007,7 +12086,7 @@
       <w:r>
         <w:t xml:space="preserve">Wheeler, K. G., Schmidt, J. C., and Rosenberg, D. E. (2019). "Water Resource Modelling of the Colorado River – Present and Future Strategies." Center for Colorado River Studies, Utah State University, Logan, Utah. </w:t>
       </w:r>
-      <w:hyperlink r:id="rId67" w:history="1">
+      <w:hyperlink r:id="rId68" w:history="1">
         <w:r>
           <w:rPr>
             <w:rStyle w:val="Hyperlink"/>
@@ -12036,7 +12115,7 @@
       <w:r>
         <w:t xml:space="preserve">, 37(4), 913-929. </w:t>
       </w:r>
-      <w:hyperlink r:id="rId68" w:history="1">
+      <w:hyperlink r:id="rId69" w:history="1">
         <w:r>
           <w:rPr>
             <w:rStyle w:val="Hyperlink"/>
@@ -12062,8 +12141,8 @@
       </w:r>
     </w:p>
     <w:sectPr>
-      <w:headerReference w:type="default" r:id="rId69"/>
-      <w:footerReference w:type="default" r:id="rId70"/>
+      <w:headerReference w:type="default" r:id="rId70"/>
+      <w:footerReference w:type="default" r:id="rId71"/>
       <w:pgSz w:w="12240" w:h="15840"/>
       <w:pgMar w:top="1440" w:right="1440" w:bottom="1440" w:left="1440" w:header="720" w:footer="720" w:gutter="0"/>
       <w:cols w:space="720"/>
@@ -15834,7 +15913,6 @@
   <w:style w:type="character" w:default="1" w:styleId="DefaultParagraphFont">
     <w:name w:val="Default Paragraph Font"/>
     <w:uiPriority w:val="1"/>
-    <w:semiHidden/>
     <w:unhideWhenUsed/>
   </w:style>
   <w:style w:type="table" w:default="1" w:styleId="TableNormal">

--- a/ModelGuide/ModelGuide-LakeMeadWaterBank.docx
+++ b/ModelGuide/ModelGuide-LakeMeadWaterBank.docx
@@ -94,7 +94,10 @@
         <w:t>March 12</w:t>
       </w:r>
       <w:r>
-        <w:t>, 2025</w:t>
+        <w:t>, 202</w:t>
+      </w:r>
+      <w:r>
+        <w:t>6</w:t>
       </w:r>
     </w:p>
     <w:p/>
@@ -2465,6 +2468,7 @@
           </w:tcPr>
           <w:p>
             <w:r>
+              <w:lastRenderedPageBreak/>
               <w:t>Mexic</w:t>
             </w:r>
             <w:r>
@@ -4155,7 +4159,7 @@
           <w:noProof/>
         </w:rPr>
         <w:drawing>
-          <wp:anchor distT="0" distB="0" distL="114300" distR="114300" simplePos="0" relativeHeight="251673600" behindDoc="0" locked="0" layoutInCell="1" allowOverlap="1" wp14:anchorId="60025689" wp14:editId="39C8A6F7">
+          <wp:anchor distT="0" distB="0" distL="114300" distR="114300" simplePos="0" relativeHeight="251673600" behindDoc="0" locked="0" layoutInCell="1" allowOverlap="1" wp14:anchorId="60025689" wp14:editId="17A3EFBC">
             <wp:simplePos x="0" y="0"/>
             <wp:positionH relativeFrom="column">
               <wp:posOffset>913966</wp:posOffset>
@@ -4834,14 +4838,7 @@
           <w:b/>
           <w:bCs/>
         </w:rPr>
-        <w:t>Figure</w:t>
-      </w:r>
-      <w:r>
-        <w:rPr>
-          <w:b/>
-          <w:bCs/>
-        </w:rPr>
-        <w:t xml:space="preserve"> 2a. </w:t>
+        <w:t xml:space="preserve">Figure 2a. </w:t>
       </w:r>
       <w:r>
         <w:rPr>
@@ -7490,7 +7487,7 @@
           <w:noProof/>
         </w:rPr>
         <w:drawing>
-          <wp:anchor distT="0" distB="0" distL="114300" distR="114300" simplePos="0" relativeHeight="251670528" behindDoc="0" locked="0" layoutInCell="1" allowOverlap="1" wp14:anchorId="3751CB22" wp14:editId="67FBCE2A">
+          <wp:anchor distT="0" distB="0" distL="114300" distR="114300" simplePos="0" relativeHeight="251670528" behindDoc="0" locked="0" layoutInCell="1" allowOverlap="1" wp14:anchorId="3751CB22" wp14:editId="5AC0204C">
             <wp:simplePos x="0" y="0"/>
             <wp:positionH relativeFrom="column">
               <wp:posOffset>360613</wp:posOffset>
@@ -8510,7 +8507,7 @@
           <w:noProof/>
         </w:rPr>
         <w:drawing>
-          <wp:anchor distT="0" distB="0" distL="114300" distR="114300" simplePos="0" relativeHeight="251671552" behindDoc="0" locked="0" layoutInCell="1" allowOverlap="1" wp14:anchorId="1A5FC5AF" wp14:editId="26E6EF39">
+          <wp:anchor distT="0" distB="0" distL="114300" distR="114300" simplePos="0" relativeHeight="251671552" behindDoc="0" locked="0" layoutInCell="1" allowOverlap="1" wp14:anchorId="1A5FC5AF" wp14:editId="6FE5B791">
             <wp:simplePos x="0" y="0"/>
             <wp:positionH relativeFrom="column">
               <wp:posOffset>-317500</wp:posOffset>
@@ -9747,7 +9744,7 @@
                 <w:noProof/>
               </w:rPr>
               <w:drawing>
-                <wp:inline distT="0" distB="0" distL="0" distR="0" wp14:anchorId="5F738E96" wp14:editId="0DDD596A">
+                <wp:inline distT="0" distB="0" distL="0" distR="0" wp14:anchorId="5F738E96" wp14:editId="56FE2BDE">
                   <wp:extent cx="4716397" cy="902234"/>
                   <wp:effectExtent l="0" t="0" r="0" b="0"/>
                   <wp:docPr id="881595818" name="Picture 1"/>
@@ -10399,13 +10396,7 @@
         <w:t>(</w:t>
       </w:r>
       <w:r>
-        <w:t>202</w:t>
-      </w:r>
-      <w:r>
-        <w:t>6</w:t>
-      </w:r>
-      <w:r>
-        <w:t xml:space="preserve">). "Immersive Model for Lake Mead Based on the Principle of Divide Reservoir Inflow" </w:t>
+        <w:t xml:space="preserve">2026). "Immersive Model for Lake Mead Based on the Principle of Divide Reservoir Inflow" </w:t>
       </w:r>
     </w:p>
     <w:p>
@@ -10413,13 +10404,7 @@
         <w:spacing w:after="0" w:line="240" w:lineRule="auto"/>
       </w:pPr>
       <w:r>
-        <w:t>Utah State University, Logan,</w:t>
-      </w:r>
-      <w:r>
-        <w:t xml:space="preserve"> </w:t>
-      </w:r>
-      <w:r>
-        <w:t>UT. </w:t>
+        <w:t>Utah State University, Logan, UT. </w:t>
       </w:r>
     </w:p>
     <w:p>
@@ -15913,6 +15898,7 @@
   <w:style w:type="character" w:default="1" w:styleId="DefaultParagraphFont">
     <w:name w:val="Default Paragraph Font"/>
     <w:uiPriority w:val="1"/>
+    <w:semiHidden/>
     <w:unhideWhenUsed/>
   </w:style>
   <w:style w:type="table" w:default="1" w:styleId="TableNormal">

--- a/ModelGuide/ModelGuide-LakeMeadWaterBank.docx
+++ b/ModelGuide/ModelGuide-LakeMeadWaterBank.docx
@@ -361,6 +361,93 @@
       <w:r>
         <w:lastRenderedPageBreak/>
         <w:t>Key Model Ideas</w:t>
+      </w:r>
+    </w:p>
+    <w:p>
+      <w:pPr>
+        <w:pStyle w:val="ListParagraph"/>
+        <w:numPr>
+          <w:ilvl w:val="0"/>
+          <w:numId w:val="20"/>
+        </w:numPr>
+        <w:rPr>
+          <w:b/>
+          <w:bCs/>
+        </w:rPr>
+      </w:pPr>
+      <w:r>
+        <w:rPr>
+          <w:b/>
+          <w:bCs/>
+        </w:rPr>
+        <w:t>There is broad agreement that Colorado River</w:t>
+      </w:r>
+      <w:r>
+        <w:rPr>
+          <w:b/>
+          <w:bCs/>
+        </w:rPr>
+        <w:t xml:space="preserve"> </w:t>
+      </w:r>
+      <w:r>
+        <w:rPr>
+          <w:b/>
+          <w:bCs/>
+        </w:rPr>
+        <w:t>flows will be more volatile, declining, and have longer-lasting periods of low flow</w:t>
+      </w:r>
+      <w:r>
+        <w:rPr>
+          <w:b/>
+          <w:bCs/>
+        </w:rPr>
+        <w:t>.</w:t>
+      </w:r>
+      <w:r>
+        <w:rPr>
+          <w:noProof/>
+        </w:rPr>
+        <w:drawing>
+          <wp:inline distT="0" distB="0" distL="0" distR="0" wp14:anchorId="2BFFEBDB" wp14:editId="06AC7DDF">
+            <wp:extent cx="4739315" cy="2855741"/>
+            <wp:effectExtent l="0" t="0" r="0" b="1905"/>
+            <wp:docPr id="1468810505" name="Picture 1" descr="A graph of different colored lines&#10;&#10;AI-generated content may be incorrect."/>
+            <wp:cNvGraphicFramePr>
+              <a:graphicFrameLocks xmlns:a="http://schemas.openxmlformats.org/drawingml/2006/main" noChangeAspect="1"/>
+            </wp:cNvGraphicFramePr>
+            <a:graphic xmlns:a="http://schemas.openxmlformats.org/drawingml/2006/main">
+              <a:graphicData uri="http://schemas.openxmlformats.org/drawingml/2006/picture">
+                <pic:pic xmlns:pic="http://schemas.openxmlformats.org/drawingml/2006/picture">
+                  <pic:nvPicPr>
+                    <pic:cNvPr id="1468810505" name="Picture 1" descr="A graph of different colored lines&#10;&#10;AI-generated content may be incorrect."/>
+                    <pic:cNvPicPr/>
+                  </pic:nvPicPr>
+                  <pic:blipFill>
+                    <a:blip r:embed="rId10">
+                      <a:extLst>
+                        <a:ext uri="{28A0092B-C50C-407E-A947-70E740481C1C}">
+                          <a14:useLocalDpi xmlns:a14="http://schemas.microsoft.com/office/drawing/2010/main" val="0"/>
+                        </a:ext>
+                      </a:extLst>
+                    </a:blip>
+                    <a:stretch>
+                      <a:fillRect/>
+                    </a:stretch>
+                  </pic:blipFill>
+                  <pic:spPr>
+                    <a:xfrm>
+                      <a:off x="0" y="0"/>
+                      <a:ext cx="4906476" cy="2956466"/>
+                    </a:xfrm>
+                    <a:prstGeom prst="rect">
+                      <a:avLst/>
+                    </a:prstGeom>
+                  </pic:spPr>
+                </pic:pic>
+              </a:graphicData>
+            </a:graphic>
+          </wp:inline>
+        </w:drawing>
       </w:r>
     </w:p>
     <w:p>
@@ -407,7 +494,7 @@
                     <pic:cNvPicPr/>
                   </pic:nvPicPr>
                   <pic:blipFill>
-                    <a:blip r:embed="rId10"/>
+                    <a:blip r:embed="rId11"/>
                     <a:stretch>
                       <a:fillRect/>
                     </a:stretch>
@@ -440,6 +527,10 @@
           <w:ilvl w:val="0"/>
           <w:numId w:val="20"/>
         </w:numPr>
+        <w:rPr>
+          <w:b/>
+          <w:bCs/>
+        </w:rPr>
       </w:pPr>
       <w:r>
         <w:rPr>
@@ -473,7 +564,7 @@
                     <pic:cNvPicPr/>
                   </pic:nvPicPr>
                   <pic:blipFill>
-                    <a:blip r:embed="rId11"/>
+                    <a:blip r:embed="rId12"/>
                     <a:stretch>
                       <a:fillRect/>
                     </a:stretch>
@@ -496,61 +587,6 @@
     </w:p>
     <w:p>
       <w:pPr>
-        <w:jc w:val="center"/>
-      </w:pPr>
-    </w:p>
-    <w:p>
-      <w:pPr>
-        <w:jc w:val="center"/>
-      </w:pPr>
-    </w:p>
-    <w:p>
-      <w:pPr>
-        <w:jc w:val="center"/>
-      </w:pPr>
-    </w:p>
-    <w:p>
-      <w:pPr>
-        <w:jc w:val="center"/>
-      </w:pPr>
-    </w:p>
-    <w:p>
-      <w:pPr>
-        <w:jc w:val="center"/>
-      </w:pPr>
-    </w:p>
-    <w:p>
-      <w:pPr>
-        <w:jc w:val="center"/>
-      </w:pPr>
-    </w:p>
-    <w:p>
-      <w:pPr>
-        <w:jc w:val="center"/>
-      </w:pPr>
-    </w:p>
-    <w:p>
-      <w:pPr>
-        <w:jc w:val="center"/>
-      </w:pPr>
-    </w:p>
-    <w:p>
-      <w:pPr>
-        <w:jc w:val="center"/>
-      </w:pPr>
-    </w:p>
-    <w:p>
-      <w:pPr>
-        <w:jc w:val="center"/>
-      </w:pPr>
-    </w:p>
-    <w:p>
-      <w:pPr>
-        <w:jc w:val="center"/>
-      </w:pPr>
-    </w:p>
-    <w:p>
-      <w:pPr>
         <w:pStyle w:val="ListParagraph"/>
         <w:numPr>
           <w:ilvl w:val="0"/>
@@ -601,7 +637,7 @@
                     <pic:cNvPicPr/>
                   </pic:nvPicPr>
                   <pic:blipFill>
-                    <a:blip r:embed="rId12">
+                    <a:blip r:embed="rId13">
                       <a:extLst>
                         <a:ext uri="{28A0092B-C50C-407E-A947-70E740481C1C}">
                           <a14:useLocalDpi xmlns:a14="http://schemas.microsoft.com/office/drawing/2010/main" val="0"/>
@@ -717,9 +753,22 @@
     <w:p/>
     <w:p>
       <w:pPr>
+        <w:rPr>
+          <w:b/>
+          <w:bCs/>
+          <w:color w:val="0000FF"/>
+        </w:rPr>
+      </w:pPr>
+      <w:r>
+        <w:br w:type="page"/>
+      </w:r>
+    </w:p>
+    <w:p>
+      <w:pPr>
         <w:pStyle w:val="Header1-Non-Numbered"/>
       </w:pPr>
       <w:r>
+        <w:lastRenderedPageBreak/>
         <w:t>Requirements</w:t>
       </w:r>
       <w:r>
@@ -976,7 +1025,7 @@
                     <pic:cNvPicPr/>
                   </pic:nvPicPr>
                   <pic:blipFill>
-                    <a:blip r:embed="rId13">
+                    <a:blip r:embed="rId14">
                       <a:extLst>
                         <a:ext uri="{28A0092B-C50C-407E-A947-70E740481C1C}">
                           <a14:useLocalDpi xmlns:a14="http://schemas.microsoft.com/office/drawing/2010/main" val="0"/>
@@ -1531,7 +1580,7 @@
           <w:numId w:val="11"/>
         </w:numPr>
       </w:pPr>
-      <w:hyperlink r:id="rId14" w:history="1">
+      <w:hyperlink r:id="rId15" w:history="1">
         <w:r>
           <w:rPr>
             <w:rStyle w:val="Hyperlink"/>
@@ -1586,7 +1635,7 @@
           <w:numId w:val="11"/>
         </w:numPr>
       </w:pPr>
-      <w:hyperlink r:id="rId15" w:history="1">
+      <w:hyperlink r:id="rId16" w:history="1">
         <w:r>
           <w:rPr>
             <w:rStyle w:val="Hyperlink"/>
@@ -2992,7 +3041,7 @@
                     <pic:cNvPicPr/>
                   </pic:nvPicPr>
                   <pic:blipFill>
-                    <a:blip r:embed="rId16"/>
+                    <a:blip r:embed="rId17"/>
                     <a:stretch>
                       <a:fillRect/>
                     </a:stretch>
@@ -3349,7 +3398,7 @@
                     <pic:cNvPicPr/>
                   </pic:nvPicPr>
                   <pic:blipFill>
-                    <a:blip r:embed="rId17"/>
+                    <a:blip r:embed="rId18"/>
                     <a:stretch>
                       <a:fillRect/>
                     </a:stretch>
@@ -3418,7 +3467,7 @@
       <w:r>
         <w:t xml:space="preserve">the </w:t>
       </w:r>
-      <w:hyperlink r:id="rId18" w:history="1">
+      <w:hyperlink r:id="rId19" w:history="1">
         <w:r>
           <w:rPr>
             <w:rStyle w:val="Hyperlink"/>
@@ -3484,7 +3533,7 @@
                     <pic:cNvPicPr/>
                   </pic:nvPicPr>
                   <pic:blipFill>
-                    <a:blip r:embed="rId19"/>
+                    <a:blip r:embed="rId20"/>
                     <a:stretch>
                       <a:fillRect/>
                     </a:stretch>
@@ -3924,7 +3973,7 @@
                     <pic:cNvPicPr/>
                   </pic:nvPicPr>
                   <pic:blipFill>
-                    <a:blip r:embed="rId20"/>
+                    <a:blip r:embed="rId21"/>
                     <a:stretch>
                       <a:fillRect/>
                     </a:stretch>
@@ -4159,7 +4208,7 @@
           <w:noProof/>
         </w:rPr>
         <w:drawing>
-          <wp:anchor distT="0" distB="0" distL="114300" distR="114300" simplePos="0" relativeHeight="251673600" behindDoc="0" locked="0" layoutInCell="1" allowOverlap="1" wp14:anchorId="60025689" wp14:editId="17A3EFBC">
+          <wp:anchor distT="0" distB="0" distL="114300" distR="114300" simplePos="0" relativeHeight="251673600" behindDoc="0" locked="0" layoutInCell="1" allowOverlap="1" wp14:anchorId="60025689" wp14:editId="2C47F9E2">
             <wp:simplePos x="0" y="0"/>
             <wp:positionH relativeFrom="column">
               <wp:posOffset>913966</wp:posOffset>
@@ -4182,7 +4231,7 @@
                     <pic:cNvPicPr/>
                   </pic:nvPicPr>
                   <pic:blipFill>
-                    <a:blip r:embed="rId21" cstate="print">
+                    <a:blip r:embed="rId22" cstate="print">
                       <a:extLst>
                         <a:ext uri="{28A0092B-C50C-407E-A947-70E740481C1C}">
                           <a14:useLocalDpi xmlns:a14="http://schemas.microsoft.com/office/drawing/2010/main" val="0"/>
@@ -4343,7 +4392,7 @@
                     <pic:cNvPicPr/>
                   </pic:nvPicPr>
                   <pic:blipFill>
-                    <a:blip r:embed="rId22"/>
+                    <a:blip r:embed="rId23"/>
                     <a:stretch>
                       <a:fillRect/>
                     </a:stretch>
@@ -4402,7 +4451,7 @@
                     <pic:cNvPicPr/>
                   </pic:nvPicPr>
                   <pic:blipFill>
-                    <a:blip r:embed="rId23"/>
+                    <a:blip r:embed="rId24"/>
                     <a:stretch>
                       <a:fillRect/>
                     </a:stretch>
@@ -4787,7 +4836,7 @@
                     <pic:cNvPicPr/>
                   </pic:nvPicPr>
                   <pic:blipFill>
-                    <a:blip r:embed="rId24">
+                    <a:blip r:embed="rId10">
                       <a:extLst>
                         <a:ext uri="{28A0092B-C50C-407E-A947-70E740481C1C}">
                           <a14:useLocalDpi xmlns:a14="http://schemas.microsoft.com/office/drawing/2010/main" val="0"/>
@@ -7487,7 +7536,7 @@
           <w:noProof/>
         </w:rPr>
         <w:drawing>
-          <wp:anchor distT="0" distB="0" distL="114300" distR="114300" simplePos="0" relativeHeight="251670528" behindDoc="0" locked="0" layoutInCell="1" allowOverlap="1" wp14:anchorId="3751CB22" wp14:editId="5AC0204C">
+          <wp:anchor distT="0" distB="0" distL="114300" distR="114300" simplePos="0" relativeHeight="251670528" behindDoc="0" locked="0" layoutInCell="1" allowOverlap="1" wp14:anchorId="3751CB22" wp14:editId="41A684F8">
             <wp:simplePos x="0" y="0"/>
             <wp:positionH relativeFrom="column">
               <wp:posOffset>360613</wp:posOffset>
@@ -8507,7 +8556,7 @@
           <w:noProof/>
         </w:rPr>
         <w:drawing>
-          <wp:anchor distT="0" distB="0" distL="114300" distR="114300" simplePos="0" relativeHeight="251671552" behindDoc="0" locked="0" layoutInCell="1" allowOverlap="1" wp14:anchorId="1A5FC5AF" wp14:editId="6FE5B791">
+          <wp:anchor distT="0" distB="0" distL="114300" distR="114300" simplePos="0" relativeHeight="251671552" behindDoc="0" locked="0" layoutInCell="1" allowOverlap="1" wp14:anchorId="1A5FC5AF" wp14:editId="3FEB519B">
             <wp:simplePos x="0" y="0"/>
             <wp:positionH relativeFrom="column">
               <wp:posOffset>-317500</wp:posOffset>
@@ -9744,7 +9793,7 @@
                 <w:noProof/>
               </w:rPr>
               <w:drawing>
-                <wp:inline distT="0" distB="0" distL="0" distR="0" wp14:anchorId="5F738E96" wp14:editId="56FE2BDE">
+                <wp:inline distT="0" distB="0" distL="0" distR="0" wp14:anchorId="5F738E96" wp14:editId="1FC767F1">
                   <wp:extent cx="4716397" cy="902234"/>
                   <wp:effectExtent l="0" t="0" r="0" b="0"/>
                   <wp:docPr id="881595818" name="Picture 1"/>

--- a/ModelGuide/ModelGuide-LakeMeadWaterBank.docx
+++ b/ModelGuide/ModelGuide-LakeMeadWaterBank.docx
@@ -91,7 +91,13 @@
         <w:jc w:val="center"/>
       </w:pPr>
       <w:r>
-        <w:t>March 12</w:t>
+        <w:t>April</w:t>
+      </w:r>
+      <w:r>
+        <w:t xml:space="preserve"> 1</w:t>
+      </w:r>
+      <w:r>
+        <w:t>6</w:t>
       </w:r>
       <w:r>
         <w:t>, 202</w:t>
@@ -179,18 +185,28 @@
         <w:t>C) Users withdraw and conserve within their available water</w:t>
       </w:r>
       <w:r>
-        <w:t xml:space="preserve">, </w:t>
-      </w:r>
-      <w:proofErr w:type="gramStart"/>
-      <w:r>
-        <w:t>others</w:t>
-      </w:r>
-      <w:proofErr w:type="gramEnd"/>
-      <w:r>
-        <w:t xml:space="preserve"> choices, and real-time discussion of choices. We see uses of the tool for two purposes</w:t>
+        <w:t xml:space="preserve">, others choices, and real-time discussion of choices. We see uses of the tool for </w:t>
+      </w:r>
+      <w:r>
+        <w:t>three</w:t>
+      </w:r>
+      <w:r>
+        <w:t xml:space="preserve"> purposes</w:t>
       </w:r>
       <w:r>
         <w:t>:</w:t>
+      </w:r>
+    </w:p>
+    <w:p>
+      <w:pPr>
+        <w:pStyle w:val="ListParagraph"/>
+        <w:numPr>
+          <w:ilvl w:val="0"/>
+          <w:numId w:val="12"/>
+        </w:numPr>
+      </w:pPr>
+      <w:r>
+        <w:t>To improve NOAA tools to communicate and manage risks of water shortages.</w:t>
       </w:r>
     </w:p>
     <w:p>
@@ -3197,15 +3213,7 @@
         <w:t>s on</w:t>
       </w:r>
       <w:r>
-        <w:t xml:space="preserve"> Lake Mead evaporation rates for a </w:t>
-      </w:r>
-      <w:proofErr w:type="gramStart"/>
-      <w:r>
-        <w:t>five year</w:t>
-      </w:r>
-      <w:proofErr w:type="gramEnd"/>
-      <w:r>
-        <w:t xml:space="preserve"> study for Lake Mead draw down saw variations of 0.25 </w:t>
+        <w:t xml:space="preserve"> Lake Mead evaporation rates for a five year study for Lake Mead draw down saw variations of 0.25 </w:t>
       </w:r>
       <w:proofErr w:type="spellStart"/>
       <w:r>
@@ -3822,18 +3830,10 @@
     </w:p>
     <w:p>
       <w:r>
-        <w:t>This storage value is the Reservoir start storage (Cell C19) minus the Protection volume (Cell C</w:t>
-      </w:r>
-      <w:proofErr w:type="gramStart"/>
-      <w:r>
-        <w:t>20)</w:t>
-      </w:r>
-      <w:r>
-        <w:t>(</w:t>
-      </w:r>
-      <w:proofErr w:type="gramEnd"/>
-      <w:r>
-        <w:t>Figure 1</w:t>
+        <w:t>This storage value is the Reservoir start storage (Cell C19) minus the Protection volume (Cell C20)</w:t>
+      </w:r>
+      <w:r>
+        <w:t>(Figure 1</w:t>
       </w:r>
       <w:r>
         <w:t>a</w:t>
@@ -4188,15 +4188,7 @@
         <w:t xml:space="preserve">Tribal </w:t>
       </w:r>
       <w:r>
-        <w:t xml:space="preserve">Nations in the Lower Basin that </w:t>
-      </w:r>
-      <w:proofErr w:type="gramStart"/>
-      <w:r>
-        <w:t>are located in</w:t>
-      </w:r>
-      <w:proofErr w:type="gramEnd"/>
-      <w:r>
-        <w:t xml:space="preserve"> California (</w:t>
+        <w:t>Nations in the Lower Basin that are located in California (</w:t>
       </w:r>
       <w:r>
         <w:t xml:space="preserve">Figure 1c). </w:t>
@@ -4208,7 +4200,7 @@
           <w:noProof/>
         </w:rPr>
         <w:drawing>
-          <wp:anchor distT="0" distB="0" distL="114300" distR="114300" simplePos="0" relativeHeight="251673600" behindDoc="0" locked="0" layoutInCell="1" allowOverlap="1" wp14:anchorId="60025689" wp14:editId="2C47F9E2">
+          <wp:anchor distT="0" distB="0" distL="114300" distR="114300" simplePos="0" relativeHeight="251673600" behindDoc="0" locked="0" layoutInCell="1" allowOverlap="1" wp14:anchorId="60025689" wp14:editId="232A3A77">
             <wp:simplePos x="0" y="0"/>
             <wp:positionH relativeFrom="column">
               <wp:posOffset>913966</wp:posOffset>
@@ -4547,21 +4539,7 @@
         <w:rPr>
           <w:rStyle w:val="Heading3Char"/>
         </w:rPr>
-        <w:t xml:space="preserve">This cell specifies the percent of settled water rights for Tribal Nations of the Lower Basin that </w:t>
-      </w:r>
-      <w:proofErr w:type="gramStart"/>
-      <w:r>
-        <w:rPr>
-          <w:rStyle w:val="Heading3Char"/>
-        </w:rPr>
-        <w:t>are located in</w:t>
-      </w:r>
-      <w:proofErr w:type="gramEnd"/>
-      <w:r>
-        <w:rPr>
-          <w:rStyle w:val="Heading3Char"/>
-        </w:rPr>
-        <w:t xml:space="preserve"> Arizona (see also </w:t>
+        <w:t xml:space="preserve">This cell specifies the percent of settled water rights for Tribal Nations of the Lower Basin that are located in Arizona (see also </w:t>
       </w:r>
       <w:r>
         <w:rPr>
@@ -6014,7 +5992,6 @@
       <w:r>
         <w:t xml:space="preserve"> When using existing Water Conservation Account balances, users can access </w:t>
       </w:r>
-      <w:proofErr w:type="gramStart"/>
       <w:r>
         <w:rPr>
           <w:b/>
@@ -6025,7 +6002,6 @@
       <w:r>
         <w:t xml:space="preserve"> of</w:t>
       </w:r>
-      <w:proofErr w:type="gramEnd"/>
       <w:r>
         <w:t xml:space="preserve"> the prior conserved water </w:t>
       </w:r>
@@ -7340,16 +7316,11 @@
         <w:t xml:space="preserve"> of total shortage</w:t>
       </w:r>
       <w:r>
-        <w:t xml:space="preserve"> (Table 4b, Rows [3] and [8]</w:t>
-      </w:r>
-      <w:proofErr w:type="gramStart"/>
-      <w:r>
-        <w:t xml:space="preserve">) </w:t>
+        <w:t xml:space="preserve"> (Table 4b, Rows [3] and [8]) </w:t>
       </w:r>
       <w:r>
         <w:t>.</w:t>
       </w:r>
-      <w:proofErr w:type="gramEnd"/>
     </w:p>
     <w:p>
       <w:pPr>
@@ -7481,15 +7452,7 @@
         </w:drawing>
       </w:r>
       <w:r>
-        <w:t xml:space="preserve">Finally, we calculate each </w:t>
-      </w:r>
-      <w:proofErr w:type="gramStart"/>
-      <w:r>
-        <w:t>users</w:t>
-      </w:r>
-      <w:proofErr w:type="gramEnd"/>
-      <w:r>
-        <w:t xml:space="preserve"> percentage share of the inflow as their volume (Table 4a, Columns [</w:t>
+        <w:t>Finally, we calculate each users percentage share of the inflow as their volume (Table 4a, Columns [</w:t>
       </w:r>
       <w:r>
         <w:t>H</w:t>
@@ -7536,7 +7499,7 @@
           <w:noProof/>
         </w:rPr>
         <w:drawing>
-          <wp:anchor distT="0" distB="0" distL="114300" distR="114300" simplePos="0" relativeHeight="251670528" behindDoc="0" locked="0" layoutInCell="1" allowOverlap="1" wp14:anchorId="3751CB22" wp14:editId="41A684F8">
+          <wp:anchor distT="0" distB="0" distL="114300" distR="114300" simplePos="0" relativeHeight="251670528" behindDoc="0" locked="0" layoutInCell="1" allowOverlap="1" wp14:anchorId="3751CB22" wp14:editId="37BB2FEC">
             <wp:simplePos x="0" y="0"/>
             <wp:positionH relativeFrom="column">
               <wp:posOffset>360613</wp:posOffset>
@@ -7859,18 +7822,10 @@
         <w:t>Arizona’s Historical Allocation</w:t>
       </w:r>
       <w:r>
-        <w:t xml:space="preserve"> </w:t>
-      </w:r>
-      <w:proofErr w:type="gramStart"/>
-      <w:r>
-        <w:t xml:space="preserve">– </w:t>
-      </w:r>
-      <w:r>
-        <w:t xml:space="preserve"> Arizona’s</w:t>
-      </w:r>
-      <w:proofErr w:type="gramEnd"/>
-      <w:r>
-        <w:t xml:space="preserve"> percent of the Tribal Nations</w:t>
+        <w:t xml:space="preserve"> – </w:t>
+      </w:r>
+      <w:r>
+        <w:t xml:space="preserve"> Arizona’s percent of the Tribal Nations</w:t>
       </w:r>
       <w:r>
         <w:t xml:space="preserve"> (from Figure 4a)</w:t>
@@ -7965,13 +7920,8 @@
         <w:t>3</w:t>
       </w:r>
       <w:r>
-        <w:t xml:space="preserve"> </w:t>
-      </w:r>
-      <w:proofErr w:type="gramStart"/>
-      <w:r>
-        <w:t>–  0.013</w:t>
-      </w:r>
-      <w:proofErr w:type="gramEnd"/>
+        <w:t xml:space="preserve"> –  0.013</w:t>
+      </w:r>
       <w:r>
         <w:t xml:space="preserve"> * 0.94 </w:t>
       </w:r>
@@ -8180,18 +8130,10 @@
         <w:t>[G]</w:t>
       </w:r>
       <w:r>
-        <w:t xml:space="preserve"> / Lake Mead full inflow [B</w:t>
-      </w:r>
-      <w:proofErr w:type="gramStart"/>
-      <w:r>
-        <w:t>].</w:t>
-      </w:r>
-      <w:r>
-        <w:t>Total</w:t>
-      </w:r>
-      <w:proofErr w:type="gramEnd"/>
-      <w:r>
-        <w:t xml:space="preserve"> Percentage of Reservoir Inflow [L] = [H] + [I] + [J] + [K] + [T] = 100%.</w:t>
+        <w:t xml:space="preserve"> / Lake Mead full inflow [B].</w:t>
+      </w:r>
+      <w:r>
+        <w:t>Total Percentage of Reservoir Inflow [L] = [H] + [I] + [J] + [K] + [T] = 100%.</w:t>
       </w:r>
     </w:p>
     <w:p>
@@ -8300,15 +8242,7 @@
         </w:numPr>
       </w:pPr>
       <w:r>
-        <w:t xml:space="preserve">Mexico is not influenced by the inclusion of the Tribal Nations in the Share of Lake Mead Inflow Allocation. This is because none of the Tribal </w:t>
-      </w:r>
-      <w:proofErr w:type="gramStart"/>
-      <w:r>
-        <w:t>Nations</w:t>
-      </w:r>
-      <w:proofErr w:type="gramEnd"/>
-      <w:r>
-        <w:t xml:space="preserve"> water is stored in Mexico.</w:t>
+        <w:t>Mexico is not influenced by the inclusion of the Tribal Nations in the Share of Lake Mead Inflow Allocation. This is because none of the Tribal Nations water is stored in Mexico.</w:t>
       </w:r>
     </w:p>
     <w:p>
@@ -8556,7 +8490,7 @@
           <w:noProof/>
         </w:rPr>
         <w:drawing>
-          <wp:anchor distT="0" distB="0" distL="114300" distR="114300" simplePos="0" relativeHeight="251671552" behindDoc="0" locked="0" layoutInCell="1" allowOverlap="1" wp14:anchorId="1A5FC5AF" wp14:editId="3FEB519B">
+          <wp:anchor distT="0" distB="0" distL="114300" distR="114300" simplePos="0" relativeHeight="251671552" behindDoc="0" locked="0" layoutInCell="1" allowOverlap="1" wp14:anchorId="1A5FC5AF" wp14:editId="5B3FC025">
             <wp:simplePos x="0" y="0"/>
             <wp:positionH relativeFrom="column">
               <wp:posOffset>-317500</wp:posOffset>
@@ -8870,23 +8804,7 @@
           <w:b/>
           <w:bCs/>
         </w:rPr>
-        <w:t xml:space="preserve"> </w:t>
-      </w:r>
-      <w:proofErr w:type="gramStart"/>
-      <w:r>
-        <w:rPr>
-          <w:b/>
-          <w:bCs/>
-        </w:rPr>
-        <w:t>So</w:t>
-      </w:r>
-      <w:proofErr w:type="gramEnd"/>
-      <w:r>
-        <w:rPr>
-          <w:b/>
-          <w:bCs/>
-        </w:rPr>
-        <w:t xml:space="preserve"> the ending balance is also 4.8 </w:t>
+        <w:t xml:space="preserve"> So the ending balance is also 4.8 </w:t>
       </w:r>
       <w:proofErr w:type="spellStart"/>
       <w:r>
@@ -9605,15 +9523,7 @@
       </w:r>
       <w:proofErr w:type="spellEnd"/>
       <w:r>
-        <w:t xml:space="preserve"> at $500 per acre-foot is (</w:t>
-      </w:r>
-      <w:proofErr w:type="gramStart"/>
-      <w:r>
-        <w:t>0.5)(</w:t>
-      </w:r>
-      <w:proofErr w:type="gramEnd"/>
-      <w:r>
-        <w:t>500) = $250 million.</w:t>
+        <w:t xml:space="preserve"> at $500 per acre-foot is (0.5)(500) = $250 million.</w:t>
       </w:r>
     </w:p>
     <w:p>
@@ -9667,15 +9577,7 @@
         <w:jc w:val="center"/>
       </w:pPr>
       <w:r>
-        <w:t>Compensation = (</w:t>
-      </w:r>
-      <w:proofErr w:type="gramStart"/>
-      <w:r>
-        <w:t>0.5)(</w:t>
-      </w:r>
-      <w:proofErr w:type="gramEnd"/>
-      <w:r>
-        <w:t>500) + (0.2)(1,200) = $850 million.</w:t>
+        <w:t>Compensation = (0.5)(500) + (0.2)(1,200) = $850 million.</w:t>
       </w:r>
     </w:p>
     <w:p>
@@ -9793,7 +9695,7 @@
                 <w:noProof/>
               </w:rPr>
               <w:drawing>
-                <wp:inline distT="0" distB="0" distL="0" distR="0" wp14:anchorId="5F738E96" wp14:editId="1FC767F1">
+                <wp:inline distT="0" distB="0" distL="0" distR="0" wp14:anchorId="5F738E96" wp14:editId="1034F8F6">
                   <wp:extent cx="4716397" cy="902234"/>
                   <wp:effectExtent l="0" t="0" r="0" b="0"/>
                   <wp:docPr id="881595818" name="Picture 1"/>
@@ -9986,15 +9888,7 @@
         <w:fldChar w:fldCharType="end"/>
       </w:r>
       <w:r>
-        <w:t xml:space="preserve">. These withdrawals include to Tribal Nations within each </w:t>
-      </w:r>
-      <w:proofErr w:type="gramStart"/>
-      <w:r>
-        <w:t>state .</w:t>
-      </w:r>
-      <w:proofErr w:type="gramEnd"/>
-      <w:r>
-        <w:t xml:space="preserve"> </w:t>
+        <w:t xml:space="preserve">. These withdrawals include to Tribal Nations within each state . </w:t>
       </w:r>
       <w:r>
         <w:t xml:space="preserve">Tribal Nations of the Lower Basin have recently consumed about 460,000 of their 0.95 million </w:t>

--- a/ModelGuide/ModelGuide-LakeMeadWaterBank.docx
+++ b/ModelGuide/ModelGuide-LakeMeadWaterBank.docx
@@ -185,7 +185,15 @@
         <w:t>C) Users withdraw and conserve within their available water</w:t>
       </w:r>
       <w:r>
-        <w:t xml:space="preserve">, others choices, and real-time discussion of choices. We see uses of the tool for </w:t>
+        <w:t xml:space="preserve">, </w:t>
+      </w:r>
+      <w:proofErr w:type="gramStart"/>
+      <w:r>
+        <w:t>others</w:t>
+      </w:r>
+      <w:proofErr w:type="gramEnd"/>
+      <w:r>
+        <w:t xml:space="preserve"> choices, and real-time discussion of choices. We see uses of the tool for </w:t>
       </w:r>
       <w:r>
         <w:t>three</w:t>
@@ -3213,7 +3221,15 @@
         <w:t>s on</w:t>
       </w:r>
       <w:r>
-        <w:t xml:space="preserve"> Lake Mead evaporation rates for a five year study for Lake Mead draw down saw variations of 0.25 </w:t>
+        <w:t xml:space="preserve"> Lake Mead evaporation rates for a </w:t>
+      </w:r>
+      <w:proofErr w:type="gramStart"/>
+      <w:r>
+        <w:t>five year</w:t>
+      </w:r>
+      <w:proofErr w:type="gramEnd"/>
+      <w:r>
+        <w:t xml:space="preserve"> study for Lake Mead draw down saw variations of 0.25 </w:t>
       </w:r>
       <w:proofErr w:type="spellStart"/>
       <w:r>
@@ -3830,10 +3846,18 @@
     </w:p>
     <w:p>
       <w:r>
-        <w:t>This storage value is the Reservoir start storage (Cell C19) minus the Protection volume (Cell C20)</w:t>
-      </w:r>
-      <w:r>
-        <w:t>(Figure 1</w:t>
+        <w:t>This storage value is the Reservoir start storage (Cell C19) minus the Protection volume (Cell C</w:t>
+      </w:r>
+      <w:proofErr w:type="gramStart"/>
+      <w:r>
+        <w:t>20)</w:t>
+      </w:r>
+      <w:r>
+        <w:t>(</w:t>
+      </w:r>
+      <w:proofErr w:type="gramEnd"/>
+      <w:r>
+        <w:t>Figure 1</w:t>
       </w:r>
       <w:r>
         <w:t>a</w:t>
@@ -4188,7 +4212,15 @@
         <w:t xml:space="preserve">Tribal </w:t>
       </w:r>
       <w:r>
-        <w:t>Nations in the Lower Basin that are located in California (</w:t>
+        <w:t xml:space="preserve">Nations in the Lower Basin that </w:t>
+      </w:r>
+      <w:proofErr w:type="gramStart"/>
+      <w:r>
+        <w:t>are located in</w:t>
+      </w:r>
+      <w:proofErr w:type="gramEnd"/>
+      <w:r>
+        <w:t xml:space="preserve"> California (</w:t>
       </w:r>
       <w:r>
         <w:t xml:space="preserve">Figure 1c). </w:t>
@@ -4200,7 +4232,7 @@
           <w:noProof/>
         </w:rPr>
         <w:drawing>
-          <wp:anchor distT="0" distB="0" distL="114300" distR="114300" simplePos="0" relativeHeight="251673600" behindDoc="0" locked="0" layoutInCell="1" allowOverlap="1" wp14:anchorId="60025689" wp14:editId="232A3A77">
+          <wp:anchor distT="0" distB="0" distL="114300" distR="114300" simplePos="0" relativeHeight="251673600" behindDoc="0" locked="0" layoutInCell="1" allowOverlap="1" wp14:anchorId="60025689" wp14:editId="7E8F0919">
             <wp:simplePos x="0" y="0"/>
             <wp:positionH relativeFrom="column">
               <wp:posOffset>913966</wp:posOffset>
@@ -4539,7 +4571,21 @@
         <w:rPr>
           <w:rStyle w:val="Heading3Char"/>
         </w:rPr>
-        <w:t xml:space="preserve">This cell specifies the percent of settled water rights for Tribal Nations of the Lower Basin that are located in Arizona (see also </w:t>
+        <w:t xml:space="preserve">This cell specifies the percent of settled water rights for Tribal Nations of the Lower Basin that </w:t>
+      </w:r>
+      <w:proofErr w:type="gramStart"/>
+      <w:r>
+        <w:rPr>
+          <w:rStyle w:val="Heading3Char"/>
+        </w:rPr>
+        <w:t>are located in</w:t>
+      </w:r>
+      <w:proofErr w:type="gramEnd"/>
+      <w:r>
+        <w:rPr>
+          <w:rStyle w:val="Heading3Char"/>
+        </w:rPr>
+        <w:t xml:space="preserve"> Arizona (see also </w:t>
       </w:r>
       <w:r>
         <w:rPr>
@@ -5992,6 +6038,7 @@
       <w:r>
         <w:t xml:space="preserve"> When using existing Water Conservation Account balances, users can access </w:t>
       </w:r>
+      <w:proofErr w:type="gramStart"/>
       <w:r>
         <w:rPr>
           <w:b/>
@@ -6002,6 +6049,7 @@
       <w:r>
         <w:t xml:space="preserve"> of</w:t>
       </w:r>
+      <w:proofErr w:type="gramEnd"/>
       <w:r>
         <w:t xml:space="preserve"> the prior conserved water </w:t>
       </w:r>
@@ -7316,11 +7364,16 @@
         <w:t xml:space="preserve"> of total shortage</w:t>
       </w:r>
       <w:r>
-        <w:t xml:space="preserve"> (Table 4b, Rows [3] and [8]) </w:t>
+        <w:t xml:space="preserve"> (Table 4b, Rows [3] and [8]</w:t>
+      </w:r>
+      <w:proofErr w:type="gramStart"/>
+      <w:r>
+        <w:t xml:space="preserve">) </w:t>
       </w:r>
       <w:r>
         <w:t>.</w:t>
       </w:r>
+      <w:proofErr w:type="gramEnd"/>
     </w:p>
     <w:p>
       <w:pPr>
@@ -7452,7 +7505,15 @@
         </w:drawing>
       </w:r>
       <w:r>
-        <w:t>Finally, we calculate each users percentage share of the inflow as their volume (Table 4a, Columns [</w:t>
+        <w:t xml:space="preserve">Finally, we calculate each </w:t>
+      </w:r>
+      <w:proofErr w:type="gramStart"/>
+      <w:r>
+        <w:t>users</w:t>
+      </w:r>
+      <w:proofErr w:type="gramEnd"/>
+      <w:r>
+        <w:t xml:space="preserve"> percentage share of the inflow as their volume (Table 4a, Columns [</w:t>
       </w:r>
       <w:r>
         <w:t>H</w:t>
@@ -7499,7 +7560,7 @@
           <w:noProof/>
         </w:rPr>
         <w:drawing>
-          <wp:anchor distT="0" distB="0" distL="114300" distR="114300" simplePos="0" relativeHeight="251670528" behindDoc="0" locked="0" layoutInCell="1" allowOverlap="1" wp14:anchorId="3751CB22" wp14:editId="37BB2FEC">
+          <wp:anchor distT="0" distB="0" distL="114300" distR="114300" simplePos="0" relativeHeight="251670528" behindDoc="0" locked="0" layoutInCell="1" allowOverlap="1" wp14:anchorId="3751CB22" wp14:editId="4C1FE488">
             <wp:simplePos x="0" y="0"/>
             <wp:positionH relativeFrom="column">
               <wp:posOffset>360613</wp:posOffset>
@@ -7822,10 +7883,18 @@
         <w:t>Arizona’s Historical Allocation</w:t>
       </w:r>
       <w:r>
-        <w:t xml:space="preserve"> – </w:t>
-      </w:r>
-      <w:r>
-        <w:t xml:space="preserve"> Arizona’s percent of the Tribal Nations</w:t>
+        <w:t xml:space="preserve"> </w:t>
+      </w:r>
+      <w:proofErr w:type="gramStart"/>
+      <w:r>
+        <w:t xml:space="preserve">– </w:t>
+      </w:r>
+      <w:r>
+        <w:t xml:space="preserve"> Arizona’s</w:t>
+      </w:r>
+      <w:proofErr w:type="gramEnd"/>
+      <w:r>
+        <w:t xml:space="preserve"> percent of the Tribal Nations</w:t>
       </w:r>
       <w:r>
         <w:t xml:space="preserve"> (from Figure 4a)</w:t>
@@ -7920,8 +7989,13 @@
         <w:t>3</w:t>
       </w:r>
       <w:r>
-        <w:t xml:space="preserve"> –  0.013</w:t>
-      </w:r>
+        <w:t xml:space="preserve"> </w:t>
+      </w:r>
+      <w:proofErr w:type="gramStart"/>
+      <w:r>
+        <w:t>–  0.013</w:t>
+      </w:r>
+      <w:proofErr w:type="gramEnd"/>
       <w:r>
         <w:t xml:space="preserve"> * 0.94 </w:t>
       </w:r>
@@ -8130,10 +8204,18 @@
         <w:t>[G]</w:t>
       </w:r>
       <w:r>
-        <w:t xml:space="preserve"> / Lake Mead full inflow [B].</w:t>
-      </w:r>
-      <w:r>
-        <w:t>Total Percentage of Reservoir Inflow [L] = [H] + [I] + [J] + [K] + [T] = 100%.</w:t>
+        <w:t xml:space="preserve"> / Lake Mead full inflow [B</w:t>
+      </w:r>
+      <w:proofErr w:type="gramStart"/>
+      <w:r>
+        <w:t>].</w:t>
+      </w:r>
+      <w:r>
+        <w:t>Total</w:t>
+      </w:r>
+      <w:proofErr w:type="gramEnd"/>
+      <w:r>
+        <w:t xml:space="preserve"> Percentage of Reservoir Inflow [L] = [H] + [I] + [J] + [K] + [T] = 100%.</w:t>
       </w:r>
     </w:p>
     <w:p>
@@ -8242,7 +8324,15 @@
         </w:numPr>
       </w:pPr>
       <w:r>
-        <w:t>Mexico is not influenced by the inclusion of the Tribal Nations in the Share of Lake Mead Inflow Allocation. This is because none of the Tribal Nations water is stored in Mexico.</w:t>
+        <w:t xml:space="preserve">Mexico is not influenced by the inclusion of the Tribal Nations in the Share of Lake Mead Inflow Allocation. This is because none of the Tribal </w:t>
+      </w:r>
+      <w:proofErr w:type="gramStart"/>
+      <w:r>
+        <w:t>Nations</w:t>
+      </w:r>
+      <w:proofErr w:type="gramEnd"/>
+      <w:r>
+        <w:t xml:space="preserve"> water is stored in Mexico.</w:t>
       </w:r>
     </w:p>
     <w:p>
@@ -8490,7 +8580,7 @@
           <w:noProof/>
         </w:rPr>
         <w:drawing>
-          <wp:anchor distT="0" distB="0" distL="114300" distR="114300" simplePos="0" relativeHeight="251671552" behindDoc="0" locked="0" layoutInCell="1" allowOverlap="1" wp14:anchorId="1A5FC5AF" wp14:editId="5B3FC025">
+          <wp:anchor distT="0" distB="0" distL="114300" distR="114300" simplePos="0" relativeHeight="251671552" behindDoc="0" locked="0" layoutInCell="1" allowOverlap="1" wp14:anchorId="1A5FC5AF" wp14:editId="65717199">
             <wp:simplePos x="0" y="0"/>
             <wp:positionH relativeFrom="column">
               <wp:posOffset>-317500</wp:posOffset>
@@ -8804,7 +8894,23 @@
           <w:b/>
           <w:bCs/>
         </w:rPr>
-        <w:t xml:space="preserve"> So the ending balance is also 4.8 </w:t>
+        <w:t xml:space="preserve"> </w:t>
+      </w:r>
+      <w:proofErr w:type="gramStart"/>
+      <w:r>
+        <w:rPr>
+          <w:b/>
+          <w:bCs/>
+        </w:rPr>
+        <w:t>So</w:t>
+      </w:r>
+      <w:proofErr w:type="gramEnd"/>
+      <w:r>
+        <w:rPr>
+          <w:b/>
+          <w:bCs/>
+        </w:rPr>
+        <w:t xml:space="preserve"> the ending balance is also 4.8 </w:t>
       </w:r>
       <w:proofErr w:type="spellStart"/>
       <w:r>
@@ -9523,7 +9629,15 @@
       </w:r>
       <w:proofErr w:type="spellEnd"/>
       <w:r>
-        <w:t xml:space="preserve"> at $500 per acre-foot is (0.5)(500) = $250 million.</w:t>
+        <w:t xml:space="preserve"> at $500 per acre-foot is (</w:t>
+      </w:r>
+      <w:proofErr w:type="gramStart"/>
+      <w:r>
+        <w:t>0.5)(</w:t>
+      </w:r>
+      <w:proofErr w:type="gramEnd"/>
+      <w:r>
+        <w:t>500) = $250 million.</w:t>
       </w:r>
     </w:p>
     <w:p>
@@ -9577,7 +9691,15 @@
         <w:jc w:val="center"/>
       </w:pPr>
       <w:r>
-        <w:t>Compensation = (0.5)(500) + (0.2)(1,200) = $850 million.</w:t>
+        <w:t>Compensation = (</w:t>
+      </w:r>
+      <w:proofErr w:type="gramStart"/>
+      <w:r>
+        <w:t>0.5)(</w:t>
+      </w:r>
+      <w:proofErr w:type="gramEnd"/>
+      <w:r>
+        <w:t>500) + (0.2)(1,200) = $850 million.</w:t>
       </w:r>
     </w:p>
     <w:p>
@@ -9695,7 +9817,7 @@
                 <w:noProof/>
               </w:rPr>
               <w:drawing>
-                <wp:inline distT="0" distB="0" distL="0" distR="0" wp14:anchorId="5F738E96" wp14:editId="1034F8F6">
+                <wp:inline distT="0" distB="0" distL="0" distR="0" wp14:anchorId="5F738E96" wp14:editId="51DEA51F">
                   <wp:extent cx="4716397" cy="902234"/>
                   <wp:effectExtent l="0" t="0" r="0" b="0"/>
                   <wp:docPr id="881595818" name="Picture 1"/>
@@ -9888,7 +10010,15 @@
         <w:fldChar w:fldCharType="end"/>
       </w:r>
       <w:r>
-        <w:t xml:space="preserve">. These withdrawals include to Tribal Nations within each state . </w:t>
+        <w:t xml:space="preserve">. These withdrawals include to Tribal Nations within each </w:t>
+      </w:r>
+      <w:proofErr w:type="gramStart"/>
+      <w:r>
+        <w:t>state .</w:t>
+      </w:r>
+      <w:proofErr w:type="gramEnd"/>
+      <w:r>
+        <w:t xml:space="preserve"> </w:t>
       </w:r>
       <w:r>
         <w:t xml:space="preserve">Tribal Nations of the Lower Basin have recently consumed about 460,000 of their 0.95 million </w:t>
@@ -10307,16 +10437,8 @@
       <w:r>
         <w:t xml:space="preserve"> </w:t>
       </w:r>
-      <w:hyperlink r:id="rId39" w:history="1">
-        <w:r>
-          <w:rPr>
-            <w:rStyle w:val="Hyperlink"/>
-          </w:rPr>
-          <w:t>https://github.com/dzeke/ColoradoRiverCollaborate/tree/main/LakeMeadWaterBankDivideInflow</w:t>
-        </w:r>
-      </w:hyperlink>
-      <w:r>
-        <w:t>.</w:t>
+      <w:r>
+        <w:t>https://github.com/ImmersiveModelsColoradoRiver/LakeMeadDivideInflow</w:t>
       </w:r>
     </w:p>
     <w:p>
@@ -10354,7 +10476,7 @@
       <w:pPr>
         <w:spacing w:after="0" w:line="240" w:lineRule="auto"/>
       </w:pPr>
-      <w:hyperlink r:id="rId40" w:history="1">
+      <w:hyperlink r:id="rId39" w:history="1">
         <w:r>
           <w:rPr>
             <w:rStyle w:val="Hyperlink"/>
@@ -10415,7 +10537,7 @@
           <w:bCs/>
         </w:rPr>
       </w:pPr>
-      <w:hyperlink r:id="rId41" w:history="1">
+      <w:hyperlink r:id="rId40" w:history="1">
         <w:r>
           <w:rPr>
             <w:rStyle w:val="Hyperlink"/>
@@ -10523,7 +10645,7 @@
         </w:rPr>
         <w:t xml:space="preserve">  </w:t>
       </w:r>
-      <w:hyperlink r:id="rId42" w:history="1">
+      <w:hyperlink r:id="rId41" w:history="1">
         <w:r>
           <w:rPr>
             <w:rStyle w:val="Hyperlink"/>
@@ -10622,7 +10744,7 @@
         </w:rPr>
         <w:t xml:space="preserve"> (Section 3); Equalize storage in Lake Powell and Lake Mead (Section 6). </w:t>
       </w:r>
-      <w:hyperlink r:id="rId43" w:history="1">
+      <w:hyperlink r:id="rId42" w:history="1">
         <w:r>
           <w:rPr>
             <w:rFonts w:ascii="Times New Roman" w:hAnsi="Times New Roman"/>
@@ -10710,7 +10832,7 @@
         </w:rPr>
         <w:t xml:space="preserve"> mandatory conservation as Lake Mead’s level falls from 1,090 to 1,025 feet. </w:t>
       </w:r>
-      <w:hyperlink r:id="rId44" w:history="1">
+      <w:hyperlink r:id="rId43" w:history="1">
         <w:r>
           <w:rPr>
             <w:rFonts w:ascii="Times New Roman" w:hAnsi="Times New Roman"/>
@@ -10990,7 +11112,7 @@
         </w:rPr>
         <w:t xml:space="preserve">. Protect Lake Mead from falling below elevation 1,020 feet. </w:t>
       </w:r>
-      <w:hyperlink r:id="rId45" w:history="1">
+      <w:hyperlink r:id="rId44" w:history="1">
         <w:r>
           <w:rPr>
             <w:rStyle w:val="Hyperlink"/>
@@ -11478,7 +11600,7 @@
       <w:r>
         <w:t xml:space="preserve">, November 8, 2021. </w:t>
       </w:r>
-      <w:hyperlink r:id="rId46" w:history="1">
+      <w:hyperlink r:id="rId45" w:history="1">
         <w:r>
           <w:rPr>
             <w:rStyle w:val="Hyperlink"/>
@@ -11499,7 +11621,7 @@
       <w:r>
         <w:t xml:space="preserve">Buschatzke, T., Hamby, J. B., and Entsminger, J. (2024). "Lower Basin Alternative for the Post-2026 Coordinated Operation of the Colorado River Basin." </w:t>
       </w:r>
-      <w:hyperlink r:id="rId47" w:history="1">
+      <w:hyperlink r:id="rId46" w:history="1">
         <w:r>
           <w:rPr>
             <w:rStyle w:val="Hyperlink"/>
@@ -11529,7 +11651,7 @@
       <w:r>
         <w:t xml:space="preserve">. </w:t>
       </w:r>
-      <w:hyperlink r:id="rId48" w:history="1">
+      <w:hyperlink r:id="rId47" w:history="1">
         <w:r>
           <w:rPr>
             <w:rStyle w:val="Hyperlink"/>
@@ -11550,7 +11672,7 @@
       <w:r>
         <w:t xml:space="preserve">Colorado River Compact. (1922). </w:t>
       </w:r>
-      <w:hyperlink r:id="rId49" w:history="1">
+      <w:hyperlink r:id="rId48" w:history="1">
         <w:r>
           <w:rPr>
             <w:rStyle w:val="Hyperlink"/>
@@ -11571,7 +11693,7 @@
       <w:r>
         <w:t xml:space="preserve">IBWC. (2021). "Minutes between the United States and Mexican Sections of the IBWC." United States Section, </w:t>
       </w:r>
-      <w:hyperlink r:id="rId50" w:history="1">
+      <w:hyperlink r:id="rId49" w:history="1">
         <w:r>
           <w:rPr>
             <w:rStyle w:val="Hyperlink"/>
@@ -11601,7 +11723,7 @@
       <w:r>
         <w:t xml:space="preserve">. </w:t>
       </w:r>
-      <w:hyperlink r:id="rId51" w:history="1">
+      <w:hyperlink r:id="rId50" w:history="1">
         <w:r>
           <w:rPr>
             <w:rStyle w:val="Hyperlink"/>
@@ -11641,7 +11763,7 @@
       <w:r>
         <w:t xml:space="preserve">Moreo, M. T. (2015). "Evaporation data from Lake Mead and Lake Mohave, Nevada and Arizona, March 2010 through April 2015." U.S. Geological Survey Data Release. </w:t>
       </w:r>
-      <w:hyperlink r:id="rId52" w:history="1">
+      <w:hyperlink r:id="rId51" w:history="1">
         <w:r>
           <w:rPr>
             <w:rStyle w:val="Hyperlink"/>
@@ -11671,7 +11793,7 @@
       <w:r>
         <w:t xml:space="preserve">, 3. </w:t>
       </w:r>
-      <w:hyperlink r:id="rId53" w:history="1">
+      <w:hyperlink r:id="rId52" w:history="1">
         <w:r>
           <w:rPr>
             <w:rStyle w:val="Hyperlink"/>
@@ -11701,7 +11823,7 @@
       <w:r>
         <w:t xml:space="preserve">, 60(7), e2024WR037225. </w:t>
       </w:r>
-      <w:hyperlink r:id="rId54" w:history="1">
+      <w:hyperlink r:id="rId53" w:history="1">
         <w:r>
           <w:rPr>
             <w:rStyle w:val="Hyperlink"/>
@@ -11722,7 +11844,7 @@
       <w:r>
         <w:t xml:space="preserve">Schmidt, J. C., Kraft, M., Tuzlak, D., and Walker, A. (2016). "Fill Mead First: a technical assessment." Utah State University, Logan, Utah. </w:t>
       </w:r>
-      <w:hyperlink r:id="rId55" w:history="1">
+      <w:hyperlink r:id="rId54" w:history="1">
         <w:r>
           <w:rPr>
             <w:rStyle w:val="Hyperlink"/>
@@ -11743,7 +11865,7 @@
       <w:r>
         <w:t xml:space="preserve">Ten Tribes Partnership. (2018). "Colorado River Basin  Ten Tribes Partnership Tribal Water Study." U.S. Department of the Interior, Bureau of Reclamation, Ten Tribes Partnership. </w:t>
       </w:r>
-      <w:hyperlink r:id="rId56" w:history="1">
+      <w:hyperlink r:id="rId55" w:history="1">
         <w:r>
           <w:rPr>
             <w:rStyle w:val="Hyperlink"/>
@@ -11773,7 +11895,7 @@
       <w:r>
         <w:t xml:space="preserve">. </w:t>
       </w:r>
-      <w:hyperlink r:id="rId57" w:history="1">
+      <w:hyperlink r:id="rId56" w:history="1">
         <w:r>
           <w:rPr>
             <w:rStyle w:val="Hyperlink"/>
@@ -11803,7 +11925,7 @@
       <w:r>
         <w:t xml:space="preserve">. </w:t>
       </w:r>
-      <w:hyperlink r:id="rId58" w:history="1">
+      <w:hyperlink r:id="rId57" w:history="1">
         <w:r>
           <w:rPr>
             <w:rStyle w:val="Hyperlink"/>
@@ -11824,7 +11946,7 @@
       <w:r>
         <w:t xml:space="preserve">USBR. (2012). "Colorado River Basin Water Supply and Demand Study." U.S. Department of Interior, Bureau of Reclamation, Washington, D.C., </w:t>
       </w:r>
-      <w:hyperlink r:id="rId59" w:history="1">
+      <w:hyperlink r:id="rId58" w:history="1">
         <w:r>
           <w:rPr>
             <w:rStyle w:val="Hyperlink"/>
@@ -11846,7 +11968,7 @@
         <w:lastRenderedPageBreak/>
         <w:t xml:space="preserve">USBR. (2019). "Agreement Concerning Colorado River Drought Contingency Management and Operations." U.S. Bureau of Reclamation, Washington, DC. </w:t>
       </w:r>
-      <w:hyperlink r:id="rId60" w:history="1">
+      <w:hyperlink r:id="rId59" w:history="1">
         <w:r>
           <w:rPr>
             <w:rStyle w:val="Hyperlink"/>
@@ -11867,7 +11989,7 @@
       <w:r>
         <w:t xml:space="preserve">USBR. (2020). "Review of the Colorado River Interim Guidelines for Lower Basin Shortages and Coordinated Operations for Lake Powell and Lake Mead." U.S. Bureau of Reclamation, U.S. Department of Interior. </w:t>
       </w:r>
-      <w:hyperlink r:id="rId61" w:history="1">
+      <w:hyperlink r:id="rId60" w:history="1">
         <w:r>
           <w:rPr>
             <w:rStyle w:val="Hyperlink"/>
@@ -11888,7 +12010,7 @@
       <w:r>
         <w:t xml:space="preserve">USBR. (2021a). "Boulder Canyon Operations Office - Program and Activities: Water Accounting Reports." U.S. Bureau of Reclamation. </w:t>
       </w:r>
-      <w:hyperlink r:id="rId62" w:history="1">
+      <w:hyperlink r:id="rId61" w:history="1">
         <w:r>
           <w:rPr>
             <w:rStyle w:val="Hyperlink"/>
@@ -11909,7 +12031,7 @@
       <w:r>
         <w:t xml:space="preserve">USBR. (2021b). "Lake Mead at Hoover Dam, End of Month Elevation." Lower Colorado River Operations, U.S. Buruea of Reclamation, </w:t>
       </w:r>
-      <w:hyperlink r:id="rId63" w:history="1">
+      <w:hyperlink r:id="rId62" w:history="1">
         <w:r>
           <w:rPr>
             <w:rStyle w:val="Hyperlink"/>
@@ -11930,7 +12052,7 @@
       <w:r>
         <w:t xml:space="preserve">USBR. (2021c). "Pilot System Conservation Program." U.S. Bureau of Reclamation, </w:t>
       </w:r>
-      <w:hyperlink r:id="rId64" w:history="1">
+      <w:hyperlink r:id="rId63" w:history="1">
         <w:r>
           <w:rPr>
             <w:rStyle w:val="Hyperlink"/>
@@ -11951,7 +12073,7 @@
       <w:r>
         <w:t xml:space="preserve">USBR. (2023a). "Integrated Technical Education Workgroup." U.S. Bureau of Reclamation, </w:t>
       </w:r>
-      <w:hyperlink r:id="rId65" w:history="1">
+      <w:hyperlink r:id="rId64" w:history="1">
         <w:r>
           <w:rPr>
             <w:rStyle w:val="Hyperlink"/>
@@ -11972,7 +12094,7 @@
       <w:r>
         <w:t xml:space="preserve">USBR. (2023b). "Post-2026 Colorado River Reservoir Operational Strategies for Lake Powell and Lake Mead: Summary of the Federal Register Notice Input Received." Reclamation, </w:t>
       </w:r>
-      <w:hyperlink r:id="rId66" w:history="1">
+      <w:hyperlink r:id="rId65" w:history="1">
         <w:r>
           <w:rPr>
             <w:rStyle w:val="Hyperlink"/>
@@ -11993,7 +12115,7 @@
       <w:r>
         <w:t xml:space="preserve">USGS. (2016). "Colorado River Basin map." U.S. Geological Survey. </w:t>
       </w:r>
-      <w:hyperlink r:id="rId67" w:history="1">
+      <w:hyperlink r:id="rId66" w:history="1">
         <w:r>
           <w:rPr>
             <w:rStyle w:val="Hyperlink"/>
@@ -12014,7 +12136,7 @@
       <w:r>
         <w:t xml:space="preserve">Wheeler, K. G., Schmidt, J. C., and Rosenberg, D. E. (2019). "Water Resource Modelling of the Colorado River – Present and Future Strategies." Center for Colorado River Studies, Utah State University, Logan, Utah. </w:t>
       </w:r>
-      <w:hyperlink r:id="rId68" w:history="1">
+      <w:hyperlink r:id="rId67" w:history="1">
         <w:r>
           <w:rPr>
             <w:rStyle w:val="Hyperlink"/>
@@ -12043,7 +12165,7 @@
       <w:r>
         <w:t xml:space="preserve">, 37(4), 913-929. </w:t>
       </w:r>
-      <w:hyperlink r:id="rId69" w:history="1">
+      <w:hyperlink r:id="rId68" w:history="1">
         <w:r>
           <w:rPr>
             <w:rStyle w:val="Hyperlink"/>
@@ -12069,8 +12191,8 @@
       </w:r>
     </w:p>
     <w:sectPr>
-      <w:headerReference w:type="default" r:id="rId70"/>
-      <w:footerReference w:type="default" r:id="rId71"/>
+      <w:headerReference w:type="default" r:id="rId69"/>
+      <w:footerReference w:type="default" r:id="rId70"/>
       <w:pgSz w:w="12240" w:h="15840"/>
       <w:pgMar w:top="1440" w:right="1440" w:bottom="1440" w:left="1440" w:header="720" w:footer="720" w:gutter="0"/>
       <w:cols w:space="720"/>

--- a/ModelGuide/ModelGuide-LakeMeadWaterBank.docx
+++ b/ModelGuide/ModelGuide-LakeMeadWaterBank.docx
@@ -1,6 +1,6 @@
 
 <file path=word/document.xml><?xml version="1.0" encoding="utf-8"?>
-<w:document xmlns:wpc="http://schemas.microsoft.com/office/word/2010/wordprocessingCanvas" xmlns:cx="http://schemas.microsoft.com/office/drawing/2014/chartex" xmlns:cx1="http://schemas.microsoft.com/office/drawing/2015/9/8/chartex" xmlns:cx2="http://schemas.microsoft.com/office/drawing/2015/10/21/chartex" xmlns:cx3="http://schemas.microsoft.com/office/drawing/2016/5/9/chartex" xmlns:cx4="http://schemas.microsoft.com/office/drawing/2016/5/10/chartex" xmlns:cx5="http://schemas.microsoft.com/office/drawing/2016/5/11/chartex" xmlns:cx6="http://schemas.microsoft.com/office/drawing/2016/5/12/chartex" xmlns:cx7="http://schemas.microsoft.com/office/drawing/2016/5/13/chartex" xmlns:cx8="http://schemas.microsoft.com/office/drawing/2016/5/14/chartex" xmlns:mc="http://schemas.openxmlformats.org/markup-compatibility/2006" xmlns:aink="http://schemas.microsoft.com/office/drawing/2016/ink" xmlns:am3d="http://schemas.microsoft.com/office/drawing/2017/model3d" xmlns:o="urn:schemas-microsoft-com:office:office" xmlns:oel="http://schemas.microsoft.com/office/2019/extlst" xmlns:r="http://schemas.openxmlformats.org/officeDocument/2006/relationships" xmlns:m="http://schemas.openxmlformats.org/officeDocument/2006/math" xmlns:v="urn:schemas-microsoft-com:vml" xmlns:wp14="http://schemas.microsoft.com/office/word/2010/wordprocessingDrawing" xmlns:wp="http://schemas.openxmlformats.org/drawingml/2006/wordprocessingDrawing" xmlns:w10="urn:schemas-microsoft-com:office:word" xmlns:w="http://schemas.openxmlformats.org/wordprocessingml/2006/main" xmlns:w14="http://schemas.microsoft.com/office/word/2010/wordml" xmlns:w15="http://schemas.microsoft.com/office/word/2012/wordml" xmlns:w16cex="http://schemas.microsoft.com/office/word/2018/wordml/cex" xmlns:w16cid="http://schemas.microsoft.com/office/word/2016/wordml/cid" xmlns:w16="http://schemas.microsoft.com/office/word/2018/wordml" xmlns:w16du="http://schemas.microsoft.com/office/word/2023/wordml/word16du" xmlns:w16sdtdh="http://schemas.microsoft.com/office/word/2020/wordml/sdtdatahash" xmlns:w16sdtfl="http://schemas.microsoft.com/office/word/2024/wordml/sdtformatlock" xmlns:w16se="http://schemas.microsoft.com/office/word/2015/wordml/symex" xmlns:wpg="http://schemas.microsoft.com/office/word/2010/wordprocessingGroup" xmlns:wpi="http://schemas.microsoft.com/office/word/2010/wordprocessingInk" xmlns:wne="http://schemas.microsoft.com/office/word/2006/wordml" xmlns:wps="http://schemas.microsoft.com/office/word/2010/wordprocessingShape" mc:Ignorable="w14 w15 w16se w16cid w16 w16cex w16sdtdh w16sdtfl w16du wp14">
+<w:document xmlns:wpc="http://schemas.microsoft.com/office/word/2010/wordprocessingCanvas" xmlns:cx="http://schemas.microsoft.com/office/drawing/2014/chartex" xmlns:cx1="http://schemas.microsoft.com/office/drawing/2015/9/8/chartex" xmlns:cx2="http://schemas.microsoft.com/office/drawing/2015/10/21/chartex" xmlns:cx3="http://schemas.microsoft.com/office/drawing/2016/5/9/chartex" xmlns:cx4="http://schemas.microsoft.com/office/drawing/2016/5/10/chartex" xmlns:cx5="http://schemas.microsoft.com/office/drawing/2016/5/11/chartex" xmlns:cx6="http://schemas.microsoft.com/office/drawing/2016/5/12/chartex" xmlns:cx7="http://schemas.microsoft.com/office/drawing/2016/5/13/chartex" xmlns:cx8="http://schemas.microsoft.com/office/drawing/2016/5/14/chartex" xmlns:mc="http://schemas.openxmlformats.org/markup-compatibility/2006" xmlns:aink="http://schemas.microsoft.com/office/drawing/2016/ink" xmlns:am3d="http://schemas.microsoft.com/office/drawing/2017/model3d" xmlns:o="urn:schemas-microsoft-com:office:office" xmlns:oel="http://schemas.microsoft.com/office/2019/extlst" xmlns:r="http://schemas.openxmlformats.org/officeDocument/2006/relationships" xmlns:m="http://schemas.openxmlformats.org/officeDocument/2006/math" xmlns:v="urn:schemas-microsoft-com:vml" xmlns:wp14="http://schemas.microsoft.com/office/word/2010/wordprocessingDrawing" xmlns:wp="http://schemas.openxmlformats.org/drawingml/2006/wordprocessingDrawing" xmlns:w10="urn:schemas-microsoft-com:office:word" xmlns:w="http://schemas.openxmlformats.org/wordprocessingml/2006/main" xmlns:w14="http://schemas.microsoft.com/office/word/2010/wordml" xmlns:w15="http://schemas.microsoft.com/office/word/2012/wordml" xmlns:w16cei="http://schemas.microsoft.com/office/word/2026/wordml/cei" xmlns:w16cex="http://schemas.microsoft.com/office/word/2018/wordml/cex" xmlns:w16cid="http://schemas.microsoft.com/office/word/2016/wordml/cid" xmlns:w16="http://schemas.microsoft.com/office/word/2018/wordml" xmlns:w16du="http://schemas.microsoft.com/office/word/2023/wordml/word16du" xmlns:w16sdtdh="http://schemas.microsoft.com/office/word/2020/wordml/sdtdatahash" xmlns:w16sdtfl="http://schemas.microsoft.com/office/word/2024/wordml/sdtformatlock" xmlns:w16se="http://schemas.microsoft.com/office/word/2015/wordml/symex" xmlns:wpg="http://schemas.microsoft.com/office/word/2010/wordprocessingGroup" xmlns:wpi="http://schemas.microsoft.com/office/word/2010/wordprocessingInk" xmlns:wne="http://schemas.microsoft.com/office/word/2006/wordml" xmlns:wps="http://schemas.microsoft.com/office/word/2010/wordprocessingShape" mc:Ignorable="w14 w15 w16se w16cid w16 w16cex w16sdtdh w16sdtfl w16du wp14">
   <w:body>
     <w:p>
       <w:pPr>
@@ -4232,7 +4232,7 @@
           <w:noProof/>
         </w:rPr>
         <w:drawing>
-          <wp:anchor distT="0" distB="0" distL="114300" distR="114300" simplePos="0" relativeHeight="251673600" behindDoc="0" locked="0" layoutInCell="1" allowOverlap="1" wp14:anchorId="60025689" wp14:editId="7E8F0919">
+          <wp:anchor distT="0" distB="0" distL="114300" distR="114300" simplePos="0" relativeHeight="251673600" behindDoc="0" locked="0" layoutInCell="1" allowOverlap="1" wp14:anchorId="60025689" wp14:editId="63CB7859">
             <wp:simplePos x="0" y="0"/>
             <wp:positionH relativeFrom="column">
               <wp:posOffset>913966</wp:posOffset>
@@ -7560,7 +7560,7 @@
           <w:noProof/>
         </w:rPr>
         <w:drawing>
-          <wp:anchor distT="0" distB="0" distL="114300" distR="114300" simplePos="0" relativeHeight="251670528" behindDoc="0" locked="0" layoutInCell="1" allowOverlap="1" wp14:anchorId="3751CB22" wp14:editId="4C1FE488">
+          <wp:anchor distT="0" distB="0" distL="114300" distR="114300" simplePos="0" relativeHeight="251670528" behindDoc="0" locked="0" layoutInCell="1" allowOverlap="1" wp14:anchorId="3751CB22" wp14:editId="6F2E71AA">
             <wp:simplePos x="0" y="0"/>
             <wp:positionH relativeFrom="column">
               <wp:posOffset>360613</wp:posOffset>
@@ -8580,7 +8580,7 @@
           <w:noProof/>
         </w:rPr>
         <w:drawing>
-          <wp:anchor distT="0" distB="0" distL="114300" distR="114300" simplePos="0" relativeHeight="251671552" behindDoc="0" locked="0" layoutInCell="1" allowOverlap="1" wp14:anchorId="1A5FC5AF" wp14:editId="65717199">
+          <wp:anchor distT="0" distB="0" distL="114300" distR="114300" simplePos="0" relativeHeight="251671552" behindDoc="0" locked="0" layoutInCell="1" allowOverlap="1" wp14:anchorId="1A5FC5AF" wp14:editId="5D6462C8">
             <wp:simplePos x="0" y="0"/>
             <wp:positionH relativeFrom="column">
               <wp:posOffset>-317500</wp:posOffset>
@@ -9699,7 +9699,15 @@
       </w:r>
       <w:proofErr w:type="gramEnd"/>
       <w:r>
-        <w:t>500) + (0.2)(1,200) = $850 million.</w:t>
+        <w:t>500) + (</w:t>
+      </w:r>
+      <w:proofErr w:type="gramStart"/>
+      <w:r>
+        <w:t>0.2)(</w:t>
+      </w:r>
+      <w:proofErr w:type="gramEnd"/>
+      <w:r>
+        <w:t>1,200) = $850 million.</w:t>
       </w:r>
     </w:p>
     <w:p>
@@ -10004,16 +10012,36 @@
         <w:rPr>
           <w:noProof/>
         </w:rPr>
-        <w:t>(USBR, 2021a)</w:t>
+        <w:t xml:space="preserve">(USBR, </w:t>
+      </w:r>
+      <w:r>
+        <w:rPr>
+          <w:noProof/>
+        </w:rPr>
+        <w:t>2026</w:t>
+      </w:r>
+      <w:r>
+        <w:rPr>
+          <w:noProof/>
+        </w:rPr>
+        <w:t>)</w:t>
       </w:r>
       <w:r>
         <w:fldChar w:fldCharType="end"/>
       </w:r>
       <w:r>
-        <w:t xml:space="preserve">. These withdrawals include to Tribal Nations within each </w:t>
+        <w:t xml:space="preserve">. These withdrawals </w:t>
       </w:r>
       <w:proofErr w:type="gramStart"/>
       <w:r>
+        <w:t>include to</w:t>
+      </w:r>
+      <w:proofErr w:type="gramEnd"/>
+      <w:r>
+        <w:t xml:space="preserve"> Tribal Nations within each </w:t>
+      </w:r>
+      <w:proofErr w:type="gramStart"/>
+      <w:r>
         <w:t>state .</w:t>
       </w:r>
       <w:proofErr w:type="gramEnd"/>
@@ -10109,14 +10137,11 @@
     </w:p>
     <w:p>
       <w:r>
-        <w:rPr>
-          <w:noProof/>
-        </w:rPr>
         <w:drawing>
-          <wp:inline distT="0" distB="0" distL="0" distR="0" wp14:anchorId="1B7AA885" wp14:editId="78A60667">
-            <wp:extent cx="4108450" cy="2123440"/>
-            <wp:effectExtent l="0" t="0" r="6350" b="0"/>
-            <wp:docPr id="1487278973" name="Picture 1" descr="A table with numbers and a number of states&#10;&#10;Description automatically generated"/>
+          <wp:inline distT="0" distB="0" distL="0" distR="0" wp14:anchorId="2AA10512" wp14:editId="7E4C4D31">
+            <wp:extent cx="3762900" cy="2724530"/>
+            <wp:effectExtent l="0" t="0" r="9525" b="0"/>
+            <wp:docPr id="674561432" name="Picture 1"/>
             <wp:cNvGraphicFramePr>
               <a:graphicFrameLocks xmlns:a="http://schemas.openxmlformats.org/drawingml/2006/main" noChangeAspect="1"/>
             </wp:cNvGraphicFramePr>
@@ -10124,30 +10149,23 @@
               <a:graphicData uri="http://schemas.openxmlformats.org/drawingml/2006/picture">
                 <pic:pic xmlns:pic="http://schemas.openxmlformats.org/drawingml/2006/picture">
                   <pic:nvPicPr>
-                    <pic:cNvPr id="1487278973" name="Picture 1" descr="A table with numbers and a number of states&#10;&#10;Description automatically generated"/>
+                    <pic:cNvPr id="674561432" name=""/>
                     <pic:cNvPicPr/>
                   </pic:nvPicPr>
-                  <pic:blipFill rotWithShape="1">
+                  <pic:blipFill>
                     <a:blip r:embed="rId37"/>
-                    <a:srcRect r="-5"/>
-                    <a:stretch/>
+                    <a:stretch>
+                      <a:fillRect/>
+                    </a:stretch>
                   </pic:blipFill>
-                  <pic:spPr bwMode="auto">
+                  <pic:spPr>
                     <a:xfrm>
                       <a:off x="0" y="0"/>
-                      <a:ext cx="4109077" cy="2123764"/>
+                      <a:ext cx="3762900" cy="2724530"/>
                     </a:xfrm>
                     <a:prstGeom prst="rect">
                       <a:avLst/>
                     </a:prstGeom>
-                    <a:ln>
-                      <a:noFill/>
-                    </a:ln>
-                    <a:extLst>
-                      <a:ext uri="{53640926-AAD7-44D8-BBD7-CCE9431645EC}">
-                        <a14:shadowObscured xmlns:a14="http://schemas.microsoft.com/office/drawing/2010/main"/>
-                      </a:ext>
-                    </a:extLst>
                   </pic:spPr>
                 </pic:pic>
               </a:graphicData>
@@ -12090,6 +12108,9 @@
         <w:pStyle w:val="EndNoteBibliography"/>
         <w:spacing w:after="0"/>
         <w:ind w:left="720" w:hanging="720"/>
+        <w:rPr>
+          <w:highlight w:val="yellow"/>
+        </w:rPr>
       </w:pPr>
       <w:r>
         <w:t xml:space="preserve">USBR. (2023b). "Post-2026 Colorado River Reservoir Operational Strategies for Lake Powell and Lake Mead: Summary of the Federal Register Notice Input Received." Reclamation, </w:t>
@@ -12105,6 +12126,12 @@
       <w:r>
         <w:t xml:space="preserve"> [Accessed on: September 20, 2022].</w:t>
       </w:r>
+      <w:r>
+        <w:rPr>
+          <w:highlight w:val="yellow"/>
+        </w:rPr>
+        <w:t xml:space="preserve"> </w:t>
+      </w:r>
     </w:p>
     <w:p>
       <w:pPr>
@@ -12113,9 +12140,30 @@
         <w:ind w:left="720" w:hanging="720"/>
       </w:pPr>
       <w:r>
+        <w:t xml:space="preserve">USBR. (2026). "Boulder Canyon Operations Office - Program and Activities: Water Accounting Reports." U.S. Bureau of Reclamation. </w:t>
+      </w:r>
+      <w:hyperlink r:id="rId66" w:tgtFrame="_blank" w:history="1">
+        <w:r>
+          <w:rPr>
+            <w:rStyle w:val="Hyperlink"/>
+          </w:rPr>
+          <w:t>https://www.usbr.gov/lc/region/g4000/wtracct.html</w:t>
+        </w:r>
+      </w:hyperlink>
+      <w:r>
+        <w:t>.</w:t>
+      </w:r>
+    </w:p>
+    <w:p>
+      <w:pPr>
+        <w:pStyle w:val="EndNoteBibliography"/>
+        <w:spacing w:after="0"/>
+        <w:ind w:left="720" w:hanging="720"/>
+      </w:pPr>
+      <w:r>
         <w:t xml:space="preserve">USGS. (2016). "Colorado River Basin map." U.S. Geological Survey. </w:t>
       </w:r>
-      <w:hyperlink r:id="rId66" w:history="1">
+      <w:hyperlink r:id="rId67" w:history="1">
         <w:r>
           <w:rPr>
             <w:rStyle w:val="Hyperlink"/>
@@ -12136,7 +12184,7 @@
       <w:r>
         <w:t xml:space="preserve">Wheeler, K. G., Schmidt, J. C., and Rosenberg, D. E. (2019). "Water Resource Modelling of the Colorado River – Present and Future Strategies." Center for Colorado River Studies, Utah State University, Logan, Utah. </w:t>
       </w:r>
-      <w:hyperlink r:id="rId67" w:history="1">
+      <w:hyperlink r:id="rId68" w:history="1">
         <w:r>
           <w:rPr>
             <w:rStyle w:val="Hyperlink"/>
@@ -12165,7 +12213,7 @@
       <w:r>
         <w:t xml:space="preserve">, 37(4), 913-929. </w:t>
       </w:r>
-      <w:hyperlink r:id="rId68" w:history="1">
+      <w:hyperlink r:id="rId69" w:history="1">
         <w:r>
           <w:rPr>
             <w:rStyle w:val="Hyperlink"/>
@@ -12191,8 +12239,8 @@
       </w:r>
     </w:p>
     <w:sectPr>
-      <w:headerReference w:type="default" r:id="rId69"/>
-      <w:footerReference w:type="default" r:id="rId70"/>
+      <w:headerReference w:type="default" r:id="rId70"/>
+      <w:footerReference w:type="default" r:id="rId71"/>
       <w:pgSz w:w="12240" w:h="15840"/>
       <w:pgMar w:top="1440" w:right="1440" w:bottom="1440" w:left="1440" w:header="720" w:footer="720" w:gutter="0"/>
       <w:cols w:space="720"/>
@@ -12203,7 +12251,7 @@
 </file>
 
 <file path=word/endnotes.xml><?xml version="1.0" encoding="utf-8"?>
-<w:endnotes xmlns:wpc="http://schemas.microsoft.com/office/word/2010/wordprocessingCanvas" xmlns:cx="http://schemas.microsoft.com/office/drawing/2014/chartex" xmlns:cx1="http://schemas.microsoft.com/office/drawing/2015/9/8/chartex" xmlns:cx2="http://schemas.microsoft.com/office/drawing/2015/10/21/chartex" xmlns:cx3="http://schemas.microsoft.com/office/drawing/2016/5/9/chartex" xmlns:cx4="http://schemas.microsoft.com/office/drawing/2016/5/10/chartex" xmlns:cx5="http://schemas.microsoft.com/office/drawing/2016/5/11/chartex" xmlns:cx6="http://schemas.microsoft.com/office/drawing/2016/5/12/chartex" xmlns:cx7="http://schemas.microsoft.com/office/drawing/2016/5/13/chartex" xmlns:cx8="http://schemas.microsoft.com/office/drawing/2016/5/14/chartex" xmlns:mc="http://schemas.openxmlformats.org/markup-compatibility/2006" xmlns:aink="http://schemas.microsoft.com/office/drawing/2016/ink" xmlns:am3d="http://schemas.microsoft.com/office/drawing/2017/model3d" xmlns:o="urn:schemas-microsoft-com:office:office" xmlns:oel="http://schemas.microsoft.com/office/2019/extlst" xmlns:r="http://schemas.openxmlformats.org/officeDocument/2006/relationships" xmlns:m="http://schemas.openxmlformats.org/officeDocument/2006/math" xmlns:v="urn:schemas-microsoft-com:vml" xmlns:wp14="http://schemas.microsoft.com/office/word/2010/wordprocessingDrawing" xmlns:wp="http://schemas.openxmlformats.org/drawingml/2006/wordprocessingDrawing" xmlns:w10="urn:schemas-microsoft-com:office:word" xmlns:w="http://schemas.openxmlformats.org/wordprocessingml/2006/main" xmlns:w14="http://schemas.microsoft.com/office/word/2010/wordml" xmlns:w15="http://schemas.microsoft.com/office/word/2012/wordml" xmlns:w16cex="http://schemas.microsoft.com/office/word/2018/wordml/cex" xmlns:w16cid="http://schemas.microsoft.com/office/word/2016/wordml/cid" xmlns:w16="http://schemas.microsoft.com/office/word/2018/wordml" xmlns:w16du="http://schemas.microsoft.com/office/word/2023/wordml/word16du" xmlns:w16sdtdh="http://schemas.microsoft.com/office/word/2020/wordml/sdtdatahash" xmlns:w16sdtfl="http://schemas.microsoft.com/office/word/2024/wordml/sdtformatlock" xmlns:w16se="http://schemas.microsoft.com/office/word/2015/wordml/symex" xmlns:wpg="http://schemas.microsoft.com/office/word/2010/wordprocessingGroup" xmlns:wpi="http://schemas.microsoft.com/office/word/2010/wordprocessingInk" xmlns:wne="http://schemas.microsoft.com/office/word/2006/wordml" xmlns:wps="http://schemas.microsoft.com/office/word/2010/wordprocessingShape" mc:Ignorable="w14 w15 w16se w16cid w16 w16cex w16sdtdh w16sdtfl w16du wp14">
+<w:endnotes xmlns:wpc="http://schemas.microsoft.com/office/word/2010/wordprocessingCanvas" xmlns:cx="http://schemas.microsoft.com/office/drawing/2014/chartex" xmlns:cx1="http://schemas.microsoft.com/office/drawing/2015/9/8/chartex" xmlns:cx2="http://schemas.microsoft.com/office/drawing/2015/10/21/chartex" xmlns:cx3="http://schemas.microsoft.com/office/drawing/2016/5/9/chartex" xmlns:cx4="http://schemas.microsoft.com/office/drawing/2016/5/10/chartex" xmlns:cx5="http://schemas.microsoft.com/office/drawing/2016/5/11/chartex" xmlns:cx6="http://schemas.microsoft.com/office/drawing/2016/5/12/chartex" xmlns:cx7="http://schemas.microsoft.com/office/drawing/2016/5/13/chartex" xmlns:cx8="http://schemas.microsoft.com/office/drawing/2016/5/14/chartex" xmlns:mc="http://schemas.openxmlformats.org/markup-compatibility/2006" xmlns:aink="http://schemas.microsoft.com/office/drawing/2016/ink" xmlns:am3d="http://schemas.microsoft.com/office/drawing/2017/model3d" xmlns:o="urn:schemas-microsoft-com:office:office" xmlns:oel="http://schemas.microsoft.com/office/2019/extlst" xmlns:r="http://schemas.openxmlformats.org/officeDocument/2006/relationships" xmlns:m="http://schemas.openxmlformats.org/officeDocument/2006/math" xmlns:v="urn:schemas-microsoft-com:vml" xmlns:wp14="http://schemas.microsoft.com/office/word/2010/wordprocessingDrawing" xmlns:wp="http://schemas.openxmlformats.org/drawingml/2006/wordprocessingDrawing" xmlns:w10="urn:schemas-microsoft-com:office:word" xmlns:w="http://schemas.openxmlformats.org/wordprocessingml/2006/main" xmlns:w14="http://schemas.microsoft.com/office/word/2010/wordml" xmlns:w15="http://schemas.microsoft.com/office/word/2012/wordml" xmlns:w16cei="http://schemas.microsoft.com/office/word/2026/wordml/cei" xmlns:w16cex="http://schemas.microsoft.com/office/word/2018/wordml/cex" xmlns:w16cid="http://schemas.microsoft.com/office/word/2016/wordml/cid" xmlns:w16="http://schemas.microsoft.com/office/word/2018/wordml" xmlns:w16du="http://schemas.microsoft.com/office/word/2023/wordml/word16du" xmlns:w16sdtdh="http://schemas.microsoft.com/office/word/2020/wordml/sdtdatahash" xmlns:w16sdtfl="http://schemas.microsoft.com/office/word/2024/wordml/sdtformatlock" xmlns:w16se="http://schemas.microsoft.com/office/word/2015/wordml/symex" xmlns:wpg="http://schemas.microsoft.com/office/word/2010/wordprocessingGroup" xmlns:wpi="http://schemas.microsoft.com/office/word/2010/wordprocessingInk" xmlns:wne="http://schemas.microsoft.com/office/word/2006/wordml" xmlns:wps="http://schemas.microsoft.com/office/word/2010/wordprocessingShape" mc:Ignorable="w14 w15 w16se w16cid w16 w16cex w16sdtdh w16sdtfl w16du wp14">
   <w:endnote w:type="separator" w:id="-1">
     <w:p>
       <w:r>
@@ -12222,7 +12270,7 @@
 </file>
 
 <file path=word/footer1.xml><?xml version="1.0" encoding="utf-8"?>
-<w:ftr xmlns:wpc="http://schemas.microsoft.com/office/word/2010/wordprocessingCanvas" xmlns:cx="http://schemas.microsoft.com/office/drawing/2014/chartex" xmlns:cx1="http://schemas.microsoft.com/office/drawing/2015/9/8/chartex" xmlns:cx2="http://schemas.microsoft.com/office/drawing/2015/10/21/chartex" xmlns:cx3="http://schemas.microsoft.com/office/drawing/2016/5/9/chartex" xmlns:cx4="http://schemas.microsoft.com/office/drawing/2016/5/10/chartex" xmlns:cx5="http://schemas.microsoft.com/office/drawing/2016/5/11/chartex" xmlns:cx6="http://schemas.microsoft.com/office/drawing/2016/5/12/chartex" xmlns:cx7="http://schemas.microsoft.com/office/drawing/2016/5/13/chartex" xmlns:cx8="http://schemas.microsoft.com/office/drawing/2016/5/14/chartex" xmlns:mc="http://schemas.openxmlformats.org/markup-compatibility/2006" xmlns:aink="http://schemas.microsoft.com/office/drawing/2016/ink" xmlns:am3d="http://schemas.microsoft.com/office/drawing/2017/model3d" xmlns:o="urn:schemas-microsoft-com:office:office" xmlns:oel="http://schemas.microsoft.com/office/2019/extlst" xmlns:r="http://schemas.openxmlformats.org/officeDocument/2006/relationships" xmlns:m="http://schemas.openxmlformats.org/officeDocument/2006/math" xmlns:v="urn:schemas-microsoft-com:vml" xmlns:wp14="http://schemas.microsoft.com/office/word/2010/wordprocessingDrawing" xmlns:wp="http://schemas.openxmlformats.org/drawingml/2006/wordprocessingDrawing" xmlns:w10="urn:schemas-microsoft-com:office:word" xmlns:w="http://schemas.openxmlformats.org/wordprocessingml/2006/main" xmlns:w14="http://schemas.microsoft.com/office/word/2010/wordml" xmlns:w15="http://schemas.microsoft.com/office/word/2012/wordml" xmlns:w16cex="http://schemas.microsoft.com/office/word/2018/wordml/cex" xmlns:w16cid="http://schemas.microsoft.com/office/word/2016/wordml/cid" xmlns:w16="http://schemas.microsoft.com/office/word/2018/wordml" xmlns:w16du="http://schemas.microsoft.com/office/word/2023/wordml/word16du" xmlns:w16sdtdh="http://schemas.microsoft.com/office/word/2020/wordml/sdtdatahash" xmlns:w16sdtfl="http://schemas.microsoft.com/office/word/2024/wordml/sdtformatlock" xmlns:w16se="http://schemas.microsoft.com/office/word/2015/wordml/symex" xmlns:wpg="http://schemas.microsoft.com/office/word/2010/wordprocessingGroup" xmlns:wpi="http://schemas.microsoft.com/office/word/2010/wordprocessingInk" xmlns:wne="http://schemas.microsoft.com/office/word/2006/wordml" xmlns:wps="http://schemas.microsoft.com/office/word/2010/wordprocessingShape" mc:Ignorable="w14 w15 w16se w16cid w16 w16cex w16sdtdh w16sdtfl w16du wp14">
+<w:ftr xmlns:wpc="http://schemas.microsoft.com/office/word/2010/wordprocessingCanvas" xmlns:cx="http://schemas.microsoft.com/office/drawing/2014/chartex" xmlns:cx1="http://schemas.microsoft.com/office/drawing/2015/9/8/chartex" xmlns:cx2="http://schemas.microsoft.com/office/drawing/2015/10/21/chartex" xmlns:cx3="http://schemas.microsoft.com/office/drawing/2016/5/9/chartex" xmlns:cx4="http://schemas.microsoft.com/office/drawing/2016/5/10/chartex" xmlns:cx5="http://schemas.microsoft.com/office/drawing/2016/5/11/chartex" xmlns:cx6="http://schemas.microsoft.com/office/drawing/2016/5/12/chartex" xmlns:cx7="http://schemas.microsoft.com/office/drawing/2016/5/13/chartex" xmlns:cx8="http://schemas.microsoft.com/office/drawing/2016/5/14/chartex" xmlns:mc="http://schemas.openxmlformats.org/markup-compatibility/2006" xmlns:aink="http://schemas.microsoft.com/office/drawing/2016/ink" xmlns:am3d="http://schemas.microsoft.com/office/drawing/2017/model3d" xmlns:o="urn:schemas-microsoft-com:office:office" xmlns:oel="http://schemas.microsoft.com/office/2019/extlst" xmlns:r="http://schemas.openxmlformats.org/officeDocument/2006/relationships" xmlns:m="http://schemas.openxmlformats.org/officeDocument/2006/math" xmlns:v="urn:schemas-microsoft-com:vml" xmlns:wp14="http://schemas.microsoft.com/office/word/2010/wordprocessingDrawing" xmlns:wp="http://schemas.openxmlformats.org/drawingml/2006/wordprocessingDrawing" xmlns:w10="urn:schemas-microsoft-com:office:word" xmlns:w="http://schemas.openxmlformats.org/wordprocessingml/2006/main" xmlns:w14="http://schemas.microsoft.com/office/word/2010/wordml" xmlns:w15="http://schemas.microsoft.com/office/word/2012/wordml" xmlns:w16cei="http://schemas.microsoft.com/office/word/2026/wordml/cei" xmlns:w16cex="http://schemas.microsoft.com/office/word/2018/wordml/cex" xmlns:w16cid="http://schemas.microsoft.com/office/word/2016/wordml/cid" xmlns:w16="http://schemas.microsoft.com/office/word/2018/wordml" xmlns:w16du="http://schemas.microsoft.com/office/word/2023/wordml/word16du" xmlns:w16sdtdh="http://schemas.microsoft.com/office/word/2020/wordml/sdtdatahash" xmlns:w16sdtfl="http://schemas.microsoft.com/office/word/2024/wordml/sdtformatlock" xmlns:w16se="http://schemas.microsoft.com/office/word/2015/wordml/symex" xmlns:wpg="http://schemas.microsoft.com/office/word/2010/wordprocessingGroup" xmlns:wpi="http://schemas.microsoft.com/office/word/2010/wordprocessingInk" xmlns:wne="http://schemas.microsoft.com/office/word/2006/wordml" xmlns:wps="http://schemas.microsoft.com/office/word/2010/wordprocessingShape" mc:Ignorable="w14 w15 w16se w16cid w16 w16cex w16sdtdh w16sdtfl w16du wp14">
   <w:p>
     <w:pPr>
       <w:pStyle w:val="Footer"/>
@@ -12278,7 +12326,7 @@
 </file>
 
 <file path=word/footnotes.xml><?xml version="1.0" encoding="utf-8"?>
-<w:footnotes xmlns:wpc="http://schemas.microsoft.com/office/word/2010/wordprocessingCanvas" xmlns:cx="http://schemas.microsoft.com/office/drawing/2014/chartex" xmlns:cx1="http://schemas.microsoft.com/office/drawing/2015/9/8/chartex" xmlns:cx2="http://schemas.microsoft.com/office/drawing/2015/10/21/chartex" xmlns:cx3="http://schemas.microsoft.com/office/drawing/2016/5/9/chartex" xmlns:cx4="http://schemas.microsoft.com/office/drawing/2016/5/10/chartex" xmlns:cx5="http://schemas.microsoft.com/office/drawing/2016/5/11/chartex" xmlns:cx6="http://schemas.microsoft.com/office/drawing/2016/5/12/chartex" xmlns:cx7="http://schemas.microsoft.com/office/drawing/2016/5/13/chartex" xmlns:cx8="http://schemas.microsoft.com/office/drawing/2016/5/14/chartex" xmlns:mc="http://schemas.openxmlformats.org/markup-compatibility/2006" xmlns:aink="http://schemas.microsoft.com/office/drawing/2016/ink" xmlns:am3d="http://schemas.microsoft.com/office/drawing/2017/model3d" xmlns:o="urn:schemas-microsoft-com:office:office" xmlns:oel="http://schemas.microsoft.com/office/2019/extlst" xmlns:r="http://schemas.openxmlformats.org/officeDocument/2006/relationships" xmlns:m="http://schemas.openxmlformats.org/officeDocument/2006/math" xmlns:v="urn:schemas-microsoft-com:vml" xmlns:wp14="http://schemas.microsoft.com/office/word/2010/wordprocessingDrawing" xmlns:wp="http://schemas.openxmlformats.org/drawingml/2006/wordprocessingDrawing" xmlns:w10="urn:schemas-microsoft-com:office:word" xmlns:w="http://schemas.openxmlformats.org/wordprocessingml/2006/main" xmlns:w14="http://schemas.microsoft.com/office/word/2010/wordml" xmlns:w15="http://schemas.microsoft.com/office/word/2012/wordml" xmlns:w16cex="http://schemas.microsoft.com/office/word/2018/wordml/cex" xmlns:w16cid="http://schemas.microsoft.com/office/word/2016/wordml/cid" xmlns:w16="http://schemas.microsoft.com/office/word/2018/wordml" xmlns:w16du="http://schemas.microsoft.com/office/word/2023/wordml/word16du" xmlns:w16sdtdh="http://schemas.microsoft.com/office/word/2020/wordml/sdtdatahash" xmlns:w16sdtfl="http://schemas.microsoft.com/office/word/2024/wordml/sdtformatlock" xmlns:w16se="http://schemas.microsoft.com/office/word/2015/wordml/symex" xmlns:wpg="http://schemas.microsoft.com/office/word/2010/wordprocessingGroup" xmlns:wpi="http://schemas.microsoft.com/office/word/2010/wordprocessingInk" xmlns:wne="http://schemas.microsoft.com/office/word/2006/wordml" xmlns:wps="http://schemas.microsoft.com/office/word/2010/wordprocessingShape" mc:Ignorable="w14 w15 w16se w16cid w16 w16cex w16sdtdh w16sdtfl w16du wp14">
+<w:footnotes xmlns:wpc="http://schemas.microsoft.com/office/word/2010/wordprocessingCanvas" xmlns:cx="http://schemas.microsoft.com/office/drawing/2014/chartex" xmlns:cx1="http://schemas.microsoft.com/office/drawing/2015/9/8/chartex" xmlns:cx2="http://schemas.microsoft.com/office/drawing/2015/10/21/chartex" xmlns:cx3="http://schemas.microsoft.com/office/drawing/2016/5/9/chartex" xmlns:cx4="http://schemas.microsoft.com/office/drawing/2016/5/10/chartex" xmlns:cx5="http://schemas.microsoft.com/office/drawing/2016/5/11/chartex" xmlns:cx6="http://schemas.microsoft.com/office/drawing/2016/5/12/chartex" xmlns:cx7="http://schemas.microsoft.com/office/drawing/2016/5/13/chartex" xmlns:cx8="http://schemas.microsoft.com/office/drawing/2016/5/14/chartex" xmlns:mc="http://schemas.openxmlformats.org/markup-compatibility/2006" xmlns:aink="http://schemas.microsoft.com/office/drawing/2016/ink" xmlns:am3d="http://schemas.microsoft.com/office/drawing/2017/model3d" xmlns:o="urn:schemas-microsoft-com:office:office" xmlns:oel="http://schemas.microsoft.com/office/2019/extlst" xmlns:r="http://schemas.openxmlformats.org/officeDocument/2006/relationships" xmlns:m="http://schemas.openxmlformats.org/officeDocument/2006/math" xmlns:v="urn:schemas-microsoft-com:vml" xmlns:wp14="http://schemas.microsoft.com/office/word/2010/wordprocessingDrawing" xmlns:wp="http://schemas.openxmlformats.org/drawingml/2006/wordprocessingDrawing" xmlns:w10="urn:schemas-microsoft-com:office:word" xmlns:w="http://schemas.openxmlformats.org/wordprocessingml/2006/main" xmlns:w14="http://schemas.microsoft.com/office/word/2010/wordml" xmlns:w15="http://schemas.microsoft.com/office/word/2012/wordml" xmlns:w16cei="http://schemas.microsoft.com/office/word/2026/wordml/cei" xmlns:w16cex="http://schemas.microsoft.com/office/word/2018/wordml/cex" xmlns:w16cid="http://schemas.microsoft.com/office/word/2016/wordml/cid" xmlns:w16="http://schemas.microsoft.com/office/word/2018/wordml" xmlns:w16du="http://schemas.microsoft.com/office/word/2023/wordml/word16du" xmlns:w16sdtdh="http://schemas.microsoft.com/office/word/2020/wordml/sdtdatahash" xmlns:w16sdtfl="http://schemas.microsoft.com/office/word/2024/wordml/sdtformatlock" xmlns:w16se="http://schemas.microsoft.com/office/word/2015/wordml/symex" xmlns:wpg="http://schemas.microsoft.com/office/word/2010/wordprocessingGroup" xmlns:wpi="http://schemas.microsoft.com/office/word/2010/wordprocessingInk" xmlns:wne="http://schemas.microsoft.com/office/word/2006/wordml" xmlns:wps="http://schemas.microsoft.com/office/word/2010/wordprocessingShape" mc:Ignorable="w14 w15 w16se w16cid w16 w16cex w16sdtdh w16sdtfl w16du wp14">
   <w:footnote w:type="separator" w:id="-1">
     <w:p>
       <w:r>
@@ -12297,7 +12345,7 @@
 </file>
 
 <file path=word/header1.xml><?xml version="1.0" encoding="utf-8"?>
-<w:hdr xmlns:wpc="http://schemas.microsoft.com/office/word/2010/wordprocessingCanvas" xmlns:cx="http://schemas.microsoft.com/office/drawing/2014/chartex" xmlns:cx1="http://schemas.microsoft.com/office/drawing/2015/9/8/chartex" xmlns:cx2="http://schemas.microsoft.com/office/drawing/2015/10/21/chartex" xmlns:cx3="http://schemas.microsoft.com/office/drawing/2016/5/9/chartex" xmlns:cx4="http://schemas.microsoft.com/office/drawing/2016/5/10/chartex" xmlns:cx5="http://schemas.microsoft.com/office/drawing/2016/5/11/chartex" xmlns:cx6="http://schemas.microsoft.com/office/drawing/2016/5/12/chartex" xmlns:cx7="http://schemas.microsoft.com/office/drawing/2016/5/13/chartex" xmlns:cx8="http://schemas.microsoft.com/office/drawing/2016/5/14/chartex" xmlns:mc="http://schemas.openxmlformats.org/markup-compatibility/2006" xmlns:aink="http://schemas.microsoft.com/office/drawing/2016/ink" xmlns:am3d="http://schemas.microsoft.com/office/drawing/2017/model3d" xmlns:o="urn:schemas-microsoft-com:office:office" xmlns:oel="http://schemas.microsoft.com/office/2019/extlst" xmlns:r="http://schemas.openxmlformats.org/officeDocument/2006/relationships" xmlns:m="http://schemas.openxmlformats.org/officeDocument/2006/math" xmlns:v="urn:schemas-microsoft-com:vml" xmlns:wp14="http://schemas.microsoft.com/office/word/2010/wordprocessingDrawing" xmlns:wp="http://schemas.openxmlformats.org/drawingml/2006/wordprocessingDrawing" xmlns:w10="urn:schemas-microsoft-com:office:word" xmlns:w="http://schemas.openxmlformats.org/wordprocessingml/2006/main" xmlns:w14="http://schemas.microsoft.com/office/word/2010/wordml" xmlns:w15="http://schemas.microsoft.com/office/word/2012/wordml" xmlns:w16cex="http://schemas.microsoft.com/office/word/2018/wordml/cex" xmlns:w16cid="http://schemas.microsoft.com/office/word/2016/wordml/cid" xmlns:w16="http://schemas.microsoft.com/office/word/2018/wordml" xmlns:w16du="http://schemas.microsoft.com/office/word/2023/wordml/word16du" xmlns:w16sdtdh="http://schemas.microsoft.com/office/word/2020/wordml/sdtdatahash" xmlns:w16sdtfl="http://schemas.microsoft.com/office/word/2024/wordml/sdtformatlock" xmlns:w16se="http://schemas.microsoft.com/office/word/2015/wordml/symex" xmlns:wpg="http://schemas.microsoft.com/office/word/2010/wordprocessingGroup" xmlns:wpi="http://schemas.microsoft.com/office/word/2010/wordprocessingInk" xmlns:wne="http://schemas.microsoft.com/office/word/2006/wordml" xmlns:wps="http://schemas.microsoft.com/office/word/2010/wordprocessingShape" mc:Ignorable="w14 w15 w16se w16cid w16 w16cex w16sdtdh w16sdtfl w16du wp14">
+<w:hdr xmlns:wpc="http://schemas.microsoft.com/office/word/2010/wordprocessingCanvas" xmlns:cx="http://schemas.microsoft.com/office/drawing/2014/chartex" xmlns:cx1="http://schemas.microsoft.com/office/drawing/2015/9/8/chartex" xmlns:cx2="http://schemas.microsoft.com/office/drawing/2015/10/21/chartex" xmlns:cx3="http://schemas.microsoft.com/office/drawing/2016/5/9/chartex" xmlns:cx4="http://schemas.microsoft.com/office/drawing/2016/5/10/chartex" xmlns:cx5="http://schemas.microsoft.com/office/drawing/2016/5/11/chartex" xmlns:cx6="http://schemas.microsoft.com/office/drawing/2016/5/12/chartex" xmlns:cx7="http://schemas.microsoft.com/office/drawing/2016/5/13/chartex" xmlns:cx8="http://schemas.microsoft.com/office/drawing/2016/5/14/chartex" xmlns:mc="http://schemas.openxmlformats.org/markup-compatibility/2006" xmlns:aink="http://schemas.microsoft.com/office/drawing/2016/ink" xmlns:am3d="http://schemas.microsoft.com/office/drawing/2017/model3d" xmlns:o="urn:schemas-microsoft-com:office:office" xmlns:oel="http://schemas.microsoft.com/office/2019/extlst" xmlns:r="http://schemas.openxmlformats.org/officeDocument/2006/relationships" xmlns:m="http://schemas.openxmlformats.org/officeDocument/2006/math" xmlns:v="urn:schemas-microsoft-com:vml" xmlns:wp14="http://schemas.microsoft.com/office/word/2010/wordprocessingDrawing" xmlns:wp="http://schemas.openxmlformats.org/drawingml/2006/wordprocessingDrawing" xmlns:w10="urn:schemas-microsoft-com:office:word" xmlns:w="http://schemas.openxmlformats.org/wordprocessingml/2006/main" xmlns:w14="http://schemas.microsoft.com/office/word/2010/wordml" xmlns:w15="http://schemas.microsoft.com/office/word/2012/wordml" xmlns:w16cei="http://schemas.microsoft.com/office/word/2026/wordml/cei" xmlns:w16cex="http://schemas.microsoft.com/office/word/2018/wordml/cex" xmlns:w16cid="http://schemas.microsoft.com/office/word/2016/wordml/cid" xmlns:w16="http://schemas.microsoft.com/office/word/2018/wordml" xmlns:w16du="http://schemas.microsoft.com/office/word/2023/wordml/word16du" xmlns:w16sdtdh="http://schemas.microsoft.com/office/word/2020/wordml/sdtdatahash" xmlns:w16sdtfl="http://schemas.microsoft.com/office/word/2024/wordml/sdtformatlock" xmlns:w16se="http://schemas.microsoft.com/office/word/2015/wordml/symex" xmlns:wpg="http://schemas.microsoft.com/office/word/2010/wordprocessingGroup" xmlns:wpi="http://schemas.microsoft.com/office/word/2010/wordprocessingInk" xmlns:wne="http://schemas.microsoft.com/office/word/2006/wordml" xmlns:wps="http://schemas.microsoft.com/office/word/2010/wordprocessingShape" mc:Ignorable="w14 w15 w16se w16cid w16 w16cex w16sdtdh w16sdtfl w16du wp14">
   <w:p>
     <w:pPr>
       <w:pStyle w:val="Header"/>
@@ -12313,7 +12361,7 @@
 </file>
 
 <file path=word/numbering.xml><?xml version="1.0" encoding="utf-8"?>
-<w:numbering xmlns:wpc="http://schemas.microsoft.com/office/word/2010/wordprocessingCanvas" xmlns:cx="http://schemas.microsoft.com/office/drawing/2014/chartex" xmlns:cx1="http://schemas.microsoft.com/office/drawing/2015/9/8/chartex" xmlns:cx2="http://schemas.microsoft.com/office/drawing/2015/10/21/chartex" xmlns:cx3="http://schemas.microsoft.com/office/drawing/2016/5/9/chartex" xmlns:cx4="http://schemas.microsoft.com/office/drawing/2016/5/10/chartex" xmlns:cx5="http://schemas.microsoft.com/office/drawing/2016/5/11/chartex" xmlns:cx6="http://schemas.microsoft.com/office/drawing/2016/5/12/chartex" xmlns:cx7="http://schemas.microsoft.com/office/drawing/2016/5/13/chartex" xmlns:cx8="http://schemas.microsoft.com/office/drawing/2016/5/14/chartex" xmlns:mc="http://schemas.openxmlformats.org/markup-compatibility/2006" xmlns:aink="http://schemas.microsoft.com/office/drawing/2016/ink" xmlns:am3d="http://schemas.microsoft.com/office/drawing/2017/model3d" xmlns:o="urn:schemas-microsoft-com:office:office" xmlns:oel="http://schemas.microsoft.com/office/2019/extlst" xmlns:r="http://schemas.openxmlformats.org/officeDocument/2006/relationships" xmlns:m="http://schemas.openxmlformats.org/officeDocument/2006/math" xmlns:v="urn:schemas-microsoft-com:vml" xmlns:wp14="http://schemas.microsoft.com/office/word/2010/wordprocessingDrawing" xmlns:wp="http://schemas.openxmlformats.org/drawingml/2006/wordprocessingDrawing" xmlns:w10="urn:schemas-microsoft-com:office:word" xmlns:w="http://schemas.openxmlformats.org/wordprocessingml/2006/main" xmlns:w14="http://schemas.microsoft.com/office/word/2010/wordml" xmlns:w15="http://schemas.microsoft.com/office/word/2012/wordml" xmlns:w16cex="http://schemas.microsoft.com/office/word/2018/wordml/cex" xmlns:w16cid="http://schemas.microsoft.com/office/word/2016/wordml/cid" xmlns:w16="http://schemas.microsoft.com/office/word/2018/wordml" xmlns:w16du="http://schemas.microsoft.com/office/word/2023/wordml/word16du" xmlns:w16sdtdh="http://schemas.microsoft.com/office/word/2020/wordml/sdtdatahash" xmlns:w16sdtfl="http://schemas.microsoft.com/office/word/2024/wordml/sdtformatlock" xmlns:w16se="http://schemas.microsoft.com/office/word/2015/wordml/symex" xmlns:wpg="http://schemas.microsoft.com/office/word/2010/wordprocessingGroup" xmlns:wpi="http://schemas.microsoft.com/office/word/2010/wordprocessingInk" xmlns:wne="http://schemas.microsoft.com/office/word/2006/wordml" xmlns:wps="http://schemas.microsoft.com/office/word/2010/wordprocessingShape" mc:Ignorable="w14 w15 w16se w16cid w16 w16cex w16sdtdh w16sdtfl w16du wp14">
+<w:numbering xmlns:wpc="http://schemas.microsoft.com/office/word/2010/wordprocessingCanvas" xmlns:cx="http://schemas.microsoft.com/office/drawing/2014/chartex" xmlns:cx1="http://schemas.microsoft.com/office/drawing/2015/9/8/chartex" xmlns:cx2="http://schemas.microsoft.com/office/drawing/2015/10/21/chartex" xmlns:cx3="http://schemas.microsoft.com/office/drawing/2016/5/9/chartex" xmlns:cx4="http://schemas.microsoft.com/office/drawing/2016/5/10/chartex" xmlns:cx5="http://schemas.microsoft.com/office/drawing/2016/5/11/chartex" xmlns:cx6="http://schemas.microsoft.com/office/drawing/2016/5/12/chartex" xmlns:cx7="http://schemas.microsoft.com/office/drawing/2016/5/13/chartex" xmlns:cx8="http://schemas.microsoft.com/office/drawing/2016/5/14/chartex" xmlns:mc="http://schemas.openxmlformats.org/markup-compatibility/2006" xmlns:aink="http://schemas.microsoft.com/office/drawing/2016/ink" xmlns:am3d="http://schemas.microsoft.com/office/drawing/2017/model3d" xmlns:o="urn:schemas-microsoft-com:office:office" xmlns:oel="http://schemas.microsoft.com/office/2019/extlst" xmlns:r="http://schemas.openxmlformats.org/officeDocument/2006/relationships" xmlns:m="http://schemas.openxmlformats.org/officeDocument/2006/math" xmlns:v="urn:schemas-microsoft-com:vml" xmlns:wp14="http://schemas.microsoft.com/office/word/2010/wordprocessingDrawing" xmlns:wp="http://schemas.openxmlformats.org/drawingml/2006/wordprocessingDrawing" xmlns:w10="urn:schemas-microsoft-com:office:word" xmlns:w="http://schemas.openxmlformats.org/wordprocessingml/2006/main" xmlns:w14="http://schemas.microsoft.com/office/word/2010/wordml" xmlns:w15="http://schemas.microsoft.com/office/word/2012/wordml" xmlns:w16cei="http://schemas.microsoft.com/office/word/2026/wordml/cei" xmlns:w16cex="http://schemas.microsoft.com/office/word/2018/wordml/cex" xmlns:w16cid="http://schemas.microsoft.com/office/word/2016/wordml/cid" xmlns:w16="http://schemas.microsoft.com/office/word/2018/wordml" xmlns:w16du="http://schemas.microsoft.com/office/word/2023/wordml/word16du" xmlns:w16sdtdh="http://schemas.microsoft.com/office/word/2020/wordml/sdtdatahash" xmlns:w16sdtfl="http://schemas.microsoft.com/office/word/2024/wordml/sdtformatlock" xmlns:w16se="http://schemas.microsoft.com/office/word/2015/wordml/symex" xmlns:wpg="http://schemas.microsoft.com/office/word/2010/wordprocessingGroup" xmlns:wpi="http://schemas.microsoft.com/office/word/2010/wordprocessingInk" xmlns:wne="http://schemas.microsoft.com/office/word/2006/wordml" xmlns:wps="http://schemas.microsoft.com/office/word/2010/wordprocessingShape" mc:Ignorable="w14 w15 w16se w16cid w16 w16cex w16sdtdh w16sdtfl w16du wp14">
   <w:abstractNum w:abstractNumId="0" w15:restartNumberingAfterBreak="0">
     <w:nsid w:val="043507E2"/>
     <w:multiLevelType w:val="hybridMultilevel"/>
@@ -15963,7 +16011,6 @@
   <w:style w:type="character" w:default="1" w:styleId="DefaultParagraphFont">
     <w:name w:val="Default Paragraph Font"/>
     <w:uiPriority w:val="1"/>
-    <w:semiHidden/>
     <w:unhideWhenUsed/>
   </w:style>
   <w:style w:type="table" w:default="1" w:styleId="TableNormal">

--- a/ModelGuide/ModelGuide-LakeMeadWaterBank.docx
+++ b/ModelGuide/ModelGuide-LakeMeadWaterBank.docx
@@ -185,15 +185,7 @@
         <w:t>C) Users withdraw and conserve within their available water</w:t>
       </w:r>
       <w:r>
-        <w:t xml:space="preserve">, </w:t>
-      </w:r>
-      <w:proofErr w:type="gramStart"/>
-      <w:r>
-        <w:t>others</w:t>
-      </w:r>
-      <w:proofErr w:type="gramEnd"/>
-      <w:r>
-        <w:t xml:space="preserve"> choices, and real-time discussion of choices. We see uses of the tool for </w:t>
+        <w:t xml:space="preserve">, others choices, and real-time discussion of choices. We see uses of the tool for </w:t>
       </w:r>
       <w:r>
         <w:t>three</w:t>
@@ -1579,128 +1571,6 @@
           <w:b/>
           <w:bCs/>
         </w:rPr>
-        <w:t xml:space="preserve">Maps of </w:t>
-      </w:r>
-      <w:r>
-        <w:rPr>
-          <w:b/>
-          <w:bCs/>
-        </w:rPr>
-        <w:t>water user</w:t>
-      </w:r>
-      <w:r>
-        <w:rPr>
-          <w:b/>
-          <w:bCs/>
-        </w:rPr>
-        <w:t xml:space="preserve"> areas</w:t>
-      </w:r>
-    </w:p>
-    <w:p>
-      <w:pPr>
-        <w:pStyle w:val="ListParagraph"/>
-        <w:numPr>
-          <w:ilvl w:val="0"/>
-          <w:numId w:val="11"/>
-        </w:numPr>
-      </w:pPr>
-      <w:hyperlink r:id="rId15" w:history="1">
-        <w:r>
-          <w:rPr>
-            <w:rStyle w:val="Hyperlink"/>
-            <w:rFonts w:ascii="Times-Roman" w:hAnsi="Times-Roman" w:cs="Times-Roman"/>
-          </w:rPr>
-          <w:t>Upper Basin, Lower Basin, Mexico</w:t>
-        </w:r>
-      </w:hyperlink>
-      <w:r>
-        <w:rPr>
-          <w:rFonts w:ascii="Times-Roman" w:hAnsi="Times-Roman" w:cs="Times-Roman"/>
-        </w:rPr>
-        <w:t xml:space="preserve"> </w:t>
-      </w:r>
-      <w:r>
-        <w:rPr>
-          <w:rFonts w:ascii="Times-Roman" w:hAnsi="Times-Roman" w:cs="Times-Roman"/>
-        </w:rPr>
-        <w:fldChar w:fldCharType="begin"/>
-      </w:r>
-      <w:r>
-        <w:rPr>
-          <w:rFonts w:ascii="Times-Roman" w:hAnsi="Times-Roman" w:cs="Times-Roman"/>
-        </w:rPr>
-        <w:instrText xml:space="preserve"> ADDIN EN.CITE &lt;EndNote&gt;&lt;Cite&gt;&lt;Author&gt;USGS&lt;/Author&gt;&lt;Year&gt;2016&lt;/Year&gt;&lt;RecNum&gt;2676&lt;/RecNum&gt;&lt;DisplayText&gt;(USGS, 2016)&lt;/DisplayText&gt;&lt;record&gt;&lt;rec-number&gt;2676&lt;/rec-number&gt;&lt;foreign-keys&gt;&lt;key app="EN" db-id="xxt5ta9pd995dwesap0pdzzp2weaz0w9werf" timestamp="1578859763"&gt;2676&lt;/key&gt;&lt;/foreign-keys&gt;&lt;ref-type name="Report"&gt;27&lt;/ref-type&gt;&lt;contributors&gt;&lt;authors&gt;&lt;author&gt;USGS&lt;/author&gt;&lt;/authors&gt;&lt;/contributors&gt;&lt;titles&gt;&lt;title&gt;Colorado River Basin map&lt;/title&gt;&lt;/titles&gt;&lt;dates&gt;&lt;year&gt;2016&lt;/year&gt;&lt;/dates&gt;&lt;publisher&gt;U.S. Geological Survey&lt;/publisher&gt;&lt;urls&gt;&lt;related-urls&gt;&lt;url&gt;https://www.usgs.gov/media/images/colorado-river-basin-map&lt;/url&gt;&lt;/related-urls&gt;&lt;/urls&gt;&lt;/record&gt;&lt;/Cite&gt;&lt;/EndNote&gt;</w:instrText>
-      </w:r>
-      <w:r>
-        <w:rPr>
-          <w:rFonts w:ascii="Times-Roman" w:hAnsi="Times-Roman" w:cs="Times-Roman"/>
-        </w:rPr>
-        <w:fldChar w:fldCharType="separate"/>
-      </w:r>
-      <w:r>
-        <w:rPr>
-          <w:rFonts w:ascii="Times-Roman" w:hAnsi="Times-Roman" w:cs="Times-Roman"/>
-          <w:noProof/>
-        </w:rPr>
-        <w:t>(USGS, 2016)</w:t>
-      </w:r>
-      <w:r>
-        <w:rPr>
-          <w:rFonts w:ascii="Times-Roman" w:hAnsi="Times-Roman" w:cs="Times-Roman"/>
-        </w:rPr>
-        <w:fldChar w:fldCharType="end"/>
-      </w:r>
-    </w:p>
-    <w:p>
-      <w:pPr>
-        <w:pStyle w:val="ListParagraph"/>
-        <w:numPr>
-          <w:ilvl w:val="0"/>
-          <w:numId w:val="11"/>
-        </w:numPr>
-      </w:pPr>
-      <w:hyperlink r:id="rId16" w:history="1">
-        <w:r>
-          <w:rPr>
-            <w:rStyle w:val="Hyperlink"/>
-          </w:rPr>
-          <w:t>First Nations</w:t>
-        </w:r>
-      </w:hyperlink>
-      <w:r>
-        <w:t xml:space="preserve"> </w:t>
-      </w:r>
-      <w:r>
-        <w:fldChar w:fldCharType="begin"/>
-      </w:r>
-      <w:r>
-        <w:instrText xml:space="preserve"> ADDIN EN.CITE &lt;EndNote&gt;&lt;Cite&gt;&lt;Author&gt;Ten Tribes Partnership&lt;/Author&gt;&lt;Year&gt;2018&lt;/Year&gt;&lt;RecNum&gt;2766&lt;/RecNum&gt;&lt;DisplayText&gt;(Ten Tribes Partnership, 2018)&lt;/DisplayText&gt;&lt;record&gt;&lt;rec-number&gt;2766&lt;/rec-number&gt;&lt;foreign-keys&gt;&lt;key app="EN" db-id="xxt5ta9pd995dwesap0pdzzp2weaz0w9werf" timestamp="1617145060"&gt;2766&lt;/key&gt;&lt;/foreign-keys&gt;&lt;ref-type name="Report"&gt;27&lt;/ref-type&gt;&lt;contributors&gt;&lt;authors&gt;&lt;author&gt;Ten Tribes Partnership,&lt;/author&gt;&lt;/authors&gt;&lt;/contributors&gt;&lt;titles&gt;&lt;title&gt;Colorado River Basin  Ten Tribes Partnership Tribal Water Study&lt;/title&gt;&lt;/titles&gt;&lt;dates&gt;&lt;year&gt;2018&lt;/year&gt;&lt;pub-dates&gt;&lt;date&gt;December&lt;/date&gt;&lt;/pub-dates&gt;&lt;/dates&gt;&lt;publisher&gt;U.S. Department of the Interior, Bureau of Reclamation, Ten Tribes Partnership&lt;/publisher&gt;&lt;urls&gt;&lt;related-urls&gt;&lt;url&gt;https://www.usbr.gov/lc/region/programs/crbstudy/tws/finalreport.html&lt;/url&gt;&lt;/related-urls&gt;&lt;/urls&gt;&lt;/record&gt;&lt;/Cite&gt;&lt;/EndNote&gt;</w:instrText>
-      </w:r>
-      <w:r>
-        <w:fldChar w:fldCharType="separate"/>
-      </w:r>
-      <w:r>
-        <w:rPr>
-          <w:noProof/>
-        </w:rPr>
-        <w:t>(Ten Tribes Partnership, 2018)</w:t>
-      </w:r>
-      <w:r>
-        <w:fldChar w:fldCharType="end"/>
-      </w:r>
-    </w:p>
-    <w:p>
-      <w:pPr>
-        <w:rPr>
-          <w:b/>
-          <w:bCs/>
-        </w:rPr>
-      </w:pPr>
-      <w:r>
-        <w:rPr>
-          <w:b/>
-          <w:bCs/>
-        </w:rPr>
         <w:t>Table 1</w:t>
       </w:r>
       <w:r>
@@ -2007,15 +1877,7 @@
               <w:t>4.4</w:t>
             </w:r>
             <w:r>
-              <w:t xml:space="preserve"> </w:t>
-            </w:r>
-            <w:proofErr w:type="spellStart"/>
-            <w:r>
-              <w:t>maf</w:t>
-            </w:r>
-            <w:proofErr w:type="spellEnd"/>
-            <w:r>
-              <w:t xml:space="preserve"> per year </w:t>
+              <w:t xml:space="preserve"> maf per year </w:t>
             </w:r>
             <w:r>
               <w:t>as Lake Mead level decline</w:t>
@@ -2056,41 +1918,24 @@
             <w:r>
               <w:t xml:space="preserve">cutback schedule in </w:t>
             </w:r>
-            <w:proofErr w:type="spellStart"/>
             <w:r>
               <w:rPr>
                 <w:i/>
                 <w:iCs/>
               </w:rPr>
-              <w:t>MandatoryConservation</w:t>
-            </w:r>
-            <w:proofErr w:type="spellEnd"/>
-            <w:r>
-              <w:rPr>
-                <w:i/>
-                <w:iCs/>
-              </w:rPr>
+              <w:t xml:space="preserve">MandatoryConservation </w:t>
+            </w:r>
+            <w:r>
+              <w:t>sheet.</w:t>
+            </w:r>
+            <w:r>
               <w:t xml:space="preserve"> </w:t>
             </w:r>
             <w:r>
-              <w:t>sheet.</w:t>
-            </w:r>
-            <w:r>
-              <w:t xml:space="preserve"> </w:t>
-            </w:r>
-            <w:r>
               <w:t>These values ex</w:t>
             </w:r>
             <w:r>
-              <w:t xml:space="preserve">clude 0.95 </w:t>
-            </w:r>
-            <w:proofErr w:type="spellStart"/>
-            <w:r>
-              <w:t>maf</w:t>
-            </w:r>
-            <w:proofErr w:type="spellEnd"/>
-            <w:r>
-              <w:t xml:space="preserve"> </w:t>
+              <w:t xml:space="preserve">clude 0.95 maf </w:t>
             </w:r>
             <w:r>
               <w:t xml:space="preserve">per year </w:t>
@@ -2230,15 +2075,7 @@
               <w:ind w:left="161" w:hanging="180"/>
             </w:pPr>
             <w:r>
-              <w:t xml:space="preserve">Continue mandatory conservation and cutback from 2.8 </w:t>
-            </w:r>
-            <w:proofErr w:type="spellStart"/>
-            <w:r>
-              <w:t>maf</w:t>
-            </w:r>
-            <w:proofErr w:type="spellEnd"/>
-            <w:r>
-              <w:t xml:space="preserve"> per year as Lake Mead level declines from 1,090 to 1,025 feet </w:t>
+              <w:t xml:space="preserve">Continue mandatory conservation and cutback from 2.8 maf per year as Lake Mead level declines from 1,090 to 1,025 feet </w:t>
             </w:r>
             <w:r>
               <w:fldChar w:fldCharType="begin"/>
@@ -2261,32 +2098,15 @@
             <w:r>
               <w:t xml:space="preserve">. See cutback schedule in </w:t>
             </w:r>
-            <w:proofErr w:type="spellStart"/>
             <w:r>
               <w:rPr>
                 <w:i/>
                 <w:iCs/>
               </w:rPr>
-              <w:t>MandatoryConservation</w:t>
-            </w:r>
-            <w:proofErr w:type="spellEnd"/>
-            <w:r>
-              <w:rPr>
-                <w:i/>
-                <w:iCs/>
-              </w:rPr>
-              <w:t xml:space="preserve"> </w:t>
-            </w:r>
-            <w:r>
-              <w:t xml:space="preserve">sheet. These values exclude 0.95 </w:t>
-            </w:r>
-            <w:proofErr w:type="spellStart"/>
-            <w:r>
-              <w:t>maf</w:t>
-            </w:r>
-            <w:proofErr w:type="spellEnd"/>
-            <w:r>
-              <w:t xml:space="preserve"> per year of use by First Nations in the Lower Basin.</w:t>
+              <w:t xml:space="preserve">MandatoryConservation </w:t>
+            </w:r>
+            <w:r>
+              <w:t>sheet. These values exclude 0.95 maf per year of use by First Nations in the Lower Basin.</w:t>
             </w:r>
           </w:p>
           <w:p>
@@ -2410,15 +2230,7 @@
               <w:ind w:left="161" w:hanging="180"/>
             </w:pPr>
             <w:r>
-              <w:t xml:space="preserve">Continue mandatory conservation and cutback from 0.3 </w:t>
-            </w:r>
-            <w:proofErr w:type="spellStart"/>
-            <w:r>
-              <w:t>maf</w:t>
-            </w:r>
-            <w:proofErr w:type="spellEnd"/>
-            <w:r>
-              <w:t xml:space="preserve"> per year as Lake Mead level declines from 1,090 to 1,025 feet </w:t>
+              <w:t xml:space="preserve">Continue mandatory conservation and cutback from 0.3 maf per year as Lake Mead level declines from 1,090 to 1,025 feet </w:t>
             </w:r>
             <w:r>
               <w:fldChar w:fldCharType="begin"/>
@@ -2441,33 +2253,15 @@
             <w:r>
               <w:t xml:space="preserve">. See cutback schedule in </w:t>
             </w:r>
-            <w:proofErr w:type="spellStart"/>
             <w:r>
               <w:rPr>
                 <w:i/>
                 <w:iCs/>
               </w:rPr>
-              <w:t>MandatoryConservation</w:t>
-            </w:r>
-            <w:proofErr w:type="spellEnd"/>
-            <w:r>
-              <w:rPr>
-                <w:i/>
-                <w:iCs/>
-              </w:rPr>
-              <w:t xml:space="preserve"> </w:t>
-            </w:r>
-            <w:r>
-              <w:lastRenderedPageBreak/>
-              <w:t xml:space="preserve">sheet. These values exclude 0.95 </w:t>
-            </w:r>
-            <w:proofErr w:type="spellStart"/>
-            <w:r>
-              <w:t>maf</w:t>
-            </w:r>
-            <w:proofErr w:type="spellEnd"/>
-            <w:r>
-              <w:t xml:space="preserve"> per year of use by First Nations in the Lower Basin.</w:t>
+              <w:t xml:space="preserve">MandatoryConservation </w:t>
+            </w:r>
+            <w:r>
+              <w:t>sheet. These values exclude 0.95 maf per year of use by First Nations in the Lower Basin.</w:t>
             </w:r>
           </w:p>
           <w:p>
@@ -2516,6 +2310,7 @@
               <w:ind w:left="161" w:hanging="180"/>
             </w:pPr>
             <w:r>
+              <w:lastRenderedPageBreak/>
               <w:t xml:space="preserve">Buy water to reduce mandatory conservation. </w:t>
             </w:r>
           </w:p>
@@ -2580,15 +2375,7 @@
               <w:t xml:space="preserve">Continue mandatory conservation </w:t>
             </w:r>
             <w:r>
-              <w:t xml:space="preserve">and cutback from 1.5 </w:t>
-            </w:r>
-            <w:proofErr w:type="spellStart"/>
-            <w:r>
-              <w:t>maf</w:t>
-            </w:r>
-            <w:proofErr w:type="spellEnd"/>
-            <w:r>
-              <w:t xml:space="preserve"> per year </w:t>
+              <w:t xml:space="preserve">and cutback from 1.5 maf per year </w:t>
             </w:r>
             <w:r>
               <w:t xml:space="preserve">as Lake Mead levels decline </w:t>
@@ -2614,21 +2401,12 @@
             <w:r>
               <w:t xml:space="preserve">. See </w:t>
             </w:r>
-            <w:proofErr w:type="spellStart"/>
             <w:r>
               <w:rPr>
                 <w:i/>
                 <w:iCs/>
               </w:rPr>
-              <w:t>MandatoryConservation</w:t>
-            </w:r>
-            <w:proofErr w:type="spellEnd"/>
-            <w:r>
-              <w:rPr>
-                <w:i/>
-                <w:iCs/>
-              </w:rPr>
-              <w:t xml:space="preserve"> </w:t>
+              <w:t xml:space="preserve">MandatoryConservation </w:t>
             </w:r>
             <w:r>
               <w:t>sheet.</w:t>
@@ -2929,15 +2707,7 @@
         <w:t>assign</w:t>
       </w:r>
       <w:r>
-        <w:t xml:space="preserve"> 0.95 </w:t>
-      </w:r>
-      <w:proofErr w:type="spellStart"/>
-      <w:r>
-        <w:t>maf</w:t>
-      </w:r>
-      <w:proofErr w:type="spellEnd"/>
-      <w:r>
-        <w:t xml:space="preserve"> of settled water rights </w:t>
+        <w:t xml:space="preserve"> 0.95 maf of settled water rights </w:t>
       </w:r>
       <w:r>
         <w:t>to Arizona and California</w:t>
@@ -2953,6 +2723,4074 @@
     </w:p>
     <w:p>
       <w:pPr>
+        <w:pStyle w:val="NoSpacing"/>
+      </w:pPr>
+    </w:p>
+    <w:p>
+      <w:pPr>
+        <w:rPr>
+          <w:b/>
+          <w:bCs/>
+        </w:rPr>
+      </w:pPr>
+      <w:r>
+        <w:rPr>
+          <w:b/>
+          <w:bCs/>
+        </w:rPr>
+        <w:t>Background Information for the Lower Basin</w:t>
+      </w:r>
+      <w:r>
+        <w:rPr>
+          <w:b/>
+          <w:bCs/>
+        </w:rPr>
+        <w:t xml:space="preserve"> </w:t>
+      </w:r>
+    </w:p>
+    <w:p>
+      <w:r>
+        <w:t>Maps of water user areas</w:t>
+      </w:r>
+    </w:p>
+    <w:p>
+      <w:pPr>
+        <w:pStyle w:val="ListParagraph"/>
+        <w:numPr>
+          <w:ilvl w:val="0"/>
+          <w:numId w:val="11"/>
+        </w:numPr>
+      </w:pPr>
+      <w:hyperlink r:id="rId15" w:history="1">
+        <w:r>
+          <w:rPr>
+            <w:rStyle w:val="Hyperlink"/>
+            <w:rFonts w:ascii="Times-Roman" w:hAnsi="Times-Roman" w:cs="Times-Roman"/>
+          </w:rPr>
+          <w:t>Upper Basin, Lower Basin, Mexico</w:t>
+        </w:r>
+      </w:hyperlink>
+      <w:r>
+        <w:rPr>
+          <w:rFonts w:ascii="Times-Roman" w:hAnsi="Times-Roman" w:cs="Times-Roman"/>
+        </w:rPr>
+        <w:t xml:space="preserve"> </w:t>
+      </w:r>
+      <w:r>
+        <w:rPr>
+          <w:rFonts w:ascii="Times-Roman" w:hAnsi="Times-Roman" w:cs="Times-Roman"/>
+        </w:rPr>
+        <w:fldChar w:fldCharType="begin"/>
+      </w:r>
+      <w:r>
+        <w:rPr>
+          <w:rFonts w:ascii="Times-Roman" w:hAnsi="Times-Roman" w:cs="Times-Roman"/>
+        </w:rPr>
+        <w:instrText xml:space="preserve"> ADDIN EN.CITE &lt;EndNote&gt;&lt;Cite&gt;&lt;Author&gt;USGS&lt;/Author&gt;&lt;Year&gt;2016&lt;/Year&gt;&lt;RecNum&gt;2676&lt;/RecNum&gt;&lt;DisplayText&gt;(USGS, 2016)&lt;/DisplayText&gt;&lt;record&gt;&lt;rec-number&gt;2676&lt;/rec-number&gt;&lt;foreign-keys&gt;&lt;key app="EN" db-id="xxt5ta9pd995dwesap0pdzzp2weaz0w9werf" timestamp="1578859763"&gt;2676&lt;/key&gt;&lt;/foreign-keys&gt;&lt;ref-type name="Report"&gt;27&lt;/ref-type&gt;&lt;contributors&gt;&lt;authors&gt;&lt;author&gt;USGS&lt;/author&gt;&lt;/authors&gt;&lt;/contributors&gt;&lt;titles&gt;&lt;title&gt;Colorado River Basin map&lt;/title&gt;&lt;/titles&gt;&lt;dates&gt;&lt;year&gt;2016&lt;/year&gt;&lt;/dates&gt;&lt;publisher&gt;U.S. Geological Survey&lt;/publisher&gt;&lt;urls&gt;&lt;related-urls&gt;&lt;url&gt;https://www.usgs.gov/media/images/colorado-river-basin-map&lt;/url&gt;&lt;/related-urls&gt;&lt;/urls&gt;&lt;/record&gt;&lt;/Cite&gt;&lt;/EndNote&gt;</w:instrText>
+      </w:r>
+      <w:r>
+        <w:rPr>
+          <w:rFonts w:ascii="Times-Roman" w:hAnsi="Times-Roman" w:cs="Times-Roman"/>
+        </w:rPr>
+        <w:fldChar w:fldCharType="separate"/>
+      </w:r>
+      <w:r>
+        <w:rPr>
+          <w:rFonts w:ascii="Times-Roman" w:hAnsi="Times-Roman" w:cs="Times-Roman"/>
+          <w:noProof/>
+        </w:rPr>
+        <w:t>(USGS, 2016)</w:t>
+      </w:r>
+      <w:r>
+        <w:rPr>
+          <w:rFonts w:ascii="Times-Roman" w:hAnsi="Times-Roman" w:cs="Times-Roman"/>
+        </w:rPr>
+        <w:fldChar w:fldCharType="end"/>
+      </w:r>
+    </w:p>
+    <w:p>
+      <w:pPr>
+        <w:pStyle w:val="ListParagraph"/>
+        <w:numPr>
+          <w:ilvl w:val="0"/>
+          <w:numId w:val="11"/>
+        </w:numPr>
+      </w:pPr>
+      <w:hyperlink r:id="rId16" w:history="1">
+        <w:r>
+          <w:rPr>
+            <w:rStyle w:val="Hyperlink"/>
+          </w:rPr>
+          <w:t>First Nati</w:t>
+        </w:r>
+        <w:r>
+          <w:rPr>
+            <w:rStyle w:val="Hyperlink"/>
+          </w:rPr>
+          <w:t>o</w:t>
+        </w:r>
+        <w:r>
+          <w:rPr>
+            <w:rStyle w:val="Hyperlink"/>
+          </w:rPr>
+          <w:t>ns</w:t>
+        </w:r>
+      </w:hyperlink>
+      <w:r>
+        <w:t xml:space="preserve"> </w:t>
+      </w:r>
+      <w:r>
+        <w:fldChar w:fldCharType="begin"/>
+      </w:r>
+      <w:r>
+        <w:instrText xml:space="preserve"> ADDIN EN.CITE &lt;EndNote&gt;&lt;Cite&gt;&lt;Author&gt;Ten Tribes Partnership&lt;/Author&gt;&lt;Year&gt;2018&lt;/Year&gt;&lt;RecNum&gt;2766&lt;/RecNum&gt;&lt;DisplayText&gt;(Ten Tribes Partnership, 2018)&lt;/DisplayText&gt;&lt;record&gt;&lt;rec-number&gt;2766&lt;/rec-number&gt;&lt;foreign-keys&gt;&lt;key app="EN" db-id="xxt5ta9pd995dwesap0pdzzp2weaz0w9werf" timestamp="1617145060"&gt;2766&lt;/key&gt;&lt;/foreign-keys&gt;&lt;ref-type name="Report"&gt;27&lt;/ref-type&gt;&lt;contributors&gt;&lt;authors&gt;&lt;author&gt;Ten Tribes Partnership,&lt;/author&gt;&lt;/authors&gt;&lt;/contributors&gt;&lt;titles&gt;&lt;title&gt;Colorado River Basin  Ten Tribes Partnership Tribal Water Study&lt;/title&gt;&lt;/titles&gt;&lt;dates&gt;&lt;year&gt;2018&lt;/year&gt;&lt;pub-dates&gt;&lt;date&gt;December&lt;/date&gt;&lt;/pub-dates&gt;&lt;/dates&gt;&lt;publisher&gt;U.S. Department of the Interior, Bureau of Reclamation, Ten Tribes Partnership&lt;/publisher&gt;&lt;urls&gt;&lt;related-urls&gt;&lt;url&gt;https://www.usbr.gov/lc/region/programs/crbstudy/tws/finalreport.html&lt;/url&gt;&lt;/related-urls&gt;&lt;/urls&gt;&lt;/record&gt;&lt;/Cite&gt;&lt;/EndNote&gt;</w:instrText>
+      </w:r>
+      <w:r>
+        <w:fldChar w:fldCharType="separate"/>
+      </w:r>
+      <w:r>
+        <w:rPr>
+          <w:noProof/>
+        </w:rPr>
+        <w:t>(Ten Tribes Partnership, 2018)</w:t>
+      </w:r>
+      <w:r>
+        <w:fldChar w:fldCharType="end"/>
+      </w:r>
+    </w:p>
+    <w:p>
+      <w:r>
+        <w:t>Table 1b and Figure 1a show the population of the Lower Basin.</w:t>
+      </w:r>
+      <w:r>
+        <w:t xml:space="preserve"> The </w:t>
+      </w:r>
+      <w:r>
+        <w:t xml:space="preserve">values show population of counties, cities, or tribes and is </w:t>
+      </w:r>
+      <w:r>
+        <w:t xml:space="preserve">an </w:t>
+      </w:r>
+      <w:r>
+        <w:t>approximation</w:t>
+      </w:r>
+      <w:r>
+        <w:t xml:space="preserve"> of the population in the Lower Basin that </w:t>
+      </w:r>
+      <w:r>
+        <w:t>relies on the Colorado River.</w:t>
+      </w:r>
+      <w:r>
+        <w:t xml:space="preserve"> The population</w:t>
+      </w:r>
+      <w:r>
+        <w:t xml:space="preserve"> data</w:t>
+      </w:r>
+      <w:r>
+        <w:t xml:space="preserve"> for Arizona, California, and Nevada </w:t>
+      </w:r>
+      <w:r>
+        <w:t>are from 2022 (USBR</w:t>
+      </w:r>
+      <w:r>
+        <w:t>, 2026b</w:t>
+      </w:r>
+      <w:r>
+        <w:t>)</w:t>
+      </w:r>
+      <w:r>
+        <w:t>. The data for Mexico is from 20</w:t>
+      </w:r>
+      <w:r>
+        <w:t>20</w:t>
+      </w:r>
+      <w:r>
+        <w:t xml:space="preserve"> and the data for the Tribal Nations is from 2018</w:t>
+      </w:r>
+      <w:r>
+        <w:t xml:space="preserve"> </w:t>
+      </w:r>
+      <w:r>
+        <w:fldChar w:fldCharType="begin"/>
+      </w:r>
+      <w:r>
+        <w:instrText xml:space="preserve"> ADDIN EN.CITE &lt;EndNote&gt;&lt;Cite&gt;&lt;Author&gt;Ten Tribes Partnership&lt;/Author&gt;&lt;Year&gt;2018&lt;/Year&gt;&lt;RecNum&gt;2766&lt;/RecNum&gt;&lt;DisplayText&gt;(Ten Tribes Partnership, 2018)&lt;/DisplayText&gt;&lt;record&gt;&lt;rec-number&gt;2766&lt;/rec-number&gt;&lt;foreign-keys&gt;&lt;key app="EN" db-id="xxt5ta9pd995dwesap0pdzzp2weaz0w9werf" timestamp="1617145060"&gt;2766&lt;/key&gt;&lt;/foreign-keys&gt;&lt;ref-type name="Report"&gt;27&lt;/ref-type&gt;&lt;contributors&gt;&lt;authors&gt;&lt;author&gt;Ten Tribes Partnership,&lt;/author&gt;&lt;/authors&gt;&lt;/contributors&gt;&lt;titles&gt;&lt;title&gt;Colorado River Basin  Ten Tribes Partnership Tribal Water Study&lt;/title&gt;&lt;/titles&gt;&lt;dates&gt;&lt;year&gt;2018&lt;/year&gt;&lt;pub-dates&gt;&lt;date&gt;December&lt;/date&gt;&lt;/pub-dates&gt;&lt;/dates&gt;&lt;publisher&gt;U.S. Department of the Interior, Bureau of Reclamation, Ten Tribes Partnership&lt;/publisher&gt;&lt;urls&gt;&lt;related-urls&gt;&lt;url&gt;https://www.usbr.gov/lc/region/programs/crbstudy/tws/finalreport.html&lt;/url&gt;&lt;/related-urls&gt;&lt;/urls&gt;&lt;/record&gt;&lt;/Cite&gt;&lt;/EndNote&gt;</w:instrText>
+      </w:r>
+      <w:r>
+        <w:fldChar w:fldCharType="separate"/>
+      </w:r>
+      <w:r>
+        <w:rPr>
+          <w:noProof/>
+        </w:rPr>
+        <w:t>(</w:t>
+      </w:r>
+      <w:r>
+        <w:t xml:space="preserve"> </w:t>
+      </w:r>
+      <w:r>
+        <w:t>CEABC, 2023</w:t>
+      </w:r>
+      <w:r>
+        <w:t xml:space="preserve">; </w:t>
+      </w:r>
+      <w:r>
+        <w:rPr>
+          <w:noProof/>
+        </w:rPr>
+        <w:t>Ten Tribes Partnership, 2018)</w:t>
+      </w:r>
+      <w:r>
+        <w:fldChar w:fldCharType="end"/>
+      </w:r>
+      <w:r>
+        <w:t>.</w:t>
+      </w:r>
+    </w:p>
+    <w:p>
+      <w:pPr>
+        <w:pStyle w:val="NoSpacing"/>
+        <w:spacing w:after="240"/>
+        <w:rPr>
+          <w:b/>
+          <w:bCs/>
+        </w:rPr>
+      </w:pPr>
+      <w:r>
+        <w:rPr>
+          <w:b/>
+          <w:bCs/>
+        </w:rPr>
+        <w:t>Table 1b</w:t>
+      </w:r>
+      <w:r>
+        <w:rPr>
+          <w:b/>
+          <w:bCs/>
+        </w:rPr>
+        <w:t xml:space="preserve">. Population </w:t>
+      </w:r>
+      <w:r>
+        <w:rPr>
+          <w:b/>
+          <w:bCs/>
+        </w:rPr>
+        <w:t>of</w:t>
+      </w:r>
+      <w:r>
+        <w:rPr>
+          <w:b/>
+          <w:bCs/>
+        </w:rPr>
+        <w:t xml:space="preserve"> the Lower Basin </w:t>
+      </w:r>
+    </w:p>
+    <w:tbl>
+      <w:tblPr>
+        <w:tblStyle w:val="TableGridLight"/>
+        <w:tblW w:w="3145" w:type="dxa"/>
+        <w:tblBorders>
+          <w:top w:val="single" w:sz="4" w:space="0" w:color="auto"/>
+          <w:left w:val="single" w:sz="4" w:space="0" w:color="auto"/>
+          <w:bottom w:val="single" w:sz="4" w:space="0" w:color="auto"/>
+          <w:right w:val="single" w:sz="4" w:space="0" w:color="auto"/>
+          <w:insideH w:val="single" w:sz="4" w:space="0" w:color="auto"/>
+          <w:insideV w:val="single" w:sz="4" w:space="0" w:color="auto"/>
+        </w:tblBorders>
+        <w:tblLook w:val="04A0" w:firstRow="1" w:lastRow="0" w:firstColumn="1" w:lastColumn="0" w:noHBand="0" w:noVBand="1"/>
+      </w:tblPr>
+      <w:tblGrid>
+        <w:gridCol w:w="1705"/>
+        <w:gridCol w:w="1440"/>
+      </w:tblGrid>
+      <w:tr>
+        <w:trPr>
+          <w:trHeight w:val="315"/>
+        </w:trPr>
+        <w:tc>
+          <w:tcPr>
+            <w:tcW w:w="1705" w:type="dxa"/>
+            <w:shd w:val="clear" w:color="auto" w:fill="E2EFD9" w:themeFill="accent6" w:themeFillTint="33"/>
+            <w:noWrap/>
+            <w:hideMark/>
+          </w:tcPr>
+          <w:p>
+            <w:pPr>
+              <w:jc w:val="center"/>
+              <w:rPr>
+                <w:rFonts w:ascii="Aptos Narrow" w:eastAsia="Times New Roman" w:hAnsi="Aptos Narrow" w:cs="Times New Roman"/>
+                <w:b/>
+                <w:bCs/>
+                <w:color w:val="000000"/>
+              </w:rPr>
+            </w:pPr>
+            <w:r>
+              <w:rPr>
+                <w:rFonts w:ascii="Aptos Narrow" w:eastAsia="Times New Roman" w:hAnsi="Aptos Narrow" w:cs="Times New Roman"/>
+                <w:b/>
+                <w:bCs/>
+                <w:color w:val="000000"/>
+              </w:rPr>
+              <w:t>State</w:t>
+            </w:r>
+          </w:p>
+        </w:tc>
+        <w:tc>
+          <w:tcPr>
+            <w:tcW w:w="1440" w:type="dxa"/>
+            <w:shd w:val="clear" w:color="auto" w:fill="E2EFD9" w:themeFill="accent6" w:themeFillTint="33"/>
+            <w:noWrap/>
+            <w:hideMark/>
+          </w:tcPr>
+          <w:p>
+            <w:pPr>
+              <w:jc w:val="center"/>
+              <w:rPr>
+                <w:rFonts w:ascii="Aptos Narrow" w:eastAsia="Times New Roman" w:hAnsi="Aptos Narrow" w:cs="Times New Roman"/>
+                <w:b/>
+                <w:bCs/>
+                <w:color w:val="000000"/>
+              </w:rPr>
+            </w:pPr>
+            <w:r>
+              <w:rPr>
+                <w:rFonts w:ascii="Aptos Narrow" w:eastAsia="Times New Roman" w:hAnsi="Aptos Narrow" w:cs="Times New Roman"/>
+                <w:b/>
+                <w:bCs/>
+                <w:color w:val="000000"/>
+              </w:rPr>
+              <w:t>Population</w:t>
+            </w:r>
+          </w:p>
+        </w:tc>
+      </w:tr>
+      <w:tr>
+        <w:trPr>
+          <w:trHeight w:val="300"/>
+        </w:trPr>
+        <w:tc>
+          <w:tcPr>
+            <w:tcW w:w="1705" w:type="dxa"/>
+            <w:noWrap/>
+            <w:hideMark/>
+          </w:tcPr>
+          <w:p>
+            <w:pPr>
+              <w:jc w:val="center"/>
+              <w:rPr>
+                <w:rFonts w:ascii="Aptos Narrow" w:eastAsia="Times New Roman" w:hAnsi="Aptos Narrow" w:cs="Times New Roman"/>
+                <w:color w:val="000000"/>
+              </w:rPr>
+            </w:pPr>
+            <w:r>
+              <w:rPr>
+                <w:rFonts w:ascii="Aptos Narrow" w:eastAsia="Times New Roman" w:hAnsi="Aptos Narrow" w:cs="Times New Roman"/>
+                <w:color w:val="000000"/>
+              </w:rPr>
+              <w:t>Arizona</w:t>
+            </w:r>
+          </w:p>
+        </w:tc>
+        <w:tc>
+          <w:tcPr>
+            <w:tcW w:w="1440" w:type="dxa"/>
+            <w:noWrap/>
+            <w:hideMark/>
+          </w:tcPr>
+          <w:p>
+            <w:pPr>
+              <w:jc w:val="center"/>
+              <w:rPr>
+                <w:rFonts w:ascii="Aptos Narrow" w:eastAsia="Times New Roman" w:hAnsi="Aptos Narrow" w:cs="Times New Roman"/>
+                <w:color w:val="000000"/>
+              </w:rPr>
+            </w:pPr>
+            <w:r>
+              <w:rPr>
+                <w:rFonts w:ascii="Aptos Narrow" w:eastAsia="Times New Roman" w:hAnsi="Aptos Narrow" w:cs="Times New Roman"/>
+                <w:color w:val="000000"/>
+              </w:rPr>
+              <w:t>6</w:t>
+            </w:r>
+            <w:r>
+              <w:rPr>
+                <w:rFonts w:ascii="Aptos Narrow" w:eastAsia="Times New Roman" w:hAnsi="Aptos Narrow" w:cs="Times New Roman"/>
+                <w:color w:val="000000"/>
+              </w:rPr>
+              <w:t>,</w:t>
+            </w:r>
+            <w:r>
+              <w:rPr>
+                <w:rFonts w:ascii="Aptos Narrow" w:eastAsia="Times New Roman" w:hAnsi="Aptos Narrow" w:cs="Times New Roman"/>
+                <w:color w:val="000000"/>
+              </w:rPr>
+              <w:t>989</w:t>
+            </w:r>
+            <w:r>
+              <w:rPr>
+                <w:rFonts w:ascii="Aptos Narrow" w:eastAsia="Times New Roman" w:hAnsi="Aptos Narrow" w:cs="Times New Roman"/>
+                <w:color w:val="000000"/>
+              </w:rPr>
+              <w:t>,</w:t>
+            </w:r>
+            <w:r>
+              <w:rPr>
+                <w:rFonts w:ascii="Aptos Narrow" w:eastAsia="Times New Roman" w:hAnsi="Aptos Narrow" w:cs="Times New Roman"/>
+                <w:color w:val="000000"/>
+              </w:rPr>
+              <w:t>457</w:t>
+            </w:r>
+          </w:p>
+        </w:tc>
+      </w:tr>
+      <w:tr>
+        <w:trPr>
+          <w:trHeight w:val="300"/>
+        </w:trPr>
+        <w:tc>
+          <w:tcPr>
+            <w:tcW w:w="1705" w:type="dxa"/>
+            <w:noWrap/>
+            <w:hideMark/>
+          </w:tcPr>
+          <w:p>
+            <w:pPr>
+              <w:jc w:val="center"/>
+              <w:rPr>
+                <w:rFonts w:ascii="Aptos Narrow" w:eastAsia="Times New Roman" w:hAnsi="Aptos Narrow" w:cs="Times New Roman"/>
+                <w:color w:val="000000"/>
+              </w:rPr>
+            </w:pPr>
+            <w:r>
+              <w:rPr>
+                <w:rFonts w:ascii="Aptos Narrow" w:eastAsia="Times New Roman" w:hAnsi="Aptos Narrow" w:cs="Times New Roman"/>
+                <w:color w:val="000000"/>
+              </w:rPr>
+              <w:t>California</w:t>
+            </w:r>
+          </w:p>
+        </w:tc>
+        <w:tc>
+          <w:tcPr>
+            <w:tcW w:w="1440" w:type="dxa"/>
+            <w:noWrap/>
+            <w:hideMark/>
+          </w:tcPr>
+          <w:p>
+            <w:pPr>
+              <w:jc w:val="center"/>
+              <w:rPr>
+                <w:rFonts w:ascii="Aptos Narrow" w:eastAsia="Times New Roman" w:hAnsi="Aptos Narrow" w:cs="Times New Roman"/>
+                <w:color w:val="000000"/>
+              </w:rPr>
+            </w:pPr>
+            <w:r>
+              <w:rPr>
+                <w:rFonts w:ascii="Aptos Narrow" w:eastAsia="Times New Roman" w:hAnsi="Aptos Narrow" w:cs="Times New Roman"/>
+                <w:color w:val="000000"/>
+              </w:rPr>
+              <w:t>21</w:t>
+            </w:r>
+            <w:r>
+              <w:rPr>
+                <w:rFonts w:ascii="Aptos Narrow" w:eastAsia="Times New Roman" w:hAnsi="Aptos Narrow" w:cs="Times New Roman"/>
+                <w:color w:val="000000"/>
+              </w:rPr>
+              <w:t>,</w:t>
+            </w:r>
+            <w:r>
+              <w:rPr>
+                <w:rFonts w:ascii="Aptos Narrow" w:eastAsia="Times New Roman" w:hAnsi="Aptos Narrow" w:cs="Times New Roman"/>
+                <w:color w:val="000000"/>
+              </w:rPr>
+              <w:t>191</w:t>
+            </w:r>
+            <w:r>
+              <w:rPr>
+                <w:rFonts w:ascii="Aptos Narrow" w:eastAsia="Times New Roman" w:hAnsi="Aptos Narrow" w:cs="Times New Roman"/>
+                <w:color w:val="000000"/>
+              </w:rPr>
+              <w:t>,</w:t>
+            </w:r>
+            <w:r>
+              <w:rPr>
+                <w:rFonts w:ascii="Aptos Narrow" w:eastAsia="Times New Roman" w:hAnsi="Aptos Narrow" w:cs="Times New Roman"/>
+                <w:color w:val="000000"/>
+              </w:rPr>
+              <w:t>246</w:t>
+            </w:r>
+          </w:p>
+        </w:tc>
+      </w:tr>
+      <w:tr>
+        <w:trPr>
+          <w:trHeight w:val="300"/>
+        </w:trPr>
+        <w:tc>
+          <w:tcPr>
+            <w:tcW w:w="1705" w:type="dxa"/>
+            <w:noWrap/>
+            <w:hideMark/>
+          </w:tcPr>
+          <w:p>
+            <w:pPr>
+              <w:jc w:val="center"/>
+              <w:rPr>
+                <w:rFonts w:ascii="Aptos Narrow" w:eastAsia="Times New Roman" w:hAnsi="Aptos Narrow" w:cs="Times New Roman"/>
+                <w:color w:val="000000"/>
+              </w:rPr>
+            </w:pPr>
+            <w:r>
+              <w:rPr>
+                <w:rFonts w:ascii="Aptos Narrow" w:eastAsia="Times New Roman" w:hAnsi="Aptos Narrow" w:cs="Times New Roman"/>
+                <w:color w:val="000000"/>
+              </w:rPr>
+              <w:lastRenderedPageBreak/>
+              <w:t>Nevada</w:t>
+            </w:r>
+          </w:p>
+        </w:tc>
+        <w:tc>
+          <w:tcPr>
+            <w:tcW w:w="1440" w:type="dxa"/>
+            <w:noWrap/>
+            <w:hideMark/>
+          </w:tcPr>
+          <w:p>
+            <w:pPr>
+              <w:jc w:val="center"/>
+              <w:rPr>
+                <w:rFonts w:ascii="Aptos Narrow" w:eastAsia="Times New Roman" w:hAnsi="Aptos Narrow" w:cs="Times New Roman"/>
+                <w:color w:val="000000"/>
+              </w:rPr>
+            </w:pPr>
+            <w:r>
+              <w:rPr>
+                <w:rFonts w:ascii="Aptos Narrow" w:eastAsia="Times New Roman" w:hAnsi="Aptos Narrow" w:cs="Times New Roman"/>
+                <w:color w:val="000000"/>
+              </w:rPr>
+              <w:t>2</w:t>
+            </w:r>
+            <w:r>
+              <w:rPr>
+                <w:rFonts w:ascii="Aptos Narrow" w:eastAsia="Times New Roman" w:hAnsi="Aptos Narrow" w:cs="Times New Roman"/>
+                <w:color w:val="000000"/>
+              </w:rPr>
+              <w:t>,</w:t>
+            </w:r>
+            <w:r>
+              <w:rPr>
+                <w:rFonts w:ascii="Aptos Narrow" w:eastAsia="Times New Roman" w:hAnsi="Aptos Narrow" w:cs="Times New Roman"/>
+                <w:color w:val="000000"/>
+              </w:rPr>
+              <w:t>265</w:t>
+            </w:r>
+            <w:r>
+              <w:rPr>
+                <w:rFonts w:ascii="Aptos Narrow" w:eastAsia="Times New Roman" w:hAnsi="Aptos Narrow" w:cs="Times New Roman"/>
+                <w:color w:val="000000"/>
+              </w:rPr>
+              <w:t>,</w:t>
+            </w:r>
+            <w:r>
+              <w:rPr>
+                <w:rFonts w:ascii="Aptos Narrow" w:eastAsia="Times New Roman" w:hAnsi="Aptos Narrow" w:cs="Times New Roman"/>
+                <w:color w:val="000000"/>
+              </w:rPr>
+              <w:t>926</w:t>
+            </w:r>
+          </w:p>
+        </w:tc>
+      </w:tr>
+      <w:tr>
+        <w:trPr>
+          <w:trHeight w:val="300"/>
+        </w:trPr>
+        <w:tc>
+          <w:tcPr>
+            <w:tcW w:w="1705" w:type="dxa"/>
+            <w:noWrap/>
+            <w:hideMark/>
+          </w:tcPr>
+          <w:p>
+            <w:pPr>
+              <w:jc w:val="center"/>
+              <w:rPr>
+                <w:rFonts w:ascii="Aptos Narrow" w:eastAsia="Times New Roman" w:hAnsi="Aptos Narrow" w:cs="Times New Roman"/>
+                <w:color w:val="000000"/>
+              </w:rPr>
+            </w:pPr>
+            <w:r>
+              <w:rPr>
+                <w:rFonts w:ascii="Aptos Narrow" w:eastAsia="Times New Roman" w:hAnsi="Aptos Narrow" w:cs="Times New Roman"/>
+                <w:color w:val="000000"/>
+              </w:rPr>
+              <w:t>Mexico</w:t>
+            </w:r>
+          </w:p>
+        </w:tc>
+        <w:tc>
+          <w:tcPr>
+            <w:tcW w:w="1440" w:type="dxa"/>
+            <w:noWrap/>
+            <w:hideMark/>
+          </w:tcPr>
+          <w:p>
+            <w:pPr>
+              <w:jc w:val="center"/>
+              <w:rPr>
+                <w:rFonts w:ascii="Aptos Narrow" w:eastAsia="Times New Roman" w:hAnsi="Aptos Narrow" w:cs="Times New Roman"/>
+                <w:color w:val="000000"/>
+              </w:rPr>
+            </w:pPr>
+            <w:r>
+              <w:rPr>
+                <w:rFonts w:ascii="Aptos Narrow" w:eastAsia="Times New Roman" w:hAnsi="Aptos Narrow" w:cs="Times New Roman"/>
+                <w:color w:val="000000"/>
+              </w:rPr>
+              <w:t>3</w:t>
+            </w:r>
+            <w:r>
+              <w:rPr>
+                <w:rFonts w:ascii="Aptos Narrow" w:eastAsia="Times New Roman" w:hAnsi="Aptos Narrow" w:cs="Times New Roman"/>
+                <w:color w:val="000000"/>
+              </w:rPr>
+              <w:t>,</w:t>
+            </w:r>
+            <w:r>
+              <w:rPr>
+                <w:rFonts w:ascii="Aptos Narrow" w:eastAsia="Times New Roman" w:hAnsi="Aptos Narrow" w:cs="Times New Roman"/>
+                <w:color w:val="000000"/>
+              </w:rPr>
+              <w:t>631</w:t>
+            </w:r>
+            <w:r>
+              <w:rPr>
+                <w:rFonts w:ascii="Aptos Narrow" w:eastAsia="Times New Roman" w:hAnsi="Aptos Narrow" w:cs="Times New Roman"/>
+                <w:color w:val="000000"/>
+              </w:rPr>
+              <w:t>,</w:t>
+            </w:r>
+            <w:r>
+              <w:rPr>
+                <w:rFonts w:ascii="Aptos Narrow" w:eastAsia="Times New Roman" w:hAnsi="Aptos Narrow" w:cs="Times New Roman"/>
+                <w:color w:val="000000"/>
+              </w:rPr>
+              <w:t>817</w:t>
+            </w:r>
+          </w:p>
+        </w:tc>
+      </w:tr>
+      <w:tr>
+        <w:trPr>
+          <w:trHeight w:val="315"/>
+        </w:trPr>
+        <w:tc>
+          <w:tcPr>
+            <w:tcW w:w="1705" w:type="dxa"/>
+            <w:noWrap/>
+            <w:hideMark/>
+          </w:tcPr>
+          <w:p>
+            <w:pPr>
+              <w:jc w:val="center"/>
+              <w:rPr>
+                <w:rFonts w:ascii="Aptos Narrow" w:eastAsia="Times New Roman" w:hAnsi="Aptos Narrow" w:cs="Times New Roman"/>
+                <w:color w:val="000000"/>
+              </w:rPr>
+            </w:pPr>
+            <w:r>
+              <w:rPr>
+                <w:rFonts w:ascii="Aptos Narrow" w:eastAsia="Times New Roman" w:hAnsi="Aptos Narrow" w:cs="Times New Roman"/>
+                <w:color w:val="000000"/>
+              </w:rPr>
+              <w:t>Tribal Nations</w:t>
+            </w:r>
+          </w:p>
+        </w:tc>
+        <w:tc>
+          <w:tcPr>
+            <w:tcW w:w="1440" w:type="dxa"/>
+            <w:noWrap/>
+            <w:hideMark/>
+          </w:tcPr>
+          <w:p>
+            <w:pPr>
+              <w:jc w:val="center"/>
+              <w:rPr>
+                <w:rFonts w:ascii="Aptos Narrow" w:eastAsia="Times New Roman" w:hAnsi="Aptos Narrow" w:cs="Times New Roman"/>
+                <w:color w:val="000000"/>
+              </w:rPr>
+            </w:pPr>
+            <w:r>
+              <w:rPr>
+                <w:rFonts w:ascii="Aptos Narrow" w:eastAsia="Times New Roman" w:hAnsi="Aptos Narrow" w:cs="Times New Roman"/>
+                <w:color w:val="000000"/>
+              </w:rPr>
+              <w:t>11</w:t>
+            </w:r>
+            <w:r>
+              <w:rPr>
+                <w:rFonts w:ascii="Aptos Narrow" w:eastAsia="Times New Roman" w:hAnsi="Aptos Narrow" w:cs="Times New Roman"/>
+                <w:color w:val="000000"/>
+              </w:rPr>
+              <w:t>,</w:t>
+            </w:r>
+            <w:r>
+              <w:rPr>
+                <w:rFonts w:ascii="Aptos Narrow" w:eastAsia="Times New Roman" w:hAnsi="Aptos Narrow" w:cs="Times New Roman"/>
+                <w:color w:val="000000"/>
+              </w:rPr>
+              <w:t>949</w:t>
+            </w:r>
+          </w:p>
+        </w:tc>
+      </w:tr>
+      <w:tr>
+        <w:trPr>
+          <w:trHeight w:val="315"/>
+        </w:trPr>
+        <w:tc>
+          <w:tcPr>
+            <w:tcW w:w="1705" w:type="dxa"/>
+            <w:shd w:val="clear" w:color="auto" w:fill="FBE4D5" w:themeFill="accent2" w:themeFillTint="33"/>
+            <w:noWrap/>
+            <w:hideMark/>
+          </w:tcPr>
+          <w:p>
+            <w:pPr>
+              <w:jc w:val="center"/>
+              <w:rPr>
+                <w:rFonts w:ascii="Aptos Narrow" w:eastAsia="Times New Roman" w:hAnsi="Aptos Narrow" w:cs="Times New Roman"/>
+                <w:b/>
+                <w:bCs/>
+                <w:color w:val="000000"/>
+              </w:rPr>
+            </w:pPr>
+            <w:r>
+              <w:rPr>
+                <w:rFonts w:ascii="Aptos Narrow" w:eastAsia="Times New Roman" w:hAnsi="Aptos Narrow" w:cs="Times New Roman"/>
+                <w:b/>
+                <w:bCs/>
+                <w:color w:val="000000"/>
+              </w:rPr>
+              <w:t>Total</w:t>
+            </w:r>
+          </w:p>
+        </w:tc>
+        <w:tc>
+          <w:tcPr>
+            <w:tcW w:w="1440" w:type="dxa"/>
+            <w:shd w:val="clear" w:color="auto" w:fill="FBE4D5" w:themeFill="accent2" w:themeFillTint="33"/>
+            <w:noWrap/>
+            <w:hideMark/>
+          </w:tcPr>
+          <w:p>
+            <w:pPr>
+              <w:jc w:val="center"/>
+              <w:rPr>
+                <w:rFonts w:ascii="Aptos Narrow" w:eastAsia="Times New Roman" w:hAnsi="Aptos Narrow" w:cs="Times New Roman"/>
+                <w:b/>
+                <w:bCs/>
+                <w:color w:val="000000"/>
+              </w:rPr>
+            </w:pPr>
+            <w:r>
+              <w:rPr>
+                <w:rFonts w:ascii="Aptos Narrow" w:eastAsia="Times New Roman" w:hAnsi="Aptos Narrow" w:cs="Times New Roman"/>
+                <w:b/>
+                <w:bCs/>
+                <w:color w:val="000000"/>
+              </w:rPr>
+              <w:t>34</w:t>
+            </w:r>
+            <w:r>
+              <w:rPr>
+                <w:rFonts w:ascii="Aptos Narrow" w:eastAsia="Times New Roman" w:hAnsi="Aptos Narrow" w:cs="Times New Roman"/>
+                <w:b/>
+                <w:bCs/>
+                <w:color w:val="000000"/>
+              </w:rPr>
+              <w:t>,</w:t>
+            </w:r>
+            <w:r>
+              <w:rPr>
+                <w:rFonts w:ascii="Aptos Narrow" w:eastAsia="Times New Roman" w:hAnsi="Aptos Narrow" w:cs="Times New Roman"/>
+                <w:b/>
+                <w:bCs/>
+                <w:color w:val="000000"/>
+              </w:rPr>
+              <w:t>090</w:t>
+            </w:r>
+            <w:r>
+              <w:rPr>
+                <w:rFonts w:ascii="Aptos Narrow" w:eastAsia="Times New Roman" w:hAnsi="Aptos Narrow" w:cs="Times New Roman"/>
+                <w:b/>
+                <w:bCs/>
+                <w:color w:val="000000"/>
+              </w:rPr>
+              <w:t>,</w:t>
+            </w:r>
+            <w:r>
+              <w:rPr>
+                <w:rFonts w:ascii="Aptos Narrow" w:eastAsia="Times New Roman" w:hAnsi="Aptos Narrow" w:cs="Times New Roman"/>
+                <w:b/>
+                <w:bCs/>
+                <w:color w:val="000000"/>
+              </w:rPr>
+              <w:t>395</w:t>
+            </w:r>
+          </w:p>
+        </w:tc>
+      </w:tr>
+    </w:tbl>
+    <w:p>
+      <w:pPr>
+        <w:pStyle w:val="NoSpacing"/>
+        <w:spacing w:after="240"/>
+      </w:pPr>
+    </w:p>
+    <w:p>
+      <w:r>
+        <w:rPr>
+          <w:noProof/>
+        </w:rPr>
+        <w:drawing>
+          <wp:inline distT="0" distB="0" distL="0" distR="0" wp14:anchorId="1F5F8476" wp14:editId="11D570A5">
+            <wp:extent cx="4419600" cy="3181350"/>
+            <wp:effectExtent l="0" t="0" r="0" b="0"/>
+            <wp:docPr id="1637528269" name="Chart 1">
+              <a:extLst xmlns:a="http://schemas.openxmlformats.org/drawingml/2006/main">
+                <a:ext uri="{FF2B5EF4-FFF2-40B4-BE49-F238E27FC236}">
+                  <a16:creationId xmlns:a16="http://schemas.microsoft.com/office/drawing/2014/main" id="{3170E2DE-677A-4E3F-8874-9901D863943C}"/>
+                </a:ext>
+              </a:extLst>
+            </wp:docPr>
+            <wp:cNvGraphicFramePr/>
+            <a:graphic xmlns:a="http://schemas.openxmlformats.org/drawingml/2006/main">
+              <a:graphicData uri="http://schemas.openxmlformats.org/drawingml/2006/chart">
+                <c:chart xmlns:c="http://schemas.openxmlformats.org/drawingml/2006/chart" xmlns:r="http://schemas.openxmlformats.org/officeDocument/2006/relationships" r:id="rId17"/>
+              </a:graphicData>
+            </a:graphic>
+          </wp:inline>
+        </w:drawing>
+      </w:r>
+    </w:p>
+    <w:p>
+      <w:pPr>
+        <w:rPr>
+          <w:b/>
+          <w:bCs/>
+        </w:rPr>
+      </w:pPr>
+      <w:r>
+        <w:rPr>
+          <w:b/>
+          <w:bCs/>
+        </w:rPr>
+        <w:t>Figure 1a</w:t>
+      </w:r>
+      <w:r>
+        <w:rPr>
+          <w:b/>
+          <w:bCs/>
+        </w:rPr>
+        <w:t>.</w:t>
+      </w:r>
+      <w:r>
+        <w:rPr>
+          <w:b/>
+          <w:bCs/>
+        </w:rPr>
+        <w:t xml:space="preserve"> Population </w:t>
+      </w:r>
+      <w:r>
+        <w:rPr>
+          <w:b/>
+          <w:bCs/>
+        </w:rPr>
+        <w:t>of</w:t>
+      </w:r>
+      <w:r>
+        <w:rPr>
+          <w:b/>
+          <w:bCs/>
+        </w:rPr>
+        <w:t xml:space="preserve"> the Lower Basin</w:t>
+      </w:r>
+    </w:p>
+    <w:p>
+      <w:pPr>
+        <w:rPr>
+          <w:b/>
+          <w:bCs/>
+        </w:rPr>
+      </w:pPr>
+    </w:p>
+    <w:p>
+      <w:pPr>
+        <w:rPr>
+          <w:b/>
+          <w:bCs/>
+        </w:rPr>
+      </w:pPr>
+      <w:r>
+        <w:rPr>
+          <w:b/>
+          <w:bCs/>
+        </w:rPr>
+        <w:t>Arizona</w:t>
+      </w:r>
+    </w:p>
+    <w:p>
+      <w:r>
+        <w:t>Figure 1b shows the water supply sources used in Arizona</w:t>
+      </w:r>
+      <w:r>
+        <w:t xml:space="preserve"> and Figure 1c shows how water </w:t>
+      </w:r>
+      <w:r>
+        <w:t>was</w:t>
+      </w:r>
+      <w:r>
+        <w:t xml:space="preserve"> used in Arizona by sector</w:t>
+      </w:r>
+      <w:r>
+        <w:t xml:space="preserve"> in 2017</w:t>
+      </w:r>
+      <w:r>
+        <w:t xml:space="preserve"> (</w:t>
+      </w:r>
+      <w:r>
+        <w:t>ADWR, 2020</w:t>
+      </w:r>
+      <w:r>
+        <w:t>).</w:t>
+      </w:r>
+    </w:p>
+    <w:p>
+      <w:r>
+        <w:rPr>
+          <w:noProof/>
+        </w:rPr>
+        <w:drawing>
+          <wp:inline distT="0" distB="0" distL="0" distR="0" wp14:anchorId="57990C39" wp14:editId="285CEFA3">
+            <wp:extent cx="3752850" cy="1476375"/>
+            <wp:effectExtent l="0" t="0" r="0" b="9525"/>
+            <wp:docPr id="2" name="Picture 1">
+              <a:extLst xmlns:a="http://schemas.openxmlformats.org/drawingml/2006/main">
+                <a:ext uri="{FF2B5EF4-FFF2-40B4-BE49-F238E27FC236}">
+                  <a16:creationId xmlns:a16="http://schemas.microsoft.com/office/drawing/2014/main" id="{0769DB09-DB8B-B917-04DE-70E1C6808797}"/>
+                </a:ext>
+              </a:extLst>
+            </wp:docPr>
+            <wp:cNvGraphicFramePr>
+              <a:graphicFrameLocks xmlns:a="http://schemas.openxmlformats.org/drawingml/2006/main" noChangeAspect="1"/>
+            </wp:cNvGraphicFramePr>
+            <a:graphic xmlns:a="http://schemas.openxmlformats.org/drawingml/2006/main">
+              <a:graphicData uri="http://schemas.openxmlformats.org/drawingml/2006/picture">
+                <pic:pic xmlns:pic="http://schemas.openxmlformats.org/drawingml/2006/picture">
+                  <pic:nvPicPr>
+                    <pic:cNvPr id="2" name="Picture 1">
+                      <a:extLst>
+                        <a:ext uri="{FF2B5EF4-FFF2-40B4-BE49-F238E27FC236}">
+                          <a16:creationId xmlns:a16="http://schemas.microsoft.com/office/drawing/2014/main" id="{0769DB09-DB8B-B917-04DE-70E1C6808797}"/>
+                        </a:ext>
+                      </a:extLst>
+                    </pic:cNvPr>
+                    <pic:cNvPicPr>
+                      <a:picLocks noChangeAspect="1"/>
+                    </pic:cNvPicPr>
+                  </pic:nvPicPr>
+                  <pic:blipFill rotWithShape="1">
+                    <a:blip r:embed="rId18"/>
+                    <a:srcRect l="3553" t="24517" r="3142" b="6381"/>
+                    <a:stretch>
+                      <a:fillRect/>
+                    </a:stretch>
+                  </pic:blipFill>
+                  <pic:spPr bwMode="auto">
+                    <a:xfrm>
+                      <a:off x="0" y="0"/>
+                      <a:ext cx="3754035" cy="1476841"/>
+                    </a:xfrm>
+                    <a:prstGeom prst="rect">
+                      <a:avLst/>
+                    </a:prstGeom>
+                    <a:ln>
+                      <a:noFill/>
+                    </a:ln>
+                    <a:extLst>
+                      <a:ext uri="{53640926-AAD7-44D8-BBD7-CCE9431645EC}">
+                        <a14:shadowObscured xmlns:a14="http://schemas.microsoft.com/office/drawing/2010/main"/>
+                      </a:ext>
+                    </a:extLst>
+                  </pic:spPr>
+                </pic:pic>
+              </a:graphicData>
+            </a:graphic>
+          </wp:inline>
+        </w:drawing>
+      </w:r>
+    </w:p>
+    <w:p>
+      <w:pPr>
+        <w:rPr>
+          <w:b/>
+          <w:bCs/>
+        </w:rPr>
+      </w:pPr>
+      <w:r>
+        <w:rPr>
+          <w:b/>
+          <w:bCs/>
+        </w:rPr>
+        <w:t>Figure 1b. Water supply in Arizona</w:t>
+      </w:r>
+    </w:p>
+    <w:p>
+      <w:r>
+        <w:rPr>
+          <w:noProof/>
+        </w:rPr>
+        <w:lastRenderedPageBreak/>
+        <w:drawing>
+          <wp:inline distT="0" distB="0" distL="0" distR="0" wp14:anchorId="567B90A7" wp14:editId="3716DE97">
+            <wp:extent cx="3619500" cy="1495425"/>
+            <wp:effectExtent l="0" t="0" r="0" b="9525"/>
+            <wp:docPr id="3" name="Picture 2">
+              <a:extLst xmlns:a="http://schemas.openxmlformats.org/drawingml/2006/main">
+                <a:ext uri="{FF2B5EF4-FFF2-40B4-BE49-F238E27FC236}">
+                  <a16:creationId xmlns:a16="http://schemas.microsoft.com/office/drawing/2014/main" id="{D89F789C-E80F-7989-D14E-A9F32589E3A2}"/>
+                </a:ext>
+              </a:extLst>
+            </wp:docPr>
+            <wp:cNvGraphicFramePr>
+              <a:graphicFrameLocks xmlns:a="http://schemas.openxmlformats.org/drawingml/2006/main" noChangeAspect="1"/>
+            </wp:cNvGraphicFramePr>
+            <a:graphic xmlns:a="http://schemas.openxmlformats.org/drawingml/2006/main">
+              <a:graphicData uri="http://schemas.openxmlformats.org/drawingml/2006/picture">
+                <pic:pic xmlns:pic="http://schemas.openxmlformats.org/drawingml/2006/picture">
+                  <pic:nvPicPr>
+                    <pic:cNvPr id="3" name="Picture 2">
+                      <a:extLst>
+                        <a:ext uri="{FF2B5EF4-FFF2-40B4-BE49-F238E27FC236}">
+                          <a16:creationId xmlns:a16="http://schemas.microsoft.com/office/drawing/2014/main" id="{D89F789C-E80F-7989-D14E-A9F32589E3A2}"/>
+                        </a:ext>
+                      </a:extLst>
+                    </pic:cNvPr>
+                    <pic:cNvPicPr>
+                      <a:picLocks noChangeAspect="1"/>
+                    </pic:cNvPicPr>
+                  </pic:nvPicPr>
+                  <pic:blipFill rotWithShape="1">
+                    <a:blip r:embed="rId19"/>
+                    <a:srcRect l="3316" t="24776" r="6694" b="6975"/>
+                    <a:stretch>
+                      <a:fillRect/>
+                    </a:stretch>
+                  </pic:blipFill>
+                  <pic:spPr bwMode="auto">
+                    <a:xfrm>
+                      <a:off x="0" y="0"/>
+                      <a:ext cx="3620643" cy="1495897"/>
+                    </a:xfrm>
+                    <a:prstGeom prst="rect">
+                      <a:avLst/>
+                    </a:prstGeom>
+                    <a:ln>
+                      <a:noFill/>
+                    </a:ln>
+                    <a:extLst>
+                      <a:ext uri="{53640926-AAD7-44D8-BBD7-CCE9431645EC}">
+                        <a14:shadowObscured xmlns:a14="http://schemas.microsoft.com/office/drawing/2010/main"/>
+                      </a:ext>
+                    </a:extLst>
+                  </pic:spPr>
+                </pic:pic>
+              </a:graphicData>
+            </a:graphic>
+          </wp:inline>
+        </w:drawing>
+      </w:r>
+    </w:p>
+    <w:p>
+      <w:pPr>
+        <w:rPr>
+          <w:b/>
+          <w:bCs/>
+        </w:rPr>
+      </w:pPr>
+      <w:r>
+        <w:rPr>
+          <w:b/>
+          <w:bCs/>
+        </w:rPr>
+        <w:t xml:space="preserve">Figure 1c. </w:t>
+      </w:r>
+      <w:r>
+        <w:rPr>
+          <w:b/>
+          <w:bCs/>
+        </w:rPr>
+        <w:t>Water use by sector in Arizona</w:t>
+      </w:r>
+    </w:p>
+    <w:p>
+      <w:r>
+        <w:t xml:space="preserve">The Central Arizona Project (CAP) </w:t>
+      </w:r>
+      <w:r>
+        <w:t>delivers Colorado River water to Maricopa, Pinal, and Pima counties.</w:t>
+      </w:r>
+      <w:r>
+        <w:t xml:space="preserve"> </w:t>
+      </w:r>
+      <w:r>
+        <w:t xml:space="preserve">Figure 1d shows </w:t>
+      </w:r>
+      <w:r>
+        <w:t>how CAP water is allotted based on priority</w:t>
+      </w:r>
+      <w:r>
+        <w:t>:</w:t>
+      </w:r>
+      <w:r>
+        <w:t xml:space="preserve"> P3 refers to higher priority water</w:t>
+      </w:r>
+      <w:r>
+        <w:t>;</w:t>
+      </w:r>
+      <w:r>
+        <w:t xml:space="preserve"> Indian refers to </w:t>
+      </w:r>
+      <w:r>
+        <w:t>water delivered to the Tribes</w:t>
+      </w:r>
+      <w:r>
+        <w:t>;</w:t>
+      </w:r>
+      <w:r>
+        <w:t xml:space="preserve"> M</w:t>
+      </w:r>
+      <w:r>
+        <w:t xml:space="preserve">&amp;I stands for municipal and industry and is </w:t>
+      </w:r>
+      <w:r>
+        <w:t>close to equal in priority to Indian</w:t>
+      </w:r>
+      <w:r>
+        <w:t>;</w:t>
+      </w:r>
+      <w:r>
+        <w:t xml:space="preserve"> </w:t>
+      </w:r>
+      <w:r>
+        <w:t xml:space="preserve">NIA is </w:t>
+      </w:r>
+      <w:r>
+        <w:t>Non-Indian Agricultural water</w:t>
+      </w:r>
+      <w:r>
+        <w:t xml:space="preserve"> that is available to cities, industry, and tribes; </w:t>
+      </w:r>
+      <w:r>
+        <w:t>Ag Pool</w:t>
+      </w:r>
+      <w:r>
+        <w:t xml:space="preserve"> is excess water after contracts are satisfied that is available to agricultural users; and </w:t>
+      </w:r>
+      <w:r>
+        <w:t xml:space="preserve">Other Excess is any water left after Ag Pool is satisfied and has historically been used for </w:t>
+      </w:r>
+      <w:r>
+        <w:t>underground storage (</w:t>
+      </w:r>
+      <w:r>
+        <w:t>CAP, 2025</w:t>
+      </w:r>
+      <w:r>
+        <w:t>).</w:t>
+      </w:r>
+    </w:p>
+    <w:p>
+      <w:r>
+        <w:rPr>
+          <w:noProof/>
+        </w:rPr>
+        <w:drawing>
+          <wp:inline distT="0" distB="0" distL="0" distR="0" wp14:anchorId="56BAB3B3" wp14:editId="5829654F">
+            <wp:extent cx="3337070" cy="2514600"/>
+            <wp:effectExtent l="0" t="0" r="0" b="0"/>
+            <wp:docPr id="7" name="Picture 6">
+              <a:extLst xmlns:a="http://schemas.openxmlformats.org/drawingml/2006/main">
+                <a:ext uri="{FF2B5EF4-FFF2-40B4-BE49-F238E27FC236}">
+                  <a16:creationId xmlns:a16="http://schemas.microsoft.com/office/drawing/2014/main" id="{78C251A1-1FA6-202F-987B-59E73643B932}"/>
+                </a:ext>
+              </a:extLst>
+            </wp:docPr>
+            <wp:cNvGraphicFramePr>
+              <a:graphicFrameLocks xmlns:a="http://schemas.openxmlformats.org/drawingml/2006/main" noChangeAspect="1"/>
+            </wp:cNvGraphicFramePr>
+            <a:graphic xmlns:a="http://schemas.openxmlformats.org/drawingml/2006/main">
+              <a:graphicData uri="http://schemas.openxmlformats.org/drawingml/2006/picture">
+                <pic:pic xmlns:pic="http://schemas.openxmlformats.org/drawingml/2006/picture">
+                  <pic:nvPicPr>
+                    <pic:cNvPr id="7" name="Picture 6">
+                      <a:extLst>
+                        <a:ext uri="{FF2B5EF4-FFF2-40B4-BE49-F238E27FC236}">
+                          <a16:creationId xmlns:a16="http://schemas.microsoft.com/office/drawing/2014/main" id="{78C251A1-1FA6-202F-987B-59E73643B932}"/>
+                        </a:ext>
+                      </a:extLst>
+                    </pic:cNvPr>
+                    <pic:cNvPicPr>
+                      <a:picLocks noChangeAspect="1"/>
+                    </pic:cNvPicPr>
+                  </pic:nvPicPr>
+                  <pic:blipFill>
+                    <a:blip r:embed="rId20"/>
+                    <a:stretch>
+                      <a:fillRect/>
+                    </a:stretch>
+                  </pic:blipFill>
+                  <pic:spPr>
+                    <a:xfrm>
+                      <a:off x="0" y="0"/>
+                      <a:ext cx="3352195" cy="2525997"/>
+                    </a:xfrm>
+                    <a:prstGeom prst="rect">
+                      <a:avLst/>
+                    </a:prstGeom>
+                  </pic:spPr>
+                </pic:pic>
+              </a:graphicData>
+            </a:graphic>
+          </wp:inline>
+        </w:drawing>
+      </w:r>
+    </w:p>
+    <w:p>
+      <w:pPr>
+        <w:rPr>
+          <w:b/>
+          <w:bCs/>
+        </w:rPr>
+      </w:pPr>
+      <w:r>
+        <w:rPr>
+          <w:b/>
+          <w:bCs/>
+        </w:rPr>
+        <w:t xml:space="preserve">Figure 1d. </w:t>
+      </w:r>
+      <w:r>
+        <w:rPr>
+          <w:b/>
+          <w:bCs/>
+        </w:rPr>
+        <w:t>CAP water contracts volume by priority.</w:t>
+      </w:r>
+    </w:p>
+    <w:p>
+      <w:pPr>
+        <w:rPr>
+          <w:b/>
+          <w:bCs/>
+        </w:rPr>
+      </w:pPr>
+    </w:p>
+    <w:p>
+      <w:pPr>
+        <w:rPr>
+          <w:b/>
+          <w:bCs/>
+        </w:rPr>
+      </w:pPr>
+      <w:r>
+        <w:rPr>
+          <w:b/>
+          <w:bCs/>
+        </w:rPr>
+        <w:t xml:space="preserve">California </w:t>
+      </w:r>
+    </w:p>
+    <w:p>
+      <w:r>
+        <w:t>California has the biggest allotment in the Lower Basin</w:t>
+      </w:r>
+      <w:r>
+        <w:t>. Water is exported from the Colorado River to Southern California</w:t>
+      </w:r>
+      <w:r>
+        <w:t xml:space="preserve">. Figure 1e shows the areas in California receiving water from the Colorado River </w:t>
+      </w:r>
+      <w:r>
+        <w:t>(Christian-Smith et al., 2010)</w:t>
+      </w:r>
+      <w:r>
+        <w:t>. Table 1</w:t>
+      </w:r>
+      <w:r>
+        <w:t xml:space="preserve">c has information about water supply and use by </w:t>
+      </w:r>
+      <w:r>
+        <w:t>4 of the main water districts using Colorado River water</w:t>
+      </w:r>
+      <w:r>
+        <w:t xml:space="preserve"> (</w:t>
+      </w:r>
+      <w:r>
+        <w:t xml:space="preserve">CVWD, 2026; </w:t>
+      </w:r>
+      <w:r>
+        <w:t xml:space="preserve">IID, 2026; MWD, 2026; </w:t>
+      </w:r>
+      <w:r>
+        <w:t>PVID, 2026).</w:t>
+      </w:r>
+      <w:r>
+        <w:t xml:space="preserve"> These water districts do </w:t>
+      </w:r>
+      <w:r>
+        <w:t xml:space="preserve">not </w:t>
+      </w:r>
+      <w:r>
+        <w:t xml:space="preserve">represent </w:t>
+      </w:r>
+      <w:r>
+        <w:t>all of the Colorado River water used in California but are big users.</w:t>
+      </w:r>
+    </w:p>
+    <w:p>
+      <w:r>
+        <w:rPr>
+          <w:b/>
+          <w:bCs/>
+        </w:rPr>
+        <w:lastRenderedPageBreak/>
+        <w:t xml:space="preserve">Figure 1e. Water districts in California </w:t>
+      </w:r>
+      <w:r>
+        <w:rPr>
+          <w:b/>
+          <w:bCs/>
+        </w:rPr>
+        <w:t xml:space="preserve">that </w:t>
+      </w:r>
+      <w:r>
+        <w:rPr>
+          <w:b/>
+          <w:bCs/>
+        </w:rPr>
+        <w:t>receive</w:t>
+      </w:r>
+      <w:r>
+        <w:rPr>
+          <w:b/>
+          <w:bCs/>
+        </w:rPr>
+        <w:t xml:space="preserve"> water from the Colorado River.</w:t>
+      </w:r>
+      <w:r>
+        <w:rPr>
+          <w:noProof/>
+        </w:rPr>
+        <w:drawing>
+          <wp:inline distT="0" distB="0" distL="0" distR="0" wp14:anchorId="3DEFBB5E" wp14:editId="10228C01">
+            <wp:extent cx="3457845" cy="2609850"/>
+            <wp:effectExtent l="0" t="0" r="9525" b="0"/>
+            <wp:docPr id="206831857" name="Picture 2"/>
+            <wp:cNvGraphicFramePr>
+              <a:graphicFrameLocks xmlns:a="http://schemas.openxmlformats.org/drawingml/2006/main" noChangeAspect="1"/>
+            </wp:cNvGraphicFramePr>
+            <a:graphic xmlns:a="http://schemas.openxmlformats.org/drawingml/2006/main">
+              <a:graphicData uri="http://schemas.openxmlformats.org/drawingml/2006/picture">
+                <pic:pic xmlns:pic="http://schemas.openxmlformats.org/drawingml/2006/picture">
+                  <pic:nvPicPr>
+                    <pic:cNvPr id="0" name="Picture 2"/>
+                    <pic:cNvPicPr>
+                      <a:picLocks noChangeAspect="1" noChangeArrowheads="1"/>
+                    </pic:cNvPicPr>
+                  </pic:nvPicPr>
+                  <pic:blipFill>
+                    <a:blip r:embed="rId21">
+                      <a:extLst>
+                        <a:ext uri="{28A0092B-C50C-407E-A947-70E740481C1C}">
+                          <a14:useLocalDpi xmlns:a14="http://schemas.microsoft.com/office/drawing/2010/main" val="0"/>
+                        </a:ext>
+                      </a:extLst>
+                    </a:blip>
+                    <a:srcRect/>
+                    <a:stretch>
+                      <a:fillRect/>
+                    </a:stretch>
+                  </pic:blipFill>
+                  <pic:spPr bwMode="auto">
+                    <a:xfrm>
+                      <a:off x="0" y="0"/>
+                      <a:ext cx="3472014" cy="2620544"/>
+                    </a:xfrm>
+                    <a:prstGeom prst="rect">
+                      <a:avLst/>
+                    </a:prstGeom>
+                    <a:noFill/>
+                  </pic:spPr>
+                </pic:pic>
+              </a:graphicData>
+            </a:graphic>
+          </wp:inline>
+        </w:drawing>
+      </w:r>
+    </w:p>
+    <w:p>
+      <w:pPr>
+        <w:rPr>
+          <w:b/>
+          <w:bCs/>
+        </w:rPr>
+      </w:pPr>
+      <w:r>
+        <w:rPr>
+          <w:b/>
+          <w:bCs/>
+        </w:rPr>
+        <w:t>Table 1c. Summary of water supply and water use for California water districts using Colorado River water.</w:t>
+      </w:r>
+    </w:p>
+    <w:tbl>
+      <w:tblPr>
+        <w:tblStyle w:val="TableGrid"/>
+        <w:tblW w:w="0" w:type="auto"/>
+        <w:tblLook w:val="04A0" w:firstRow="1" w:lastRow="0" w:firstColumn="1" w:lastColumn="0" w:noHBand="0" w:noVBand="1"/>
+      </w:tblPr>
+      <w:tblGrid>
+        <w:gridCol w:w="2965"/>
+        <w:gridCol w:w="2250"/>
+        <w:gridCol w:w="4135"/>
+      </w:tblGrid>
+      <w:tr>
+        <w:tc>
+          <w:tcPr>
+            <w:tcW w:w="2965" w:type="dxa"/>
+            <w:shd w:val="clear" w:color="auto" w:fill="E2EFD9" w:themeFill="accent6" w:themeFillTint="33"/>
+          </w:tcPr>
+          <w:p>
+            <w:pPr>
+              <w:jc w:val="center"/>
+              <w:rPr>
+                <w:b/>
+                <w:bCs/>
+              </w:rPr>
+            </w:pPr>
+            <w:r>
+              <w:rPr>
+                <w:b/>
+                <w:bCs/>
+              </w:rPr>
+              <w:t>User</w:t>
+            </w:r>
+          </w:p>
+        </w:tc>
+        <w:tc>
+          <w:tcPr>
+            <w:tcW w:w="2250" w:type="dxa"/>
+            <w:shd w:val="clear" w:color="auto" w:fill="E2EFD9" w:themeFill="accent6" w:themeFillTint="33"/>
+          </w:tcPr>
+          <w:p>
+            <w:pPr>
+              <w:jc w:val="center"/>
+              <w:rPr>
+                <w:b/>
+                <w:bCs/>
+              </w:rPr>
+            </w:pPr>
+            <w:r>
+              <w:rPr>
+                <w:b/>
+                <w:bCs/>
+              </w:rPr>
+              <w:t>Water Supply</w:t>
+            </w:r>
+          </w:p>
+        </w:tc>
+        <w:tc>
+          <w:tcPr>
+            <w:tcW w:w="4135" w:type="dxa"/>
+            <w:shd w:val="clear" w:color="auto" w:fill="E2EFD9" w:themeFill="accent6" w:themeFillTint="33"/>
+          </w:tcPr>
+          <w:p>
+            <w:pPr>
+              <w:jc w:val="center"/>
+              <w:rPr>
+                <w:b/>
+                <w:bCs/>
+              </w:rPr>
+            </w:pPr>
+            <w:r>
+              <w:rPr>
+                <w:b/>
+                <w:bCs/>
+              </w:rPr>
+              <w:t>Details</w:t>
+            </w:r>
+          </w:p>
+        </w:tc>
+      </w:tr>
+      <w:tr>
+        <w:tc>
+          <w:tcPr>
+            <w:tcW w:w="2965" w:type="dxa"/>
+          </w:tcPr>
+          <w:p>
+            <w:r>
+              <w:t>Imperial Irrigation District</w:t>
+            </w:r>
+          </w:p>
+        </w:tc>
+        <w:tc>
+          <w:tcPr>
+            <w:tcW w:w="2250" w:type="dxa"/>
+          </w:tcPr>
+          <w:p>
+            <w:r>
+              <w:t>Colorado River</w:t>
+            </w:r>
+          </w:p>
+        </w:tc>
+        <w:tc>
+          <w:tcPr>
+            <w:tcW w:w="4135" w:type="dxa"/>
+          </w:tcPr>
+          <w:p>
+            <w:pPr>
+              <w:pStyle w:val="ListParagraph"/>
+              <w:numPr>
+                <w:ilvl w:val="0"/>
+                <w:numId w:val="30"/>
+              </w:numPr>
+            </w:pPr>
+            <w:r>
+              <w:t>97% for ag</w:t>
+            </w:r>
+            <w:r>
+              <w:t>riculture</w:t>
+            </w:r>
+            <w:r>
+              <w:t>, 3% municipal/industry</w:t>
+            </w:r>
+          </w:p>
+          <w:p>
+            <w:pPr>
+              <w:pStyle w:val="ListParagraph"/>
+              <w:numPr>
+                <w:ilvl w:val="0"/>
+                <w:numId w:val="30"/>
+              </w:numPr>
+            </w:pPr>
+            <w:r>
+              <w:t>High-priority</w:t>
+            </w:r>
+            <w:r>
+              <w:t xml:space="preserve"> 3.1 maf allotment</w:t>
+            </w:r>
+          </w:p>
+          <w:p>
+            <w:pPr>
+              <w:pStyle w:val="ListParagraph"/>
+              <w:numPr>
+                <w:ilvl w:val="0"/>
+                <w:numId w:val="30"/>
+              </w:numPr>
+            </w:pPr>
+            <w:r>
+              <w:t>1 million acres of agriculture</w:t>
+            </w:r>
+          </w:p>
+        </w:tc>
+      </w:tr>
+      <w:tr>
+        <w:tc>
+          <w:tcPr>
+            <w:tcW w:w="2965" w:type="dxa"/>
+          </w:tcPr>
+          <w:p>
+            <w:r>
+              <w:t>Metropolitan Water District</w:t>
+            </w:r>
+          </w:p>
+        </w:tc>
+        <w:tc>
+          <w:tcPr>
+            <w:tcW w:w="2250" w:type="dxa"/>
+          </w:tcPr>
+          <w:p>
+            <w:r>
+              <w:t>Colorado River</w:t>
+            </w:r>
+          </w:p>
+          <w:p>
+            <w:r>
+              <w:t>State Water Project</w:t>
+            </w:r>
+            <w:r>
+              <w:t xml:space="preserve"> </w:t>
+            </w:r>
+            <w:r>
+              <w:t>Groundwater</w:t>
+            </w:r>
+          </w:p>
+          <w:p>
+            <w:r>
+              <w:t>Stormwater</w:t>
+            </w:r>
+          </w:p>
+          <w:p>
+            <w:r>
+              <w:t>Recycled Water</w:t>
+            </w:r>
+          </w:p>
+          <w:p>
+            <w:r>
+              <w:t>Desalination</w:t>
+            </w:r>
+          </w:p>
+        </w:tc>
+        <w:tc>
+          <w:tcPr>
+            <w:tcW w:w="4135" w:type="dxa"/>
+          </w:tcPr>
+          <w:p>
+            <w:pPr>
+              <w:pStyle w:val="ListParagraph"/>
+              <w:numPr>
+                <w:ilvl w:val="0"/>
+                <w:numId w:val="31"/>
+              </w:numPr>
+            </w:pPr>
+            <w:r>
+              <w:t>20% from the Colorado River, 30% from State Water Project, 50% from local sources</w:t>
+            </w:r>
+          </w:p>
+          <w:p>
+            <w:pPr>
+              <w:pStyle w:val="ListParagraph"/>
+              <w:numPr>
+                <w:ilvl w:val="0"/>
+                <w:numId w:val="31"/>
+              </w:numPr>
+            </w:pPr>
+            <w:r>
+              <w:t>Serves about 19 million people</w:t>
+            </w:r>
+          </w:p>
+        </w:tc>
+      </w:tr>
+      <w:tr>
+        <w:tc>
+          <w:tcPr>
+            <w:tcW w:w="2965" w:type="dxa"/>
+          </w:tcPr>
+          <w:p>
+            <w:r>
+              <w:t>Coachella Valley Water District</w:t>
+            </w:r>
+          </w:p>
+        </w:tc>
+        <w:tc>
+          <w:tcPr>
+            <w:tcW w:w="2250" w:type="dxa"/>
+          </w:tcPr>
+          <w:p>
+            <w:r>
+              <w:t>Colorado River</w:t>
+            </w:r>
+          </w:p>
+          <w:p>
+            <w:r>
+              <w:t>Groundwater</w:t>
+            </w:r>
+          </w:p>
+          <w:p>
+            <w:r>
+              <w:t>Recycled Water</w:t>
+            </w:r>
+          </w:p>
+        </w:tc>
+        <w:tc>
+          <w:tcPr>
+            <w:tcW w:w="4135" w:type="dxa"/>
+          </w:tcPr>
+          <w:p>
+            <w:pPr>
+              <w:pStyle w:val="ListParagraph"/>
+              <w:numPr>
+                <w:ilvl w:val="0"/>
+                <w:numId w:val="32"/>
+              </w:numPr>
+            </w:pPr>
+            <w:r>
+              <w:t>Serves about 2</w:t>
+            </w:r>
+            <w:r>
+              <w:t>7</w:t>
+            </w:r>
+            <w:r>
+              <w:t>0,000 residents</w:t>
+            </w:r>
+          </w:p>
+          <w:p>
+            <w:pPr>
+              <w:pStyle w:val="ListParagraph"/>
+              <w:numPr>
+                <w:ilvl w:val="0"/>
+                <w:numId w:val="32"/>
+              </w:numPr>
+            </w:pPr>
+            <w:r>
+              <w:t xml:space="preserve">Domestic water comes from groundwater </w:t>
+            </w:r>
+          </w:p>
+          <w:p>
+            <w:pPr>
+              <w:pStyle w:val="ListParagraph"/>
+              <w:numPr>
+                <w:ilvl w:val="0"/>
+                <w:numId w:val="32"/>
+              </w:numPr>
+            </w:pPr>
+            <w:r>
+              <w:t>Water from the Colorado River is used for agriculture</w:t>
+            </w:r>
+          </w:p>
+          <w:p>
+            <w:pPr>
+              <w:pStyle w:val="ListParagraph"/>
+              <w:numPr>
+                <w:ilvl w:val="0"/>
+                <w:numId w:val="32"/>
+              </w:numPr>
+            </w:pPr>
+            <w:r>
+              <w:t xml:space="preserve">Agriculture also uses </w:t>
+            </w:r>
+            <w:r>
+              <w:t>¼ to 1/3 of private groundwater</w:t>
+            </w:r>
+          </w:p>
+          <w:p>
+            <w:pPr>
+              <w:pStyle w:val="ListParagraph"/>
+              <w:numPr>
+                <w:ilvl w:val="0"/>
+                <w:numId w:val="32"/>
+              </w:numPr>
+            </w:pPr>
+            <w:r>
+              <w:t>Some Colorado River water is exchanged with</w:t>
+            </w:r>
+            <w:r>
+              <w:t xml:space="preserve"> State Water Project and use</w:t>
+            </w:r>
+            <w:r>
+              <w:t>d</w:t>
+            </w:r>
+            <w:r>
+              <w:t xml:space="preserve"> to replenish groundwater</w:t>
+            </w:r>
+          </w:p>
+        </w:tc>
+      </w:tr>
+      <w:tr>
+        <w:tc>
+          <w:tcPr>
+            <w:tcW w:w="2965" w:type="dxa"/>
+          </w:tcPr>
+          <w:p>
+            <w:r>
+              <w:t>Palo Verde Irrigation District</w:t>
+            </w:r>
+          </w:p>
+        </w:tc>
+        <w:tc>
+          <w:tcPr>
+            <w:tcW w:w="2250" w:type="dxa"/>
+          </w:tcPr>
+          <w:p>
+            <w:r>
+              <w:t>Colorado River</w:t>
+            </w:r>
+          </w:p>
+        </w:tc>
+        <w:tc>
+          <w:tcPr>
+            <w:tcW w:w="4135" w:type="dxa"/>
+          </w:tcPr>
+          <w:p>
+            <w:pPr>
+              <w:pStyle w:val="ListParagraph"/>
+              <w:numPr>
+                <w:ilvl w:val="0"/>
+                <w:numId w:val="33"/>
+              </w:numPr>
+            </w:pPr>
+            <w:r>
+              <w:t>Mostly used for agriculture</w:t>
+            </w:r>
+          </w:p>
+          <w:p>
+            <w:pPr>
+              <w:pStyle w:val="ListParagraph"/>
+              <w:numPr>
+                <w:ilvl w:val="0"/>
+                <w:numId w:val="33"/>
+              </w:numPr>
+            </w:pPr>
+            <w:r>
+              <w:t>PVID also uses</w:t>
+            </w:r>
+            <w:r>
+              <w:t xml:space="preserve"> groundwater </w:t>
+            </w:r>
+            <w:r>
+              <w:t>hydraulically connected to</w:t>
+            </w:r>
+            <w:r>
+              <w:t xml:space="preserve"> the Colorado River</w:t>
+            </w:r>
+          </w:p>
+        </w:tc>
+      </w:tr>
+    </w:tbl>
+    <w:p/>
+    <w:p>
+      <w:pPr>
+        <w:rPr>
+          <w:b/>
+          <w:bCs/>
+        </w:rPr>
+      </w:pPr>
+      <w:r>
+        <w:rPr>
+          <w:b/>
+          <w:bCs/>
+        </w:rPr>
+        <w:t xml:space="preserve">Nevada </w:t>
+      </w:r>
+    </w:p>
+    <w:p>
+      <w:r>
+        <w:t xml:space="preserve">The Southern </w:t>
+      </w:r>
+      <w:r>
+        <w:t xml:space="preserve">Nevada Water Authority (SNWA) is the main water user </w:t>
+      </w:r>
+      <w:r>
+        <w:t>in Nevada for Colorado River water</w:t>
+      </w:r>
+      <w:r>
+        <w:t xml:space="preserve"> using about 270,000 ac-ft of the total 300,000 ac-ft allotment</w:t>
+      </w:r>
+      <w:r>
+        <w:t xml:space="preserve"> (SNWA, 2026a)</w:t>
+      </w:r>
+      <w:r>
+        <w:t>.</w:t>
+      </w:r>
+      <w:r>
+        <w:t xml:space="preserve"> SNWA gets 90% of their water from the Colorado River and 10% from groundwater</w:t>
+      </w:r>
+      <w:r>
+        <w:t xml:space="preserve"> and serves 2.3 million people</w:t>
+      </w:r>
+      <w:r>
+        <w:t xml:space="preserve"> (SNWA, 2026b)</w:t>
+      </w:r>
+      <w:r>
+        <w:t xml:space="preserve">. Figure 1f shows </w:t>
+      </w:r>
+      <w:r>
+        <w:t>th</w:t>
+      </w:r>
+      <w:r>
+        <w:t>e water use by SNWA, with 45% being used indoors and 99% of that water being recycled (</w:t>
+      </w:r>
+      <w:r>
+        <w:t>SNWA, 2026a</w:t>
+      </w:r>
+      <w:r>
+        <w:t>).</w:t>
+      </w:r>
+    </w:p>
+    <w:p>
+      <w:r>
+        <w:rPr>
+          <w:noProof/>
+        </w:rPr>
+        <w:drawing>
+          <wp:inline distT="0" distB="0" distL="0" distR="0" wp14:anchorId="65A29C64" wp14:editId="1F7D5CC4">
+            <wp:extent cx="5943600" cy="3733800"/>
+            <wp:effectExtent l="0" t="0" r="0" b="0"/>
+            <wp:docPr id="789196101" name="Picture 2">
+              <a:extLst xmlns:a="http://schemas.openxmlformats.org/drawingml/2006/main">
+                <a:ext uri="{FF2B5EF4-FFF2-40B4-BE49-F238E27FC236}">
+                  <a16:creationId xmlns:a16="http://schemas.microsoft.com/office/drawing/2014/main" id="{1F3F3005-8C56-5C30-29DE-EAB9B66DF602}"/>
+                </a:ext>
+              </a:extLst>
+            </wp:docPr>
+            <wp:cNvGraphicFramePr>
+              <a:graphicFrameLocks xmlns:a="http://schemas.openxmlformats.org/drawingml/2006/main" noChangeAspect="1"/>
+            </wp:cNvGraphicFramePr>
+            <a:graphic xmlns:a="http://schemas.openxmlformats.org/drawingml/2006/main">
+              <a:graphicData uri="http://schemas.openxmlformats.org/drawingml/2006/picture">
+                <pic:pic xmlns:pic="http://schemas.openxmlformats.org/drawingml/2006/picture">
+                  <pic:nvPicPr>
+                    <pic:cNvPr id="3" name="Picture 2">
+                      <a:extLst>
+                        <a:ext uri="{FF2B5EF4-FFF2-40B4-BE49-F238E27FC236}">
+                          <a16:creationId xmlns:a16="http://schemas.microsoft.com/office/drawing/2014/main" id="{1F3F3005-8C56-5C30-29DE-EAB9B66DF602}"/>
+                        </a:ext>
+                      </a:extLst>
+                    </pic:cNvPr>
+                    <pic:cNvPicPr>
+                      <a:picLocks noChangeAspect="1"/>
+                    </pic:cNvPicPr>
+                  </pic:nvPicPr>
+                  <pic:blipFill rotWithShape="1">
+                    <a:blip r:embed="rId22"/>
+                    <a:srcRect b="10828"/>
+                    <a:stretch>
+                      <a:fillRect/>
+                    </a:stretch>
+                  </pic:blipFill>
+                  <pic:spPr bwMode="auto">
+                    <a:xfrm>
+                      <a:off x="0" y="0"/>
+                      <a:ext cx="5943600" cy="3733800"/>
+                    </a:xfrm>
+                    <a:prstGeom prst="rect">
+                      <a:avLst/>
+                    </a:prstGeom>
+                    <a:ln>
+                      <a:noFill/>
+                    </a:ln>
+                    <a:extLst>
+                      <a:ext uri="{53640926-AAD7-44D8-BBD7-CCE9431645EC}">
+                        <a14:shadowObscured xmlns:a14="http://schemas.microsoft.com/office/drawing/2010/main"/>
+                      </a:ext>
+                    </a:extLst>
+                  </pic:spPr>
+                </pic:pic>
+              </a:graphicData>
+            </a:graphic>
+          </wp:inline>
+        </w:drawing>
+      </w:r>
+    </w:p>
+    <w:p>
+      <w:pPr>
+        <w:rPr>
+          <w:b/>
+          <w:bCs/>
+        </w:rPr>
+      </w:pPr>
+      <w:r>
+        <w:rPr>
+          <w:b/>
+          <w:bCs/>
+        </w:rPr>
+        <w:t>Figure 1f.</w:t>
+      </w:r>
+      <w:r>
+        <w:rPr>
+          <w:b/>
+          <w:bCs/>
+        </w:rPr>
+        <w:t xml:space="preserve"> </w:t>
+      </w:r>
+      <w:r>
+        <w:rPr>
+          <w:b/>
+          <w:bCs/>
+        </w:rPr>
+        <w:t>SNWA water use and recycling.</w:t>
+      </w:r>
+    </w:p>
+    <w:p>
+      <w:pPr>
+        <w:rPr>
+          <w:b/>
+          <w:bCs/>
+        </w:rPr>
+      </w:pPr>
+    </w:p>
+    <w:p>
+      <w:pPr>
+        <w:rPr>
+          <w:b/>
+          <w:bCs/>
+        </w:rPr>
+      </w:pPr>
+      <w:r>
+        <w:rPr>
+          <w:b/>
+          <w:bCs/>
+        </w:rPr>
+        <w:t xml:space="preserve">Mexico </w:t>
+      </w:r>
+    </w:p>
+    <w:p>
+      <w:r>
+        <w:t xml:space="preserve">Mexico has an allotment of 1.5 maf which used the cities of Mexicali, Tecate, Tijuana, and Ensenada. Figure 1g shows how much each city </w:t>
+      </w:r>
+      <w:r>
+        <w:t xml:space="preserve">uses the Colorado River as a source of water </w:t>
+      </w:r>
+      <w:r>
+        <w:t>(CEABC, 2023)</w:t>
+      </w:r>
+      <w:r>
+        <w:t>.</w:t>
+      </w:r>
+      <w:r>
+        <w:t xml:space="preserve"> Table 1d shows the water distribution by sector of Colorado River water in Mexico (</w:t>
+      </w:r>
+      <w:r>
+        <w:t>IMTA, 2020</w:t>
+      </w:r>
+      <w:r>
+        <w:t>).</w:t>
+      </w:r>
+    </w:p>
+    <w:p>
+      <w:r>
+        <w:lastRenderedPageBreak/>
+        <w:drawing>
+          <wp:inline distT="0" distB="0" distL="0" distR="0" wp14:anchorId="20D404BB" wp14:editId="00C62CD0">
+            <wp:extent cx="5325218" cy="3639058"/>
+            <wp:effectExtent l="0" t="0" r="8890" b="0"/>
+            <wp:docPr id="554954257" name="Picture 1"/>
+            <wp:cNvGraphicFramePr>
+              <a:graphicFrameLocks xmlns:a="http://schemas.openxmlformats.org/drawingml/2006/main" noChangeAspect="1"/>
+            </wp:cNvGraphicFramePr>
+            <a:graphic xmlns:a="http://schemas.openxmlformats.org/drawingml/2006/main">
+              <a:graphicData uri="http://schemas.openxmlformats.org/drawingml/2006/picture">
+                <pic:pic xmlns:pic="http://schemas.openxmlformats.org/drawingml/2006/picture">
+                  <pic:nvPicPr>
+                    <pic:cNvPr id="554954257" name=""/>
+                    <pic:cNvPicPr/>
+                  </pic:nvPicPr>
+                  <pic:blipFill>
+                    <a:blip r:embed="rId23"/>
+                    <a:stretch>
+                      <a:fillRect/>
+                    </a:stretch>
+                  </pic:blipFill>
+                  <pic:spPr>
+                    <a:xfrm>
+                      <a:off x="0" y="0"/>
+                      <a:ext cx="5325218" cy="3639058"/>
+                    </a:xfrm>
+                    <a:prstGeom prst="rect">
+                      <a:avLst/>
+                    </a:prstGeom>
+                  </pic:spPr>
+                </pic:pic>
+              </a:graphicData>
+            </a:graphic>
+          </wp:inline>
+        </w:drawing>
+      </w:r>
+    </w:p>
+    <w:p>
+      <w:pPr>
+        <w:rPr>
+          <w:b/>
+          <w:bCs/>
+        </w:rPr>
+      </w:pPr>
+      <w:r>
+        <w:rPr>
+          <w:b/>
+          <w:bCs/>
+        </w:rPr>
+        <w:t>Figure 1g. Water sources</w:t>
+      </w:r>
+      <w:r>
+        <w:rPr>
+          <w:b/>
+          <w:bCs/>
+        </w:rPr>
+        <w:t xml:space="preserve"> by municipality</w:t>
+      </w:r>
+      <w:r>
+        <w:rPr>
+          <w:b/>
+          <w:bCs/>
+        </w:rPr>
+        <w:t xml:space="preserve"> in Baja California.</w:t>
+      </w:r>
+    </w:p>
+    <w:p>
+      <w:pPr>
+        <w:rPr>
+          <w:b/>
+          <w:bCs/>
+        </w:rPr>
+      </w:pPr>
+      <w:r>
+        <w:rPr>
+          <w:b/>
+          <w:bCs/>
+        </w:rPr>
+        <w:t xml:space="preserve">Table 1d. Colorado River water distribution in </w:t>
+      </w:r>
+      <w:r>
+        <w:rPr>
+          <w:b/>
+          <w:bCs/>
+        </w:rPr>
+        <w:t>Mexico</w:t>
+      </w:r>
+    </w:p>
+    <w:tbl>
+      <w:tblPr>
+        <w:tblW w:w="4460" w:type="dxa"/>
+        <w:tblLook w:val="04A0" w:firstRow="1" w:lastRow="0" w:firstColumn="1" w:lastColumn="0" w:noHBand="0" w:noVBand="1"/>
+      </w:tblPr>
+      <w:tblGrid>
+        <w:gridCol w:w="3340"/>
+        <w:gridCol w:w="1250"/>
+      </w:tblGrid>
+      <w:tr>
+        <w:trPr>
+          <w:trHeight w:val="300"/>
+        </w:trPr>
+        <w:tc>
+          <w:tcPr>
+            <w:tcW w:w="3340" w:type="dxa"/>
+            <w:tcBorders>
+              <w:top w:val="single" w:sz="4" w:space="0" w:color="auto"/>
+              <w:left w:val="single" w:sz="4" w:space="0" w:color="auto"/>
+              <w:bottom w:val="single" w:sz="4" w:space="0" w:color="auto"/>
+              <w:right w:val="single" w:sz="4" w:space="0" w:color="auto"/>
+            </w:tcBorders>
+            <w:shd w:val="clear" w:color="auto" w:fill="E2EFD9" w:themeFill="accent6" w:themeFillTint="33"/>
+            <w:noWrap/>
+            <w:vAlign w:val="bottom"/>
+            <w:hideMark/>
+          </w:tcPr>
+          <w:p>
+            <w:pPr>
+              <w:spacing w:after="0" w:line="240" w:lineRule="auto"/>
+              <w:jc w:val="center"/>
+              <w:rPr>
+                <w:rFonts w:ascii="Aptos Narrow" w:eastAsia="Times New Roman" w:hAnsi="Aptos Narrow" w:cs="Times New Roman"/>
+                <w:b/>
+                <w:bCs/>
+                <w:color w:val="000000"/>
+                <w:sz w:val="22"/>
+                <w:szCs w:val="22"/>
+              </w:rPr>
+            </w:pPr>
+            <w:r>
+              <w:rPr>
+                <w:rFonts w:ascii="Aptos Narrow" w:eastAsia="Times New Roman" w:hAnsi="Aptos Narrow" w:cs="Times New Roman"/>
+                <w:b/>
+                <w:bCs/>
+                <w:color w:val="000000"/>
+                <w:sz w:val="22"/>
+                <w:szCs w:val="22"/>
+              </w:rPr>
+              <w:t>Water Use Type</w:t>
+            </w:r>
+          </w:p>
+        </w:tc>
+        <w:tc>
+          <w:tcPr>
+            <w:tcW w:w="1120" w:type="dxa"/>
+            <w:tcBorders>
+              <w:top w:val="single" w:sz="4" w:space="0" w:color="auto"/>
+              <w:left w:val="nil"/>
+              <w:bottom w:val="single" w:sz="4" w:space="0" w:color="auto"/>
+              <w:right w:val="single" w:sz="4" w:space="0" w:color="auto"/>
+            </w:tcBorders>
+            <w:shd w:val="clear" w:color="auto" w:fill="E2EFD9" w:themeFill="accent6" w:themeFillTint="33"/>
+            <w:noWrap/>
+            <w:vAlign w:val="bottom"/>
+            <w:hideMark/>
+          </w:tcPr>
+          <w:p>
+            <w:pPr>
+              <w:spacing w:after="0" w:line="240" w:lineRule="auto"/>
+              <w:rPr>
+                <w:rFonts w:ascii="Aptos Narrow" w:eastAsia="Times New Roman" w:hAnsi="Aptos Narrow" w:cs="Times New Roman"/>
+                <w:b/>
+                <w:bCs/>
+                <w:color w:val="000000"/>
+                <w:sz w:val="22"/>
+                <w:szCs w:val="22"/>
+              </w:rPr>
+            </w:pPr>
+            <w:r>
+              <w:rPr>
+                <w:rFonts w:ascii="Aptos Narrow" w:eastAsia="Times New Roman" w:hAnsi="Aptos Narrow" w:cs="Times New Roman"/>
+                <w:b/>
+                <w:bCs/>
+                <w:color w:val="000000"/>
+                <w:sz w:val="22"/>
+                <w:szCs w:val="22"/>
+              </w:rPr>
+              <w:t>Percentage</w:t>
+            </w:r>
+          </w:p>
+        </w:tc>
+      </w:tr>
+      <w:tr>
+        <w:trPr>
+          <w:trHeight w:val="300"/>
+        </w:trPr>
+        <w:tc>
+          <w:tcPr>
+            <w:tcW w:w="3340" w:type="dxa"/>
+            <w:tcBorders>
+              <w:top w:val="nil"/>
+              <w:left w:val="single" w:sz="4" w:space="0" w:color="auto"/>
+              <w:bottom w:val="single" w:sz="4" w:space="0" w:color="auto"/>
+              <w:right w:val="single" w:sz="4" w:space="0" w:color="auto"/>
+            </w:tcBorders>
+            <w:noWrap/>
+            <w:vAlign w:val="bottom"/>
+            <w:hideMark/>
+          </w:tcPr>
+          <w:p>
+            <w:pPr>
+              <w:spacing w:after="0" w:line="240" w:lineRule="auto"/>
+              <w:jc w:val="center"/>
+              <w:rPr>
+                <w:rFonts w:ascii="Aptos Narrow" w:eastAsia="Times New Roman" w:hAnsi="Aptos Narrow" w:cs="Times New Roman"/>
+                <w:color w:val="000000"/>
+                <w:sz w:val="22"/>
+                <w:szCs w:val="22"/>
+              </w:rPr>
+            </w:pPr>
+            <w:r>
+              <w:rPr>
+                <w:rFonts w:ascii="Aptos Narrow" w:eastAsia="Times New Roman" w:hAnsi="Aptos Narrow" w:cs="Times New Roman"/>
+                <w:color w:val="000000"/>
+                <w:sz w:val="22"/>
+                <w:szCs w:val="22"/>
+              </w:rPr>
+              <w:t>Agriculture</w:t>
+            </w:r>
+          </w:p>
+        </w:tc>
+        <w:tc>
+          <w:tcPr>
+            <w:tcW w:w="1120" w:type="dxa"/>
+            <w:tcBorders>
+              <w:top w:val="nil"/>
+              <w:left w:val="nil"/>
+              <w:bottom w:val="single" w:sz="4" w:space="0" w:color="auto"/>
+              <w:right w:val="single" w:sz="4" w:space="0" w:color="auto"/>
+            </w:tcBorders>
+            <w:noWrap/>
+            <w:vAlign w:val="bottom"/>
+            <w:hideMark/>
+          </w:tcPr>
+          <w:p>
+            <w:pPr>
+              <w:spacing w:after="0" w:line="240" w:lineRule="auto"/>
+              <w:jc w:val="center"/>
+              <w:rPr>
+                <w:rFonts w:ascii="Aptos Narrow" w:eastAsia="Times New Roman" w:hAnsi="Aptos Narrow" w:cs="Times New Roman"/>
+                <w:color w:val="000000"/>
+                <w:sz w:val="22"/>
+                <w:szCs w:val="22"/>
+              </w:rPr>
+            </w:pPr>
+            <w:r>
+              <w:rPr>
+                <w:rFonts w:ascii="Aptos Narrow" w:eastAsia="Times New Roman" w:hAnsi="Aptos Narrow" w:cs="Times New Roman"/>
+                <w:color w:val="000000"/>
+                <w:sz w:val="22"/>
+                <w:szCs w:val="22"/>
+              </w:rPr>
+              <w:t>88.31</w:t>
+            </w:r>
+          </w:p>
+        </w:tc>
+      </w:tr>
+      <w:tr>
+        <w:trPr>
+          <w:trHeight w:val="300"/>
+        </w:trPr>
+        <w:tc>
+          <w:tcPr>
+            <w:tcW w:w="3340" w:type="dxa"/>
+            <w:tcBorders>
+              <w:top w:val="nil"/>
+              <w:left w:val="single" w:sz="4" w:space="0" w:color="auto"/>
+              <w:bottom w:val="single" w:sz="4" w:space="0" w:color="auto"/>
+              <w:right w:val="single" w:sz="4" w:space="0" w:color="auto"/>
+            </w:tcBorders>
+            <w:noWrap/>
+            <w:vAlign w:val="bottom"/>
+            <w:hideMark/>
+          </w:tcPr>
+          <w:p>
+            <w:pPr>
+              <w:spacing w:after="0" w:line="240" w:lineRule="auto"/>
+              <w:jc w:val="center"/>
+              <w:rPr>
+                <w:rFonts w:ascii="Aptos Narrow" w:eastAsia="Times New Roman" w:hAnsi="Aptos Narrow" w:cs="Times New Roman"/>
+                <w:color w:val="000000"/>
+                <w:sz w:val="22"/>
+                <w:szCs w:val="22"/>
+              </w:rPr>
+            </w:pPr>
+            <w:r>
+              <w:rPr>
+                <w:rFonts w:ascii="Aptos Narrow" w:eastAsia="Times New Roman" w:hAnsi="Aptos Narrow" w:cs="Times New Roman"/>
+                <w:color w:val="000000"/>
+                <w:sz w:val="22"/>
+                <w:szCs w:val="22"/>
+              </w:rPr>
+              <w:t>Industrial</w:t>
+            </w:r>
+          </w:p>
+        </w:tc>
+        <w:tc>
+          <w:tcPr>
+            <w:tcW w:w="1120" w:type="dxa"/>
+            <w:tcBorders>
+              <w:top w:val="nil"/>
+              <w:left w:val="nil"/>
+              <w:bottom w:val="single" w:sz="4" w:space="0" w:color="auto"/>
+              <w:right w:val="single" w:sz="4" w:space="0" w:color="auto"/>
+            </w:tcBorders>
+            <w:noWrap/>
+            <w:vAlign w:val="bottom"/>
+            <w:hideMark/>
+          </w:tcPr>
+          <w:p>
+            <w:pPr>
+              <w:spacing w:after="0" w:line="240" w:lineRule="auto"/>
+              <w:jc w:val="center"/>
+              <w:rPr>
+                <w:rFonts w:ascii="Aptos Narrow" w:eastAsia="Times New Roman" w:hAnsi="Aptos Narrow" w:cs="Times New Roman"/>
+                <w:color w:val="000000"/>
+                <w:sz w:val="22"/>
+                <w:szCs w:val="22"/>
+              </w:rPr>
+            </w:pPr>
+            <w:r>
+              <w:rPr>
+                <w:rFonts w:ascii="Aptos Narrow" w:eastAsia="Times New Roman" w:hAnsi="Aptos Narrow" w:cs="Times New Roman"/>
+                <w:color w:val="000000"/>
+                <w:sz w:val="22"/>
+                <w:szCs w:val="22"/>
+              </w:rPr>
+              <w:t>3.53</w:t>
+            </w:r>
+          </w:p>
+        </w:tc>
+      </w:tr>
+      <w:tr>
+        <w:trPr>
+          <w:trHeight w:val="300"/>
+        </w:trPr>
+        <w:tc>
+          <w:tcPr>
+            <w:tcW w:w="3340" w:type="dxa"/>
+            <w:tcBorders>
+              <w:top w:val="nil"/>
+              <w:left w:val="single" w:sz="4" w:space="0" w:color="auto"/>
+              <w:bottom w:val="single" w:sz="4" w:space="0" w:color="auto"/>
+              <w:right w:val="single" w:sz="4" w:space="0" w:color="auto"/>
+            </w:tcBorders>
+            <w:noWrap/>
+            <w:vAlign w:val="bottom"/>
+            <w:hideMark/>
+          </w:tcPr>
+          <w:p>
+            <w:pPr>
+              <w:spacing w:after="0" w:line="240" w:lineRule="auto"/>
+              <w:jc w:val="center"/>
+              <w:rPr>
+                <w:rFonts w:ascii="Aptos Narrow" w:eastAsia="Times New Roman" w:hAnsi="Aptos Narrow" w:cs="Times New Roman"/>
+                <w:color w:val="000000"/>
+                <w:sz w:val="22"/>
+                <w:szCs w:val="22"/>
+              </w:rPr>
+            </w:pPr>
+            <w:r>
+              <w:rPr>
+                <w:rFonts w:ascii="Aptos Narrow" w:eastAsia="Times New Roman" w:hAnsi="Aptos Narrow" w:cs="Times New Roman"/>
+                <w:color w:val="000000"/>
+                <w:sz w:val="22"/>
+                <w:szCs w:val="22"/>
+              </w:rPr>
+              <w:t>Urban</w:t>
+            </w:r>
+          </w:p>
+        </w:tc>
+        <w:tc>
+          <w:tcPr>
+            <w:tcW w:w="1120" w:type="dxa"/>
+            <w:tcBorders>
+              <w:top w:val="nil"/>
+              <w:left w:val="nil"/>
+              <w:bottom w:val="single" w:sz="4" w:space="0" w:color="auto"/>
+              <w:right w:val="single" w:sz="4" w:space="0" w:color="auto"/>
+            </w:tcBorders>
+            <w:noWrap/>
+            <w:vAlign w:val="bottom"/>
+            <w:hideMark/>
+          </w:tcPr>
+          <w:p>
+            <w:pPr>
+              <w:spacing w:after="0" w:line="240" w:lineRule="auto"/>
+              <w:jc w:val="center"/>
+              <w:rPr>
+                <w:rFonts w:ascii="Aptos Narrow" w:eastAsia="Times New Roman" w:hAnsi="Aptos Narrow" w:cs="Times New Roman"/>
+                <w:color w:val="000000"/>
+                <w:sz w:val="22"/>
+                <w:szCs w:val="22"/>
+              </w:rPr>
+            </w:pPr>
+            <w:r>
+              <w:rPr>
+                <w:rFonts w:ascii="Aptos Narrow" w:eastAsia="Times New Roman" w:hAnsi="Aptos Narrow" w:cs="Times New Roman"/>
+                <w:color w:val="000000"/>
+                <w:sz w:val="22"/>
+                <w:szCs w:val="22"/>
+              </w:rPr>
+              <w:t>0.87</w:t>
+            </w:r>
+          </w:p>
+        </w:tc>
+      </w:tr>
+      <w:tr>
+        <w:trPr>
+          <w:trHeight w:val="300"/>
+        </w:trPr>
+        <w:tc>
+          <w:tcPr>
+            <w:tcW w:w="3340" w:type="dxa"/>
+            <w:tcBorders>
+              <w:top w:val="nil"/>
+              <w:left w:val="single" w:sz="4" w:space="0" w:color="auto"/>
+              <w:bottom w:val="single" w:sz="4" w:space="0" w:color="auto"/>
+              <w:right w:val="single" w:sz="4" w:space="0" w:color="auto"/>
+            </w:tcBorders>
+            <w:noWrap/>
+            <w:vAlign w:val="bottom"/>
+            <w:hideMark/>
+          </w:tcPr>
+          <w:p>
+            <w:pPr>
+              <w:spacing w:after="0" w:line="240" w:lineRule="auto"/>
+              <w:jc w:val="center"/>
+              <w:rPr>
+                <w:rFonts w:ascii="Aptos Narrow" w:eastAsia="Times New Roman" w:hAnsi="Aptos Narrow" w:cs="Times New Roman"/>
+                <w:color w:val="000000"/>
+                <w:sz w:val="22"/>
+                <w:szCs w:val="22"/>
+              </w:rPr>
+            </w:pPr>
+            <w:r>
+              <w:rPr>
+                <w:rFonts w:ascii="Aptos Narrow" w:eastAsia="Times New Roman" w:hAnsi="Aptos Narrow" w:cs="Times New Roman"/>
+                <w:color w:val="000000"/>
+                <w:sz w:val="22"/>
+                <w:szCs w:val="22"/>
+              </w:rPr>
+              <w:t>Ecological Flow</w:t>
+            </w:r>
+          </w:p>
+        </w:tc>
+        <w:tc>
+          <w:tcPr>
+            <w:tcW w:w="1120" w:type="dxa"/>
+            <w:tcBorders>
+              <w:top w:val="nil"/>
+              <w:left w:val="nil"/>
+              <w:bottom w:val="single" w:sz="4" w:space="0" w:color="auto"/>
+              <w:right w:val="single" w:sz="4" w:space="0" w:color="auto"/>
+            </w:tcBorders>
+            <w:noWrap/>
+            <w:vAlign w:val="bottom"/>
+            <w:hideMark/>
+          </w:tcPr>
+          <w:p>
+            <w:pPr>
+              <w:spacing w:after="0" w:line="240" w:lineRule="auto"/>
+              <w:jc w:val="center"/>
+              <w:rPr>
+                <w:rFonts w:ascii="Aptos Narrow" w:eastAsia="Times New Roman" w:hAnsi="Aptos Narrow" w:cs="Times New Roman"/>
+                <w:color w:val="000000"/>
+                <w:sz w:val="22"/>
+                <w:szCs w:val="22"/>
+              </w:rPr>
+            </w:pPr>
+            <w:r>
+              <w:rPr>
+                <w:rFonts w:ascii="Aptos Narrow" w:eastAsia="Times New Roman" w:hAnsi="Aptos Narrow" w:cs="Times New Roman"/>
+                <w:color w:val="000000"/>
+                <w:sz w:val="22"/>
+                <w:szCs w:val="22"/>
+              </w:rPr>
+              <w:t>0.07</w:t>
+            </w:r>
+          </w:p>
+        </w:tc>
+      </w:tr>
+      <w:tr>
+        <w:trPr>
+          <w:trHeight w:val="300"/>
+        </w:trPr>
+        <w:tc>
+          <w:tcPr>
+            <w:tcW w:w="3340" w:type="dxa"/>
+            <w:tcBorders>
+              <w:top w:val="nil"/>
+              <w:left w:val="single" w:sz="4" w:space="0" w:color="auto"/>
+              <w:bottom w:val="single" w:sz="4" w:space="0" w:color="auto"/>
+              <w:right w:val="single" w:sz="4" w:space="0" w:color="auto"/>
+            </w:tcBorders>
+            <w:noWrap/>
+            <w:vAlign w:val="bottom"/>
+            <w:hideMark/>
+          </w:tcPr>
+          <w:p>
+            <w:pPr>
+              <w:spacing w:after="0" w:line="240" w:lineRule="auto"/>
+              <w:jc w:val="center"/>
+              <w:rPr>
+                <w:rFonts w:ascii="Aptos Narrow" w:eastAsia="Times New Roman" w:hAnsi="Aptos Narrow" w:cs="Times New Roman"/>
+                <w:color w:val="000000"/>
+                <w:sz w:val="22"/>
+                <w:szCs w:val="22"/>
+              </w:rPr>
+            </w:pPr>
+            <w:r>
+              <w:rPr>
+                <w:rFonts w:ascii="Aptos Narrow" w:eastAsia="Times New Roman" w:hAnsi="Aptos Narrow" w:cs="Times New Roman"/>
+                <w:color w:val="000000"/>
+                <w:sz w:val="22"/>
+                <w:szCs w:val="22"/>
+              </w:rPr>
+              <w:t>Other</w:t>
+            </w:r>
+          </w:p>
+        </w:tc>
+        <w:tc>
+          <w:tcPr>
+            <w:tcW w:w="1120" w:type="dxa"/>
+            <w:tcBorders>
+              <w:top w:val="nil"/>
+              <w:left w:val="nil"/>
+              <w:bottom w:val="single" w:sz="4" w:space="0" w:color="auto"/>
+              <w:right w:val="single" w:sz="4" w:space="0" w:color="auto"/>
+            </w:tcBorders>
+            <w:noWrap/>
+            <w:vAlign w:val="bottom"/>
+            <w:hideMark/>
+          </w:tcPr>
+          <w:p>
+            <w:pPr>
+              <w:spacing w:after="0" w:line="240" w:lineRule="auto"/>
+              <w:jc w:val="center"/>
+              <w:rPr>
+                <w:rFonts w:ascii="Aptos Narrow" w:eastAsia="Times New Roman" w:hAnsi="Aptos Narrow" w:cs="Times New Roman"/>
+                <w:color w:val="000000"/>
+                <w:sz w:val="22"/>
+                <w:szCs w:val="22"/>
+              </w:rPr>
+            </w:pPr>
+            <w:r>
+              <w:rPr>
+                <w:rFonts w:ascii="Aptos Narrow" w:eastAsia="Times New Roman" w:hAnsi="Aptos Narrow" w:cs="Times New Roman"/>
+                <w:color w:val="000000"/>
+                <w:sz w:val="22"/>
+                <w:szCs w:val="22"/>
+              </w:rPr>
+              <w:t>0.11</w:t>
+            </w:r>
+          </w:p>
+        </w:tc>
+      </w:tr>
+      <w:tr>
+        <w:trPr>
+          <w:trHeight w:val="300"/>
+        </w:trPr>
+        <w:tc>
+          <w:tcPr>
+            <w:tcW w:w="3340" w:type="dxa"/>
+            <w:tcBorders>
+              <w:top w:val="nil"/>
+              <w:left w:val="single" w:sz="4" w:space="0" w:color="auto"/>
+              <w:bottom w:val="single" w:sz="4" w:space="0" w:color="auto"/>
+              <w:right w:val="single" w:sz="4" w:space="0" w:color="auto"/>
+            </w:tcBorders>
+            <w:noWrap/>
+            <w:vAlign w:val="bottom"/>
+            <w:hideMark/>
+          </w:tcPr>
+          <w:p>
+            <w:pPr>
+              <w:spacing w:after="0" w:line="240" w:lineRule="auto"/>
+              <w:jc w:val="center"/>
+              <w:rPr>
+                <w:rFonts w:ascii="Aptos Narrow" w:eastAsia="Times New Roman" w:hAnsi="Aptos Narrow" w:cs="Times New Roman"/>
+                <w:color w:val="000000"/>
+                <w:sz w:val="22"/>
+                <w:szCs w:val="22"/>
+                <w:vertAlign w:val="superscript"/>
+              </w:rPr>
+            </w:pPr>
+            <w:r>
+              <w:rPr>
+                <w:rFonts w:ascii="Aptos Narrow" w:eastAsia="Times New Roman" w:hAnsi="Aptos Narrow" w:cs="Times New Roman"/>
+                <w:color w:val="000000"/>
+                <w:sz w:val="22"/>
+                <w:szCs w:val="22"/>
+              </w:rPr>
+              <w:t>Available Volume with Current Ban</w:t>
+            </w:r>
+            <w:r>
+              <w:rPr>
+                <w:rFonts w:ascii="Aptos Narrow" w:eastAsia="Times New Roman" w:hAnsi="Aptos Narrow" w:cs="Times New Roman"/>
+                <w:color w:val="000000"/>
+                <w:sz w:val="22"/>
+                <w:szCs w:val="22"/>
+                <w:vertAlign w:val="superscript"/>
+              </w:rPr>
+              <w:t>1</w:t>
+            </w:r>
+          </w:p>
+        </w:tc>
+        <w:tc>
+          <w:tcPr>
+            <w:tcW w:w="1120" w:type="dxa"/>
+            <w:tcBorders>
+              <w:top w:val="nil"/>
+              <w:left w:val="nil"/>
+              <w:bottom w:val="single" w:sz="4" w:space="0" w:color="auto"/>
+              <w:right w:val="single" w:sz="4" w:space="0" w:color="auto"/>
+            </w:tcBorders>
+            <w:noWrap/>
+            <w:vAlign w:val="bottom"/>
+            <w:hideMark/>
+          </w:tcPr>
+          <w:p>
+            <w:pPr>
+              <w:spacing w:after="0" w:line="240" w:lineRule="auto"/>
+              <w:jc w:val="center"/>
+              <w:rPr>
+                <w:rFonts w:ascii="Aptos Narrow" w:eastAsia="Times New Roman" w:hAnsi="Aptos Narrow" w:cs="Times New Roman"/>
+                <w:color w:val="000000"/>
+                <w:sz w:val="22"/>
+                <w:szCs w:val="22"/>
+              </w:rPr>
+            </w:pPr>
+            <w:r>
+              <w:rPr>
+                <w:rFonts w:ascii="Aptos Narrow" w:eastAsia="Times New Roman" w:hAnsi="Aptos Narrow" w:cs="Times New Roman"/>
+                <w:color w:val="000000"/>
+                <w:sz w:val="22"/>
+                <w:szCs w:val="22"/>
+              </w:rPr>
+              <w:t>7.11</w:t>
+            </w:r>
+          </w:p>
+        </w:tc>
+      </w:tr>
+    </w:tbl>
+    <w:p>
+      <w:pPr>
+        <w:rPr>
+          <w:sz w:val="20"/>
+          <w:szCs w:val="20"/>
+        </w:rPr>
+      </w:pPr>
+      <w:r>
+        <w:rPr>
+          <w:sz w:val="20"/>
+          <w:szCs w:val="20"/>
+          <w:vertAlign w:val="superscript"/>
+        </w:rPr>
+        <w:t>1.</w:t>
+      </w:r>
+      <w:r>
+        <w:rPr>
+          <w:sz w:val="20"/>
+          <w:szCs w:val="20"/>
+        </w:rPr>
+        <w:t xml:space="preserve"> Refers to water available to flow to the </w:t>
+      </w:r>
+      <w:r>
+        <w:rPr>
+          <w:sz w:val="20"/>
+          <w:szCs w:val="20"/>
+        </w:rPr>
+        <w:t xml:space="preserve">Gulf of California. The water is delivered in blocks throughout the year and local loss </w:t>
+      </w:r>
+      <w:r>
+        <w:rPr>
+          <w:sz w:val="20"/>
+          <w:szCs w:val="20"/>
+        </w:rPr>
+        <w:t>due to evaporation or infiltration may prevent the water from reaching the gulf.</w:t>
+      </w:r>
+    </w:p>
+    <w:p/>
+    <w:p>
+      <w:pPr>
+        <w:rPr>
+          <w:b/>
+          <w:bCs/>
+        </w:rPr>
+      </w:pPr>
+      <w:r>
+        <w:rPr>
+          <w:b/>
+          <w:bCs/>
+        </w:rPr>
+        <w:t>Tribal Nations</w:t>
+      </w:r>
+    </w:p>
+    <w:p>
+      <w:r>
+        <w:t>Table 1e and Figure 1h show the consumptive water use for the Tribal Nations in the Lower Basin broken down by state (</w:t>
+      </w:r>
+      <w:r>
+        <w:rPr>
+          <w:noProof/>
+        </w:rPr>
+        <w:t>Ten Tribes Partnership, 2018</w:t>
+      </w:r>
+      <w:r>
+        <w:rPr>
+          <w:noProof/>
+        </w:rPr>
+        <w:t>).</w:t>
+      </w:r>
+    </w:p>
+    <w:p>
+      <w:pPr>
+        <w:rPr>
+          <w:b/>
+          <w:bCs/>
+        </w:rPr>
+      </w:pPr>
+      <w:r>
+        <w:rPr>
+          <w:b/>
+          <w:bCs/>
+        </w:rPr>
+        <w:t>Table 1e. Consumptive water use by state for Tribal Nations in the Lower Basin in acre-ft</w:t>
+      </w:r>
+    </w:p>
+    <w:tbl>
+      <w:tblPr>
+        <w:tblStyle w:val="TableGrid"/>
+        <w:tblW w:w="0" w:type="auto"/>
+        <w:tblLook w:val="04A0" w:firstRow="1" w:lastRow="0" w:firstColumn="1" w:lastColumn="0" w:noHBand="0" w:noVBand="1"/>
+      </w:tblPr>
+      <w:tblGrid>
+        <w:gridCol w:w="1430"/>
+        <w:gridCol w:w="736"/>
+        <w:gridCol w:w="1416"/>
+        <w:gridCol w:w="1543"/>
+        <w:gridCol w:w="1823"/>
+        <w:gridCol w:w="1310"/>
+        <w:gridCol w:w="996"/>
+      </w:tblGrid>
+      <w:tr>
+        <w:trPr>
+          <w:trHeight w:val="300"/>
+        </w:trPr>
+        <w:tc>
+          <w:tcPr>
+            <w:tcW w:w="1285" w:type="dxa"/>
+            <w:shd w:val="clear" w:color="auto" w:fill="E2EFD9" w:themeFill="accent6" w:themeFillTint="33"/>
+            <w:noWrap/>
+            <w:vAlign w:val="center"/>
+            <w:hideMark/>
+          </w:tcPr>
+          <w:p>
+            <w:pPr>
+              <w:jc w:val="center"/>
+              <w:rPr>
+                <w:b/>
+                <w:bCs/>
+              </w:rPr>
+            </w:pPr>
+            <w:r>
+              <w:rPr>
+                <w:b/>
+                <w:bCs/>
+              </w:rPr>
+              <w:t>Tribe</w:t>
+            </w:r>
+          </w:p>
+        </w:tc>
+        <w:tc>
+          <w:tcPr>
+            <w:tcW w:w="708" w:type="dxa"/>
+            <w:shd w:val="clear" w:color="auto" w:fill="E2EFD9" w:themeFill="accent6" w:themeFillTint="33"/>
+            <w:noWrap/>
+            <w:vAlign w:val="center"/>
+            <w:hideMark/>
+          </w:tcPr>
+          <w:p>
+            <w:pPr>
+              <w:jc w:val="center"/>
+              <w:rPr>
+                <w:b/>
+                <w:bCs/>
+              </w:rPr>
+            </w:pPr>
+            <w:r>
+              <w:rPr>
+                <w:b/>
+                <w:bCs/>
+              </w:rPr>
+              <w:t>State</w:t>
+            </w:r>
+          </w:p>
+        </w:tc>
+        <w:tc>
+          <w:tcPr>
+            <w:tcW w:w="1191" w:type="dxa"/>
+            <w:shd w:val="clear" w:color="auto" w:fill="E2EFD9" w:themeFill="accent6" w:themeFillTint="33"/>
+            <w:noWrap/>
+            <w:vAlign w:val="center"/>
+            <w:hideMark/>
+          </w:tcPr>
+          <w:p>
+            <w:pPr>
+              <w:jc w:val="center"/>
+              <w:rPr>
+                <w:b/>
+                <w:bCs/>
+              </w:rPr>
+            </w:pPr>
+            <w:r>
+              <w:rPr>
+                <w:b/>
+                <w:bCs/>
+              </w:rPr>
+              <w:t>Irrigated Agriculture and Livestock</w:t>
+            </w:r>
+          </w:p>
+        </w:tc>
+        <w:tc>
+          <w:tcPr>
+            <w:tcW w:w="1314" w:type="dxa"/>
+            <w:shd w:val="clear" w:color="auto" w:fill="E2EFD9" w:themeFill="accent6" w:themeFillTint="33"/>
+            <w:noWrap/>
+            <w:vAlign w:val="center"/>
+            <w:hideMark/>
+          </w:tcPr>
+          <w:p>
+            <w:pPr>
+              <w:jc w:val="center"/>
+              <w:rPr>
+                <w:b/>
+                <w:bCs/>
+              </w:rPr>
+            </w:pPr>
+            <w:r>
+              <w:rPr>
+                <w:b/>
+                <w:bCs/>
+              </w:rPr>
+              <w:t xml:space="preserve">Domestic, Commercial, Municipal, </w:t>
+            </w:r>
+            <w:r>
+              <w:rPr>
+                <w:b/>
+                <w:bCs/>
+              </w:rPr>
+              <w:lastRenderedPageBreak/>
+              <w:t>and Industrial</w:t>
+            </w:r>
+          </w:p>
+        </w:tc>
+        <w:tc>
+          <w:tcPr>
+            <w:tcW w:w="1526" w:type="dxa"/>
+            <w:shd w:val="clear" w:color="auto" w:fill="E2EFD9" w:themeFill="accent6" w:themeFillTint="33"/>
+            <w:noWrap/>
+            <w:vAlign w:val="center"/>
+            <w:hideMark/>
+          </w:tcPr>
+          <w:p>
+            <w:pPr>
+              <w:jc w:val="center"/>
+              <w:rPr>
+                <w:b/>
+                <w:bCs/>
+              </w:rPr>
+            </w:pPr>
+            <w:r>
+              <w:rPr>
+                <w:b/>
+                <w:bCs/>
+              </w:rPr>
+              <w:lastRenderedPageBreak/>
+              <w:t xml:space="preserve">Environmental, </w:t>
+            </w:r>
+            <w:r>
+              <w:rPr>
+                <w:b/>
+                <w:bCs/>
+              </w:rPr>
+              <w:t>Cultural</w:t>
+            </w:r>
+            <w:r>
+              <w:rPr>
+                <w:b/>
+                <w:bCs/>
+              </w:rPr>
+              <w:t>, and Recreational</w:t>
+            </w:r>
+          </w:p>
+        </w:tc>
+        <w:tc>
+          <w:tcPr>
+            <w:tcW w:w="1132" w:type="dxa"/>
+            <w:shd w:val="clear" w:color="auto" w:fill="E2EFD9" w:themeFill="accent6" w:themeFillTint="33"/>
+            <w:noWrap/>
+            <w:vAlign w:val="center"/>
+            <w:hideMark/>
+          </w:tcPr>
+          <w:p>
+            <w:pPr>
+              <w:jc w:val="center"/>
+              <w:rPr>
+                <w:b/>
+                <w:bCs/>
+              </w:rPr>
+            </w:pPr>
+            <w:r>
+              <w:rPr>
+                <w:b/>
+                <w:bCs/>
+              </w:rPr>
+              <w:t>Transfers, Leases, and Exchanges</w:t>
+            </w:r>
+          </w:p>
+        </w:tc>
+        <w:tc>
+          <w:tcPr>
+            <w:tcW w:w="850" w:type="dxa"/>
+            <w:shd w:val="clear" w:color="auto" w:fill="E2EFD9" w:themeFill="accent6" w:themeFillTint="33"/>
+            <w:noWrap/>
+            <w:vAlign w:val="center"/>
+            <w:hideMark/>
+          </w:tcPr>
+          <w:p>
+            <w:pPr>
+              <w:jc w:val="center"/>
+              <w:rPr>
+                <w:b/>
+                <w:bCs/>
+              </w:rPr>
+            </w:pPr>
+            <w:r>
+              <w:rPr>
+                <w:b/>
+                <w:bCs/>
+              </w:rPr>
+              <w:t>Total</w:t>
+            </w:r>
+          </w:p>
+        </w:tc>
+      </w:tr>
+      <w:tr>
+        <w:trPr>
+          <w:trHeight w:val="300"/>
+        </w:trPr>
+        <w:tc>
+          <w:tcPr>
+            <w:tcW w:w="1285" w:type="dxa"/>
+            <w:noWrap/>
+            <w:hideMark/>
+          </w:tcPr>
+          <w:p>
+            <w:pPr>
+              <w:jc w:val="center"/>
+            </w:pPr>
+            <w:r>
+              <w:t>Quechan</w:t>
+            </w:r>
+          </w:p>
+        </w:tc>
+        <w:tc>
+          <w:tcPr>
+            <w:tcW w:w="708" w:type="dxa"/>
+            <w:noWrap/>
+            <w:hideMark/>
+          </w:tcPr>
+          <w:p>
+            <w:pPr>
+              <w:jc w:val="center"/>
+            </w:pPr>
+            <w:r>
+              <w:t>AZ</w:t>
+            </w:r>
+          </w:p>
+        </w:tc>
+        <w:tc>
+          <w:tcPr>
+            <w:tcW w:w="1191" w:type="dxa"/>
+            <w:noWrap/>
+            <w:hideMark/>
+          </w:tcPr>
+          <w:p>
+            <w:pPr>
+              <w:jc w:val="center"/>
+            </w:pPr>
+            <w:r>
+              <w:t>145</w:t>
+            </w:r>
+          </w:p>
+        </w:tc>
+        <w:tc>
+          <w:tcPr>
+            <w:tcW w:w="1314" w:type="dxa"/>
+            <w:noWrap/>
+            <w:hideMark/>
+          </w:tcPr>
+          <w:p>
+            <w:pPr>
+              <w:jc w:val="center"/>
+            </w:pPr>
+            <w:r>
+              <w:t>20</w:t>
+            </w:r>
+          </w:p>
+        </w:tc>
+        <w:tc>
+          <w:tcPr>
+            <w:tcW w:w="1526" w:type="dxa"/>
+            <w:noWrap/>
+            <w:hideMark/>
+          </w:tcPr>
+          <w:p>
+            <w:pPr>
+              <w:jc w:val="center"/>
+            </w:pPr>
+            <w:r>
+              <w:t>845</w:t>
+            </w:r>
+          </w:p>
+        </w:tc>
+        <w:tc>
+          <w:tcPr>
+            <w:tcW w:w="1132" w:type="dxa"/>
+            <w:noWrap/>
+            <w:hideMark/>
+          </w:tcPr>
+          <w:p>
+            <w:pPr>
+              <w:jc w:val="center"/>
+            </w:pPr>
+          </w:p>
+        </w:tc>
+        <w:tc>
+          <w:tcPr>
+            <w:tcW w:w="850" w:type="dxa"/>
+            <w:noWrap/>
+            <w:hideMark/>
+          </w:tcPr>
+          <w:p>
+            <w:pPr>
+              <w:jc w:val="center"/>
+            </w:pPr>
+            <w:r>
+              <w:t>1</w:t>
+            </w:r>
+            <w:r>
+              <w:t>,</w:t>
+            </w:r>
+            <w:r>
+              <w:t>554</w:t>
+            </w:r>
+          </w:p>
+        </w:tc>
+      </w:tr>
+      <w:tr>
+        <w:trPr>
+          <w:trHeight w:val="300"/>
+        </w:trPr>
+        <w:tc>
+          <w:tcPr>
+            <w:tcW w:w="1285" w:type="dxa"/>
+            <w:noWrap/>
+            <w:hideMark/>
+          </w:tcPr>
+          <w:p>
+            <w:pPr>
+              <w:jc w:val="center"/>
+            </w:pPr>
+          </w:p>
+        </w:tc>
+        <w:tc>
+          <w:tcPr>
+            <w:tcW w:w="708" w:type="dxa"/>
+            <w:noWrap/>
+            <w:hideMark/>
+          </w:tcPr>
+          <w:p>
+            <w:pPr>
+              <w:jc w:val="center"/>
+            </w:pPr>
+            <w:r>
+              <w:t>C</w:t>
+            </w:r>
+            <w:r>
+              <w:t>A</w:t>
+            </w:r>
+          </w:p>
+        </w:tc>
+        <w:tc>
+          <w:tcPr>
+            <w:tcW w:w="1191" w:type="dxa"/>
+            <w:noWrap/>
+            <w:hideMark/>
+          </w:tcPr>
+          <w:p>
+            <w:pPr>
+              <w:jc w:val="center"/>
+            </w:pPr>
+            <w:r>
+              <w:t>23</w:t>
+            </w:r>
+            <w:r>
+              <w:t>,</w:t>
+            </w:r>
+            <w:r>
+              <w:t>149</w:t>
+            </w:r>
+          </w:p>
+        </w:tc>
+        <w:tc>
+          <w:tcPr>
+            <w:tcW w:w="1314" w:type="dxa"/>
+            <w:noWrap/>
+            <w:hideMark/>
+          </w:tcPr>
+          <w:p>
+            <w:pPr>
+              <w:jc w:val="center"/>
+            </w:pPr>
+            <w:r>
+              <w:t>395</w:t>
+            </w:r>
+          </w:p>
+        </w:tc>
+        <w:tc>
+          <w:tcPr>
+            <w:tcW w:w="1526" w:type="dxa"/>
+            <w:noWrap/>
+            <w:hideMark/>
+          </w:tcPr>
+          <w:p>
+            <w:pPr>
+              <w:jc w:val="center"/>
+            </w:pPr>
+          </w:p>
+        </w:tc>
+        <w:tc>
+          <w:tcPr>
+            <w:tcW w:w="1132" w:type="dxa"/>
+            <w:noWrap/>
+            <w:hideMark/>
+          </w:tcPr>
+          <w:p>
+            <w:pPr>
+              <w:jc w:val="center"/>
+            </w:pPr>
+            <w:r>
+              <w:t>13</w:t>
+            </w:r>
+            <w:r>
+              <w:t>,</w:t>
+            </w:r>
+            <w:r>
+              <w:t>000</w:t>
+            </w:r>
+          </w:p>
+        </w:tc>
+        <w:tc>
+          <w:tcPr>
+            <w:tcW w:w="850" w:type="dxa"/>
+            <w:noWrap/>
+            <w:hideMark/>
+          </w:tcPr>
+          <w:p>
+            <w:pPr>
+              <w:jc w:val="center"/>
+            </w:pPr>
+            <w:r>
+              <w:t>60</w:t>
+            </w:r>
+            <w:r>
+              <w:t>,</w:t>
+            </w:r>
+            <w:r>
+              <w:t>092</w:t>
+            </w:r>
+          </w:p>
+        </w:tc>
+      </w:tr>
+      <w:tr>
+        <w:trPr>
+          <w:trHeight w:val="300"/>
+        </w:trPr>
+        <w:tc>
+          <w:tcPr>
+            <w:tcW w:w="1285" w:type="dxa"/>
+            <w:noWrap/>
+            <w:hideMark/>
+          </w:tcPr>
+          <w:p>
+            <w:pPr>
+              <w:jc w:val="center"/>
+            </w:pPr>
+            <w:r>
+              <w:t>Cocopah</w:t>
+            </w:r>
+          </w:p>
+        </w:tc>
+        <w:tc>
+          <w:tcPr>
+            <w:tcW w:w="708" w:type="dxa"/>
+            <w:noWrap/>
+            <w:hideMark/>
+          </w:tcPr>
+          <w:p>
+            <w:pPr>
+              <w:jc w:val="center"/>
+            </w:pPr>
+            <w:r>
+              <w:t>A</w:t>
+            </w:r>
+            <w:r>
+              <w:t>Z</w:t>
+            </w:r>
+          </w:p>
+        </w:tc>
+        <w:tc>
+          <w:tcPr>
+            <w:tcW w:w="1191" w:type="dxa"/>
+            <w:noWrap/>
+            <w:hideMark/>
+          </w:tcPr>
+          <w:p>
+            <w:pPr>
+              <w:jc w:val="center"/>
+            </w:pPr>
+            <w:r>
+              <w:t>3</w:t>
+            </w:r>
+            <w:r>
+              <w:t>,</w:t>
+            </w:r>
+            <w:r>
+              <w:t>835</w:t>
+            </w:r>
+          </w:p>
+        </w:tc>
+        <w:tc>
+          <w:tcPr>
+            <w:tcW w:w="1314" w:type="dxa"/>
+            <w:noWrap/>
+            <w:hideMark/>
+          </w:tcPr>
+          <w:p>
+            <w:pPr>
+              <w:jc w:val="center"/>
+            </w:pPr>
+          </w:p>
+        </w:tc>
+        <w:tc>
+          <w:tcPr>
+            <w:tcW w:w="1526" w:type="dxa"/>
+            <w:noWrap/>
+            <w:hideMark/>
+          </w:tcPr>
+          <w:p>
+            <w:pPr>
+              <w:jc w:val="center"/>
+            </w:pPr>
+          </w:p>
+        </w:tc>
+        <w:tc>
+          <w:tcPr>
+            <w:tcW w:w="1132" w:type="dxa"/>
+            <w:noWrap/>
+            <w:hideMark/>
+          </w:tcPr>
+          <w:p>
+            <w:pPr>
+              <w:jc w:val="center"/>
+            </w:pPr>
+          </w:p>
+        </w:tc>
+        <w:tc>
+          <w:tcPr>
+            <w:tcW w:w="850" w:type="dxa"/>
+            <w:noWrap/>
+            <w:hideMark/>
+          </w:tcPr>
+          <w:p>
+            <w:pPr>
+              <w:jc w:val="center"/>
+            </w:pPr>
+            <w:r>
+              <w:t>6</w:t>
+            </w:r>
+            <w:r>
+              <w:t>,</w:t>
+            </w:r>
+            <w:r>
+              <w:t>973</w:t>
+            </w:r>
+          </w:p>
+        </w:tc>
+      </w:tr>
+      <w:tr>
+        <w:trPr>
+          <w:trHeight w:val="300"/>
+        </w:trPr>
+        <w:tc>
+          <w:tcPr>
+            <w:tcW w:w="1285" w:type="dxa"/>
+            <w:noWrap/>
+            <w:hideMark/>
+          </w:tcPr>
+          <w:p>
+            <w:pPr>
+              <w:jc w:val="center"/>
+            </w:pPr>
+            <w:r>
+              <w:t>Colorado River</w:t>
+            </w:r>
+          </w:p>
+        </w:tc>
+        <w:tc>
+          <w:tcPr>
+            <w:tcW w:w="708" w:type="dxa"/>
+            <w:noWrap/>
+            <w:hideMark/>
+          </w:tcPr>
+          <w:p>
+            <w:pPr>
+              <w:jc w:val="center"/>
+            </w:pPr>
+            <w:r>
+              <w:t>A</w:t>
+            </w:r>
+            <w:r>
+              <w:t>Z</w:t>
+            </w:r>
+          </w:p>
+        </w:tc>
+        <w:tc>
+          <w:tcPr>
+            <w:tcW w:w="1191" w:type="dxa"/>
+            <w:noWrap/>
+            <w:hideMark/>
+          </w:tcPr>
+          <w:p>
+            <w:pPr>
+              <w:jc w:val="center"/>
+            </w:pPr>
+            <w:r>
+              <w:t>348</w:t>
+            </w:r>
+            <w:r>
+              <w:t>,</w:t>
+            </w:r>
+            <w:r>
+              <w:t>598</w:t>
+            </w:r>
+          </w:p>
+        </w:tc>
+        <w:tc>
+          <w:tcPr>
+            <w:tcW w:w="1314" w:type="dxa"/>
+            <w:noWrap/>
+            <w:hideMark/>
+          </w:tcPr>
+          <w:p>
+            <w:pPr>
+              <w:jc w:val="center"/>
+            </w:pPr>
+            <w:r>
+              <w:t>4</w:t>
+            </w:r>
+            <w:r>
+              <w:t>,</w:t>
+            </w:r>
+            <w:r>
+              <w:t>963</w:t>
+            </w:r>
+          </w:p>
+        </w:tc>
+        <w:tc>
+          <w:tcPr>
+            <w:tcW w:w="1526" w:type="dxa"/>
+            <w:noWrap/>
+            <w:hideMark/>
+          </w:tcPr>
+          <w:p>
+            <w:pPr>
+              <w:jc w:val="center"/>
+            </w:pPr>
+            <w:r>
+              <w:t>848</w:t>
+            </w:r>
+          </w:p>
+        </w:tc>
+        <w:tc>
+          <w:tcPr>
+            <w:tcW w:w="1132" w:type="dxa"/>
+            <w:noWrap/>
+            <w:hideMark/>
+          </w:tcPr>
+          <w:p>
+            <w:pPr>
+              <w:jc w:val="center"/>
+            </w:pPr>
+          </w:p>
+        </w:tc>
+        <w:tc>
+          <w:tcPr>
+            <w:tcW w:w="850" w:type="dxa"/>
+            <w:noWrap/>
+            <w:hideMark/>
+          </w:tcPr>
+          <w:p>
+            <w:pPr>
+              <w:jc w:val="center"/>
+            </w:pPr>
+            <w:r>
+              <w:t>640</w:t>
+            </w:r>
+            <w:r>
+              <w:t>,</w:t>
+            </w:r>
+            <w:r>
+              <w:t>981</w:t>
+            </w:r>
+          </w:p>
+        </w:tc>
+      </w:tr>
+      <w:tr>
+        <w:trPr>
+          <w:trHeight w:val="300"/>
+        </w:trPr>
+        <w:tc>
+          <w:tcPr>
+            <w:tcW w:w="1285" w:type="dxa"/>
+            <w:noWrap/>
+            <w:hideMark/>
+          </w:tcPr>
+          <w:p>
+            <w:pPr>
+              <w:jc w:val="center"/>
+            </w:pPr>
+          </w:p>
+        </w:tc>
+        <w:tc>
+          <w:tcPr>
+            <w:tcW w:w="708" w:type="dxa"/>
+            <w:noWrap/>
+            <w:hideMark/>
+          </w:tcPr>
+          <w:p>
+            <w:pPr>
+              <w:jc w:val="center"/>
+            </w:pPr>
+            <w:r>
+              <w:t>C</w:t>
+            </w:r>
+            <w:r>
+              <w:t>A</w:t>
+            </w:r>
+          </w:p>
+        </w:tc>
+        <w:tc>
+          <w:tcPr>
+            <w:tcW w:w="1191" w:type="dxa"/>
+            <w:noWrap/>
+            <w:hideMark/>
+          </w:tcPr>
+          <w:p>
+            <w:pPr>
+              <w:jc w:val="center"/>
+            </w:pPr>
+            <w:r>
+              <w:t>2</w:t>
+            </w:r>
+            <w:r>
+              <w:t>,</w:t>
+            </w:r>
+            <w:r>
+              <w:t>154</w:t>
+            </w:r>
+          </w:p>
+        </w:tc>
+        <w:tc>
+          <w:tcPr>
+            <w:tcW w:w="1314" w:type="dxa"/>
+            <w:noWrap/>
+            <w:hideMark/>
+          </w:tcPr>
+          <w:p>
+            <w:pPr>
+              <w:jc w:val="center"/>
+            </w:pPr>
+            <w:r>
+              <w:t>534</w:t>
+            </w:r>
+          </w:p>
+        </w:tc>
+        <w:tc>
+          <w:tcPr>
+            <w:tcW w:w="1526" w:type="dxa"/>
+            <w:noWrap/>
+            <w:hideMark/>
+          </w:tcPr>
+          <w:p>
+            <w:pPr>
+              <w:jc w:val="center"/>
+            </w:pPr>
+          </w:p>
+        </w:tc>
+        <w:tc>
+          <w:tcPr>
+            <w:tcW w:w="1132" w:type="dxa"/>
+            <w:noWrap/>
+            <w:hideMark/>
+          </w:tcPr>
+          <w:p>
+            <w:pPr>
+              <w:jc w:val="center"/>
+            </w:pPr>
+          </w:p>
+        </w:tc>
+        <w:tc>
+          <w:tcPr>
+            <w:tcW w:w="850" w:type="dxa"/>
+            <w:noWrap/>
+            <w:hideMark/>
+          </w:tcPr>
+          <w:p>
+            <w:pPr>
+              <w:jc w:val="center"/>
+            </w:pPr>
+            <w:r>
+              <w:t>4</w:t>
+            </w:r>
+            <w:r>
+              <w:t>,</w:t>
+            </w:r>
+            <w:r>
+              <w:t>867</w:t>
+            </w:r>
+          </w:p>
+        </w:tc>
+      </w:tr>
+      <w:tr>
+        <w:trPr>
+          <w:trHeight w:val="300"/>
+        </w:trPr>
+        <w:tc>
+          <w:tcPr>
+            <w:tcW w:w="1285" w:type="dxa"/>
+            <w:noWrap/>
+            <w:hideMark/>
+          </w:tcPr>
+          <w:p>
+            <w:pPr>
+              <w:jc w:val="center"/>
+            </w:pPr>
+            <w:r>
+              <w:t>Chemehuevi</w:t>
+            </w:r>
+          </w:p>
+        </w:tc>
+        <w:tc>
+          <w:tcPr>
+            <w:tcW w:w="708" w:type="dxa"/>
+            <w:noWrap/>
+            <w:hideMark/>
+          </w:tcPr>
+          <w:p>
+            <w:pPr>
+              <w:jc w:val="center"/>
+            </w:pPr>
+            <w:r>
+              <w:t>C</w:t>
+            </w:r>
+            <w:r>
+              <w:t>A</w:t>
+            </w:r>
+          </w:p>
+        </w:tc>
+        <w:tc>
+          <w:tcPr>
+            <w:tcW w:w="1191" w:type="dxa"/>
+            <w:noWrap/>
+            <w:hideMark/>
+          </w:tcPr>
+          <w:p>
+            <w:pPr>
+              <w:jc w:val="center"/>
+            </w:pPr>
+            <w:r>
+              <w:t>14</w:t>
+            </w:r>
+          </w:p>
+        </w:tc>
+        <w:tc>
+          <w:tcPr>
+            <w:tcW w:w="1314" w:type="dxa"/>
+            <w:noWrap/>
+            <w:hideMark/>
+          </w:tcPr>
+          <w:p>
+            <w:pPr>
+              <w:jc w:val="center"/>
+            </w:pPr>
+            <w:r>
+              <w:t>145</w:t>
+            </w:r>
+          </w:p>
+        </w:tc>
+        <w:tc>
+          <w:tcPr>
+            <w:tcW w:w="1526" w:type="dxa"/>
+            <w:noWrap/>
+            <w:hideMark/>
+          </w:tcPr>
+          <w:p>
+            <w:pPr>
+              <w:jc w:val="center"/>
+            </w:pPr>
+            <w:r>
+              <w:t>5</w:t>
+            </w:r>
+          </w:p>
+        </w:tc>
+        <w:tc>
+          <w:tcPr>
+            <w:tcW w:w="1132" w:type="dxa"/>
+            <w:noWrap/>
+            <w:hideMark/>
+          </w:tcPr>
+          <w:p>
+            <w:pPr>
+              <w:jc w:val="center"/>
+            </w:pPr>
+          </w:p>
+        </w:tc>
+        <w:tc>
+          <w:tcPr>
+            <w:tcW w:w="850" w:type="dxa"/>
+            <w:noWrap/>
+            <w:hideMark/>
+          </w:tcPr>
+          <w:p>
+            <w:pPr>
+              <w:jc w:val="center"/>
+            </w:pPr>
+            <w:r>
+              <w:t>307</w:t>
+            </w:r>
+          </w:p>
+        </w:tc>
+      </w:tr>
+      <w:tr>
+        <w:trPr>
+          <w:trHeight w:val="300"/>
+        </w:trPr>
+        <w:tc>
+          <w:tcPr>
+            <w:tcW w:w="1285" w:type="dxa"/>
+            <w:noWrap/>
+            <w:hideMark/>
+          </w:tcPr>
+          <w:p>
+            <w:pPr>
+              <w:jc w:val="center"/>
+            </w:pPr>
+            <w:r>
+              <w:t>Fort Mojave</w:t>
+            </w:r>
+          </w:p>
+        </w:tc>
+        <w:tc>
+          <w:tcPr>
+            <w:tcW w:w="708" w:type="dxa"/>
+            <w:noWrap/>
+            <w:hideMark/>
+          </w:tcPr>
+          <w:p>
+            <w:pPr>
+              <w:jc w:val="center"/>
+            </w:pPr>
+            <w:r>
+              <w:t>NV</w:t>
+            </w:r>
+          </w:p>
+        </w:tc>
+        <w:tc>
+          <w:tcPr>
+            <w:tcW w:w="1191" w:type="dxa"/>
+            <w:noWrap/>
+            <w:hideMark/>
+          </w:tcPr>
+          <w:p>
+            <w:pPr>
+              <w:jc w:val="center"/>
+            </w:pPr>
+            <w:r>
+              <w:t>2</w:t>
+            </w:r>
+            <w:r>
+              <w:t>,</w:t>
+            </w:r>
+            <w:r>
+              <w:t>174</w:t>
+            </w:r>
+          </w:p>
+        </w:tc>
+        <w:tc>
+          <w:tcPr>
+            <w:tcW w:w="1314" w:type="dxa"/>
+            <w:noWrap/>
+            <w:hideMark/>
+          </w:tcPr>
+          <w:p>
+            <w:pPr>
+              <w:jc w:val="center"/>
+            </w:pPr>
+            <w:r>
+              <w:t>774</w:t>
+            </w:r>
+          </w:p>
+        </w:tc>
+        <w:tc>
+          <w:tcPr>
+            <w:tcW w:w="1526" w:type="dxa"/>
+            <w:noWrap/>
+            <w:hideMark/>
+          </w:tcPr>
+          <w:p>
+            <w:pPr>
+              <w:jc w:val="center"/>
+            </w:pPr>
+          </w:p>
+        </w:tc>
+        <w:tc>
+          <w:tcPr>
+            <w:tcW w:w="1132" w:type="dxa"/>
+            <w:noWrap/>
+            <w:hideMark/>
+          </w:tcPr>
+          <w:p>
+            <w:pPr>
+              <w:jc w:val="center"/>
+            </w:pPr>
+          </w:p>
+        </w:tc>
+        <w:tc>
+          <w:tcPr>
+            <w:tcW w:w="850" w:type="dxa"/>
+            <w:noWrap/>
+            <w:hideMark/>
+          </w:tcPr>
+          <w:p>
+            <w:pPr>
+              <w:jc w:val="center"/>
+            </w:pPr>
+            <w:r>
+              <w:t>4</w:t>
+            </w:r>
+            <w:r>
+              <w:t>,</w:t>
+            </w:r>
+            <w:r>
+              <w:t>721</w:t>
+            </w:r>
+          </w:p>
+        </w:tc>
+      </w:tr>
+      <w:tr>
+        <w:trPr>
+          <w:trHeight w:val="300"/>
+        </w:trPr>
+        <w:tc>
+          <w:tcPr>
+            <w:tcW w:w="1285" w:type="dxa"/>
+            <w:noWrap/>
+            <w:hideMark/>
+          </w:tcPr>
+          <w:p>
+            <w:pPr>
+              <w:jc w:val="center"/>
+            </w:pPr>
+          </w:p>
+        </w:tc>
+        <w:tc>
+          <w:tcPr>
+            <w:tcW w:w="708" w:type="dxa"/>
+            <w:noWrap/>
+            <w:hideMark/>
+          </w:tcPr>
+          <w:p>
+            <w:pPr>
+              <w:jc w:val="center"/>
+            </w:pPr>
+            <w:r>
+              <w:t>A</w:t>
+            </w:r>
+            <w:r>
+              <w:t>Z</w:t>
+            </w:r>
+          </w:p>
+        </w:tc>
+        <w:tc>
+          <w:tcPr>
+            <w:tcW w:w="1191" w:type="dxa"/>
+            <w:noWrap/>
+            <w:hideMark/>
+          </w:tcPr>
+          <w:p>
+            <w:pPr>
+              <w:jc w:val="center"/>
+            </w:pPr>
+            <w:r>
+              <w:t>49</w:t>
+            </w:r>
+            <w:r>
+              <w:t>,</w:t>
+            </w:r>
+            <w:r>
+              <w:t>515</w:t>
+            </w:r>
+          </w:p>
+        </w:tc>
+        <w:tc>
+          <w:tcPr>
+            <w:tcW w:w="1314" w:type="dxa"/>
+            <w:noWrap/>
+            <w:hideMark/>
+          </w:tcPr>
+          <w:p>
+            <w:pPr>
+              <w:jc w:val="center"/>
+            </w:pPr>
+            <w:r>
+              <w:t>2</w:t>
+            </w:r>
+            <w:r>
+              <w:t>,</w:t>
+            </w:r>
+            <w:r>
+              <w:t>166</w:t>
+            </w:r>
+          </w:p>
+        </w:tc>
+        <w:tc>
+          <w:tcPr>
+            <w:tcW w:w="1526" w:type="dxa"/>
+            <w:noWrap/>
+            <w:hideMark/>
+          </w:tcPr>
+          <w:p>
+            <w:pPr>
+              <w:jc w:val="center"/>
+            </w:pPr>
+          </w:p>
+        </w:tc>
+        <w:tc>
+          <w:tcPr>
+            <w:tcW w:w="1132" w:type="dxa"/>
+            <w:noWrap/>
+            <w:hideMark/>
+          </w:tcPr>
+          <w:p>
+            <w:pPr>
+              <w:jc w:val="center"/>
+            </w:pPr>
+          </w:p>
+        </w:tc>
+        <w:tc>
+          <w:tcPr>
+            <w:tcW w:w="850" w:type="dxa"/>
+            <w:noWrap/>
+            <w:hideMark/>
+          </w:tcPr>
+          <w:p>
+            <w:pPr>
+              <w:jc w:val="center"/>
+            </w:pPr>
+            <w:r>
+              <w:t>65</w:t>
+            </w:r>
+            <w:r>
+              <w:t>,</w:t>
+            </w:r>
+            <w:r>
+              <w:t>722</w:t>
+            </w:r>
+          </w:p>
+        </w:tc>
+      </w:tr>
+      <w:tr>
+        <w:trPr>
+          <w:trHeight w:val="300"/>
+        </w:trPr>
+        <w:tc>
+          <w:tcPr>
+            <w:tcW w:w="1285" w:type="dxa"/>
+            <w:noWrap/>
+            <w:hideMark/>
+          </w:tcPr>
+          <w:p>
+            <w:pPr>
+              <w:jc w:val="center"/>
+            </w:pPr>
+          </w:p>
+        </w:tc>
+        <w:tc>
+          <w:tcPr>
+            <w:tcW w:w="708" w:type="dxa"/>
+            <w:noWrap/>
+            <w:hideMark/>
+          </w:tcPr>
+          <w:p>
+            <w:pPr>
+              <w:jc w:val="center"/>
+            </w:pPr>
+            <w:r>
+              <w:t>C</w:t>
+            </w:r>
+            <w:r>
+              <w:t>A</w:t>
+            </w:r>
+          </w:p>
+        </w:tc>
+        <w:tc>
+          <w:tcPr>
+            <w:tcW w:w="1191" w:type="dxa"/>
+            <w:noWrap/>
+            <w:hideMark/>
+          </w:tcPr>
+          <w:p>
+            <w:pPr>
+              <w:jc w:val="center"/>
+            </w:pPr>
+            <w:r>
+              <w:t>11</w:t>
+            </w:r>
+            <w:r>
+              <w:t>,</w:t>
+            </w:r>
+            <w:r>
+              <w:t>797</w:t>
+            </w:r>
+          </w:p>
+        </w:tc>
+        <w:tc>
+          <w:tcPr>
+            <w:tcW w:w="1314" w:type="dxa"/>
+            <w:noWrap/>
+            <w:hideMark/>
+          </w:tcPr>
+          <w:p>
+            <w:pPr>
+              <w:jc w:val="center"/>
+            </w:pPr>
+            <w:r>
+              <w:t>20</w:t>
+            </w:r>
+          </w:p>
+        </w:tc>
+        <w:tc>
+          <w:tcPr>
+            <w:tcW w:w="1526" w:type="dxa"/>
+            <w:noWrap/>
+            <w:hideMark/>
+          </w:tcPr>
+          <w:p>
+            <w:pPr>
+              <w:jc w:val="center"/>
+            </w:pPr>
+          </w:p>
+        </w:tc>
+        <w:tc>
+          <w:tcPr>
+            <w:tcW w:w="1132" w:type="dxa"/>
+            <w:noWrap/>
+            <w:hideMark/>
+          </w:tcPr>
+          <w:p>
+            <w:pPr>
+              <w:jc w:val="center"/>
+            </w:pPr>
+          </w:p>
+        </w:tc>
+        <w:tc>
+          <w:tcPr>
+            <w:tcW w:w="850" w:type="dxa"/>
+            <w:noWrap/>
+            <w:hideMark/>
+          </w:tcPr>
+          <w:p>
+            <w:pPr>
+              <w:jc w:val="center"/>
+            </w:pPr>
+            <w:r>
+              <w:t>15</w:t>
+            </w:r>
+            <w:r>
+              <w:t>,</w:t>
+            </w:r>
+            <w:r>
+              <w:t>175</w:t>
+            </w:r>
+          </w:p>
+        </w:tc>
+      </w:tr>
+    </w:tbl>
+    <w:p/>
+    <w:p>
+      <w:pPr>
+        <w:rPr>
+          <w:b/>
+          <w:bCs/>
+        </w:rPr>
+      </w:pPr>
+      <w:r>
+        <w:rPr>
+          <w:b/>
+          <w:bCs/>
+        </w:rPr>
+        <w:t>Figure 1h. Consumptive water use of the Tribal Nations in the Lower Basin including unused water.</w:t>
+      </w:r>
+    </w:p>
+    <w:p>
+      <w:pPr>
         <w:rPr>
           <w:rFonts w:eastAsiaTheme="majorEastAsia"/>
           <w:b/>
@@ -2960,6 +6798,66 @@
           <w:color w:val="000000" w:themeColor="text1"/>
         </w:rPr>
       </w:pPr>
+      <w:r>
+        <w:rPr>
+          <w:noProof/>
+        </w:rPr>
+        <w:drawing>
+          <wp:inline distT="0" distB="0" distL="0" distR="0" wp14:anchorId="26A77D9E" wp14:editId="2A5DA7F8">
+            <wp:extent cx="5951865" cy="2990215"/>
+            <wp:effectExtent l="19050" t="19050" r="10795" b="19685"/>
+            <wp:docPr id="2021988102" name="Picture 3"/>
+            <wp:cNvGraphicFramePr>
+              <a:graphicFrameLocks xmlns:a="http://schemas.openxmlformats.org/drawingml/2006/main" noChangeAspect="1"/>
+            </wp:cNvGraphicFramePr>
+            <a:graphic xmlns:a="http://schemas.openxmlformats.org/drawingml/2006/main">
+              <a:graphicData uri="http://schemas.openxmlformats.org/drawingml/2006/picture">
+                <pic:pic xmlns:pic="http://schemas.openxmlformats.org/drawingml/2006/picture">
+                  <pic:nvPicPr>
+                    <pic:cNvPr id="0" name="Picture 3"/>
+                    <pic:cNvPicPr>
+                      <a:picLocks noChangeAspect="1" noChangeArrowheads="1"/>
+                    </pic:cNvPicPr>
+                  </pic:nvPicPr>
+                  <pic:blipFill rotWithShape="1">
+                    <a:blip r:embed="rId24">
+                      <a:extLst>
+                        <a:ext uri="{28A0092B-C50C-407E-A947-70E740481C1C}">
+                          <a14:useLocalDpi xmlns:a14="http://schemas.microsoft.com/office/drawing/2010/main" val="0"/>
+                        </a:ext>
+                      </a:extLst>
+                    </a:blip>
+                    <a:srcRect l="785" t="9832" r="891" b="1948"/>
+                    <a:stretch>
+                      <a:fillRect/>
+                    </a:stretch>
+                  </pic:blipFill>
+                  <pic:spPr bwMode="auto">
+                    <a:xfrm>
+                      <a:off x="0" y="0"/>
+                      <a:ext cx="5963551" cy="2996086"/>
+                    </a:xfrm>
+                    <a:prstGeom prst="rect">
+                      <a:avLst/>
+                    </a:prstGeom>
+                    <a:noFill/>
+                    <a:ln>
+                      <a:solidFill>
+                        <a:schemeClr val="tx1"/>
+                      </a:solidFill>
+                    </a:ln>
+                    <a:extLst>
+                      <a:ext uri="{53640926-AAD7-44D8-BBD7-CCE9431645EC}">
+                        <a14:shadowObscured xmlns:a14="http://schemas.microsoft.com/office/drawing/2010/main"/>
+                      </a:ext>
+                    </a:extLst>
+                  </pic:spPr>
+                </pic:pic>
+              </a:graphicData>
+            </a:graphic>
+          </wp:inline>
+        </w:drawing>
+      </w:r>
       <w:r>
         <w:br w:type="page"/>
       </w:r>
@@ -2993,7 +6891,10 @@
         <w:t xml:space="preserve">Table </w:t>
       </w:r>
       <w:r>
-        <w:t>1b</w:t>
+        <w:t>1</w:t>
+      </w:r>
+      <w:r>
+        <w:t>e</w:t>
       </w:r>
       <w:r>
         <w:t xml:space="preserve">). </w:t>
@@ -3024,7 +6925,14 @@
           <w:b/>
           <w:bCs/>
         </w:rPr>
-        <w:t>1b</w:t>
+        <w:t>1</w:t>
+      </w:r>
+      <w:r>
+        <w:rPr>
+          <w:b/>
+          <w:bCs/>
+        </w:rPr>
+        <w:t>e</w:t>
       </w:r>
       <w:r>
         <w:rPr>
@@ -3065,7 +6973,7 @@
                     <pic:cNvPicPr/>
                   </pic:nvPicPr>
                   <pic:blipFill>
-                    <a:blip r:embed="rId17"/>
+                    <a:blip r:embed="rId25"/>
                     <a:stretch>
                       <a:fillRect/>
                     </a:stretch>
@@ -3108,32 +7016,14 @@
           <w:b/>
           <w:bCs/>
         </w:rPr>
-        <w:t>(</w:t>
-      </w:r>
-      <w:proofErr w:type="spellStart"/>
+        <w:t>(i) E</w:t>
+      </w:r>
       <w:r>
         <w:rPr>
           <w:rStyle w:val="Heading3Char"/>
           <w:b/>
           <w:bCs/>
         </w:rPr>
-        <w:t>i</w:t>
-      </w:r>
-      <w:proofErr w:type="spellEnd"/>
-      <w:r>
-        <w:rPr>
-          <w:rStyle w:val="Heading3Char"/>
-          <w:b/>
-          <w:bCs/>
-        </w:rPr>
-        <w:t>) E</w:t>
-      </w:r>
-      <w:r>
-        <w:rPr>
-          <w:rStyle w:val="Heading3Char"/>
-          <w:b/>
-          <w:bCs/>
-        </w:rPr>
         <w:t>vaporation rates</w:t>
       </w:r>
       <w:bookmarkEnd w:id="1"/>
@@ -3155,7 +7045,10 @@
         <w:t xml:space="preserve">s the midpoint within reported ranges of measurements (Table </w:t>
       </w:r>
       <w:r>
-        <w:t>1c</w:t>
+        <w:t>1</w:t>
+      </w:r>
+      <w:r>
+        <w:t>f</w:t>
       </w:r>
       <w:r>
         <w:t>)</w:t>
@@ -3221,23 +7114,7 @@
         <w:t>s on</w:t>
       </w:r>
       <w:r>
-        <w:t xml:space="preserve"> Lake Mead evaporation rates for a </w:t>
-      </w:r>
-      <w:proofErr w:type="gramStart"/>
-      <w:r>
-        <w:t>five year</w:t>
-      </w:r>
-      <w:proofErr w:type="gramEnd"/>
-      <w:r>
-        <w:t xml:space="preserve"> study for Lake Mead draw down saw variations of 0.25 </w:t>
-      </w:r>
-      <w:proofErr w:type="spellStart"/>
-      <w:r>
-        <w:t>maf</w:t>
-      </w:r>
-      <w:proofErr w:type="spellEnd"/>
-      <w:r>
-        <w:t xml:space="preserve"> </w:t>
+        <w:t xml:space="preserve"> Lake Mead evaporation rates for a five year study for Lake Mead draw down saw variations of 0.25 maf </w:t>
       </w:r>
       <w:r>
         <w:t xml:space="preserve">or less </w:t>
@@ -3265,7 +7142,14 @@
           <w:b/>
           <w:bCs/>
         </w:rPr>
-        <w:t>1c</w:t>
+        <w:t>1</w:t>
+      </w:r>
+      <w:r>
+        <w:rPr>
+          <w:b/>
+          <w:bCs/>
+        </w:rPr>
+        <w:t>f</w:t>
       </w:r>
       <w:r>
         <w:rPr>
@@ -3422,7 +7306,7 @@
                     <pic:cNvPicPr/>
                   </pic:nvPicPr>
                   <pic:blipFill>
-                    <a:blip r:embed="rId18"/>
+                    <a:blip r:embed="rId26"/>
                     <a:stretch>
                       <a:fillRect/>
                     </a:stretch>
@@ -3455,7 +7339,21 @@
           <w:b/>
           <w:bCs/>
         </w:rPr>
-        <w:t xml:space="preserve">Figure 1a. </w:t>
+        <w:t>Figure 1</w:t>
+      </w:r>
+      <w:r>
+        <w:rPr>
+          <w:b/>
+          <w:bCs/>
+        </w:rPr>
+        <w:t>i</w:t>
+      </w:r>
+      <w:r>
+        <w:rPr>
+          <w:b/>
+          <w:bCs/>
+        </w:rPr>
+        <w:t xml:space="preserve">. </w:t>
       </w:r>
       <w:r>
         <w:rPr>
@@ -3491,7 +7389,7 @@
       <w:r>
         <w:t xml:space="preserve">the </w:t>
       </w:r>
-      <w:hyperlink r:id="rId19" w:history="1">
+      <w:hyperlink r:id="rId27" w:history="1">
         <w:r>
           <w:rPr>
             <w:rStyle w:val="Hyperlink"/>
@@ -3530,7 +7428,7 @@
         <w:t xml:space="preserve"> Figure 1</w:t>
       </w:r>
       <w:r>
-        <w:t>b</w:t>
+        <w:t>j</w:t>
       </w:r>
       <w:r>
         <w:t xml:space="preserve"> shows Lake Mead storage over time (Solid black line).</w:t>
@@ -3557,7 +7455,7 @@
                     <pic:cNvPicPr/>
                   </pic:nvPicPr>
                   <pic:blipFill>
-                    <a:blip r:embed="rId20"/>
+                    <a:blip r:embed="rId28"/>
                     <a:stretch>
                       <a:fillRect/>
                     </a:stretch>
@@ -3604,7 +7502,7 @@
           <w:b/>
           <w:bCs/>
         </w:rPr>
-        <w:t>b</w:t>
+        <w:t>j</w:t>
       </w:r>
       <w:r>
         <w:rPr>
@@ -3846,21 +7744,13 @@
     </w:p>
     <w:p>
       <w:r>
-        <w:t>This storage value is the Reservoir start storage (Cell C19) minus the Protection volume (Cell C</w:t>
-      </w:r>
-      <w:proofErr w:type="gramStart"/>
-      <w:r>
-        <w:t>20)</w:t>
-      </w:r>
-      <w:r>
-        <w:t>(</w:t>
-      </w:r>
-      <w:proofErr w:type="gramEnd"/>
-      <w:r>
-        <w:t>Figure 1</w:t>
-      </w:r>
-      <w:r>
-        <w:t>a</w:t>
+        <w:t>This storage value is the Reservoir start storage (Cell C19) minus the Protection volume (Cell C20)</w:t>
+      </w:r>
+      <w:r>
+        <w:t>(Figure 1</w:t>
+      </w:r>
+      <w:r>
+        <w:t>j</w:t>
       </w:r>
       <w:r>
         <w:t>, light and medium blue fills labeled Water Conservation Accounts and Public Pool)</w:t>
@@ -3913,7 +7803,7 @@
         <w:t>(Figure 1</w:t>
       </w:r>
       <w:r>
-        <w:t>a</w:t>
+        <w:t>j</w:t>
       </w:r>
       <w:r>
         <w:t>, light blue fill</w:t>
@@ -3949,7 +7839,10 @@
         <w:t xml:space="preserve">Figure </w:t>
       </w:r>
       <w:r>
-        <w:t>1b</w:t>
+        <w:t>1</w:t>
+      </w:r>
+      <w:r>
+        <w:t>k</w:t>
       </w:r>
       <w:r>
         <w:t xml:space="preserve"> shows Water Conservation Account balances over time for the three Lower Basin states. </w:t>
@@ -3970,7 +7863,7 @@
         <w:t>1</w:t>
       </w:r>
       <w:r>
-        <w:t>c</w:t>
+        <w:t>k</w:t>
       </w:r>
       <w:r>
         <w:t>.</w:t>
@@ -3997,7 +7890,7 @@
                     <pic:cNvPicPr/>
                   </pic:nvPicPr>
                   <pic:blipFill>
-                    <a:blip r:embed="rId21"/>
+                    <a:blip r:embed="rId29"/>
                     <a:stretch>
                       <a:fillRect/>
                     </a:stretch>
@@ -4044,7 +7937,7 @@
           <w:b/>
           <w:bCs/>
         </w:rPr>
-        <w:t>c</w:t>
+        <w:t>k</w:t>
       </w:r>
       <w:r>
         <w:rPr>
@@ -4110,6 +8003,9 @@
         <w:t>b</w:t>
       </w:r>
       <w:r>
+        <w:t>j</w:t>
+      </w:r>
+      <w:r>
         <w:t xml:space="preserve">). This </w:t>
       </w:r>
       <w:r>
@@ -4212,18 +8108,16 @@
         <w:t xml:space="preserve">Tribal </w:t>
       </w:r>
       <w:r>
-        <w:t xml:space="preserve">Nations in the Lower Basin that </w:t>
-      </w:r>
-      <w:proofErr w:type="gramStart"/>
-      <w:r>
-        <w:t>are located in</w:t>
-      </w:r>
-      <w:proofErr w:type="gramEnd"/>
-      <w:r>
-        <w:t xml:space="preserve"> California (</w:t>
-      </w:r>
-      <w:r>
-        <w:t xml:space="preserve">Figure 1c). </w:t>
+        <w:t>Nations in the Lower Basin that are located in California (</w:t>
+      </w:r>
+      <w:r>
+        <w:t>Figure 1</w:t>
+      </w:r>
+      <w:r>
+        <w:t>l</w:t>
+      </w:r>
+      <w:r>
+        <w:t xml:space="preserve">). </w:t>
       </w:r>
     </w:p>
     <w:p>
@@ -4232,7 +8126,7 @@
           <w:noProof/>
         </w:rPr>
         <w:drawing>
-          <wp:anchor distT="0" distB="0" distL="114300" distR="114300" simplePos="0" relativeHeight="251673600" behindDoc="0" locked="0" layoutInCell="1" allowOverlap="1" wp14:anchorId="60025689" wp14:editId="63CB7859">
+          <wp:anchor distT="0" distB="0" distL="114300" distR="114300" simplePos="0" relativeHeight="251673600" behindDoc="0" locked="0" layoutInCell="1" allowOverlap="1" wp14:anchorId="60025689" wp14:editId="0BC6700D">
             <wp:simplePos x="0" y="0"/>
             <wp:positionH relativeFrom="column">
               <wp:posOffset>913966</wp:posOffset>
@@ -4255,7 +8149,7 @@
                     <pic:cNvPicPr/>
                   </pic:nvPicPr>
                   <pic:blipFill>
-                    <a:blip r:embed="rId22" cstate="print">
+                    <a:blip r:embed="rId30" cstate="print">
                       <a:extLst>
                         <a:ext uri="{28A0092B-C50C-407E-A947-70E740481C1C}">
                           <a14:useLocalDpi xmlns:a14="http://schemas.microsoft.com/office/drawing/2010/main" val="0"/>
@@ -4301,28 +8195,32 @@
           <w:b/>
           <w:bCs/>
         </w:rPr>
-        <w:t xml:space="preserve">Figure 1c. How 0.95 </w:t>
-      </w:r>
-      <w:proofErr w:type="spellStart"/>
-      <w:r>
-        <w:rPr>
-          <w:b/>
-          <w:bCs/>
-        </w:rPr>
-        <w:t>maf</w:t>
-      </w:r>
-      <w:proofErr w:type="spellEnd"/>
-      <w:r>
-        <w:rPr>
-          <w:b/>
-          <w:bCs/>
-        </w:rPr>
-        <w:t xml:space="preserve"> of settled water rights of Tribal Nations of the Lower Basin are drawn from each Lower Basin state.</w:t>
-      </w:r>
-    </w:p>
-    <w:p>
-      <w:r>
-        <w:t>The volumes and percentages of the Tribal callout pie section in Figure 1c were calculated from the volumes of settled water rights and their location as enumerated in Reclamation’s Tribal Water Study (</w:t>
+        <w:t>Figure 1</w:t>
+      </w:r>
+      <w:r>
+        <w:rPr>
+          <w:b/>
+          <w:bCs/>
+        </w:rPr>
+        <w:t>l</w:t>
+      </w:r>
+      <w:r>
+        <w:rPr>
+          <w:b/>
+          <w:bCs/>
+        </w:rPr>
+        <w:t>. How 0.95 maf of settled water rights of Tribal Nations of the Lower Basin are drawn from each Lower Basin state.</w:t>
+      </w:r>
+    </w:p>
+    <w:p>
+      <w:r>
+        <w:t>The volumes and percentages of the Tribal callout pie section in Figure 1</w:t>
+      </w:r>
+      <w:r>
+        <w:t>l</w:t>
+      </w:r>
+      <w:r>
+        <w:t xml:space="preserve"> were calculated from the volumes of settled water rights and their location as enumerated in Reclamation’s Tribal Water Study (</w:t>
       </w:r>
       <w:r>
         <w:t>Table</w:t>
@@ -4331,10 +8229,16 @@
         <w:t>s</w:t>
       </w:r>
       <w:r>
-        <w:t xml:space="preserve"> 1d</w:t>
-      </w:r>
-      <w:r>
-        <w:t xml:space="preserve"> and 1e</w:t>
+        <w:t xml:space="preserve"> 1</w:t>
+      </w:r>
+      <w:r>
+        <w:t>g</w:t>
+      </w:r>
+      <w:r>
+        <w:t xml:space="preserve"> and 1</w:t>
+      </w:r>
+      <w:r>
+        <w:t>h</w:t>
       </w:r>
       <w:r>
         <w:t>)</w:t>
@@ -4377,7 +8281,14 @@
           <w:b/>
           <w:bCs/>
         </w:rPr>
-        <w:t>1d</w:t>
+        <w:t>1</w:t>
+      </w:r>
+      <w:r>
+        <w:rPr>
+          <w:b/>
+          <w:bCs/>
+        </w:rPr>
+        <w:t>g</w:t>
       </w:r>
       <w:r>
         <w:rPr>
@@ -4416,7 +8327,7 @@
                     <pic:cNvPicPr/>
                   </pic:nvPicPr>
                   <pic:blipFill>
-                    <a:blip r:embed="rId23"/>
+                    <a:blip r:embed="rId31"/>
                     <a:stretch>
                       <a:fillRect/>
                     </a:stretch>
@@ -4451,7 +8362,21 @@
           <w:bCs/>
         </w:rPr>
         <w:lastRenderedPageBreak/>
-        <w:t>Table 1e. Location of each Tribal Nation and amount of settled water rights</w:t>
+        <w:t>Table 1</w:t>
+      </w:r>
+      <w:r>
+        <w:rPr>
+          <w:b/>
+          <w:bCs/>
+        </w:rPr>
+        <w:t>h</w:t>
+      </w:r>
+      <w:r>
+        <w:rPr>
+          <w:b/>
+          <w:bCs/>
+        </w:rPr>
+        <w:t>. Location of each Tribal Nation and amount of settled water rights</w:t>
       </w:r>
     </w:p>
     <w:p>
@@ -4475,7 +8400,7 @@
                     <pic:cNvPicPr/>
                   </pic:nvPicPr>
                   <pic:blipFill>
-                    <a:blip r:embed="rId24"/>
+                    <a:blip r:embed="rId32"/>
                     <a:stretch>
                       <a:fillRect/>
                     </a:stretch>
@@ -4498,12 +8423,20 @@
     </w:p>
     <w:p>
       <w:r>
-        <w:t>Tables 1d and 1e</w:t>
+        <w:t>Tables 1</w:t>
+      </w:r>
+      <w:r>
+        <w:t>g</w:t>
+      </w:r>
+      <w:r>
+        <w:t xml:space="preserve"> and 1</w:t>
+      </w:r>
+      <w:r>
+        <w:t>h</w:t>
       </w:r>
       <w:r>
         <w:t xml:space="preserve"> and the associated calculations are also shown in the </w:t>
       </w:r>
-      <w:proofErr w:type="spellStart"/>
       <w:r>
         <w:rPr>
           <w:b/>
@@ -4511,7 +8444,6 @@
         </w:rPr>
         <w:t>TribalWater</w:t>
       </w:r>
-      <w:proofErr w:type="spellEnd"/>
       <w:r>
         <w:t xml:space="preserve"> worksheet within the Excel model file.</w:t>
       </w:r>
@@ -4571,38 +8503,42 @@
         <w:rPr>
           <w:rStyle w:val="Heading3Char"/>
         </w:rPr>
-        <w:t xml:space="preserve">This cell specifies the percent of settled water rights for Tribal Nations of the Lower Basin that </w:t>
-      </w:r>
-      <w:proofErr w:type="gramStart"/>
+        <w:t xml:space="preserve">This cell specifies the percent of settled water rights for Tribal Nations of the Lower Basin that are located in Arizona (see also </w:t>
+      </w:r>
       <w:r>
         <w:rPr>
           <w:rStyle w:val="Heading3Char"/>
         </w:rPr>
-        <w:t>are located in</w:t>
-      </w:r>
-      <w:proofErr w:type="gramEnd"/>
+        <w:t>Figure 1</w:t>
+      </w:r>
       <w:r>
         <w:rPr>
           <w:rStyle w:val="Heading3Char"/>
         </w:rPr>
-        <w:t xml:space="preserve"> Arizona (see also </w:t>
+        <w:t>l</w:t>
       </w:r>
       <w:r>
         <w:rPr>
           <w:rStyle w:val="Heading3Char"/>
         </w:rPr>
-        <w:t xml:space="preserve">Figure 1c, </w:t>
+        <w:t xml:space="preserve">, </w:t>
       </w:r>
       <w:r>
         <w:rPr>
           <w:rStyle w:val="Heading3Char"/>
         </w:rPr>
-        <w:t>Table 1d</w:t>
+        <w:t>Table 1</w:t>
       </w:r>
       <w:r>
         <w:rPr>
           <w:rStyle w:val="Heading3Char"/>
         </w:rPr>
+        <w:t>g</w:t>
+      </w:r>
+      <w:r>
+        <w:rPr>
+          <w:rStyle w:val="Heading3Char"/>
+        </w:rPr>
         <w:t>,</w:t>
       </w:r>
       <w:r>
@@ -4627,7 +8563,7 @@
         <w:rPr>
           <w:rStyle w:val="Heading3Char"/>
         </w:rPr>
-        <w:t>c</w:t>
+        <w:t>h</w:t>
       </w:r>
       <w:r>
         <w:rPr>
@@ -5066,7 +9002,7 @@
                     <pic:cNvPicPr/>
                   </pic:nvPicPr>
                   <pic:blipFill>
-                    <a:blip r:embed="rId25">
+                    <a:blip r:embed="rId33">
                       <a:extLst>
                         <a:ext uri="{28A0092B-C50C-407E-A947-70E740481C1C}">
                           <a14:useLocalDpi xmlns:a14="http://schemas.microsoft.com/office/drawing/2010/main" val="0"/>
@@ -5403,7 +9339,6 @@
         </w:rPr>
         <w:t xml:space="preserve"> </w:t>
       </w:r>
-      <w:proofErr w:type="spellStart"/>
       <w:r>
         <w:rPr>
           <w:rStyle w:val="normaltextrun"/>
@@ -5412,7 +9347,6 @@
         </w:rPr>
         <w:t>HydrologicScenarios</w:t>
       </w:r>
-      <w:proofErr w:type="spellEnd"/>
       <w:r>
         <w:rPr>
           <w:rStyle w:val="normaltextrun"/>
@@ -5563,23 +9497,7 @@
         <w:t>)</w:t>
       </w:r>
       <w:r>
-        <w:t xml:space="preserve"> with the preponderance of inflows between 9 and 10 </w:t>
-      </w:r>
-      <w:proofErr w:type="spellStart"/>
-      <w:r>
-        <w:t>maf</w:t>
-      </w:r>
-      <w:proofErr w:type="spellEnd"/>
-      <w:r>
-        <w:t xml:space="preserve"> per year (corresponding to a Lake Powell release between 8.23 and 9 </w:t>
-      </w:r>
-      <w:proofErr w:type="spellStart"/>
-      <w:r>
-        <w:t>maf</w:t>
-      </w:r>
-      <w:proofErr w:type="spellEnd"/>
-      <w:r>
-        <w:t xml:space="preserve"> per year</w:t>
+        <w:t xml:space="preserve"> with the preponderance of inflows between 9 and 10 maf per year (corresponding to a Lake Powell release between 8.23 and 9 maf per year</w:t>
       </w:r>
       <w:r>
         <w:t xml:space="preserve">; </w:t>
@@ -5640,7 +9558,7 @@
                     <pic:cNvPicPr/>
                   </pic:nvPicPr>
                   <pic:blipFill>
-                    <a:blip r:embed="rId26"/>
+                    <a:blip r:embed="rId34"/>
                     <a:stretch>
                       <a:fillRect/>
                     </a:stretch>
@@ -5722,7 +9640,7 @@
                     <pic:cNvPicPr/>
                   </pic:nvPicPr>
                   <pic:blipFill>
-                    <a:blip r:embed="rId27"/>
+                    <a:blip r:embed="rId35"/>
                     <a:stretch>
                       <a:fillRect/>
                     </a:stretch>
@@ -5793,7 +9711,7 @@
                     <pic:cNvPicPr/>
                   </pic:nvPicPr>
                   <pic:blipFill>
-                    <a:blip r:embed="rId28"/>
+                    <a:blip r:embed="rId36"/>
                     <a:stretch>
                       <a:fillRect/>
                     </a:stretch>
@@ -6038,7 +9956,6 @@
       <w:r>
         <w:t xml:space="preserve"> When using existing Water Conservation Account balances, users can access </w:t>
       </w:r>
-      <w:proofErr w:type="gramStart"/>
       <w:r>
         <w:rPr>
           <w:b/>
@@ -6049,7 +9966,6 @@
       <w:r>
         <w:t xml:space="preserve"> of</w:t>
       </w:r>
-      <w:proofErr w:type="gramEnd"/>
       <w:r>
         <w:t xml:space="preserve"> the prior conserved water </w:t>
       </w:r>
@@ -6554,15 +10470,7 @@
         <w:t xml:space="preserve"> product of </w:t>
       </w:r>
       <w:r>
-        <w:t>(</w:t>
-      </w:r>
-      <w:proofErr w:type="spellStart"/>
-      <w:r>
-        <w:t>i</w:t>
-      </w:r>
-      <w:proofErr w:type="spellEnd"/>
-      <w:r>
-        <w:t>)</w:t>
+        <w:t>(i)</w:t>
       </w:r>
       <w:r>
         <w:t xml:space="preserve"> annual evaporation rate (see </w:t>
@@ -6737,23 +10645,7 @@
         <w:t xml:space="preserve"> </w:t>
       </w:r>
       <w:r>
-        <w:t xml:space="preserve">account balance (Equation 1, evaporation terms in </w:t>
-      </w:r>
-      <w:proofErr w:type="spellStart"/>
-      <w:r>
-        <w:t>maf</w:t>
-      </w:r>
-      <w:proofErr w:type="spellEnd"/>
-      <w:r>
-        <w:t xml:space="preserve"> per year, balance and storage terms in </w:t>
-      </w:r>
-      <w:proofErr w:type="spellStart"/>
-      <w:r>
-        <w:t>maf</w:t>
-      </w:r>
-      <w:proofErr w:type="spellEnd"/>
-      <w:r>
-        <w:t>).</w:t>
+        <w:t>account balance (Equation 1, evaporation terms in maf per year, balance and storage terms in maf).</w:t>
       </w:r>
     </w:p>
     <w:p>
@@ -6788,7 +10680,7 @@
                     <pic:cNvPicPr/>
                   </pic:nvPicPr>
                   <pic:blipFill>
-                    <a:blip r:embed="rId29"/>
+                    <a:blip r:embed="rId37"/>
                     <a:stretch>
                       <a:fillRect/>
                     </a:stretch>
@@ -6814,23 +10706,7 @@
         <w:t>For example</w:t>
       </w:r>
       <w:r>
-        <w:t xml:space="preserve">, if Lake Mead active storage is 7.2 </w:t>
-      </w:r>
-      <w:proofErr w:type="spellStart"/>
-      <w:r>
-        <w:t>maf</w:t>
-      </w:r>
-      <w:proofErr w:type="spellEnd"/>
-      <w:r>
-        <w:t xml:space="preserve"> and Lake Mead evaporation is 0.4 </w:t>
-      </w:r>
-      <w:proofErr w:type="spellStart"/>
-      <w:r>
-        <w:t>maf</w:t>
-      </w:r>
-      <w:proofErr w:type="spellEnd"/>
-      <w:r>
-        <w:t xml:space="preserve"> for the year, and:</w:t>
+        <w:t>, if Lake Mead active storage is 7.2 maf and Lake Mead evaporation is 0.4 maf for the year, and:</w:t>
       </w:r>
     </w:p>
     <w:p>
@@ -6842,15 +10718,7 @@
         </w:numPr>
       </w:pPr>
       <w:r>
-        <w:t xml:space="preserve">California has an account balance of 0.72 </w:t>
-      </w:r>
-      <w:proofErr w:type="spellStart"/>
-      <w:r>
-        <w:t>maf</w:t>
-      </w:r>
-      <w:proofErr w:type="spellEnd"/>
-      <w:r>
-        <w:t xml:space="preserve"> (</w:t>
+        <w:t>California has an account balance of 0.72 maf (</w:t>
       </w:r>
       <w:r>
         <w:t xml:space="preserve">10% of the </w:t>
@@ -6880,15 +10748,7 @@
         <w:t>04</w:t>
       </w:r>
       <w:r>
-        <w:t xml:space="preserve"> </w:t>
-      </w:r>
-      <w:proofErr w:type="spellStart"/>
-      <w:r>
-        <w:t>maf</w:t>
-      </w:r>
-      <w:proofErr w:type="spellEnd"/>
-      <w:r>
-        <w:t xml:space="preserve"> that year.</w:t>
+        <w:t xml:space="preserve"> maf that year.</w:t>
       </w:r>
       <w:r>
         <w:t xml:space="preserve"> </w:t>
@@ -6903,13 +10763,8 @@
         </w:numPr>
       </w:pPr>
       <w:r>
-        <w:t xml:space="preserve">The Reclamation protect elevation is 1,000 feet (4.5 </w:t>
-      </w:r>
-      <w:proofErr w:type="spellStart"/>
-      <w:r>
-        <w:t>maf</w:t>
-      </w:r>
-      <w:proofErr w:type="spellEnd"/>
+        <w:t>The Reclamation protect elevation is 1,000 feet (4.5 maf</w:t>
+      </w:r>
       <w:r>
         <w:t>; 62.5%</w:t>
       </w:r>
@@ -6917,15 +10772,7 @@
         <w:t>)</w:t>
       </w:r>
       <w:r>
-        <w:t xml:space="preserve">, the Reclamation is assigned 62.5% of the total evaporation or 0.25 </w:t>
-      </w:r>
-      <w:proofErr w:type="spellStart"/>
-      <w:r>
-        <w:t>maf</w:t>
-      </w:r>
-      <w:proofErr w:type="spellEnd"/>
-      <w:r>
-        <w:t xml:space="preserve"> that year.</w:t>
+        <w:t>, the Reclamation is assigned 62.5% of the total evaporation or 0.25 maf that year.</w:t>
       </w:r>
     </w:p>
     <w:p/>
@@ -7046,23 +10893,7 @@
         <w:t>There are lots of ways to split the remaining reservoir inflow among the users.</w:t>
       </w:r>
       <w:r>
-        <w:t xml:space="preserve"> These splits can be (</w:t>
-      </w:r>
-      <w:proofErr w:type="spellStart"/>
-      <w:r>
-        <w:t>i</w:t>
-      </w:r>
-      <w:proofErr w:type="spellEnd"/>
-      <w:r>
-        <w:t xml:space="preserve">) By pro-rata shares of historical allocations, (ii) Giving California some priority over Arizona, (iii) Including Tribal Nations of the Lower Basin, (iv) Combinations of </w:t>
-      </w:r>
-      <w:proofErr w:type="spellStart"/>
-      <w:r>
-        <w:t>i</w:t>
-      </w:r>
-      <w:proofErr w:type="spellEnd"/>
-      <w:r>
-        <w:t xml:space="preserve"> to iii, or (v) other methods.</w:t>
+        <w:t xml:space="preserve"> These splits can be (i) By pro-rata shares of historical allocations, (ii) Giving California some priority over Arizona, (iii) Including Tribal Nations of the Lower Basin, (iv) Combinations of i to iii, or (v) other methods.</w:t>
       </w:r>
     </w:p>
     <w:p>
@@ -7184,7 +11015,7 @@
                     </pic:cNvPicPr>
                   </pic:nvPicPr>
                   <pic:blipFill>
-                    <a:blip r:embed="rId30">
+                    <a:blip r:embed="rId38">
                       <a:extLst>
                         <a:ext uri="{28A0092B-C50C-407E-A947-70E740481C1C}">
                           <a14:useLocalDpi xmlns:a14="http://schemas.microsoft.com/office/drawing/2010/main" val="0"/>
@@ -7353,27 +11184,14 @@
         </w:numPr>
       </w:pPr>
       <w:r>
-        <w:t xml:space="preserve">To simplify, we select volume/percent shortages associated with 1.5 </w:t>
-      </w:r>
-      <w:proofErr w:type="spellStart"/>
-      <w:r>
-        <w:t>maf</w:t>
-      </w:r>
-      <w:proofErr w:type="spellEnd"/>
-      <w:r>
-        <w:t xml:space="preserve"> of total shortage</w:t>
-      </w:r>
-      <w:r>
-        <w:t xml:space="preserve"> (Table 4b, Rows [3] and [8]</w:t>
-      </w:r>
-      <w:proofErr w:type="gramStart"/>
-      <w:r>
-        <w:t xml:space="preserve">) </w:t>
+        <w:t>To simplify, we select volume/percent shortages associated with 1.5 maf of total shortage</w:t>
+      </w:r>
+      <w:r>
+        <w:t xml:space="preserve"> (Table 4b, Rows [3] and [8]) </w:t>
       </w:r>
       <w:r>
         <w:t>.</w:t>
       </w:r>
-      <w:proofErr w:type="gramEnd"/>
     </w:p>
     <w:p>
       <w:pPr>
@@ -7402,15 +11220,7 @@
         <w:t xml:space="preserve"> (Table 4a Column [A]) </w:t>
       </w:r>
       <w:r>
-        <w:t xml:space="preserve">shortage volume from the full allocation of 9.0 </w:t>
-      </w:r>
-      <w:proofErr w:type="spellStart"/>
-      <w:r>
-        <w:t>maf</w:t>
-      </w:r>
-      <w:proofErr w:type="spellEnd"/>
-      <w:r>
-        <w:t>.</w:t>
+        <w:t>shortage volume from the full allocation of 9.0 maf.</w:t>
       </w:r>
     </w:p>
     <w:p>
@@ -7423,15 +11233,7 @@
       </w:pPr>
       <w:r>
         <w:lastRenderedPageBreak/>
-        <w:t xml:space="preserve">Similarly, we calculate each user’s volume share of the inflow (Columns [C] to [G]) as their allocation at 9.0 </w:t>
-      </w:r>
-      <w:proofErr w:type="spellStart"/>
-      <w:r>
-        <w:t>maf</w:t>
-      </w:r>
-      <w:proofErr w:type="spellEnd"/>
-      <w:r>
-        <w:t xml:space="preserve"> of inflow (Row [1]) minus the Total Shortage (Column [A]) multiplied by the user’s agreed-upon share of the shortage (from Step 4).</w:t>
+        <w:t>Similarly, we calculate each user’s volume share of the inflow (Columns [C] to [G]) as their allocation at 9.0 maf of inflow (Row [1]) minus the Total Shortage (Column [A]) multiplied by the user’s agreed-upon share of the shortage (from Step 4).</w:t>
       </w:r>
     </w:p>
     <w:p>
@@ -7472,7 +11274,7 @@
                     <pic:cNvPicPr/>
                   </pic:nvPicPr>
                   <pic:blipFill>
-                    <a:blip r:embed="rId31" cstate="print">
+                    <a:blip r:embed="rId39" cstate="print">
                       <a:extLst>
                         <a:ext uri="{28A0092B-C50C-407E-A947-70E740481C1C}">
                           <a14:useLocalDpi xmlns:a14="http://schemas.microsoft.com/office/drawing/2010/main" val="0"/>
@@ -7505,15 +11307,7 @@
         </w:drawing>
       </w:r>
       <w:r>
-        <w:t xml:space="preserve">Finally, we calculate each </w:t>
-      </w:r>
-      <w:proofErr w:type="gramStart"/>
-      <w:r>
-        <w:t>users</w:t>
-      </w:r>
-      <w:proofErr w:type="gramEnd"/>
-      <w:r>
-        <w:t xml:space="preserve"> percentage share of the inflow as their volume (Table 4a, Columns [</w:t>
+        <w:t>Finally, we calculate each users percentage share of the inflow as their volume (Table 4a, Columns [</w:t>
       </w:r>
       <w:r>
         <w:t>H</w:t>
@@ -7560,7 +11354,7 @@
           <w:noProof/>
         </w:rPr>
         <w:drawing>
-          <wp:anchor distT="0" distB="0" distL="114300" distR="114300" simplePos="0" relativeHeight="251670528" behindDoc="0" locked="0" layoutInCell="1" allowOverlap="1" wp14:anchorId="3751CB22" wp14:editId="6F2E71AA">
+          <wp:anchor distT="0" distB="0" distL="114300" distR="114300" simplePos="0" relativeHeight="251670528" behindDoc="0" locked="0" layoutInCell="1" allowOverlap="1" wp14:anchorId="3751CB22" wp14:editId="6D7DBCF2">
             <wp:simplePos x="0" y="0"/>
             <wp:positionH relativeFrom="column">
               <wp:posOffset>360613</wp:posOffset>
@@ -7583,7 +11377,7 @@
                     <pic:cNvPicPr/>
                   </pic:nvPicPr>
                   <pic:blipFill>
-                    <a:blip r:embed="rId32" cstate="print">
+                    <a:blip r:embed="rId40" cstate="print">
                       <a:extLst>
                         <a:ext uri="{28A0092B-C50C-407E-A947-70E740481C1C}">
                           <a14:useLocalDpi xmlns:a14="http://schemas.microsoft.com/office/drawing/2010/main" val="0"/>
@@ -7793,15 +11587,7 @@
         <w:t>1.5</w:t>
       </w:r>
       <w:r>
-        <w:t xml:space="preserve"> </w:t>
-      </w:r>
-      <w:proofErr w:type="spellStart"/>
-      <w:r>
-        <w:t>maf</w:t>
-      </w:r>
-      <w:proofErr w:type="spellEnd"/>
-      <w:r>
-        <w:t xml:space="preserve"> yields a Lake Mead inflow of 9.0 ─ </w:t>
+        <w:t xml:space="preserve"> maf yields a Lake Mead inflow of 9.0 ─ </w:t>
       </w:r>
       <w:r>
         <w:t>1.5</w:t>
@@ -7819,15 +11605,7 @@
         <w:t>5</w:t>
       </w:r>
       <w:r>
-        <w:t xml:space="preserve"> </w:t>
-      </w:r>
-      <w:proofErr w:type="spellStart"/>
-      <w:r>
-        <w:t>maf</w:t>
-      </w:r>
-      <w:proofErr w:type="spellEnd"/>
-      <w:r>
-        <w:t xml:space="preserve"> per year.</w:t>
+        <w:t xml:space="preserve"> maf per year.</w:t>
       </w:r>
     </w:p>
     <w:p>
@@ -7839,15 +11617,7 @@
         </w:numPr>
       </w:pPr>
       <w:r>
-        <w:t xml:space="preserve">At 9.0 </w:t>
-      </w:r>
-      <w:proofErr w:type="spellStart"/>
-      <w:r>
-        <w:t>maf</w:t>
-      </w:r>
-      <w:proofErr w:type="spellEnd"/>
-      <w:r>
-        <w:t xml:space="preserve"> of total inflow [Row 1], each user’s s</w:t>
+        <w:t>At 9.0 maf of total inflow [Row 1], each user’s s</w:t>
       </w:r>
       <w:r>
         <w:t xml:space="preserve">hare of </w:t>
@@ -7883,18 +11653,10 @@
         <w:t>Arizona’s Historical Allocation</w:t>
       </w:r>
       <w:r>
-        <w:t xml:space="preserve"> </w:t>
-      </w:r>
-      <w:proofErr w:type="gramStart"/>
-      <w:r>
-        <w:t xml:space="preserve">– </w:t>
-      </w:r>
-      <w:r>
-        <w:t xml:space="preserve"> Arizona’s</w:t>
-      </w:r>
-      <w:proofErr w:type="gramEnd"/>
-      <w:r>
-        <w:t xml:space="preserve"> percent of the Tribal Nations</w:t>
+        <w:t xml:space="preserve"> – </w:t>
+      </w:r>
+      <w:r>
+        <w:t xml:space="preserve"> Arizona’s percent of the Tribal Nations</w:t>
       </w:r>
       <w:r>
         <w:t xml:space="preserve"> (from Figure 4a)</w:t>
@@ -7957,15 +11719,7 @@
         <w:t>2.02</w:t>
       </w:r>
       <w:r>
-        <w:t xml:space="preserve"> </w:t>
-      </w:r>
-      <w:proofErr w:type="spellStart"/>
-      <w:r>
-        <w:t>maf</w:t>
-      </w:r>
-      <w:proofErr w:type="spellEnd"/>
-      <w:r>
-        <w:t>.</w:t>
+        <w:t xml:space="preserve"> maf.</w:t>
       </w:r>
     </w:p>
     <w:p>
@@ -7989,13 +11743,8 @@
         <w:t>3</w:t>
       </w:r>
       <w:r>
-        <w:t xml:space="preserve"> </w:t>
-      </w:r>
-      <w:proofErr w:type="gramStart"/>
-      <w:r>
-        <w:t>–  0.013</w:t>
-      </w:r>
-      <w:proofErr w:type="gramEnd"/>
+        <w:t xml:space="preserve"> –  0.013</w:t>
+      </w:r>
       <w:r>
         <w:t xml:space="preserve"> * 0.94 </w:t>
       </w:r>
@@ -8006,15 +11755,7 @@
         <w:t>0.29</w:t>
       </w:r>
       <w:r>
-        <w:t xml:space="preserve"> </w:t>
-      </w:r>
-      <w:proofErr w:type="spellStart"/>
-      <w:r>
-        <w:t>maf</w:t>
-      </w:r>
-      <w:proofErr w:type="spellEnd"/>
-      <w:r>
-        <w:t>.</w:t>
+        <w:t xml:space="preserve"> maf.</w:t>
       </w:r>
     </w:p>
     <w:p>
@@ -8050,15 +11791,7 @@
         <w:t>4.24</w:t>
       </w:r>
       <w:r>
-        <w:t xml:space="preserve"> </w:t>
-      </w:r>
-      <w:proofErr w:type="spellStart"/>
-      <w:r>
-        <w:t>maf</w:t>
-      </w:r>
-      <w:proofErr w:type="spellEnd"/>
-      <w:r>
-        <w:t>.</w:t>
+        <w:t xml:space="preserve"> maf.</w:t>
       </w:r>
     </w:p>
     <w:p>
@@ -8082,15 +11815,7 @@
         <w:t xml:space="preserve">] </w:t>
       </w:r>
       <w:r>
-        <w:t xml:space="preserve">are unchanged from their historical allocations (1.5 and 0.95 </w:t>
-      </w:r>
-      <w:proofErr w:type="spellStart"/>
-      <w:r>
-        <w:t>maf</w:t>
-      </w:r>
-      <w:proofErr w:type="spellEnd"/>
-      <w:r>
-        <w:t>).</w:t>
+        <w:t>are unchanged from their historical allocations (1.5 and 0.95 maf).</w:t>
       </w:r>
     </w:p>
     <w:p>
@@ -8123,13 +11848,8 @@
         </w:numPr>
       </w:pPr>
       <w:r>
-        <w:t xml:space="preserve">2.02 + 0.29 _4.24 + 1.5 + 0.95 = 9.0 </w:t>
-      </w:r>
-      <w:proofErr w:type="spellStart"/>
-      <w:r>
-        <w:t>maf</w:t>
-      </w:r>
-      <w:proofErr w:type="spellEnd"/>
+        <w:t>2.02 + 0.29 _4.24 + 1.5 + 0.95 = 9.0 maf</w:t>
+      </w:r>
     </w:p>
     <w:p>
       <w:pPr>
@@ -8204,31 +11924,15 @@
         <w:t>[G]</w:t>
       </w:r>
       <w:r>
-        <w:t xml:space="preserve"> / Lake Mead full inflow [B</w:t>
-      </w:r>
-      <w:proofErr w:type="gramStart"/>
-      <w:r>
-        <w:t>].</w:t>
-      </w:r>
-      <w:r>
-        <w:t>Total</w:t>
-      </w:r>
-      <w:proofErr w:type="gramEnd"/>
-      <w:r>
-        <w:t xml:space="preserve"> Percentage of Reservoir Inflow [L] = [H] + [I] + [J] + [K] + [T] = 100%.</w:t>
-      </w:r>
-    </w:p>
-    <w:p>
-      <w:r>
-        <w:t xml:space="preserve">3. At 6.3 </w:t>
-      </w:r>
-      <w:proofErr w:type="spellStart"/>
-      <w:r>
-        <w:t>maf</w:t>
-      </w:r>
-      <w:proofErr w:type="spellEnd"/>
-      <w:r>
-        <w:t xml:space="preserve"> of total inflow [Row 6], each user’s share of the reservoir inflow is their historical allocation minus their share of the associated shortage minus their share of the Tribal Water. For example:</w:t>
+        <w:t xml:space="preserve"> / Lake Mead full inflow [B].</w:t>
+      </w:r>
+      <w:r>
+        <w:t>Total Percentage of Reservoir Inflow [L] = [H] + [I] + [J] + [K] + [T] = 100%.</w:t>
+      </w:r>
+    </w:p>
+    <w:p>
+      <w:r>
+        <w:t>3. At 6.3 maf of total inflow [Row 6], each user’s share of the reservoir inflow is their historical allocation minus their share of the associated shortage minus their share of the Tribal Water. For example:</w:t>
       </w:r>
     </w:p>
     <w:p>
@@ -8236,15 +11940,7 @@
         <w:ind w:left="720"/>
       </w:pPr>
       <w:r>
-        <w:t xml:space="preserve">Tribal Nation’s share [G] = 0.106 * 6.3 = 0.95 – 0.106 * 2.7 = 0.67 </w:t>
-      </w:r>
-      <w:proofErr w:type="spellStart"/>
-      <w:r>
-        <w:t>maf</w:t>
-      </w:r>
-      <w:proofErr w:type="spellEnd"/>
-      <w:r>
-        <w:t>.</w:t>
+        <w:t>Tribal Nation’s share [G] = 0.106 * 6.3 = 0.95 – 0.106 * 2.7 = 0.67 maf.</w:t>
       </w:r>
     </w:p>
     <w:p>
@@ -8252,28 +11948,15 @@
         <w:ind w:left="720"/>
       </w:pPr>
       <w:r>
-        <w:t xml:space="preserve">Arizona’s share [C] = 2.8 – 0.43 * 2.7 – 0.822 * 0.67 = 1.08 </w:t>
-      </w:r>
-      <w:proofErr w:type="spellStart"/>
-      <w:r>
-        <w:t>maf</w:t>
-      </w:r>
-      <w:proofErr w:type="spellEnd"/>
+        <w:t>Arizona’s share [C] = 2.8 – 0.43 * 2.7 – 0.822 * 0.67 = 1.08 maf</w:t>
+      </w:r>
     </w:p>
     <w:p>
       <w:pPr>
         <w:ind w:left="720"/>
       </w:pPr>
       <w:r>
-        <w:t xml:space="preserve">California’s share [E] = 4.4 – 0.367 * 2.7 – 0.164 * 0.67 = 3.30 </w:t>
-      </w:r>
-      <w:proofErr w:type="spellStart"/>
-      <w:r>
-        <w:t>maf</w:t>
-      </w:r>
-      <w:proofErr w:type="spellEnd"/>
-      <w:r>
-        <w:t>.</w:t>
+        <w:t>California’s share [E] = 4.4 – 0.367 * 2.7 – 0.164 * 0.67 = 3.30 maf.</w:t>
       </w:r>
     </w:p>
     <w:p>
@@ -8281,15 +11964,7 @@
         <w:ind w:left="720"/>
       </w:pPr>
       <w:r>
-        <w:t xml:space="preserve">Mexico’s share [F] = 1.5 – 0.167 * 2.7 = 1.05 </w:t>
-      </w:r>
-      <w:proofErr w:type="spellStart"/>
-      <w:r>
-        <w:t>maf</w:t>
-      </w:r>
-      <w:proofErr w:type="spellEnd"/>
-      <w:r>
-        <w:t>.</w:t>
+        <w:t>Mexico’s share [F] = 1.5 – 0.167 * 2.7 = 1.05 maf.</w:t>
       </w:r>
     </w:p>
     <w:p>
@@ -8324,15 +11999,7 @@
         </w:numPr>
       </w:pPr>
       <w:r>
-        <w:t xml:space="preserve">Mexico is not influenced by the inclusion of the Tribal Nations in the Share of Lake Mead Inflow Allocation. This is because none of the Tribal </w:t>
-      </w:r>
-      <w:proofErr w:type="gramStart"/>
-      <w:r>
-        <w:t>Nations</w:t>
-      </w:r>
-      <w:proofErr w:type="gramEnd"/>
-      <w:r>
-        <w:t xml:space="preserve"> water is stored in Mexico.</w:t>
+        <w:t>Mexico is not influenced by the inclusion of the Tribal Nations in the Share of Lake Mead Inflow Allocation. This is because none of the Tribal Nations water is stored in Mexico.</w:t>
       </w:r>
     </w:p>
     <w:p>
@@ -8390,15 +12057,7 @@
         </w:numPr>
       </w:pPr>
       <w:r>
-        <w:t xml:space="preserve">For example, at 5.3 reservoir inflow, California’s inflow is 0.496 * 5.30 = 2.63 </w:t>
-      </w:r>
-      <w:proofErr w:type="spellStart"/>
-      <w:r>
-        <w:t>maf</w:t>
-      </w:r>
-      <w:proofErr w:type="spellEnd"/>
-      <w:r>
-        <w:t>.</w:t>
+        <w:t>For example, at 5.3 reservoir inflow, California’s inflow is 0.496 * 5.30 = 2.63 maf.</w:t>
       </w:r>
     </w:p>
     <w:p>
@@ -8503,7 +12162,7 @@
                     <pic:cNvPicPr/>
                   </pic:nvPicPr>
                   <pic:blipFill>
-                    <a:blip r:embed="rId33" cstate="print">
+                    <a:blip r:embed="rId41" cstate="print">
                       <a:extLst>
                         <a:ext uri="{28A0092B-C50C-407E-A947-70E740481C1C}">
                           <a14:useLocalDpi xmlns:a14="http://schemas.microsoft.com/office/drawing/2010/main" val="0"/>
@@ -8603,7 +12262,7 @@
                     <pic:cNvPicPr/>
                   </pic:nvPicPr>
                   <pic:blipFill rotWithShape="1">
-                    <a:blip r:embed="rId34" cstate="print">
+                    <a:blip r:embed="rId42" cstate="print">
                       <a:extLst>
                         <a:ext uri="{28A0092B-C50C-407E-A947-70E740481C1C}">
                           <a14:useLocalDpi xmlns:a14="http://schemas.microsoft.com/office/drawing/2010/main" val="0"/>
@@ -8742,39 +12401,7 @@
           <w:b/>
           <w:bCs/>
         </w:rPr>
-        <w:t xml:space="preserve"> </w:t>
-      </w:r>
-      <w:proofErr w:type="spellStart"/>
-      <w:r>
-        <w:rPr>
-          <w:b/>
-          <w:bCs/>
-        </w:rPr>
-        <w:t>maf</w:t>
-      </w:r>
-      <w:proofErr w:type="spellEnd"/>
-      <w:r>
-        <w:rPr>
-          <w:b/>
-          <w:bCs/>
-        </w:rPr>
-        <w:t xml:space="preserve">), the reservoir protect elevation is 1,005 feet (4.8 </w:t>
-      </w:r>
-      <w:proofErr w:type="spellStart"/>
-      <w:r>
-        <w:rPr>
-          <w:b/>
-          <w:bCs/>
-        </w:rPr>
-        <w:t>maf</w:t>
-      </w:r>
-      <w:proofErr w:type="spellEnd"/>
-      <w:r>
-        <w:rPr>
-          <w:b/>
-          <w:bCs/>
-        </w:rPr>
-        <w:t xml:space="preserve">), and there is </w:t>
+        <w:t xml:space="preserve"> maf), the reservoir protect elevation is 1,005 feet (4.8 maf), and there is </w:t>
       </w:r>
       <w:r>
         <w:rPr>
@@ -8788,62 +12415,14 @@
           <w:b/>
           <w:bCs/>
         </w:rPr>
-        <w:t xml:space="preserve"> </w:t>
-      </w:r>
-      <w:proofErr w:type="spellStart"/>
-      <w:r>
-        <w:rPr>
-          <w:b/>
-          <w:bCs/>
-        </w:rPr>
-        <w:t>maf</w:t>
-      </w:r>
-      <w:proofErr w:type="spellEnd"/>
-      <w:r>
-        <w:rPr>
-          <w:b/>
-          <w:bCs/>
-        </w:rPr>
-        <w:t xml:space="preserve"> inflow this year. </w:t>
-      </w:r>
-      <w:r>
-        <w:rPr>
-          <w:b/>
-          <w:bCs/>
-        </w:rPr>
-        <w:t xml:space="preserve">There is 0.44 </w:t>
-      </w:r>
-      <w:proofErr w:type="spellStart"/>
-      <w:r>
-        <w:rPr>
-          <w:b/>
-          <w:bCs/>
-        </w:rPr>
-        <w:t>maf</w:t>
-      </w:r>
-      <w:proofErr w:type="spellEnd"/>
-      <w:r>
-        <w:rPr>
-          <w:b/>
-          <w:bCs/>
-        </w:rPr>
-        <w:t xml:space="preserve"> total evaporation for the year, of which Reclamation’s share is 0.26 </w:t>
-      </w:r>
-      <w:proofErr w:type="spellStart"/>
-      <w:r>
-        <w:rPr>
-          <w:b/>
-          <w:bCs/>
-        </w:rPr>
-        <w:t>maf</w:t>
-      </w:r>
-      <w:proofErr w:type="spellEnd"/>
-      <w:r>
-        <w:rPr>
-          <w:b/>
-          <w:bCs/>
-        </w:rPr>
-        <w:t xml:space="preserve">. </w:t>
+        <w:t xml:space="preserve"> maf inflow this year. </w:t>
+      </w:r>
+      <w:r>
+        <w:rPr>
+          <w:b/>
+          <w:bCs/>
+        </w:rPr>
+        <w:t xml:space="preserve">There is 0.44 maf total evaporation for the year, of which Reclamation’s share is 0.26 maf. </w:t>
       </w:r>
       <w:r>
         <w:rPr>
@@ -8864,23 +12443,7 @@
           <w:b/>
           <w:bCs/>
         </w:rPr>
-        <w:t xml:space="preserve"> 4.8 </w:t>
-      </w:r>
-      <w:proofErr w:type="spellStart"/>
-      <w:r>
-        <w:rPr>
-          <w:b/>
-          <w:bCs/>
-        </w:rPr>
-        <w:t>maf</w:t>
-      </w:r>
-      <w:proofErr w:type="spellEnd"/>
-      <w:r>
-        <w:rPr>
-          <w:b/>
-          <w:bCs/>
-        </w:rPr>
-        <w:t xml:space="preserve"> of water available. </w:t>
+        <w:t xml:space="preserve"> 4.8 maf of water available. </w:t>
       </w:r>
       <w:r>
         <w:rPr>
@@ -8894,39 +12457,7 @@
           <w:b/>
           <w:bCs/>
         </w:rPr>
-        <w:t xml:space="preserve"> </w:t>
-      </w:r>
-      <w:proofErr w:type="gramStart"/>
-      <w:r>
-        <w:rPr>
-          <w:b/>
-          <w:bCs/>
-        </w:rPr>
-        <w:t>So</w:t>
-      </w:r>
-      <w:proofErr w:type="gramEnd"/>
-      <w:r>
-        <w:rPr>
-          <w:b/>
-          <w:bCs/>
-        </w:rPr>
-        <w:t xml:space="preserve"> the ending balance is also 4.8 </w:t>
-      </w:r>
-      <w:proofErr w:type="spellStart"/>
-      <w:r>
-        <w:rPr>
-          <w:b/>
-          <w:bCs/>
-        </w:rPr>
-        <w:t>maf</w:t>
-      </w:r>
-      <w:proofErr w:type="spellEnd"/>
-      <w:r>
-        <w:rPr>
-          <w:b/>
-          <w:bCs/>
-        </w:rPr>
-        <w:t>.</w:t>
+        <w:t xml:space="preserve"> So the ending balance is also 4.8 maf.</w:t>
       </w:r>
     </w:p>
     <w:p/>
@@ -8935,15 +12466,7 @@
         <w:pStyle w:val="Heading3"/>
       </w:pPr>
       <w:r>
-        <w:t>(</w:t>
-      </w:r>
-      <w:proofErr w:type="spellStart"/>
-      <w:r>
-        <w:t>i</w:t>
-      </w:r>
-      <w:proofErr w:type="spellEnd"/>
-      <w:r>
-        <w:t xml:space="preserve">) </w:t>
+        <w:t xml:space="preserve">(i) </w:t>
       </w:r>
       <w:r>
         <w:t>Buy</w:t>
@@ -8969,39 +12492,7 @@
         <w:t>account</w:t>
       </w:r>
       <w:r>
-        <w:t xml:space="preserve">’s available water. Enter all amounts in </w:t>
-      </w:r>
-      <w:proofErr w:type="spellStart"/>
-      <w:r>
-        <w:t>maf</w:t>
-      </w:r>
-      <w:proofErr w:type="spellEnd"/>
-      <w:r>
-        <w:t xml:space="preserve">. If multiple transactions – </w:t>
-      </w:r>
-      <w:proofErr w:type="spellStart"/>
-      <w:r>
-        <w:t>e.g</w:t>
-      </w:r>
-      <w:proofErr w:type="spellEnd"/>
-      <w:r>
-        <w:t xml:space="preserve">, buy 0.5 </w:t>
-      </w:r>
-      <w:proofErr w:type="spellStart"/>
-      <w:r>
-        <w:t>maf</w:t>
-      </w:r>
-      <w:proofErr w:type="spellEnd"/>
-      <w:r>
-        <w:t xml:space="preserve"> from Lower Basin and 0.2 </w:t>
-      </w:r>
-      <w:proofErr w:type="spellStart"/>
-      <w:r>
-        <w:t>maf</w:t>
-      </w:r>
-      <w:proofErr w:type="spellEnd"/>
-      <w:r>
-        <w:t xml:space="preserve"> from Mexico -- enter as a formula: = 0.5 + 0.2</w:t>
+        <w:t>’s available water. Enter all amounts in maf. If multiple transactions – e.g, buy 0.5 maf from Lower Basin and 0.2 maf from Mexico -- enter as a formula: = 0.5 + 0.2</w:t>
       </w:r>
     </w:p>
     <w:p>
@@ -9572,7 +13063,7 @@
                     <pic:cNvPicPr/>
                   </pic:nvPicPr>
                   <pic:blipFill>
-                    <a:blip r:embed="rId35" cstate="print">
+                    <a:blip r:embed="rId43" cstate="print">
                       <a:extLst>
                         <a:ext uri="{28A0092B-C50C-407E-A947-70E740481C1C}">
                           <a14:useLocalDpi xmlns:a14="http://schemas.microsoft.com/office/drawing/2010/main" val="0"/>
@@ -9621,23 +13112,7 @@
         <w:t>The total compensation will be automatically calculated</w:t>
       </w:r>
       <w:r>
-        <w:t xml:space="preserve">. For example, a purchase of 0.5 </w:t>
-      </w:r>
-      <w:proofErr w:type="spellStart"/>
-      <w:r>
-        <w:t>maf</w:t>
-      </w:r>
-      <w:proofErr w:type="spellEnd"/>
-      <w:r>
-        <w:t xml:space="preserve"> at $500 per acre-foot is (</w:t>
-      </w:r>
-      <w:proofErr w:type="gramStart"/>
-      <w:r>
-        <w:t>0.5)(</w:t>
-      </w:r>
-      <w:proofErr w:type="gramEnd"/>
-      <w:r>
-        <w:t>500) = $250 million.</w:t>
+        <w:t>. For example, a purchase of 0.5 maf at $500 per acre-foot is (0.5)(500) = $250 million.</w:t>
       </w:r>
     </w:p>
     <w:p>
@@ -9655,29 +13130,13 @@
         <w:t>a participant</w:t>
       </w:r>
       <w:r>
-        <w:t xml:space="preserve"> buys 0.5 </w:t>
-      </w:r>
-      <w:proofErr w:type="spellStart"/>
-      <w:r>
-        <w:t>maf</w:t>
-      </w:r>
-      <w:proofErr w:type="spellEnd"/>
-      <w:r>
-        <w:t xml:space="preserve"> at $500 per acre-foot from one </w:t>
+        <w:t xml:space="preserve"> buys 0.5 maf at $500 per acre-foot from one </w:t>
       </w:r>
       <w:r>
         <w:t>participant</w:t>
       </w:r>
       <w:r>
-        <w:t xml:space="preserve"> and 0.2 </w:t>
-      </w:r>
-      <w:proofErr w:type="spellStart"/>
-      <w:r>
-        <w:t>maf</w:t>
-      </w:r>
-      <w:proofErr w:type="spellEnd"/>
-      <w:r>
-        <w:t xml:space="preserve"> at $1,200 per acre-foot from a second </w:t>
+        <w:t xml:space="preserve"> and 0.2 maf at $1,200 per acre-foot from a second </w:t>
       </w:r>
       <w:r>
         <w:t>participant</w:t>
@@ -9691,23 +13150,7 @@
         <w:jc w:val="center"/>
       </w:pPr>
       <w:r>
-        <w:t>Compensation = (</w:t>
-      </w:r>
-      <w:proofErr w:type="gramStart"/>
-      <w:r>
-        <w:t>0.5)(</w:t>
-      </w:r>
-      <w:proofErr w:type="gramEnd"/>
-      <w:r>
-        <w:t>500) + (</w:t>
-      </w:r>
-      <w:proofErr w:type="gramStart"/>
-      <w:r>
-        <w:t>0.2)(</w:t>
-      </w:r>
-      <w:proofErr w:type="gramEnd"/>
-      <w:r>
-        <w:t>1,200) = $850 million.</w:t>
+        <w:t>Compensation = (0.5)(500) + (0.2)(1,200) = $850 million.</w:t>
       </w:r>
     </w:p>
     <w:p>
@@ -9842,7 +13285,7 @@
                           </pic:cNvPicPr>
                         </pic:nvPicPr>
                         <pic:blipFill>
-                          <a:blip r:embed="rId36" cstate="print">
+                          <a:blip r:embed="rId44" cstate="print">
                             <a:extLst>
                               <a:ext uri="{28A0092B-C50C-407E-A947-70E740481C1C}">
                                 <a14:useLocalDpi xmlns:a14="http://schemas.microsoft.com/office/drawing/2010/main" val="0"/>
@@ -10024,29 +13467,19 @@
         <w:rPr>
           <w:noProof/>
         </w:rPr>
+        <w:t>a</w:t>
+      </w:r>
+      <w:r>
+        <w:rPr>
+          <w:noProof/>
+        </w:rPr>
         <w:t>)</w:t>
       </w:r>
       <w:r>
         <w:fldChar w:fldCharType="end"/>
       </w:r>
       <w:r>
-        <w:t xml:space="preserve">. These withdrawals </w:t>
-      </w:r>
-      <w:proofErr w:type="gramStart"/>
-      <w:r>
-        <w:t>include to</w:t>
-      </w:r>
-      <w:proofErr w:type="gramEnd"/>
-      <w:r>
-        <w:t xml:space="preserve"> Tribal Nations within each </w:t>
-      </w:r>
-      <w:proofErr w:type="gramStart"/>
-      <w:r>
-        <w:t>state .</w:t>
-      </w:r>
-      <w:proofErr w:type="gramEnd"/>
-      <w:r>
-        <w:t xml:space="preserve"> </w:t>
+        <w:t xml:space="preserve">. These withdrawals include to Tribal Nations within each state . </w:t>
       </w:r>
       <w:r>
         <w:t xml:space="preserve">Tribal Nations of the Lower Basin have recently consumed about 460,000 of their 0.95 million </w:t>
@@ -10137,6 +13570,9 @@
     </w:p>
     <w:p>
       <w:r>
+        <w:rPr>
+          <w:noProof/>
+        </w:rPr>
         <w:drawing>
           <wp:inline distT="0" distB="0" distL="0" distR="0" wp14:anchorId="2AA10512" wp14:editId="7E4C4D31">
             <wp:extent cx="3762900" cy="2724530"/>
@@ -10153,7 +13589,7 @@
                     <pic:cNvPicPr/>
                   </pic:nvPicPr>
                   <pic:blipFill>
-                    <a:blip r:embed="rId37"/>
+                    <a:blip r:embed="rId45"/>
                     <a:stretch>
                       <a:fillRect/>
                     </a:stretch>
@@ -10218,7 +13654,7 @@
                     <pic:cNvPicPr/>
                   </pic:nvPicPr>
                   <pic:blipFill>
-                    <a:blip r:embed="rId38"/>
+                    <a:blip r:embed="rId46"/>
                     <a:stretch>
                       <a:fillRect/>
                     </a:stretch>
@@ -10494,7 +13930,7 @@
       <w:pPr>
         <w:spacing w:after="0" w:line="240" w:lineRule="auto"/>
       </w:pPr>
-      <w:hyperlink r:id="rId39" w:history="1">
+      <w:hyperlink r:id="rId47" w:history="1">
         <w:r>
           <w:rPr>
             <w:rStyle w:val="Hyperlink"/>
@@ -10555,7 +13991,7 @@
           <w:bCs/>
         </w:rPr>
       </w:pPr>
-      <w:hyperlink r:id="rId40" w:history="1">
+      <w:hyperlink r:id="rId48" w:history="1">
         <w:r>
           <w:rPr>
             <w:rStyle w:val="Hyperlink"/>
@@ -10663,7 +14099,7 @@
         </w:rPr>
         <w:t xml:space="preserve">  </w:t>
       </w:r>
-      <w:hyperlink r:id="rId41" w:history="1">
+      <w:hyperlink r:id="rId49" w:history="1">
         <w:r>
           <w:rPr>
             <w:rStyle w:val="Hyperlink"/>
@@ -10762,7 +14198,7 @@
         </w:rPr>
         <w:t xml:space="preserve"> (Section 3); Equalize storage in Lake Powell and Lake Mead (Section 6). </w:t>
       </w:r>
-      <w:hyperlink r:id="rId42" w:history="1">
+      <w:hyperlink r:id="rId50" w:history="1">
         <w:r>
           <w:rPr>
             <w:rFonts w:ascii="Times New Roman" w:hAnsi="Times New Roman"/>
@@ -10850,7 +14286,7 @@
         </w:rPr>
         <w:t xml:space="preserve"> mandatory conservation as Lake Mead’s level falls from 1,090 to 1,025 feet. </w:t>
       </w:r>
-      <w:hyperlink r:id="rId43" w:history="1">
+      <w:hyperlink r:id="rId51" w:history="1">
         <w:r>
           <w:rPr>
             <w:rFonts w:ascii="Times New Roman" w:hAnsi="Times New Roman"/>
@@ -10919,35 +14355,7 @@
         <w:rPr>
           <w:rFonts w:ascii="Times New Roman" w:hAnsi="Times New Roman"/>
         </w:rPr>
-        <w:t xml:space="preserve"> Quantified 2.0 million acre-feet (</w:t>
-      </w:r>
-      <w:proofErr w:type="spellStart"/>
-      <w:r>
-        <w:rPr>
-          <w:rFonts w:ascii="Times New Roman" w:hAnsi="Times New Roman"/>
-        </w:rPr>
-        <w:t>maf</w:t>
-      </w:r>
-      <w:proofErr w:type="spellEnd"/>
-      <w:r>
-        <w:rPr>
-          <w:rFonts w:ascii="Times New Roman" w:hAnsi="Times New Roman"/>
-        </w:rPr>
-        <w:t xml:space="preserve">) rights in Upper and Lower Basins and 0.8 </w:t>
-      </w:r>
-      <w:proofErr w:type="spellStart"/>
-      <w:r>
-        <w:rPr>
-          <w:rFonts w:ascii="Times New Roman" w:hAnsi="Times New Roman"/>
-        </w:rPr>
-        <w:t>maf</w:t>
-      </w:r>
-      <w:proofErr w:type="spellEnd"/>
-      <w:r>
-        <w:rPr>
-          <w:rFonts w:ascii="Times New Roman" w:hAnsi="Times New Roman"/>
-        </w:rPr>
-        <w:t xml:space="preserve"> claims. </w:t>
+        <w:t xml:space="preserve"> Quantified 2.0 million acre-feet (maf) rights in Upper and Lower Basins and 0.8 maf claims. </w:t>
       </w:r>
       <w:r>
         <w:rPr>
@@ -10987,71 +14395,43 @@
         <w:rPr>
           <w:rFonts w:ascii="Times New Roman" w:hAnsi="Times New Roman"/>
         </w:rPr>
-        <w:t xml:space="preserve"> Protect Lake Powell elevation of 3,525 feet (5.9 </w:t>
-      </w:r>
-      <w:proofErr w:type="spellStart"/>
+        <w:t xml:space="preserve"> Protect Lake Powell elevation of 3,525 feet (5.9 maf)</w:t>
+      </w:r>
       <w:r>
         <w:rPr>
           <w:rFonts w:ascii="Times New Roman" w:hAnsi="Times New Roman"/>
         </w:rPr>
-        <w:t>maf</w:t>
-      </w:r>
-      <w:proofErr w:type="spellEnd"/>
+        <w:t>.</w:t>
+      </w:r>
       <w:r>
         <w:rPr>
           <w:rFonts w:ascii="Times New Roman" w:hAnsi="Times New Roman"/>
         </w:rPr>
-        <w:t>)</w:t>
+        <w:t xml:space="preserve"> </w:t>
       </w:r>
       <w:r>
         <w:rPr>
           <w:rFonts w:ascii="Times New Roman" w:hAnsi="Times New Roman"/>
         </w:rPr>
-        <w:t>.</w:t>
+        <w:t>P</w:t>
       </w:r>
       <w:r>
         <w:rPr>
           <w:rFonts w:ascii="Times New Roman" w:hAnsi="Times New Roman"/>
         </w:rPr>
-        <w:t xml:space="preserve"> </w:t>
+        <w:t xml:space="preserve">revent Lake Powell </w:t>
       </w:r>
       <w:r>
         <w:rPr>
           <w:rFonts w:ascii="Times New Roman" w:hAnsi="Times New Roman"/>
         </w:rPr>
-        <w:t>P</w:t>
+        <w:t>to</w:t>
       </w:r>
       <w:r>
         <w:rPr>
           <w:rFonts w:ascii="Times New Roman" w:hAnsi="Times New Roman"/>
         </w:rPr>
-        <w:t xml:space="preserve">revent Lake Powell </w:t>
-      </w:r>
-      <w:r>
-        <w:rPr>
-          <w:rFonts w:ascii="Times New Roman" w:hAnsi="Times New Roman"/>
-        </w:rPr>
-        <w:t>to</w:t>
-      </w:r>
-      <w:r>
-        <w:rPr>
-          <w:rFonts w:ascii="Times New Roman" w:hAnsi="Times New Roman"/>
-        </w:rPr>
-        <w:t xml:space="preserve"> fall to minimum power pool elevation of 3,490 feet (4.0 </w:t>
-      </w:r>
-      <w:proofErr w:type="spellStart"/>
-      <w:r>
-        <w:rPr>
-          <w:rFonts w:ascii="Times New Roman" w:hAnsi="Times New Roman"/>
-        </w:rPr>
-        <w:t>maf</w:t>
-      </w:r>
-      <w:proofErr w:type="spellEnd"/>
-      <w:r>
-        <w:rPr>
-          <w:rFonts w:ascii="Times New Roman" w:hAnsi="Times New Roman"/>
-        </w:rPr>
-        <w:t xml:space="preserve">). </w:t>
+        <w:t xml:space="preserve"> fall to minimum power pool elevation of 3,490 feet (4.0 maf). </w:t>
       </w:r>
       <w:r>
         <w:rPr>
@@ -11130,7 +14510,7 @@
         </w:rPr>
         <w:t xml:space="preserve">. Protect Lake Mead from falling below elevation 1,020 feet. </w:t>
       </w:r>
-      <w:hyperlink r:id="rId44" w:history="1">
+      <w:hyperlink r:id="rId52" w:history="1">
         <w:r>
           <w:rPr>
             <w:rStyle w:val="Hyperlink"/>
@@ -11169,21 +14549,7 @@
         <w:rPr>
           <w:rFonts w:ascii="Times New Roman" w:hAnsi="Times New Roman"/>
         </w:rPr>
-        <w:t xml:space="preserve"> The Lower Basin states and Federal government agree to pay $200 million to conserve 0.5 </w:t>
-      </w:r>
-      <w:proofErr w:type="spellStart"/>
-      <w:r>
-        <w:rPr>
-          <w:rFonts w:ascii="Times New Roman" w:hAnsi="Times New Roman"/>
-        </w:rPr>
-        <w:t>maf</w:t>
-      </w:r>
-      <w:proofErr w:type="spellEnd"/>
-      <w:r>
-        <w:rPr>
-          <w:rFonts w:ascii="Times New Roman" w:hAnsi="Times New Roman"/>
-        </w:rPr>
-        <w:t xml:space="preserve"> each year for two years </w:t>
+        <w:t xml:space="preserve"> The Lower Basin states and Federal government agree to pay $200 million to conserve 0.5 maf each year for two years </w:t>
       </w:r>
       <w:r>
         <w:rPr>
@@ -11474,21 +14840,7 @@
           <w:rFonts w:ascii="Times-Roman" w:hAnsi="Times-Roman" w:cs="Times-Roman"/>
         </w:rPr>
         <w:lastRenderedPageBreak/>
-        <w:t>Describe what happens when the Upper Basin is unable to deliver 8.23 million acre-feet (</w:t>
-      </w:r>
-      <w:proofErr w:type="spellStart"/>
-      <w:r>
-        <w:rPr>
-          <w:rFonts w:ascii="Times-Roman" w:hAnsi="Times-Roman" w:cs="Times-Roman"/>
-        </w:rPr>
-        <w:t>maf</w:t>
-      </w:r>
-      <w:proofErr w:type="spellEnd"/>
-      <w:r>
-        <w:rPr>
-          <w:rFonts w:ascii="Times-Roman" w:hAnsi="Times-Roman" w:cs="Times-Roman"/>
-        </w:rPr>
-        <w:t>) of water per year to Lower Basin as required in the 1922 Compact and 1944 US-Mexico Treaty.</w:t>
+        <w:t>Describe what happens when the Upper Basin is unable to deliver 8.23 million acre-feet (maf) of water per year to Lower Basin as required in the 1922 Compact and 1944 US-Mexico Treaty.</w:t>
       </w:r>
     </w:p>
     <w:p>
@@ -11584,26 +14936,57 @@
         <w:pStyle w:val="EndNoteBibliography"/>
         <w:spacing w:after="0"/>
         <w:ind w:left="720" w:hanging="720"/>
-      </w:pPr>
-      <w:r>
         <w:rPr>
           <w:rFonts w:asciiTheme="majorBidi" w:hAnsiTheme="majorBidi" w:cstheme="majorBidi"/>
           <w:sz w:val="24"/>
         </w:rPr>
-        <w:fldChar w:fldCharType="begin"/>
-      </w:r>
+      </w:pPr>
+      <w:r>
+        <w:t>ADWR. (</w:t>
+      </w:r>
+      <w:r>
+        <w:t>2020</w:t>
+      </w:r>
+      <w:r>
+        <w:t xml:space="preserve">). "Water Your Facts." Arizona Water Facts, Arizona Department of Water Resources, </w:t>
+      </w:r>
+      <w:hyperlink r:id="rId53" w:tgtFrame="_blank" w:history="1">
+        <w:r>
+          <w:rPr>
+            <w:rStyle w:val="Hyperlink"/>
+          </w:rPr>
+          <w:t>https://arizonawaterfacts.com/water-your-facts</w:t>
+        </w:r>
+      </w:hyperlink>
+      <w:r>
+        <w:t xml:space="preserve"> [Accessed on: August 26, 2026].</w:t>
+      </w:r>
+    </w:p>
+    <w:p>
+      <w:pPr>
+        <w:pStyle w:val="EndNoteBibliography"/>
+        <w:spacing w:after="0"/>
+        <w:ind w:left="720" w:hanging="720"/>
+      </w:pPr>
       <w:r>
         <w:rPr>
           <w:rFonts w:asciiTheme="majorBidi" w:hAnsiTheme="majorBidi" w:cstheme="majorBidi"/>
           <w:sz w:val="24"/>
         </w:rPr>
-        <w:instrText xml:space="preserve"> ADDIN EN.REFLIST </w:instrText>
+        <w:fldChar w:fldCharType="begin"/>
       </w:r>
       <w:r>
         <w:rPr>
           <w:rFonts w:asciiTheme="majorBidi" w:hAnsiTheme="majorBidi" w:cstheme="majorBidi"/>
           <w:sz w:val="24"/>
         </w:rPr>
+        <w:instrText xml:space="preserve"> ADDIN EN.REFLIST </w:instrText>
+      </w:r>
+      <w:r>
+        <w:rPr>
+          <w:rFonts w:asciiTheme="majorBidi" w:hAnsiTheme="majorBidi" w:cstheme="majorBidi"/>
+          <w:sz w:val="24"/>
+        </w:rPr>
         <w:fldChar w:fldCharType="separate"/>
       </w:r>
       <w:r>
@@ -11618,7 +15001,7 @@
       <w:r>
         <w:t xml:space="preserve">, November 8, 2021. </w:t>
       </w:r>
-      <w:hyperlink r:id="rId45" w:history="1">
+      <w:hyperlink r:id="rId54" w:history="1">
         <w:r>
           <w:rPr>
             <w:rStyle w:val="Hyperlink"/>
@@ -11639,7 +15022,7 @@
       <w:r>
         <w:t xml:space="preserve">Buschatzke, T., Hamby, J. B., and Entsminger, J. (2024). "Lower Basin Alternative for the Post-2026 Coordinated Operation of the Colorado River Basin." </w:t>
       </w:r>
-      <w:hyperlink r:id="rId46" w:history="1">
+      <w:hyperlink r:id="rId55" w:history="1">
         <w:r>
           <w:rPr>
             <w:rStyle w:val="Hyperlink"/>
@@ -11669,7 +15052,7 @@
       <w:r>
         <w:t xml:space="preserve">. </w:t>
       </w:r>
-      <w:hyperlink r:id="rId47" w:history="1">
+      <w:hyperlink r:id="rId56" w:history="1">
         <w:r>
           <w:rPr>
             <w:rStyle w:val="Hyperlink"/>
@@ -11688,9 +15071,70 @@
         <w:ind w:left="720" w:hanging="720"/>
       </w:pPr>
       <w:r>
+        <w:t xml:space="preserve">CAP. (2025). "A Matter of Priorities." Know Your Water News, Central Arizona Project, </w:t>
+      </w:r>
+      <w:hyperlink r:id="rId57" w:tgtFrame="_blank" w:history="1">
+        <w:r>
+          <w:rPr>
+            <w:rStyle w:val="Hyperlink"/>
+          </w:rPr>
+          <w:t>https://knowyourwaternews.com/a-matter-of-priorities/</w:t>
+        </w:r>
+      </w:hyperlink>
+      <w:r>
+        <w:t xml:space="preserve"> [Accessed on: August 26, 2026].</w:t>
+      </w:r>
+    </w:p>
+    <w:p>
+      <w:pPr>
+        <w:pStyle w:val="EndNoteBibliography"/>
+        <w:spacing w:after="0"/>
+        <w:ind w:left="720" w:hanging="720"/>
+      </w:pPr>
+      <w:r>
+        <w:t xml:space="preserve">CEABC. (2023). "Programa Estatal Hídrico 2022-2027." Comisión Estatal del Agua de Baja California, Gobierno del Estado de Baja California, </w:t>
+      </w:r>
+      <w:hyperlink r:id="rId58" w:tgtFrame="_blank" w:history="1">
+        <w:r>
+          <w:rPr>
+            <w:rStyle w:val="Hyperlink"/>
+          </w:rPr>
+          <w:t>http://www.cea.gob.mx/documents/Periodico-65-CXXX-2023-124-PEH.pdf</w:t>
+        </w:r>
+      </w:hyperlink>
+      <w:r>
+        <w:t xml:space="preserve"> [Accessed on: August 26, 2026].</w:t>
+      </w:r>
+    </w:p>
+    <w:p>
+      <w:pPr>
+        <w:pStyle w:val="EndNoteBibliography"/>
+        <w:spacing w:after="0"/>
+        <w:ind w:left="720" w:hanging="720"/>
+      </w:pPr>
+      <w:r>
+        <w:t>Christian-Smith, J., &amp; Gleick, P. H. (2010). "California Farm Water Success Stories." Pacific Institute, ResearchGate,</w:t>
+      </w:r>
+      <w:r>
+        <w:t xml:space="preserve"> </w:t>
+      </w:r>
+      <w:r>
+        <w:t>https://www.researchgate.net/publication/242555216_California_Farm_Water_Success_Stories</w:t>
+      </w:r>
+      <w:r>
+        <w:t xml:space="preserve"> [Accessed on: August 26, 2026].</w:t>
+      </w:r>
+    </w:p>
+    <w:p>
+      <w:pPr>
+        <w:pStyle w:val="EndNoteBibliography"/>
+        <w:spacing w:after="0"/>
+        <w:ind w:left="720" w:hanging="720"/>
+      </w:pPr>
+      <w:r>
         <w:t xml:space="preserve">Colorado River Compact. (1922). </w:t>
       </w:r>
-      <w:hyperlink r:id="rId48" w:history="1">
+      <w:hyperlink r:id="rId59" w:history="1">
         <w:r>
           <w:rPr>
             <w:rStyle w:val="Hyperlink"/>
@@ -11709,9 +15153,30 @@
         <w:ind w:left="720" w:hanging="720"/>
       </w:pPr>
       <w:r>
+        <w:t xml:space="preserve">CVWD. (2026). "Where Does My Water Come From?" Coachella Valley Water District, </w:t>
+      </w:r>
+      <w:hyperlink r:id="rId60" w:tgtFrame="_blank" w:history="1">
+        <w:r>
+          <w:rPr>
+            <w:rStyle w:val="Hyperlink"/>
+          </w:rPr>
+          <w:t>https://www.cvwd.org/154/Where-does-my-water-come-from</w:t>
+        </w:r>
+      </w:hyperlink>
+      <w:r>
+        <w:t xml:space="preserve"> [Accessed on: August 26, 2026].</w:t>
+      </w:r>
+    </w:p>
+    <w:p>
+      <w:pPr>
+        <w:pStyle w:val="EndNoteBibliography"/>
+        <w:spacing w:after="0"/>
+        <w:ind w:left="720" w:hanging="720"/>
+      </w:pPr>
+      <w:r>
         <w:t xml:space="preserve">IBWC. (2021). "Minutes between the United States and Mexican Sections of the IBWC." United States Section, </w:t>
       </w:r>
-      <w:hyperlink r:id="rId49" w:history="1">
+      <w:hyperlink r:id="rId61" w:history="1">
         <w:r>
           <w:rPr>
             <w:rStyle w:val="Hyperlink"/>
@@ -11730,6 +15195,48 @@
         <w:ind w:left="720" w:hanging="720"/>
       </w:pPr>
       <w:r>
+        <w:t xml:space="preserve">IID. (2026). "Water." Imperial Irrigation District, </w:t>
+      </w:r>
+      <w:hyperlink r:id="rId62" w:tgtFrame="_blank" w:history="1">
+        <w:r>
+          <w:rPr>
+            <w:rStyle w:val="Hyperlink"/>
+          </w:rPr>
+          <w:t>https://www.iid.com/water</w:t>
+        </w:r>
+      </w:hyperlink>
+      <w:r>
+        <w:t xml:space="preserve"> [Accessed on: August 26, 2026].</w:t>
+      </w:r>
+    </w:p>
+    <w:p>
+      <w:pPr>
+        <w:pStyle w:val="EndNoteBibliography"/>
+        <w:spacing w:after="0"/>
+        <w:ind w:left="720" w:hanging="720"/>
+      </w:pPr>
+      <w:r>
+        <w:t xml:space="preserve">IMTA. (2020). "El agua en el Valle de Mexicali." Instituto Mexicano de Tecnología del Agua, </w:t>
+      </w:r>
+      <w:hyperlink r:id="rId63" w:tgtFrame="_blank" w:history="1">
+        <w:r>
+          <w:rPr>
+            <w:rStyle w:val="Hyperlink"/>
+          </w:rPr>
+          <w:t>https://www.imta.gob.mx/gobmx/2020/EL_AGUA_VALLE_MEXICALI.pdf</w:t>
+        </w:r>
+      </w:hyperlink>
+      <w:r>
+        <w:t xml:space="preserve"> [Accessed on: August 27, 2026].</w:t>
+      </w:r>
+    </w:p>
+    <w:p>
+      <w:pPr>
+        <w:pStyle w:val="EndNoteBibliography"/>
+        <w:spacing w:after="0"/>
+        <w:ind w:left="720" w:hanging="720"/>
+      </w:pPr>
+      <w:r>
         <w:t xml:space="preserve">James, I. (2021). "Southwest braces for water cutbacks as drought deepens along the Colorado River." </w:t>
       </w:r>
       <w:r>
@@ -11741,7 +15248,7 @@
       <w:r>
         <w:t xml:space="preserve">. </w:t>
       </w:r>
-      <w:hyperlink r:id="rId50" w:history="1">
+      <w:hyperlink r:id="rId64" w:history="1">
         <w:r>
           <w:rPr>
             <w:rStyle w:val="Hyperlink"/>
@@ -11781,7 +15288,7 @@
       <w:r>
         <w:t xml:space="preserve">Moreo, M. T. (2015). "Evaporation data from Lake Mead and Lake Mohave, Nevada and Arizona, March 2010 through April 2015." U.S. Geological Survey Data Release. </w:t>
       </w:r>
-      <w:hyperlink r:id="rId51" w:history="1">
+      <w:hyperlink r:id="rId65" w:history="1">
         <w:r>
           <w:rPr>
             <w:rStyle w:val="Hyperlink"/>
@@ -11800,6 +15307,49 @@
         <w:ind w:left="720" w:hanging="720"/>
       </w:pPr>
       <w:r>
+        <w:t xml:space="preserve">MWD. (2026). "Securing Our Imported Supplies." Metropolitan Water District of Southern California, </w:t>
+      </w:r>
+      <w:hyperlink r:id="rId66" w:tgtFrame="_blank" w:history="1">
+        <w:r>
+          <w:rPr>
+            <w:rStyle w:val="Hyperlink"/>
+          </w:rPr>
+          <w:t>https://www.mwdh2o.com/securing-our-imported-supplies/</w:t>
+        </w:r>
+      </w:hyperlink>
+      <w:r>
+        <w:t xml:space="preserve"> [Accessed on: August 26, 2026].</w:t>
+      </w:r>
+    </w:p>
+    <w:p>
+      <w:pPr>
+        <w:pStyle w:val="EndNoteBibliography"/>
+        <w:spacing w:after="0"/>
+        <w:ind w:left="720" w:hanging="720"/>
+      </w:pPr>
+      <w:r>
+        <w:t xml:space="preserve">PVID. (2026). "Palo Verde Irrigation District History." Palo Verde Irrigation District, </w:t>
+      </w:r>
+      <w:hyperlink r:id="rId67" w:tgtFrame="_blank" w:history="1">
+        <w:r>
+          <w:rPr>
+            <w:rStyle w:val="Hyperlink"/>
+          </w:rPr>
+          <w:t>https://pvid.org/history.php</w:t>
+        </w:r>
+      </w:hyperlink>
+      <w:r>
+        <w:t xml:space="preserve"> [Accessed on: August 26, 2026].</w:t>
+      </w:r>
+    </w:p>
+    <w:p>
+      <w:pPr>
+        <w:pStyle w:val="EndNoteBibliography"/>
+        <w:spacing w:after="0"/>
+        <w:ind w:left="720" w:hanging="720"/>
+      </w:pPr>
+      <w:r>
+        <w:lastRenderedPageBreak/>
         <w:t xml:space="preserve">Rosenberg, D. E. (2021). "Invest in Farm Water Conservation to Curtail Buy and Dry." </w:t>
       </w:r>
       <w:r>
@@ -11811,7 +15361,7 @@
       <w:r>
         <w:t xml:space="preserve">, 3. </w:t>
       </w:r>
-      <w:hyperlink r:id="rId52" w:history="1">
+      <w:hyperlink r:id="rId68" w:history="1">
         <w:r>
           <w:rPr>
             <w:rStyle w:val="Hyperlink"/>
@@ -11841,7 +15391,7 @@
       <w:r>
         <w:t xml:space="preserve">, 60(7), e2024WR037225. </w:t>
       </w:r>
-      <w:hyperlink r:id="rId53" w:history="1">
+      <w:hyperlink r:id="rId69" w:history="1">
         <w:r>
           <w:rPr>
             <w:rStyle w:val="Hyperlink"/>
@@ -11862,7 +15412,7 @@
       <w:r>
         <w:t xml:space="preserve">Schmidt, J. C., Kraft, M., Tuzlak, D., and Walker, A. (2016). "Fill Mead First: a technical assessment." Utah State University, Logan, Utah. </w:t>
       </w:r>
-      <w:hyperlink r:id="rId54" w:history="1">
+      <w:hyperlink r:id="rId70" w:history="1">
         <w:r>
           <w:rPr>
             <w:rStyle w:val="Hyperlink"/>
@@ -11881,9 +15431,63 @@
         <w:ind w:left="720" w:hanging="720"/>
       </w:pPr>
       <w:r>
+        <w:t>SNWA. (2026</w:t>
+      </w:r>
+      <w:r>
+        <w:t>a</w:t>
+      </w:r>
+      <w:r>
+        <w:t xml:space="preserve">). "Water Resource Plan." Southern Nevada Water Authority, </w:t>
+      </w:r>
+      <w:hyperlink r:id="rId71" w:tgtFrame="_blank" w:history="1">
+        <w:r>
+          <w:rPr>
+            <w:rStyle w:val="Hyperlink"/>
+          </w:rPr>
+          <w:t>https://www.snwa.com/universal/pdfjs/?file=%2Fassets%2Fpdf%2Fwater-resource-plan-2026.pdf&amp;lang=en</w:t>
+        </w:r>
+      </w:hyperlink>
+      <w:r>
+        <w:t xml:space="preserve"> [Accessed on: August 26, 2026].</w:t>
+      </w:r>
+    </w:p>
+    <w:p>
+      <w:pPr>
+        <w:pStyle w:val="EndNoteBibliography"/>
+        <w:spacing w:after="0"/>
+        <w:ind w:left="720" w:hanging="720"/>
+      </w:pPr>
+      <w:r>
+        <w:t>SNWA. (2026</w:t>
+      </w:r>
+      <w:r>
+        <w:t>b</w:t>
+      </w:r>
+      <w:r>
+        <w:t xml:space="preserve">). "Where Your Water Comes From." Southern Nevada Water Authority, </w:t>
+      </w:r>
+      <w:hyperlink r:id="rId72" w:tgtFrame="_blank" w:history="1">
+        <w:r>
+          <w:rPr>
+            <w:rStyle w:val="Hyperlink"/>
+          </w:rPr>
+          <w:t>https://www.snwa.com/water-resources/where-water-comes-from/index.html</w:t>
+        </w:r>
+      </w:hyperlink>
+      <w:r>
+        <w:t xml:space="preserve"> [Accessed on: August 26, 2026].</w:t>
+      </w:r>
+    </w:p>
+    <w:p>
+      <w:pPr>
+        <w:pStyle w:val="EndNoteBibliography"/>
+        <w:spacing w:after="0"/>
+        <w:ind w:left="720" w:hanging="720"/>
+      </w:pPr>
+      <w:r>
         <w:t xml:space="preserve">Ten Tribes Partnership. (2018). "Colorado River Basin  Ten Tribes Partnership Tribal Water Study." U.S. Department of the Interior, Bureau of Reclamation, Ten Tribes Partnership. </w:t>
       </w:r>
-      <w:hyperlink r:id="rId55" w:history="1">
+      <w:hyperlink r:id="rId73" w:history="1">
         <w:r>
           <w:rPr>
             <w:rStyle w:val="Hyperlink"/>
@@ -11913,7 +15517,7 @@
       <w:r>
         <w:t xml:space="preserve">. </w:t>
       </w:r>
-      <w:hyperlink r:id="rId56" w:history="1">
+      <w:hyperlink r:id="rId74" w:history="1">
         <w:r>
           <w:rPr>
             <w:rStyle w:val="Hyperlink"/>
@@ -11943,7 +15547,7 @@
       <w:r>
         <w:t xml:space="preserve">. </w:t>
       </w:r>
-      <w:hyperlink r:id="rId57" w:history="1">
+      <w:hyperlink r:id="rId75" w:history="1">
         <w:r>
           <w:rPr>
             <w:rStyle w:val="Hyperlink"/>
@@ -11964,7 +15568,7 @@
       <w:r>
         <w:t xml:space="preserve">USBR. (2012). "Colorado River Basin Water Supply and Demand Study." U.S. Department of Interior, Bureau of Reclamation, Washington, D.C., </w:t>
       </w:r>
-      <w:hyperlink r:id="rId58" w:history="1">
+      <w:hyperlink r:id="rId76" w:history="1">
         <w:r>
           <w:rPr>
             <w:rStyle w:val="Hyperlink"/>
@@ -11983,10 +15587,9 @@
         <w:ind w:left="720" w:hanging="720"/>
       </w:pPr>
       <w:r>
-        <w:lastRenderedPageBreak/>
         <w:t xml:space="preserve">USBR. (2019). "Agreement Concerning Colorado River Drought Contingency Management and Operations." U.S. Bureau of Reclamation, Washington, DC. </w:t>
       </w:r>
-      <w:hyperlink r:id="rId59" w:history="1">
+      <w:hyperlink r:id="rId77" w:history="1">
         <w:r>
           <w:rPr>
             <w:rStyle w:val="Hyperlink"/>
@@ -12007,7 +15610,7 @@
       <w:r>
         <w:t xml:space="preserve">USBR. (2020). "Review of the Colorado River Interim Guidelines for Lower Basin Shortages and Coordinated Operations for Lake Powell and Lake Mead." U.S. Bureau of Reclamation, U.S. Department of Interior. </w:t>
       </w:r>
-      <w:hyperlink r:id="rId60" w:history="1">
+      <w:hyperlink r:id="rId78" w:history="1">
         <w:r>
           <w:rPr>
             <w:rStyle w:val="Hyperlink"/>
@@ -12028,7 +15631,7 @@
       <w:r>
         <w:t xml:space="preserve">USBR. (2021a). "Boulder Canyon Operations Office - Program and Activities: Water Accounting Reports." U.S. Bureau of Reclamation. </w:t>
       </w:r>
-      <w:hyperlink r:id="rId61" w:history="1">
+      <w:hyperlink r:id="rId79" w:history="1">
         <w:r>
           <w:rPr>
             <w:rStyle w:val="Hyperlink"/>
@@ -12049,7 +15652,7 @@
       <w:r>
         <w:t xml:space="preserve">USBR. (2021b). "Lake Mead at Hoover Dam, End of Month Elevation." Lower Colorado River Operations, U.S. Buruea of Reclamation, </w:t>
       </w:r>
-      <w:hyperlink r:id="rId62" w:history="1">
+      <w:hyperlink r:id="rId80" w:history="1">
         <w:r>
           <w:rPr>
             <w:rStyle w:val="Hyperlink"/>
@@ -12070,7 +15673,7 @@
       <w:r>
         <w:t xml:space="preserve">USBR. (2021c). "Pilot System Conservation Program." U.S. Bureau of Reclamation, </w:t>
       </w:r>
-      <w:hyperlink r:id="rId63" w:history="1">
+      <w:hyperlink r:id="rId81" w:history="1">
         <w:r>
           <w:rPr>
             <w:rStyle w:val="Hyperlink"/>
@@ -12091,7 +15694,7 @@
       <w:r>
         <w:t xml:space="preserve">USBR. (2023a). "Integrated Technical Education Workgroup." U.S. Bureau of Reclamation, </w:t>
       </w:r>
-      <w:hyperlink r:id="rId64" w:history="1">
+      <w:hyperlink r:id="rId82" w:history="1">
         <w:r>
           <w:rPr>
             <w:rStyle w:val="Hyperlink"/>
@@ -12113,9 +15716,10 @@
         </w:rPr>
       </w:pPr>
       <w:r>
+        <w:lastRenderedPageBreak/>
         <w:t xml:space="preserve">USBR. (2023b). "Post-2026 Colorado River Reservoir Operational Strategies for Lake Powell and Lake Mead: Summary of the Federal Register Notice Input Received." Reclamation, </w:t>
       </w:r>
-      <w:hyperlink r:id="rId65" w:history="1">
+      <w:hyperlink r:id="rId83" w:history="1">
         <w:r>
           <w:rPr>
             <w:rStyle w:val="Hyperlink"/>
@@ -12140,9 +15744,15 @@
         <w:ind w:left="720" w:hanging="720"/>
       </w:pPr>
       <w:r>
-        <w:t xml:space="preserve">USBR. (2026). "Boulder Canyon Operations Office - Program and Activities: Water Accounting Reports." U.S. Bureau of Reclamation. </w:t>
-      </w:r>
-      <w:hyperlink r:id="rId66" w:tgtFrame="_blank" w:history="1">
+        <w:t>USBR. (2026</w:t>
+      </w:r>
+      <w:r>
+        <w:t>a</w:t>
+      </w:r>
+      <w:r>
+        <w:t xml:space="preserve">). "Boulder Canyon Operations Office - Program and Activities: Water Accounting Reports." U.S. Bureau of Reclamation. </w:t>
+      </w:r>
+      <w:hyperlink r:id="rId84" w:tgtFrame="_blank" w:history="1">
         <w:r>
           <w:rPr>
             <w:rStyle w:val="Hyperlink"/>
@@ -12161,9 +15771,36 @@
         <w:ind w:left="720" w:hanging="720"/>
       </w:pPr>
       <w:r>
+        <w:t>USBR. (2026</w:t>
+      </w:r>
+      <w:r>
+        <w:t>b</w:t>
+      </w:r>
+      <w:r>
+        <w:t xml:space="preserve">). "Final Environmental Impact Statement." Colorado River Basin, U.S. Bureau of Reclamation, </w:t>
+      </w:r>
+      <w:hyperlink r:id="rId85" w:tgtFrame="_blank" w:history="1">
+        <w:r>
+          <w:rPr>
+            <w:rStyle w:val="Hyperlink"/>
+          </w:rPr>
+          <w:t>https://www.usbr.gov/ColoradoRiverBasin/post2026/decision-doc/index.html</w:t>
+        </w:r>
+      </w:hyperlink>
+      <w:r>
+        <w:t xml:space="preserve"> [Accessed on: August 26, 2026].</w:t>
+      </w:r>
+    </w:p>
+    <w:p>
+      <w:pPr>
+        <w:pStyle w:val="EndNoteBibliography"/>
+        <w:spacing w:after="0"/>
+        <w:ind w:left="720" w:hanging="720"/>
+      </w:pPr>
+      <w:r>
         <w:t xml:space="preserve">USGS. (2016). "Colorado River Basin map." U.S. Geological Survey. </w:t>
       </w:r>
-      <w:hyperlink r:id="rId67" w:history="1">
+      <w:hyperlink r:id="rId86" w:history="1">
         <w:r>
           <w:rPr>
             <w:rStyle w:val="Hyperlink"/>
@@ -12184,7 +15821,7 @@
       <w:r>
         <w:t xml:space="preserve">Wheeler, K. G., Schmidt, J. C., and Rosenberg, D. E. (2019). "Water Resource Modelling of the Colorado River – Present and Future Strategies." Center for Colorado River Studies, Utah State University, Logan, Utah. </w:t>
       </w:r>
-      <w:hyperlink r:id="rId68" w:history="1">
+      <w:hyperlink r:id="rId87" w:history="1">
         <w:r>
           <w:rPr>
             <w:rStyle w:val="Hyperlink"/>
@@ -12213,7 +15850,7 @@
       <w:r>
         <w:t xml:space="preserve">, 37(4), 913-929. </w:t>
       </w:r>
-      <w:hyperlink r:id="rId69" w:history="1">
+      <w:hyperlink r:id="rId88" w:history="1">
         <w:r>
           <w:rPr>
             <w:rStyle w:val="Hyperlink"/>
@@ -12239,8 +15876,8 @@
       </w:r>
     </w:p>
     <w:sectPr>
-      <w:headerReference w:type="default" r:id="rId70"/>
-      <w:footerReference w:type="default" r:id="rId71"/>
+      <w:headerReference w:type="default" r:id="rId89"/>
+      <w:footerReference w:type="default" r:id="rId90"/>
       <w:pgSz w:w="12240" w:h="15840"/>
       <w:pgMar w:top="1440" w:right="1440" w:bottom="1440" w:left="1440" w:header="720" w:footer="720" w:gutter="0"/>
       <w:cols w:space="720"/>
@@ -12875,6 +16512,119 @@
     </w:lvl>
   </w:abstractNum>
   <w:abstractNum w:abstractNumId="5" w15:restartNumberingAfterBreak="0">
+    <w:nsid w:val="1654539A"/>
+    <w:multiLevelType w:val="hybridMultilevel"/>
+    <w:tmpl w:val="FC6EC40A"/>
+    <w:lvl w:ilvl="0" w:tplc="04090001">
+      <w:start w:val="1"/>
+      <w:numFmt w:val="bullet"/>
+      <w:lvlText w:val=""/>
+      <w:lvlJc w:val="left"/>
+      <w:pPr>
+        <w:ind w:left="720" w:hanging="360"/>
+      </w:pPr>
+      <w:rPr>
+        <w:rFonts w:ascii="Symbol" w:hAnsi="Symbol" w:hint="default"/>
+      </w:rPr>
+    </w:lvl>
+    <w:lvl w:ilvl="1" w:tplc="04090003" w:tentative="1">
+      <w:start w:val="1"/>
+      <w:numFmt w:val="bullet"/>
+      <w:lvlText w:val="o"/>
+      <w:lvlJc w:val="left"/>
+      <w:pPr>
+        <w:ind w:left="1440" w:hanging="360"/>
+      </w:pPr>
+      <w:rPr>
+        <w:rFonts w:ascii="Courier New" w:hAnsi="Courier New" w:cs="Courier New" w:hint="default"/>
+      </w:rPr>
+    </w:lvl>
+    <w:lvl w:ilvl="2" w:tplc="04090005" w:tentative="1">
+      <w:start w:val="1"/>
+      <w:numFmt w:val="bullet"/>
+      <w:lvlText w:val=""/>
+      <w:lvlJc w:val="left"/>
+      <w:pPr>
+        <w:ind w:left="2160" w:hanging="360"/>
+      </w:pPr>
+      <w:rPr>
+        <w:rFonts w:ascii="Wingdings" w:hAnsi="Wingdings" w:hint="default"/>
+      </w:rPr>
+    </w:lvl>
+    <w:lvl w:ilvl="3" w:tplc="04090001" w:tentative="1">
+      <w:start w:val="1"/>
+      <w:numFmt w:val="bullet"/>
+      <w:lvlText w:val=""/>
+      <w:lvlJc w:val="left"/>
+      <w:pPr>
+        <w:ind w:left="2880" w:hanging="360"/>
+      </w:pPr>
+      <w:rPr>
+        <w:rFonts w:ascii="Symbol" w:hAnsi="Symbol" w:hint="default"/>
+      </w:rPr>
+    </w:lvl>
+    <w:lvl w:ilvl="4" w:tplc="04090003" w:tentative="1">
+      <w:start w:val="1"/>
+      <w:numFmt w:val="bullet"/>
+      <w:lvlText w:val="o"/>
+      <w:lvlJc w:val="left"/>
+      <w:pPr>
+        <w:ind w:left="3600" w:hanging="360"/>
+      </w:pPr>
+      <w:rPr>
+        <w:rFonts w:ascii="Courier New" w:hAnsi="Courier New" w:cs="Courier New" w:hint="default"/>
+      </w:rPr>
+    </w:lvl>
+    <w:lvl w:ilvl="5" w:tplc="04090005" w:tentative="1">
+      <w:start w:val="1"/>
+      <w:numFmt w:val="bullet"/>
+      <w:lvlText w:val=""/>
+      <w:lvlJc w:val="left"/>
+      <w:pPr>
+        <w:ind w:left="4320" w:hanging="360"/>
+      </w:pPr>
+      <w:rPr>
+        <w:rFonts w:ascii="Wingdings" w:hAnsi="Wingdings" w:hint="default"/>
+      </w:rPr>
+    </w:lvl>
+    <w:lvl w:ilvl="6" w:tplc="04090001" w:tentative="1">
+      <w:start w:val="1"/>
+      <w:numFmt w:val="bullet"/>
+      <w:lvlText w:val=""/>
+      <w:lvlJc w:val="left"/>
+      <w:pPr>
+        <w:ind w:left="5040" w:hanging="360"/>
+      </w:pPr>
+      <w:rPr>
+        <w:rFonts w:ascii="Symbol" w:hAnsi="Symbol" w:hint="default"/>
+      </w:rPr>
+    </w:lvl>
+    <w:lvl w:ilvl="7" w:tplc="04090003" w:tentative="1">
+      <w:start w:val="1"/>
+      <w:numFmt w:val="bullet"/>
+      <w:lvlText w:val="o"/>
+      <w:lvlJc w:val="left"/>
+      <w:pPr>
+        <w:ind w:left="5760" w:hanging="360"/>
+      </w:pPr>
+      <w:rPr>
+        <w:rFonts w:ascii="Courier New" w:hAnsi="Courier New" w:cs="Courier New" w:hint="default"/>
+      </w:rPr>
+    </w:lvl>
+    <w:lvl w:ilvl="8" w:tplc="04090005" w:tentative="1">
+      <w:start w:val="1"/>
+      <w:numFmt w:val="bullet"/>
+      <w:lvlText w:val=""/>
+      <w:lvlJc w:val="left"/>
+      <w:pPr>
+        <w:ind w:left="6480" w:hanging="360"/>
+      </w:pPr>
+      <w:rPr>
+        <w:rFonts w:ascii="Wingdings" w:hAnsi="Wingdings" w:hint="default"/>
+      </w:rPr>
+    </w:lvl>
+  </w:abstractNum>
+  <w:abstractNum w:abstractNumId="6" w15:restartNumberingAfterBreak="0">
     <w:nsid w:val="19563DB5"/>
     <w:multiLevelType w:val="hybridMultilevel"/>
     <w:tmpl w:val="2C4E0812"/>
@@ -12987,7 +16737,233 @@
       </w:rPr>
     </w:lvl>
   </w:abstractNum>
-  <w:abstractNum w:abstractNumId="6" w15:restartNumberingAfterBreak="0">
+  <w:abstractNum w:abstractNumId="7" w15:restartNumberingAfterBreak="0">
+    <w:nsid w:val="212843EA"/>
+    <w:multiLevelType w:val="hybridMultilevel"/>
+    <w:tmpl w:val="3FC01998"/>
+    <w:lvl w:ilvl="0" w:tplc="04090001">
+      <w:start w:val="1"/>
+      <w:numFmt w:val="bullet"/>
+      <w:lvlText w:val=""/>
+      <w:lvlJc w:val="left"/>
+      <w:pPr>
+        <w:ind w:left="720" w:hanging="360"/>
+      </w:pPr>
+      <w:rPr>
+        <w:rFonts w:ascii="Symbol" w:hAnsi="Symbol" w:hint="default"/>
+      </w:rPr>
+    </w:lvl>
+    <w:lvl w:ilvl="1" w:tplc="04090003">
+      <w:start w:val="1"/>
+      <w:numFmt w:val="bullet"/>
+      <w:lvlText w:val="o"/>
+      <w:lvlJc w:val="left"/>
+      <w:pPr>
+        <w:ind w:left="1440" w:hanging="360"/>
+      </w:pPr>
+      <w:rPr>
+        <w:rFonts w:ascii="Courier New" w:hAnsi="Courier New" w:cs="Courier New" w:hint="default"/>
+      </w:rPr>
+    </w:lvl>
+    <w:lvl w:ilvl="2" w:tplc="04090005" w:tentative="1">
+      <w:start w:val="1"/>
+      <w:numFmt w:val="bullet"/>
+      <w:lvlText w:val=""/>
+      <w:lvlJc w:val="left"/>
+      <w:pPr>
+        <w:ind w:left="2160" w:hanging="360"/>
+      </w:pPr>
+      <w:rPr>
+        <w:rFonts w:ascii="Wingdings" w:hAnsi="Wingdings" w:hint="default"/>
+      </w:rPr>
+    </w:lvl>
+    <w:lvl w:ilvl="3" w:tplc="04090001" w:tentative="1">
+      <w:start w:val="1"/>
+      <w:numFmt w:val="bullet"/>
+      <w:lvlText w:val=""/>
+      <w:lvlJc w:val="left"/>
+      <w:pPr>
+        <w:ind w:left="2880" w:hanging="360"/>
+      </w:pPr>
+      <w:rPr>
+        <w:rFonts w:ascii="Symbol" w:hAnsi="Symbol" w:hint="default"/>
+      </w:rPr>
+    </w:lvl>
+    <w:lvl w:ilvl="4" w:tplc="04090003" w:tentative="1">
+      <w:start w:val="1"/>
+      <w:numFmt w:val="bullet"/>
+      <w:lvlText w:val="o"/>
+      <w:lvlJc w:val="left"/>
+      <w:pPr>
+        <w:ind w:left="3600" w:hanging="360"/>
+      </w:pPr>
+      <w:rPr>
+        <w:rFonts w:ascii="Courier New" w:hAnsi="Courier New" w:cs="Courier New" w:hint="default"/>
+      </w:rPr>
+    </w:lvl>
+    <w:lvl w:ilvl="5" w:tplc="04090005" w:tentative="1">
+      <w:start w:val="1"/>
+      <w:numFmt w:val="bullet"/>
+      <w:lvlText w:val=""/>
+      <w:lvlJc w:val="left"/>
+      <w:pPr>
+        <w:ind w:left="4320" w:hanging="360"/>
+      </w:pPr>
+      <w:rPr>
+        <w:rFonts w:ascii="Wingdings" w:hAnsi="Wingdings" w:hint="default"/>
+      </w:rPr>
+    </w:lvl>
+    <w:lvl w:ilvl="6" w:tplc="04090001" w:tentative="1">
+      <w:start w:val="1"/>
+      <w:numFmt w:val="bullet"/>
+      <w:lvlText w:val=""/>
+      <w:lvlJc w:val="left"/>
+      <w:pPr>
+        <w:ind w:left="5040" w:hanging="360"/>
+      </w:pPr>
+      <w:rPr>
+        <w:rFonts w:ascii="Symbol" w:hAnsi="Symbol" w:hint="default"/>
+      </w:rPr>
+    </w:lvl>
+    <w:lvl w:ilvl="7" w:tplc="04090003" w:tentative="1">
+      <w:start w:val="1"/>
+      <w:numFmt w:val="bullet"/>
+      <w:lvlText w:val="o"/>
+      <w:lvlJc w:val="left"/>
+      <w:pPr>
+        <w:ind w:left="5760" w:hanging="360"/>
+      </w:pPr>
+      <w:rPr>
+        <w:rFonts w:ascii="Courier New" w:hAnsi="Courier New" w:cs="Courier New" w:hint="default"/>
+      </w:rPr>
+    </w:lvl>
+    <w:lvl w:ilvl="8" w:tplc="04090005" w:tentative="1">
+      <w:start w:val="1"/>
+      <w:numFmt w:val="bullet"/>
+      <w:lvlText w:val=""/>
+      <w:lvlJc w:val="left"/>
+      <w:pPr>
+        <w:ind w:left="6480" w:hanging="360"/>
+      </w:pPr>
+      <w:rPr>
+        <w:rFonts w:ascii="Wingdings" w:hAnsi="Wingdings" w:hint="default"/>
+      </w:rPr>
+    </w:lvl>
+  </w:abstractNum>
+  <w:abstractNum w:abstractNumId="8" w15:restartNumberingAfterBreak="0">
+    <w:nsid w:val="2192164D"/>
+    <w:multiLevelType w:val="hybridMultilevel"/>
+    <w:tmpl w:val="6F0214FE"/>
+    <w:lvl w:ilvl="0" w:tplc="04090001">
+      <w:start w:val="1"/>
+      <w:numFmt w:val="bullet"/>
+      <w:lvlText w:val=""/>
+      <w:lvlJc w:val="left"/>
+      <w:pPr>
+        <w:ind w:left="720" w:hanging="360"/>
+      </w:pPr>
+      <w:rPr>
+        <w:rFonts w:ascii="Symbol" w:hAnsi="Symbol" w:hint="default"/>
+      </w:rPr>
+    </w:lvl>
+    <w:lvl w:ilvl="1" w:tplc="04090003" w:tentative="1">
+      <w:start w:val="1"/>
+      <w:numFmt w:val="bullet"/>
+      <w:lvlText w:val="o"/>
+      <w:lvlJc w:val="left"/>
+      <w:pPr>
+        <w:ind w:left="1440" w:hanging="360"/>
+      </w:pPr>
+      <w:rPr>
+        <w:rFonts w:ascii="Courier New" w:hAnsi="Courier New" w:cs="Courier New" w:hint="default"/>
+      </w:rPr>
+    </w:lvl>
+    <w:lvl w:ilvl="2" w:tplc="04090005" w:tentative="1">
+      <w:start w:val="1"/>
+      <w:numFmt w:val="bullet"/>
+      <w:lvlText w:val=""/>
+      <w:lvlJc w:val="left"/>
+      <w:pPr>
+        <w:ind w:left="2160" w:hanging="360"/>
+      </w:pPr>
+      <w:rPr>
+        <w:rFonts w:ascii="Wingdings" w:hAnsi="Wingdings" w:hint="default"/>
+      </w:rPr>
+    </w:lvl>
+    <w:lvl w:ilvl="3" w:tplc="04090001" w:tentative="1">
+      <w:start w:val="1"/>
+      <w:numFmt w:val="bullet"/>
+      <w:lvlText w:val=""/>
+      <w:lvlJc w:val="left"/>
+      <w:pPr>
+        <w:ind w:left="2880" w:hanging="360"/>
+      </w:pPr>
+      <w:rPr>
+        <w:rFonts w:ascii="Symbol" w:hAnsi="Symbol" w:hint="default"/>
+      </w:rPr>
+    </w:lvl>
+    <w:lvl w:ilvl="4" w:tplc="04090003" w:tentative="1">
+      <w:start w:val="1"/>
+      <w:numFmt w:val="bullet"/>
+      <w:lvlText w:val="o"/>
+      <w:lvlJc w:val="left"/>
+      <w:pPr>
+        <w:ind w:left="3600" w:hanging="360"/>
+      </w:pPr>
+      <w:rPr>
+        <w:rFonts w:ascii="Courier New" w:hAnsi="Courier New" w:cs="Courier New" w:hint="default"/>
+      </w:rPr>
+    </w:lvl>
+    <w:lvl w:ilvl="5" w:tplc="04090005" w:tentative="1">
+      <w:start w:val="1"/>
+      <w:numFmt w:val="bullet"/>
+      <w:lvlText w:val=""/>
+      <w:lvlJc w:val="left"/>
+      <w:pPr>
+        <w:ind w:left="4320" w:hanging="360"/>
+      </w:pPr>
+      <w:rPr>
+        <w:rFonts w:ascii="Wingdings" w:hAnsi="Wingdings" w:hint="default"/>
+      </w:rPr>
+    </w:lvl>
+    <w:lvl w:ilvl="6" w:tplc="04090001" w:tentative="1">
+      <w:start w:val="1"/>
+      <w:numFmt w:val="bullet"/>
+      <w:lvlText w:val=""/>
+      <w:lvlJc w:val="left"/>
+      <w:pPr>
+        <w:ind w:left="5040" w:hanging="360"/>
+      </w:pPr>
+      <w:rPr>
+        <w:rFonts w:ascii="Symbol" w:hAnsi="Symbol" w:hint="default"/>
+      </w:rPr>
+    </w:lvl>
+    <w:lvl w:ilvl="7" w:tplc="04090003" w:tentative="1">
+      <w:start w:val="1"/>
+      <w:numFmt w:val="bullet"/>
+      <w:lvlText w:val="o"/>
+      <w:lvlJc w:val="left"/>
+      <w:pPr>
+        <w:ind w:left="5760" w:hanging="360"/>
+      </w:pPr>
+      <w:rPr>
+        <w:rFonts w:ascii="Courier New" w:hAnsi="Courier New" w:cs="Courier New" w:hint="default"/>
+      </w:rPr>
+    </w:lvl>
+    <w:lvl w:ilvl="8" w:tplc="04090005" w:tentative="1">
+      <w:start w:val="1"/>
+      <w:numFmt w:val="bullet"/>
+      <w:lvlText w:val=""/>
+      <w:lvlJc w:val="left"/>
+      <w:pPr>
+        <w:ind w:left="6480" w:hanging="360"/>
+      </w:pPr>
+      <w:rPr>
+        <w:rFonts w:ascii="Wingdings" w:hAnsi="Wingdings" w:hint="default"/>
+      </w:rPr>
+    </w:lvl>
+  </w:abstractNum>
+  <w:abstractNum w:abstractNumId="9" w15:restartNumberingAfterBreak="0">
     <w:nsid w:val="282304DF"/>
     <w:multiLevelType w:val="hybridMultilevel"/>
     <w:tmpl w:val="32CAB77E"/>
@@ -13079,7 +17055,7 @@
       </w:pPr>
     </w:lvl>
   </w:abstractNum>
-  <w:abstractNum w:abstractNumId="7" w15:restartNumberingAfterBreak="0">
+  <w:abstractNum w:abstractNumId="10" w15:restartNumberingAfterBreak="0">
     <w:nsid w:val="2AED7C4E"/>
     <w:multiLevelType w:val="hybridMultilevel"/>
     <w:tmpl w:val="FC0AA206"/>
@@ -13192,7 +17168,7 @@
       </w:rPr>
     </w:lvl>
   </w:abstractNum>
-  <w:abstractNum w:abstractNumId="8" w15:restartNumberingAfterBreak="0">
+  <w:abstractNum w:abstractNumId="11" w15:restartNumberingAfterBreak="0">
     <w:nsid w:val="2CD81F58"/>
     <w:multiLevelType w:val="hybridMultilevel"/>
     <w:tmpl w:val="5E74E8DA"/>
@@ -13281,7 +17257,7 @@
       </w:pPr>
     </w:lvl>
   </w:abstractNum>
-  <w:abstractNum w:abstractNumId="9" w15:restartNumberingAfterBreak="0">
+  <w:abstractNum w:abstractNumId="12" w15:restartNumberingAfterBreak="0">
     <w:nsid w:val="2E430D0B"/>
     <w:multiLevelType w:val="hybridMultilevel"/>
     <w:tmpl w:val="3438A82A"/>
@@ -13367,7 +17343,7 @@
       </w:pPr>
     </w:lvl>
   </w:abstractNum>
-  <w:abstractNum w:abstractNumId="10" w15:restartNumberingAfterBreak="0">
+  <w:abstractNum w:abstractNumId="13" w15:restartNumberingAfterBreak="0">
     <w:nsid w:val="33E067E5"/>
     <w:multiLevelType w:val="hybridMultilevel"/>
     <w:tmpl w:val="D96CC070"/>
@@ -13457,7 +17433,7 @@
       </w:pPr>
     </w:lvl>
   </w:abstractNum>
-  <w:abstractNum w:abstractNumId="11" w15:restartNumberingAfterBreak="0">
+  <w:abstractNum w:abstractNumId="14" w15:restartNumberingAfterBreak="0">
     <w:nsid w:val="448B39D6"/>
     <w:multiLevelType w:val="hybridMultilevel"/>
     <w:tmpl w:val="6EC6068A"/>
@@ -13546,7 +17522,7 @@
       </w:pPr>
     </w:lvl>
   </w:abstractNum>
-  <w:abstractNum w:abstractNumId="12" w15:restartNumberingAfterBreak="0">
+  <w:abstractNum w:abstractNumId="15" w15:restartNumberingAfterBreak="0">
     <w:nsid w:val="4CD84D8B"/>
     <w:multiLevelType w:val="hybridMultilevel"/>
     <w:tmpl w:val="02A4ABD4"/>
@@ -13632,7 +17608,7 @@
       </w:pPr>
     </w:lvl>
   </w:abstractNum>
-  <w:abstractNum w:abstractNumId="13" w15:restartNumberingAfterBreak="0">
+  <w:abstractNum w:abstractNumId="16" w15:restartNumberingAfterBreak="0">
     <w:nsid w:val="4DE7662B"/>
     <w:multiLevelType w:val="hybridMultilevel"/>
     <w:tmpl w:val="B0DA398E"/>
@@ -13745,7 +17721,7 @@
       </w:rPr>
     </w:lvl>
   </w:abstractNum>
-  <w:abstractNum w:abstractNumId="14" w15:restartNumberingAfterBreak="0">
+  <w:abstractNum w:abstractNumId="17" w15:restartNumberingAfterBreak="0">
     <w:nsid w:val="50C025E9"/>
     <w:multiLevelType w:val="hybridMultilevel"/>
     <w:tmpl w:val="483C73D4"/>
@@ -13858,7 +17834,7 @@
       </w:rPr>
     </w:lvl>
   </w:abstractNum>
-  <w:abstractNum w:abstractNumId="15" w15:restartNumberingAfterBreak="0">
+  <w:abstractNum w:abstractNumId="18" w15:restartNumberingAfterBreak="0">
     <w:nsid w:val="52BC45F4"/>
     <w:multiLevelType w:val="multilevel"/>
     <w:tmpl w:val="D57CA490"/>
@@ -13977,7 +17953,7 @@
       </w:rPr>
     </w:lvl>
   </w:abstractNum>
-  <w:abstractNum w:abstractNumId="16" w15:restartNumberingAfterBreak="0">
+  <w:abstractNum w:abstractNumId="19" w15:restartNumberingAfterBreak="0">
     <w:nsid w:val="56C16AD7"/>
     <w:multiLevelType w:val="hybridMultilevel"/>
     <w:tmpl w:val="F614083E"/>
@@ -14063,7 +18039,7 @@
       </w:pPr>
     </w:lvl>
   </w:abstractNum>
-  <w:abstractNum w:abstractNumId="17" w15:restartNumberingAfterBreak="0">
+  <w:abstractNum w:abstractNumId="20" w15:restartNumberingAfterBreak="0">
     <w:nsid w:val="5A4545F9"/>
     <w:multiLevelType w:val="hybridMultilevel"/>
     <w:tmpl w:val="4FE8E398"/>
@@ -14149,7 +18125,7 @@
       </w:pPr>
     </w:lvl>
   </w:abstractNum>
-  <w:abstractNum w:abstractNumId="18" w15:restartNumberingAfterBreak="0">
+  <w:abstractNum w:abstractNumId="21" w15:restartNumberingAfterBreak="0">
     <w:nsid w:val="5AC86D01"/>
     <w:multiLevelType w:val="hybridMultilevel"/>
     <w:tmpl w:val="3CA0260C"/>
@@ -14262,7 +18238,7 @@
       </w:rPr>
     </w:lvl>
   </w:abstractNum>
-  <w:abstractNum w:abstractNumId="19" w15:restartNumberingAfterBreak="0">
+  <w:abstractNum w:abstractNumId="22" w15:restartNumberingAfterBreak="0">
     <w:nsid w:val="5E0402EA"/>
     <w:multiLevelType w:val="hybridMultilevel"/>
     <w:tmpl w:val="CFF231BE"/>
@@ -14375,7 +18351,7 @@
       </w:rPr>
     </w:lvl>
   </w:abstractNum>
-  <w:abstractNum w:abstractNumId="20" w15:restartNumberingAfterBreak="0">
+  <w:abstractNum w:abstractNumId="23" w15:restartNumberingAfterBreak="0">
     <w:nsid w:val="5F4B7988"/>
     <w:multiLevelType w:val="hybridMultilevel"/>
     <w:tmpl w:val="108C23D2"/>
@@ -14464,7 +18440,7 @@
       </w:pPr>
     </w:lvl>
   </w:abstractNum>
-  <w:abstractNum w:abstractNumId="21" w15:restartNumberingAfterBreak="0">
+  <w:abstractNum w:abstractNumId="24" w15:restartNumberingAfterBreak="0">
     <w:nsid w:val="60514F49"/>
     <w:multiLevelType w:val="hybridMultilevel"/>
     <w:tmpl w:val="E174B890"/>
@@ -14577,7 +18553,7 @@
       </w:rPr>
     </w:lvl>
   </w:abstractNum>
-  <w:abstractNum w:abstractNumId="22" w15:restartNumberingAfterBreak="0">
+  <w:abstractNum w:abstractNumId="25" w15:restartNumberingAfterBreak="0">
     <w:nsid w:val="61B225BD"/>
     <w:multiLevelType w:val="hybridMultilevel"/>
     <w:tmpl w:val="ED34A7CC"/>
@@ -14690,7 +18666,7 @@
       </w:rPr>
     </w:lvl>
   </w:abstractNum>
-  <w:abstractNum w:abstractNumId="23" w15:restartNumberingAfterBreak="0">
+  <w:abstractNum w:abstractNumId="26" w15:restartNumberingAfterBreak="0">
     <w:nsid w:val="65344ACC"/>
     <w:multiLevelType w:val="hybridMultilevel"/>
     <w:tmpl w:val="6BE258D6"/>
@@ -14803,7 +18779,7 @@
       </w:rPr>
     </w:lvl>
   </w:abstractNum>
-  <w:abstractNum w:abstractNumId="24" w15:restartNumberingAfterBreak="0">
+  <w:abstractNum w:abstractNumId="27" w15:restartNumberingAfterBreak="0">
     <w:nsid w:val="66A35A5D"/>
     <w:multiLevelType w:val="hybridMultilevel"/>
     <w:tmpl w:val="6F7ED6DC"/>
@@ -14916,7 +18892,7 @@
       </w:rPr>
     </w:lvl>
   </w:abstractNum>
-  <w:abstractNum w:abstractNumId="25" w15:restartNumberingAfterBreak="0">
+  <w:abstractNum w:abstractNumId="28" w15:restartNumberingAfterBreak="0">
     <w:nsid w:val="6AF2034F"/>
     <w:multiLevelType w:val="hybridMultilevel"/>
     <w:tmpl w:val="4FE8E398"/>
@@ -15002,7 +18978,120 @@
       </w:pPr>
     </w:lvl>
   </w:abstractNum>
-  <w:abstractNum w:abstractNumId="26" w15:restartNumberingAfterBreak="0">
+  <w:abstractNum w:abstractNumId="29" w15:restartNumberingAfterBreak="0">
+    <w:nsid w:val="6ED776E5"/>
+    <w:multiLevelType w:val="hybridMultilevel"/>
+    <w:tmpl w:val="E9A2A00E"/>
+    <w:lvl w:ilvl="0" w:tplc="04090001">
+      <w:start w:val="1"/>
+      <w:numFmt w:val="bullet"/>
+      <w:lvlText w:val=""/>
+      <w:lvlJc w:val="left"/>
+      <w:pPr>
+        <w:ind w:left="720" w:hanging="360"/>
+      </w:pPr>
+      <w:rPr>
+        <w:rFonts w:ascii="Symbol" w:hAnsi="Symbol" w:hint="default"/>
+      </w:rPr>
+    </w:lvl>
+    <w:lvl w:ilvl="1" w:tplc="04090003" w:tentative="1">
+      <w:start w:val="1"/>
+      <w:numFmt w:val="bullet"/>
+      <w:lvlText w:val="o"/>
+      <w:lvlJc w:val="left"/>
+      <w:pPr>
+        <w:ind w:left="1440" w:hanging="360"/>
+      </w:pPr>
+      <w:rPr>
+        <w:rFonts w:ascii="Courier New" w:hAnsi="Courier New" w:cs="Courier New" w:hint="default"/>
+      </w:rPr>
+    </w:lvl>
+    <w:lvl w:ilvl="2" w:tplc="04090005" w:tentative="1">
+      <w:start w:val="1"/>
+      <w:numFmt w:val="bullet"/>
+      <w:lvlText w:val=""/>
+      <w:lvlJc w:val="left"/>
+      <w:pPr>
+        <w:ind w:left="2160" w:hanging="360"/>
+      </w:pPr>
+      <w:rPr>
+        <w:rFonts w:ascii="Wingdings" w:hAnsi="Wingdings" w:hint="default"/>
+      </w:rPr>
+    </w:lvl>
+    <w:lvl w:ilvl="3" w:tplc="04090001" w:tentative="1">
+      <w:start w:val="1"/>
+      <w:numFmt w:val="bullet"/>
+      <w:lvlText w:val=""/>
+      <w:lvlJc w:val="left"/>
+      <w:pPr>
+        <w:ind w:left="2880" w:hanging="360"/>
+      </w:pPr>
+      <w:rPr>
+        <w:rFonts w:ascii="Symbol" w:hAnsi="Symbol" w:hint="default"/>
+      </w:rPr>
+    </w:lvl>
+    <w:lvl w:ilvl="4" w:tplc="04090003" w:tentative="1">
+      <w:start w:val="1"/>
+      <w:numFmt w:val="bullet"/>
+      <w:lvlText w:val="o"/>
+      <w:lvlJc w:val="left"/>
+      <w:pPr>
+        <w:ind w:left="3600" w:hanging="360"/>
+      </w:pPr>
+      <w:rPr>
+        <w:rFonts w:ascii="Courier New" w:hAnsi="Courier New" w:cs="Courier New" w:hint="default"/>
+      </w:rPr>
+    </w:lvl>
+    <w:lvl w:ilvl="5" w:tplc="04090005" w:tentative="1">
+      <w:start w:val="1"/>
+      <w:numFmt w:val="bullet"/>
+      <w:lvlText w:val=""/>
+      <w:lvlJc w:val="left"/>
+      <w:pPr>
+        <w:ind w:left="4320" w:hanging="360"/>
+      </w:pPr>
+      <w:rPr>
+        <w:rFonts w:ascii="Wingdings" w:hAnsi="Wingdings" w:hint="default"/>
+      </w:rPr>
+    </w:lvl>
+    <w:lvl w:ilvl="6" w:tplc="04090001" w:tentative="1">
+      <w:start w:val="1"/>
+      <w:numFmt w:val="bullet"/>
+      <w:lvlText w:val=""/>
+      <w:lvlJc w:val="left"/>
+      <w:pPr>
+        <w:ind w:left="5040" w:hanging="360"/>
+      </w:pPr>
+      <w:rPr>
+        <w:rFonts w:ascii="Symbol" w:hAnsi="Symbol" w:hint="default"/>
+      </w:rPr>
+    </w:lvl>
+    <w:lvl w:ilvl="7" w:tplc="04090003" w:tentative="1">
+      <w:start w:val="1"/>
+      <w:numFmt w:val="bullet"/>
+      <w:lvlText w:val="o"/>
+      <w:lvlJc w:val="left"/>
+      <w:pPr>
+        <w:ind w:left="5760" w:hanging="360"/>
+      </w:pPr>
+      <w:rPr>
+        <w:rFonts w:ascii="Courier New" w:hAnsi="Courier New" w:cs="Courier New" w:hint="default"/>
+      </w:rPr>
+    </w:lvl>
+    <w:lvl w:ilvl="8" w:tplc="04090005" w:tentative="1">
+      <w:start w:val="1"/>
+      <w:numFmt w:val="bullet"/>
+      <w:lvlText w:val=""/>
+      <w:lvlJc w:val="left"/>
+      <w:pPr>
+        <w:ind w:left="6480" w:hanging="360"/>
+      </w:pPr>
+      <w:rPr>
+        <w:rFonts w:ascii="Wingdings" w:hAnsi="Wingdings" w:hint="default"/>
+      </w:rPr>
+    </w:lvl>
+  </w:abstractNum>
+  <w:abstractNum w:abstractNumId="30" w15:restartNumberingAfterBreak="0">
     <w:nsid w:val="7B814E67"/>
     <w:multiLevelType w:val="hybridMultilevel"/>
     <w:tmpl w:val="2E48E7F8"/>
@@ -15088,7 +19177,7 @@
       </w:pPr>
     </w:lvl>
   </w:abstractNum>
-  <w:abstractNum w:abstractNumId="27" w15:restartNumberingAfterBreak="0">
+  <w:abstractNum w:abstractNumId="31" w15:restartNumberingAfterBreak="0">
     <w:nsid w:val="7C546E9E"/>
     <w:multiLevelType w:val="hybridMultilevel"/>
     <w:tmpl w:val="C12EA2EC"/>
@@ -15177,7 +19266,7 @@
       </w:pPr>
     </w:lvl>
   </w:abstractNum>
-  <w:abstractNum w:abstractNumId="28" w15:restartNumberingAfterBreak="0">
+  <w:abstractNum w:abstractNumId="32" w15:restartNumberingAfterBreak="0">
     <w:nsid w:val="7D335139"/>
     <w:multiLevelType w:val="hybridMultilevel"/>
     <w:tmpl w:val="7894400A"/>
@@ -15291,43 +19380,43 @@
     </w:lvl>
   </w:abstractNum>
   <w:num w:numId="1" w16cid:durableId="695929054">
-    <w:abstractNumId w:val="13"/>
+    <w:abstractNumId w:val="16"/>
   </w:num>
   <w:num w:numId="2" w16cid:durableId="215164903">
-    <w:abstractNumId w:val="21"/>
+    <w:abstractNumId w:val="24"/>
   </w:num>
   <w:num w:numId="3" w16cid:durableId="2014380315">
-    <w:abstractNumId w:val="24"/>
+    <w:abstractNumId w:val="27"/>
   </w:num>
   <w:num w:numId="4" w16cid:durableId="72624349">
-    <w:abstractNumId w:val="15"/>
+    <w:abstractNumId w:val="18"/>
   </w:num>
   <w:num w:numId="5" w16cid:durableId="1541278595">
     <w:abstractNumId w:val="4"/>
   </w:num>
   <w:num w:numId="6" w16cid:durableId="1655259926">
-    <w:abstractNumId w:val="23"/>
+    <w:abstractNumId w:val="26"/>
   </w:num>
   <w:num w:numId="7" w16cid:durableId="1327246831">
-    <w:abstractNumId w:val="10"/>
+    <w:abstractNumId w:val="13"/>
   </w:num>
   <w:num w:numId="8" w16cid:durableId="1372613918">
-    <w:abstractNumId w:val="16"/>
+    <w:abstractNumId w:val="19"/>
   </w:num>
   <w:num w:numId="9" w16cid:durableId="1782992877">
-    <w:abstractNumId w:val="5"/>
+    <w:abstractNumId w:val="6"/>
   </w:num>
   <w:num w:numId="10" w16cid:durableId="771710451">
     <w:abstractNumId w:val="1"/>
   </w:num>
   <w:num w:numId="11" w16cid:durableId="2103448875">
-    <w:abstractNumId w:val="14"/>
+    <w:abstractNumId w:val="17"/>
   </w:num>
   <w:num w:numId="12" w16cid:durableId="1033581586">
-    <w:abstractNumId w:val="19"/>
+    <w:abstractNumId w:val="22"/>
   </w:num>
   <w:num w:numId="13" w16cid:durableId="360134165">
-    <w:abstractNumId w:val="28"/>
+    <w:abstractNumId w:val="32"/>
   </w:num>
   <w:num w:numId="14" w16cid:durableId="1634142177">
     <w:abstractNumId w:val="0"/>
@@ -15336,46 +19425,58 @@
     <w:abstractNumId w:val="2"/>
   </w:num>
   <w:num w:numId="16" w16cid:durableId="1694646785">
-    <w:abstractNumId w:val="22"/>
+    <w:abstractNumId w:val="25"/>
   </w:num>
   <w:num w:numId="17" w16cid:durableId="377709132">
-    <w:abstractNumId w:val="12"/>
+    <w:abstractNumId w:val="15"/>
   </w:num>
   <w:num w:numId="18" w16cid:durableId="10647268">
-    <w:abstractNumId w:val="6"/>
+    <w:abstractNumId w:val="9"/>
   </w:num>
   <w:num w:numId="19" w16cid:durableId="1663267235">
-    <w:abstractNumId w:val="17"/>
+    <w:abstractNumId w:val="20"/>
   </w:num>
   <w:num w:numId="20" w16cid:durableId="1319917892">
-    <w:abstractNumId w:val="27"/>
+    <w:abstractNumId w:val="31"/>
   </w:num>
   <w:num w:numId="21" w16cid:durableId="1978954950">
-    <w:abstractNumId w:val="9"/>
+    <w:abstractNumId w:val="12"/>
   </w:num>
   <w:num w:numId="22" w16cid:durableId="1989746656">
     <w:abstractNumId w:val="3"/>
   </w:num>
   <w:num w:numId="23" w16cid:durableId="229848381">
+    <w:abstractNumId w:val="10"/>
+  </w:num>
+  <w:num w:numId="24" w16cid:durableId="690112162">
+    <w:abstractNumId w:val="28"/>
+  </w:num>
+  <w:num w:numId="25" w16cid:durableId="1164737649">
+    <w:abstractNumId w:val="21"/>
+  </w:num>
+  <w:num w:numId="26" w16cid:durableId="1094713696">
+    <w:abstractNumId w:val="30"/>
+  </w:num>
+  <w:num w:numId="27" w16cid:durableId="873076770">
+    <w:abstractNumId w:val="23"/>
+  </w:num>
+  <w:num w:numId="28" w16cid:durableId="71045258">
+    <w:abstractNumId w:val="11"/>
+  </w:num>
+  <w:num w:numId="29" w16cid:durableId="1294408216">
+    <w:abstractNumId w:val="14"/>
+  </w:num>
+  <w:num w:numId="30" w16cid:durableId="2029214204">
+    <w:abstractNumId w:val="29"/>
+  </w:num>
+  <w:num w:numId="31" w16cid:durableId="2052806412">
+    <w:abstractNumId w:val="8"/>
+  </w:num>
+  <w:num w:numId="32" w16cid:durableId="1796827050">
     <w:abstractNumId w:val="7"/>
   </w:num>
-  <w:num w:numId="24" w16cid:durableId="690112162">
-    <w:abstractNumId w:val="25"/>
-  </w:num>
-  <w:num w:numId="25" w16cid:durableId="1164737649">
-    <w:abstractNumId w:val="18"/>
-  </w:num>
-  <w:num w:numId="26" w16cid:durableId="1094713696">
-    <w:abstractNumId w:val="26"/>
-  </w:num>
-  <w:num w:numId="27" w16cid:durableId="873076770">
-    <w:abstractNumId w:val="20"/>
-  </w:num>
-  <w:num w:numId="28" w16cid:durableId="71045258">
-    <w:abstractNumId w:val="8"/>
-  </w:num>
-  <w:num w:numId="29" w16cid:durableId="1294408216">
-    <w:abstractNumId w:val="11"/>
+  <w:num w:numId="33" w16cid:durableId="1125738479">
+    <w:abstractNumId w:val="5"/>
   </w:num>
   <w:numIdMacAtCleanup w:val="28"/>
 </w:numbering>
@@ -16570,7 +20671,1475 @@
     <w:basedOn w:val="DefaultParagraphFont"/>
     <w:rsid w:val="00C60E07"/>
   </w:style>
+  <w:style w:type="table" w:styleId="PlainTable1">
+    <w:name w:val="Plain Table 1"/>
+    <w:basedOn w:val="TableNormal"/>
+    <w:uiPriority w:val="41"/>
+    <w:rsid w:val="0036495B"/>
+    <w:pPr>
+      <w:spacing w:after="0" w:line="240" w:lineRule="auto"/>
+    </w:pPr>
+    <w:tblPr>
+      <w:tblStyleRowBandSize w:val="1"/>
+      <w:tblStyleColBandSize w:val="1"/>
+      <w:tblBorders>
+        <w:top w:val="single" w:sz="4" w:space="0" w:color="BFBFBF" w:themeColor="background1" w:themeShade="BF"/>
+        <w:left w:val="single" w:sz="4" w:space="0" w:color="BFBFBF" w:themeColor="background1" w:themeShade="BF"/>
+        <w:bottom w:val="single" w:sz="4" w:space="0" w:color="BFBFBF" w:themeColor="background1" w:themeShade="BF"/>
+        <w:right w:val="single" w:sz="4" w:space="0" w:color="BFBFBF" w:themeColor="background1" w:themeShade="BF"/>
+        <w:insideH w:val="single" w:sz="4" w:space="0" w:color="BFBFBF" w:themeColor="background1" w:themeShade="BF"/>
+        <w:insideV w:val="single" w:sz="4" w:space="0" w:color="BFBFBF" w:themeColor="background1" w:themeShade="BF"/>
+      </w:tblBorders>
+    </w:tblPr>
+    <w:tblStylePr w:type="firstRow">
+      <w:rPr>
+        <w:b/>
+        <w:bCs/>
+      </w:rPr>
+    </w:tblStylePr>
+    <w:tblStylePr w:type="lastRow">
+      <w:rPr>
+        <w:b/>
+        <w:bCs/>
+      </w:rPr>
+      <w:tblPr/>
+      <w:tcPr>
+        <w:tcBorders>
+          <w:top w:val="double" w:sz="4" w:space="0" w:color="BFBFBF" w:themeColor="background1" w:themeShade="BF"/>
+        </w:tcBorders>
+      </w:tcPr>
+    </w:tblStylePr>
+    <w:tblStylePr w:type="firstCol">
+      <w:rPr>
+        <w:b/>
+        <w:bCs/>
+      </w:rPr>
+    </w:tblStylePr>
+    <w:tblStylePr w:type="lastCol">
+      <w:rPr>
+        <w:b/>
+        <w:bCs/>
+      </w:rPr>
+    </w:tblStylePr>
+    <w:tblStylePr w:type="band1Vert">
+      <w:tblPr/>
+      <w:tcPr>
+        <w:shd w:val="clear" w:color="auto" w:fill="F2F2F2" w:themeFill="background1" w:themeFillShade="F2"/>
+      </w:tcPr>
+    </w:tblStylePr>
+    <w:tblStylePr w:type="band1Horz">
+      <w:tblPr/>
+      <w:tcPr>
+        <w:shd w:val="clear" w:color="auto" w:fill="F2F2F2" w:themeFill="background1" w:themeFillShade="F2"/>
+      </w:tcPr>
+    </w:tblStylePr>
+  </w:style>
+  <w:style w:type="table" w:styleId="TableGridLight">
+    <w:name w:val="Grid Table Light"/>
+    <w:basedOn w:val="TableNormal"/>
+    <w:uiPriority w:val="40"/>
+    <w:rsid w:val="0036495B"/>
+    <w:pPr>
+      <w:spacing w:after="0" w:line="240" w:lineRule="auto"/>
+    </w:pPr>
+    <w:tblPr>
+      <w:tblBorders>
+        <w:top w:val="single" w:sz="4" w:space="0" w:color="BFBFBF" w:themeColor="background1" w:themeShade="BF"/>
+        <w:left w:val="single" w:sz="4" w:space="0" w:color="BFBFBF" w:themeColor="background1" w:themeShade="BF"/>
+        <w:bottom w:val="single" w:sz="4" w:space="0" w:color="BFBFBF" w:themeColor="background1" w:themeShade="BF"/>
+        <w:right w:val="single" w:sz="4" w:space="0" w:color="BFBFBF" w:themeColor="background1" w:themeShade="BF"/>
+        <w:insideH w:val="single" w:sz="4" w:space="0" w:color="BFBFBF" w:themeColor="background1" w:themeShade="BF"/>
+        <w:insideV w:val="single" w:sz="4" w:space="0" w:color="BFBFBF" w:themeColor="background1" w:themeShade="BF"/>
+      </w:tblBorders>
+    </w:tblPr>
+  </w:style>
 </w:styles>
+</file>
+
+<file path=word/charts/chart1.xml><?xml version="1.0" encoding="utf-8"?>
+<c:chartSpace xmlns:c="http://schemas.openxmlformats.org/drawingml/2006/chart" xmlns:a="http://schemas.openxmlformats.org/drawingml/2006/main" xmlns:r="http://schemas.openxmlformats.org/officeDocument/2006/relationships" xmlns:c16r2="http://schemas.microsoft.com/office/drawing/2015/06/chart">
+  <c:date1904 val="0"/>
+  <c:lang val="en-US"/>
+  <c:roundedCorners val="0"/>
+  <mc:AlternateContent xmlns:mc="http://schemas.openxmlformats.org/markup-compatibility/2006">
+    <mc:Choice xmlns:c14="http://schemas.microsoft.com/office/drawing/2007/8/2/chart" Requires="c14">
+      <c14:style val="102"/>
+    </mc:Choice>
+    <mc:Fallback>
+      <c:style val="2"/>
+    </mc:Fallback>
+  </mc:AlternateContent>
+  <c:chart>
+    <c:title>
+      <c:tx>
+        <c:rich>
+          <a:bodyPr rot="0" spcFirstLastPara="1" vertOverflow="ellipsis" vert="horz" wrap="square" anchor="ctr" anchorCtr="1"/>
+          <a:lstStyle/>
+          <a:p>
+            <a:pPr>
+              <a:defRPr sz="1400" b="0" i="0" u="none" strike="noStrike" kern="1200" spc="0" baseline="0">
+                <a:solidFill>
+                  <a:schemeClr val="tx1">
+                    <a:lumMod val="65000"/>
+                    <a:lumOff val="35000"/>
+                  </a:schemeClr>
+                </a:solidFill>
+                <a:latin typeface="+mn-lt"/>
+                <a:ea typeface="+mn-ea"/>
+                <a:cs typeface="+mn-cs"/>
+              </a:defRPr>
+            </a:pPr>
+            <a:r>
+              <a:rPr lang="en-US"/>
+              <a:t>Lower</a:t>
+            </a:r>
+            <a:r>
+              <a:rPr lang="en-US" baseline="0"/>
+              <a:t> Basin Population</a:t>
+            </a:r>
+            <a:endParaRPr lang="en-US"/>
+          </a:p>
+        </c:rich>
+      </c:tx>
+      <c:overlay val="0"/>
+      <c:spPr>
+        <a:noFill/>
+        <a:ln>
+          <a:noFill/>
+        </a:ln>
+        <a:effectLst/>
+      </c:spPr>
+      <c:txPr>
+        <a:bodyPr rot="0" spcFirstLastPara="1" vertOverflow="ellipsis" vert="horz" wrap="square" anchor="ctr" anchorCtr="1"/>
+        <a:lstStyle/>
+        <a:p>
+          <a:pPr>
+            <a:defRPr sz="1400" b="0" i="0" u="none" strike="noStrike" kern="1200" spc="0" baseline="0">
+              <a:solidFill>
+                <a:schemeClr val="tx1">
+                  <a:lumMod val="65000"/>
+                  <a:lumOff val="35000"/>
+                </a:schemeClr>
+              </a:solidFill>
+              <a:latin typeface="+mn-lt"/>
+              <a:ea typeface="+mn-ea"/>
+              <a:cs typeface="+mn-cs"/>
+            </a:defRPr>
+          </a:pPr>
+          <a:endParaRPr lang="en-US"/>
+        </a:p>
+      </c:txPr>
+    </c:title>
+    <c:autoTitleDeleted val="0"/>
+    <c:plotArea>
+      <c:layout>
+        <c:manualLayout>
+          <c:layoutTarget val="inner"/>
+          <c:xMode val="edge"/>
+          <c:yMode val="edge"/>
+          <c:x val="0.28896194258587904"/>
+          <c:y val="0.18519621603190839"/>
+          <c:w val="0.45222016944481036"/>
+          <c:h val="0.6380265004638771"/>
+        </c:manualLayout>
+      </c:layout>
+      <c:pieChart>
+        <c:varyColors val="1"/>
+        <c:ser>
+          <c:idx val="0"/>
+          <c:order val="0"/>
+          <c:tx>
+            <c:strRef>
+              <c:f>'Lower Basin'!$D$37</c:f>
+              <c:strCache>
+                <c:ptCount val="1"/>
+                <c:pt idx="0">
+                  <c:v>Population</c:v>
+                </c:pt>
+              </c:strCache>
+            </c:strRef>
+          </c:tx>
+          <c:spPr>
+            <a:ln>
+              <a:noFill/>
+            </a:ln>
+          </c:spPr>
+          <c:dPt>
+            <c:idx val="0"/>
+            <c:bubble3D val="0"/>
+            <c:spPr>
+              <a:solidFill>
+                <a:schemeClr val="accent1"/>
+              </a:solidFill>
+              <a:ln w="19050">
+                <a:noFill/>
+              </a:ln>
+              <a:effectLst/>
+            </c:spPr>
+            <c:extLst>
+              <c:ext xmlns:c16="http://schemas.microsoft.com/office/drawing/2014/chart" uri="{C3380CC4-5D6E-409C-BE32-E72D297353CC}">
+                <c16:uniqueId val="{00000001-BB56-4AA6-B1BF-BF300D360289}"/>
+              </c:ext>
+            </c:extLst>
+          </c:dPt>
+          <c:dPt>
+            <c:idx val="1"/>
+            <c:bubble3D val="0"/>
+            <c:spPr>
+              <a:solidFill>
+                <a:srgbClr val="FFC000"/>
+              </a:solidFill>
+              <a:ln w="19050">
+                <a:noFill/>
+              </a:ln>
+              <a:effectLst/>
+            </c:spPr>
+            <c:extLst>
+              <c:ext xmlns:c16="http://schemas.microsoft.com/office/drawing/2014/chart" uri="{C3380CC4-5D6E-409C-BE32-E72D297353CC}">
+                <c16:uniqueId val="{00000003-BB56-4AA6-B1BF-BF300D360289}"/>
+              </c:ext>
+            </c:extLst>
+          </c:dPt>
+          <c:dPt>
+            <c:idx val="2"/>
+            <c:bubble3D val="0"/>
+            <c:spPr>
+              <a:solidFill>
+                <a:schemeClr val="accent3"/>
+              </a:solidFill>
+              <a:ln w="19050">
+                <a:noFill/>
+              </a:ln>
+              <a:effectLst/>
+            </c:spPr>
+            <c:extLst>
+              <c:ext xmlns:c16="http://schemas.microsoft.com/office/drawing/2014/chart" uri="{C3380CC4-5D6E-409C-BE32-E72D297353CC}">
+                <c16:uniqueId val="{00000005-BB56-4AA6-B1BF-BF300D360289}"/>
+              </c:ext>
+            </c:extLst>
+          </c:dPt>
+          <c:dPt>
+            <c:idx val="3"/>
+            <c:bubble3D val="0"/>
+            <c:spPr>
+              <a:solidFill>
+                <a:schemeClr val="accent2"/>
+              </a:solidFill>
+              <a:ln w="19050">
+                <a:noFill/>
+              </a:ln>
+              <a:effectLst/>
+            </c:spPr>
+            <c:extLst>
+              <c:ext xmlns:c16="http://schemas.microsoft.com/office/drawing/2014/chart" uri="{C3380CC4-5D6E-409C-BE32-E72D297353CC}">
+                <c16:uniqueId val="{00000007-BB56-4AA6-B1BF-BF300D360289}"/>
+              </c:ext>
+            </c:extLst>
+          </c:dPt>
+          <c:dPt>
+            <c:idx val="4"/>
+            <c:bubble3D val="0"/>
+            <c:spPr>
+              <a:solidFill>
+                <a:schemeClr val="accent5"/>
+              </a:solidFill>
+              <a:ln w="19050">
+                <a:noFill/>
+              </a:ln>
+              <a:effectLst/>
+            </c:spPr>
+            <c:extLst>
+              <c:ext xmlns:c16="http://schemas.microsoft.com/office/drawing/2014/chart" uri="{C3380CC4-5D6E-409C-BE32-E72D297353CC}">
+                <c16:uniqueId val="{00000009-BB56-4AA6-B1BF-BF300D360289}"/>
+              </c:ext>
+            </c:extLst>
+          </c:dPt>
+          <c:dLbls>
+            <c:dLbl>
+              <c:idx val="0"/>
+              <c:layout>
+                <c:manualLayout>
+                  <c:x val="-9.9928644877650949E-2"/>
+                  <c:y val="-2.8197381671701913E-2"/>
+                </c:manualLayout>
+              </c:layout>
+              <c:tx>
+                <c:rich>
+                  <a:bodyPr/>
+                  <a:lstStyle/>
+                  <a:p>
+                    <a:fld id="{FF080745-C785-43E2-AFDF-11FA877A160D}" type="CATEGORYNAME">
+                      <a:rPr lang="en-US" sz="1100"/>
+                      <a:pPr/>
+                      <a:t>[CATEGORY NAME]</a:t>
+                    </a:fld>
+                    <a:r>
+                      <a:rPr lang="en-US" sz="1100" baseline="0"/>
+                      <a:t>
+</a:t>
+                    </a:r>
+                    <a:fld id="{850FB71A-EAEF-415D-836E-02AA482EBD64}" type="PERCENTAGE">
+                      <a:rPr lang="en-US" sz="1100" baseline="0"/>
+                      <a:pPr/>
+                      <a:t>[PERCENTAGE]</a:t>
+                    </a:fld>
+                    <a:endParaRPr lang="en-US" sz="1100" baseline="0"/>
+                  </a:p>
+                </c:rich>
+              </c:tx>
+              <c:dLblPos val="bestFit"/>
+              <c:showLegendKey val="0"/>
+              <c:showVal val="0"/>
+              <c:showCatName val="1"/>
+              <c:showSerName val="0"/>
+              <c:showPercent val="1"/>
+              <c:showBubbleSize val="0"/>
+              <c:extLst>
+                <c:ext xmlns:c15="http://schemas.microsoft.com/office/drawing/2012/chart" uri="{CE6537A1-D6FC-4f65-9D91-7224C49458BB}">
+                  <c15:dlblFieldTable/>
+                  <c15:showDataLabelsRange val="0"/>
+                </c:ext>
+                <c:ext xmlns:c16="http://schemas.microsoft.com/office/drawing/2014/chart" uri="{C3380CC4-5D6E-409C-BE32-E72D297353CC}">
+                  <c16:uniqueId val="{00000001-BB56-4AA6-B1BF-BF300D360289}"/>
+                </c:ext>
+              </c:extLst>
+            </c:dLbl>
+            <c:dLbl>
+              <c:idx val="1"/>
+              <c:layout>
+                <c:manualLayout>
+                  <c:x val="5.995718692659055E-2"/>
+                  <c:y val="-4.0281973816717019E-3"/>
+                </c:manualLayout>
+              </c:layout>
+              <c:tx>
+                <c:rich>
+                  <a:bodyPr/>
+                  <a:lstStyle/>
+                  <a:p>
+                    <a:fld id="{C66EA591-89A8-4512-BF57-C2B4F014D998}" type="CATEGORYNAME">
+                      <a:rPr lang="en-US" sz="1100"/>
+                      <a:pPr/>
+                      <a:t>[CATEGORY NAME]</a:t>
+                    </a:fld>
+                    <a:r>
+                      <a:rPr lang="en-US" sz="1100" baseline="0"/>
+                      <a:t>
+</a:t>
+                    </a:r>
+                    <a:fld id="{89268F48-3C93-4A02-96E4-B6D29E84F1AB}" type="PERCENTAGE">
+                      <a:rPr lang="en-US" sz="1100" baseline="0"/>
+                      <a:pPr/>
+                      <a:t>[PERCENTAGE]</a:t>
+                    </a:fld>
+                    <a:endParaRPr lang="en-US" sz="1100" baseline="0"/>
+                  </a:p>
+                </c:rich>
+              </c:tx>
+              <c:dLblPos val="bestFit"/>
+              <c:showLegendKey val="0"/>
+              <c:showVal val="0"/>
+              <c:showCatName val="1"/>
+              <c:showSerName val="0"/>
+              <c:showPercent val="1"/>
+              <c:showBubbleSize val="0"/>
+              <c:extLst>
+                <c:ext xmlns:c15="http://schemas.microsoft.com/office/drawing/2012/chart" uri="{CE6537A1-D6FC-4f65-9D91-7224C49458BB}">
+                  <c15:dlblFieldTable/>
+                  <c15:showDataLabelsRange val="0"/>
+                </c:ext>
+                <c:ext xmlns:c16="http://schemas.microsoft.com/office/drawing/2014/chart" uri="{C3380CC4-5D6E-409C-BE32-E72D297353CC}">
+                  <c16:uniqueId val="{00000003-BB56-4AA6-B1BF-BF300D360289}"/>
+                </c:ext>
+              </c:extLst>
+            </c:dLbl>
+            <c:dLbl>
+              <c:idx val="2"/>
+              <c:layout>
+                <c:manualLayout>
+                  <c:x val="-5.995718692659055E-2"/>
+                  <c:y val="-8.0563947633435513E-3"/>
+                </c:manualLayout>
+              </c:layout>
+              <c:tx>
+                <c:rich>
+                  <a:bodyPr/>
+                  <a:lstStyle/>
+                  <a:p>
+                    <a:fld id="{66F19FEA-23B8-4031-9341-3738AAA8E339}" type="CATEGORYNAME">
+                      <a:rPr lang="en-US" sz="1100"/>
+                      <a:pPr/>
+                      <a:t>[CATEGORY NAME]</a:t>
+                    </a:fld>
+                    <a:r>
+                      <a:rPr lang="en-US" sz="1100" baseline="0"/>
+                      <a:t>
+</a:t>
+                    </a:r>
+                    <a:fld id="{AC83A61F-14F7-416C-A7F4-165F457EED74}" type="PERCENTAGE">
+                      <a:rPr lang="en-US" sz="1100" baseline="0"/>
+                      <a:pPr/>
+                      <a:t>[PERCENTAGE]</a:t>
+                    </a:fld>
+                    <a:endParaRPr lang="en-US" sz="1100" baseline="0"/>
+                  </a:p>
+                </c:rich>
+              </c:tx>
+              <c:dLblPos val="bestFit"/>
+              <c:showLegendKey val="0"/>
+              <c:showVal val="0"/>
+              <c:showCatName val="1"/>
+              <c:showSerName val="0"/>
+              <c:showPercent val="1"/>
+              <c:showBubbleSize val="0"/>
+              <c:extLst>
+                <c:ext xmlns:c15="http://schemas.microsoft.com/office/drawing/2012/chart" uri="{CE6537A1-D6FC-4f65-9D91-7224C49458BB}">
+                  <c15:dlblFieldTable/>
+                  <c15:showDataLabelsRange val="0"/>
+                </c:ext>
+                <c:ext xmlns:c16="http://schemas.microsoft.com/office/drawing/2014/chart" uri="{C3380CC4-5D6E-409C-BE32-E72D297353CC}">
+                  <c16:uniqueId val="{00000005-BB56-4AA6-B1BF-BF300D360289}"/>
+                </c:ext>
+              </c:extLst>
+            </c:dLbl>
+            <c:dLbl>
+              <c:idx val="3"/>
+              <c:layout>
+                <c:manualLayout>
+                  <c:x val="-9.7073540738289471E-2"/>
+                  <c:y val="3.6253776435045244E-2"/>
+                </c:manualLayout>
+              </c:layout>
+              <c:tx>
+                <c:rich>
+                  <a:bodyPr/>
+                  <a:lstStyle/>
+                  <a:p>
+                    <a:fld id="{E3956F85-397E-46C5-907B-A540C75650F6}" type="CATEGORYNAME">
+                      <a:rPr lang="en-US" sz="1100"/>
+                      <a:pPr/>
+                      <a:t>[CATEGORY NAME]</a:t>
+                    </a:fld>
+                    <a:r>
+                      <a:rPr lang="en-US" sz="1100" baseline="0"/>
+                      <a:t>
+</a:t>
+                    </a:r>
+                    <a:fld id="{370531D8-F659-4C71-84A1-497C8449ED40}" type="PERCENTAGE">
+                      <a:rPr lang="en-US" sz="1100" baseline="0"/>
+                      <a:pPr/>
+                      <a:t>[PERCENTAGE]</a:t>
+                    </a:fld>
+                    <a:endParaRPr lang="en-US" sz="1100" baseline="0"/>
+                  </a:p>
+                </c:rich>
+              </c:tx>
+              <c:dLblPos val="bestFit"/>
+              <c:showLegendKey val="0"/>
+              <c:showVal val="0"/>
+              <c:showCatName val="1"/>
+              <c:showSerName val="0"/>
+              <c:showPercent val="1"/>
+              <c:showBubbleSize val="0"/>
+              <c:extLst>
+                <c:ext xmlns:c15="http://schemas.microsoft.com/office/drawing/2012/chart" uri="{CE6537A1-D6FC-4f65-9D91-7224C49458BB}">
+                  <c15:dlblFieldTable/>
+                  <c15:showDataLabelsRange val="0"/>
+                </c:ext>
+                <c:ext xmlns:c16="http://schemas.microsoft.com/office/drawing/2014/chart" uri="{C3380CC4-5D6E-409C-BE32-E72D297353CC}">
+                  <c16:uniqueId val="{00000007-BB56-4AA6-B1BF-BF300D360289}"/>
+                </c:ext>
+              </c:extLst>
+            </c:dLbl>
+            <c:dLbl>
+              <c:idx val="4"/>
+              <c:layout>
+                <c:manualLayout>
+                  <c:x val="-5.71020827872291E-2"/>
+                  <c:y val="-6.0422960725075602E-2"/>
+                </c:manualLayout>
+              </c:layout>
+              <c:tx>
+                <c:rich>
+                  <a:bodyPr rot="0" spcFirstLastPara="1" vertOverflow="clip" horzOverflow="clip" vert="horz" wrap="square" lIns="38100" tIns="19050" rIns="38100" bIns="19050" anchor="ctr" anchorCtr="1">
+                    <a:spAutoFit/>
+                  </a:bodyPr>
+                  <a:lstStyle/>
+                  <a:p>
+                    <a:pPr>
+                      <a:defRPr sz="900" b="0" i="0" u="none" strike="noStrike" kern="1200" baseline="0">
+                        <a:solidFill>
+                          <a:schemeClr val="dk1">
+                            <a:lumMod val="65000"/>
+                            <a:lumOff val="35000"/>
+                          </a:schemeClr>
+                        </a:solidFill>
+                        <a:latin typeface="+mn-lt"/>
+                        <a:ea typeface="+mn-ea"/>
+                        <a:cs typeface="+mn-cs"/>
+                      </a:defRPr>
+                    </a:pPr>
+                    <a:fld id="{4C5E79B7-C3FB-4472-81F8-2A80A0AA4D11}" type="CATEGORYNAME">
+                      <a:rPr lang="en-US" sz="1100"/>
+                      <a:pPr>
+                        <a:defRPr/>
+                      </a:pPr>
+                      <a:t>[CATEGORY NAME]</a:t>
+                    </a:fld>
+                    <a:r>
+                      <a:rPr lang="en-US" sz="1100" baseline="0"/>
+                      <a:t>
+</a:t>
+                    </a:r>
+                    <a:fld id="{E2DB0058-384A-46B5-A26C-28186E943B86}" type="PERCENTAGE">
+                      <a:rPr lang="en-US" sz="1100" baseline="0"/>
+                      <a:pPr>
+                        <a:defRPr/>
+                      </a:pPr>
+                      <a:t>[PERCENTAGE]</a:t>
+                    </a:fld>
+                    <a:endParaRPr lang="en-US" sz="1100" baseline="0"/>
+                  </a:p>
+                </c:rich>
+              </c:tx>
+              <c:numFmt formatCode="0.00%" sourceLinked="0"/>
+              <c:spPr>
+                <a:solidFill>
+                  <a:sysClr val="window" lastClr="FFFFFF"/>
+                </a:solidFill>
+                <a:ln>
+                  <a:solidFill>
+                    <a:sysClr val="windowText" lastClr="000000">
+                      <a:lumMod val="25000"/>
+                      <a:lumOff val="75000"/>
+                    </a:sysClr>
+                  </a:solidFill>
+                </a:ln>
+                <a:effectLst/>
+              </c:spPr>
+              <c:txPr>
+                <a:bodyPr rot="0" spcFirstLastPara="1" vertOverflow="clip" horzOverflow="clip" vert="horz" wrap="square" lIns="38100" tIns="19050" rIns="38100" bIns="19050" anchor="ctr" anchorCtr="1">
+                  <a:spAutoFit/>
+                </a:bodyPr>
+                <a:lstStyle/>
+                <a:p>
+                  <a:pPr>
+                    <a:defRPr sz="900" b="0" i="0" u="none" strike="noStrike" kern="1200" baseline="0">
+                      <a:solidFill>
+                        <a:schemeClr val="dk1">
+                          <a:lumMod val="65000"/>
+                          <a:lumOff val="35000"/>
+                        </a:schemeClr>
+                      </a:solidFill>
+                      <a:latin typeface="+mn-lt"/>
+                      <a:ea typeface="+mn-ea"/>
+                      <a:cs typeface="+mn-cs"/>
+                    </a:defRPr>
+                  </a:pPr>
+                  <a:endParaRPr lang="en-US"/>
+                </a:p>
+              </c:txPr>
+              <c:dLblPos val="bestFit"/>
+              <c:showLegendKey val="0"/>
+              <c:showVal val="0"/>
+              <c:showCatName val="1"/>
+              <c:showSerName val="0"/>
+              <c:showPercent val="1"/>
+              <c:showBubbleSize val="0"/>
+              <c:extLst>
+                <c:ext xmlns:c15="http://schemas.microsoft.com/office/drawing/2012/chart" uri="{CE6537A1-D6FC-4f65-9D91-7224C49458BB}">
+                  <c15:spPr xmlns:c15="http://schemas.microsoft.com/office/drawing/2012/chart">
+                    <a:prstGeom prst="wedgeRectCallout">
+                      <a:avLst/>
+                    </a:prstGeom>
+                    <a:noFill/>
+                    <a:ln>
+                      <a:noFill/>
+                    </a:ln>
+                  </c15:spPr>
+                  <c15:dlblFieldTable/>
+                  <c15:showDataLabelsRange val="0"/>
+                </c:ext>
+                <c:ext xmlns:c16="http://schemas.microsoft.com/office/drawing/2014/chart" uri="{C3380CC4-5D6E-409C-BE32-E72D297353CC}">
+                  <c16:uniqueId val="{00000009-BB56-4AA6-B1BF-BF300D360289}"/>
+                </c:ext>
+              </c:extLst>
+            </c:dLbl>
+            <c:spPr>
+              <a:solidFill>
+                <a:sysClr val="window" lastClr="FFFFFF"/>
+              </a:solidFill>
+              <a:ln>
+                <a:solidFill>
+                  <a:sysClr val="windowText" lastClr="000000">
+                    <a:lumMod val="25000"/>
+                    <a:lumOff val="75000"/>
+                  </a:sysClr>
+                </a:solidFill>
+              </a:ln>
+              <a:effectLst/>
+            </c:spPr>
+            <c:txPr>
+              <a:bodyPr rot="0" spcFirstLastPara="1" vertOverflow="clip" horzOverflow="clip" vert="horz" wrap="square" lIns="38100" tIns="19050" rIns="38100" bIns="19050" anchor="ctr" anchorCtr="1">
+                <a:spAutoFit/>
+              </a:bodyPr>
+              <a:lstStyle/>
+              <a:p>
+                <a:pPr>
+                  <a:defRPr sz="900" b="0" i="0" u="none" strike="noStrike" kern="1200" baseline="0">
+                    <a:solidFill>
+                      <a:schemeClr val="dk1">
+                        <a:lumMod val="65000"/>
+                        <a:lumOff val="35000"/>
+                      </a:schemeClr>
+                    </a:solidFill>
+                    <a:latin typeface="+mn-lt"/>
+                    <a:ea typeface="+mn-ea"/>
+                    <a:cs typeface="+mn-cs"/>
+                  </a:defRPr>
+                </a:pPr>
+                <a:endParaRPr lang="en-US"/>
+              </a:p>
+            </c:txPr>
+            <c:dLblPos val="outEnd"/>
+            <c:showLegendKey val="0"/>
+            <c:showVal val="0"/>
+            <c:showCatName val="1"/>
+            <c:showSerName val="0"/>
+            <c:showPercent val="1"/>
+            <c:showBubbleSize val="0"/>
+            <c:showLeaderLines val="0"/>
+            <c:extLst>
+              <c:ext xmlns:c15="http://schemas.microsoft.com/office/drawing/2012/chart" uri="{CE6537A1-D6FC-4f65-9D91-7224C49458BB}">
+                <c15:spPr xmlns:c15="http://schemas.microsoft.com/office/drawing/2012/chart">
+                  <a:prstGeom prst="wedgeRectCallout">
+                    <a:avLst/>
+                  </a:prstGeom>
+                  <a:noFill/>
+                  <a:ln>
+                    <a:noFill/>
+                  </a:ln>
+                </c15:spPr>
+              </c:ext>
+            </c:extLst>
+          </c:dLbls>
+          <c:cat>
+            <c:strRef>
+              <c:f>'Lower Basin'!$C$38:$C$42</c:f>
+              <c:strCache>
+                <c:ptCount val="5"/>
+                <c:pt idx="0">
+                  <c:v>Arizona</c:v>
+                </c:pt>
+                <c:pt idx="1">
+                  <c:v>California</c:v>
+                </c:pt>
+                <c:pt idx="2">
+                  <c:v>Nevada</c:v>
+                </c:pt>
+                <c:pt idx="3">
+                  <c:v>Mexico</c:v>
+                </c:pt>
+                <c:pt idx="4">
+                  <c:v>Tribal Nations</c:v>
+                </c:pt>
+              </c:strCache>
+            </c:strRef>
+          </c:cat>
+          <c:val>
+            <c:numRef>
+              <c:f>'Lower Basin'!$D$38:$D$42</c:f>
+              <c:numCache>
+                <c:formatCode>General</c:formatCode>
+                <c:ptCount val="5"/>
+                <c:pt idx="0">
+                  <c:v>6989457</c:v>
+                </c:pt>
+                <c:pt idx="1">
+                  <c:v>21191246</c:v>
+                </c:pt>
+                <c:pt idx="2">
+                  <c:v>2265926</c:v>
+                </c:pt>
+                <c:pt idx="3">
+                  <c:v>3631817</c:v>
+                </c:pt>
+                <c:pt idx="4">
+                  <c:v>11949</c:v>
+                </c:pt>
+              </c:numCache>
+            </c:numRef>
+          </c:val>
+          <c:extLst>
+            <c:ext xmlns:c16="http://schemas.microsoft.com/office/drawing/2014/chart" uri="{C3380CC4-5D6E-409C-BE32-E72D297353CC}">
+              <c16:uniqueId val="{0000000A-BB56-4AA6-B1BF-BF300D360289}"/>
+            </c:ext>
+          </c:extLst>
+        </c:ser>
+        <c:dLbls>
+          <c:showLegendKey val="0"/>
+          <c:showVal val="0"/>
+          <c:showCatName val="0"/>
+          <c:showSerName val="0"/>
+          <c:showPercent val="0"/>
+          <c:showBubbleSize val="0"/>
+          <c:showLeaderLines val="0"/>
+        </c:dLbls>
+        <c:firstSliceAng val="275"/>
+      </c:pieChart>
+      <c:spPr>
+        <a:noFill/>
+        <a:ln>
+          <a:noFill/>
+        </a:ln>
+        <a:effectLst/>
+      </c:spPr>
+    </c:plotArea>
+    <c:legend>
+      <c:legendPos val="b"/>
+      <c:legendEntry>
+        <c:idx val="0"/>
+        <c:txPr>
+          <a:bodyPr rot="0" spcFirstLastPara="1" vertOverflow="ellipsis" vert="horz" wrap="square" anchor="ctr" anchorCtr="1"/>
+          <a:lstStyle/>
+          <a:p>
+            <a:pPr>
+              <a:defRPr sz="1100" b="0" i="0" u="none" strike="noStrike" kern="1200" baseline="0">
+                <a:solidFill>
+                  <a:schemeClr val="tx1">
+                    <a:lumMod val="65000"/>
+                    <a:lumOff val="35000"/>
+                  </a:schemeClr>
+                </a:solidFill>
+                <a:latin typeface="+mn-lt"/>
+                <a:ea typeface="+mn-ea"/>
+                <a:cs typeface="+mn-cs"/>
+              </a:defRPr>
+            </a:pPr>
+            <a:endParaRPr lang="en-US"/>
+          </a:p>
+        </c:txPr>
+      </c:legendEntry>
+      <c:legendEntry>
+        <c:idx val="1"/>
+        <c:txPr>
+          <a:bodyPr rot="0" spcFirstLastPara="1" vertOverflow="ellipsis" vert="horz" wrap="square" anchor="ctr" anchorCtr="1"/>
+          <a:lstStyle/>
+          <a:p>
+            <a:pPr>
+              <a:defRPr sz="1100" b="0" i="0" u="none" strike="noStrike" kern="1200" baseline="0">
+                <a:solidFill>
+                  <a:schemeClr val="tx1">
+                    <a:lumMod val="65000"/>
+                    <a:lumOff val="35000"/>
+                  </a:schemeClr>
+                </a:solidFill>
+                <a:latin typeface="+mn-lt"/>
+                <a:ea typeface="+mn-ea"/>
+                <a:cs typeface="+mn-cs"/>
+              </a:defRPr>
+            </a:pPr>
+            <a:endParaRPr lang="en-US"/>
+          </a:p>
+        </c:txPr>
+      </c:legendEntry>
+      <c:legendEntry>
+        <c:idx val="2"/>
+        <c:txPr>
+          <a:bodyPr rot="0" spcFirstLastPara="1" vertOverflow="ellipsis" vert="horz" wrap="square" anchor="ctr" anchorCtr="1"/>
+          <a:lstStyle/>
+          <a:p>
+            <a:pPr>
+              <a:defRPr sz="1100" b="0" i="0" u="none" strike="noStrike" kern="1200" baseline="0">
+                <a:solidFill>
+                  <a:schemeClr val="tx1">
+                    <a:lumMod val="65000"/>
+                    <a:lumOff val="35000"/>
+                  </a:schemeClr>
+                </a:solidFill>
+                <a:latin typeface="+mn-lt"/>
+                <a:ea typeface="+mn-ea"/>
+                <a:cs typeface="+mn-cs"/>
+              </a:defRPr>
+            </a:pPr>
+            <a:endParaRPr lang="en-US"/>
+          </a:p>
+        </c:txPr>
+      </c:legendEntry>
+      <c:legendEntry>
+        <c:idx val="3"/>
+        <c:txPr>
+          <a:bodyPr rot="0" spcFirstLastPara="1" vertOverflow="ellipsis" vert="horz" wrap="square" anchor="ctr" anchorCtr="1"/>
+          <a:lstStyle/>
+          <a:p>
+            <a:pPr>
+              <a:defRPr sz="1100" b="0" i="0" u="none" strike="noStrike" kern="1200" baseline="0">
+                <a:solidFill>
+                  <a:schemeClr val="tx1">
+                    <a:lumMod val="65000"/>
+                    <a:lumOff val="35000"/>
+                  </a:schemeClr>
+                </a:solidFill>
+                <a:latin typeface="+mn-lt"/>
+                <a:ea typeface="+mn-ea"/>
+                <a:cs typeface="+mn-cs"/>
+              </a:defRPr>
+            </a:pPr>
+            <a:endParaRPr lang="en-US"/>
+          </a:p>
+        </c:txPr>
+      </c:legendEntry>
+      <c:legendEntry>
+        <c:idx val="4"/>
+        <c:txPr>
+          <a:bodyPr rot="0" spcFirstLastPara="1" vertOverflow="ellipsis" vert="horz" wrap="square" anchor="ctr" anchorCtr="1"/>
+          <a:lstStyle/>
+          <a:p>
+            <a:pPr>
+              <a:defRPr sz="1100" b="0" i="0" u="none" strike="noStrike" kern="1200" baseline="0">
+                <a:solidFill>
+                  <a:schemeClr val="tx1">
+                    <a:lumMod val="65000"/>
+                    <a:lumOff val="35000"/>
+                  </a:schemeClr>
+                </a:solidFill>
+                <a:latin typeface="+mn-lt"/>
+                <a:ea typeface="+mn-ea"/>
+                <a:cs typeface="+mn-cs"/>
+              </a:defRPr>
+            </a:pPr>
+            <a:endParaRPr lang="en-US"/>
+          </a:p>
+        </c:txPr>
+      </c:legendEntry>
+      <c:overlay val="0"/>
+      <c:spPr>
+        <a:noFill/>
+        <a:ln>
+          <a:noFill/>
+        </a:ln>
+        <a:effectLst/>
+      </c:spPr>
+      <c:txPr>
+        <a:bodyPr rot="0" spcFirstLastPara="1" vertOverflow="ellipsis" vert="horz" wrap="square" anchor="ctr" anchorCtr="1"/>
+        <a:lstStyle/>
+        <a:p>
+          <a:pPr>
+            <a:defRPr sz="900" b="0" i="0" u="none" strike="noStrike" kern="1200" baseline="0">
+              <a:solidFill>
+                <a:schemeClr val="tx1">
+                  <a:lumMod val="65000"/>
+                  <a:lumOff val="35000"/>
+                </a:schemeClr>
+              </a:solidFill>
+              <a:latin typeface="+mn-lt"/>
+              <a:ea typeface="+mn-ea"/>
+              <a:cs typeface="+mn-cs"/>
+            </a:defRPr>
+          </a:pPr>
+          <a:endParaRPr lang="en-US"/>
+        </a:p>
+      </c:txPr>
+    </c:legend>
+    <c:plotVisOnly val="1"/>
+    <c:dispBlanksAs val="gap"/>
+    <c:showDLblsOverMax val="0"/>
+    <c:extLst>
+      <c:ext xmlns:c16r3="http://schemas.microsoft.com/office/drawing/2017/03/chart" uri="{56B9EC1D-385E-4148-901F-78D8002777C0}">
+        <c16r3:dataDisplayOptions16>
+          <c16r3:dispNaAsBlank val="1"/>
+        </c16r3:dataDisplayOptions16>
+      </c:ext>
+    </c:extLst>
+  </c:chart>
+  <c:spPr>
+    <a:solidFill>
+      <a:schemeClr val="bg1"/>
+    </a:solidFill>
+    <a:ln w="9525" cap="flat" cmpd="sng" algn="ctr">
+      <a:solidFill>
+        <a:schemeClr val="tx1">
+          <a:lumMod val="15000"/>
+          <a:lumOff val="85000"/>
+        </a:schemeClr>
+      </a:solidFill>
+      <a:round/>
+    </a:ln>
+    <a:effectLst/>
+  </c:spPr>
+  <c:txPr>
+    <a:bodyPr/>
+    <a:lstStyle/>
+    <a:p>
+      <a:pPr>
+        <a:defRPr/>
+      </a:pPr>
+      <a:endParaRPr lang="en-US"/>
+    </a:p>
+  </c:txPr>
+  <c:externalData r:id="rId3">
+    <c:autoUpdate val="0"/>
+  </c:externalData>
+</c:chartSpace>
+</file>
+
+<file path=word/charts/colors1.xml><?xml version="1.0" encoding="utf-8"?>
+<cs:colorStyle xmlns:cs="http://schemas.microsoft.com/office/drawing/2012/chartStyle" xmlns:a="http://schemas.openxmlformats.org/drawingml/2006/main" meth="cycle" id="10">
+  <a:schemeClr val="accent1"/>
+  <a:schemeClr val="accent2"/>
+  <a:schemeClr val="accent3"/>
+  <a:schemeClr val="accent4"/>
+  <a:schemeClr val="accent5"/>
+  <a:schemeClr val="accent6"/>
+  <cs:variation/>
+  <cs:variation>
+    <a:lumMod val="60000"/>
+  </cs:variation>
+  <cs:variation>
+    <a:lumMod val="80000"/>
+    <a:lumOff val="20000"/>
+  </cs:variation>
+  <cs:variation>
+    <a:lumMod val="80000"/>
+  </cs:variation>
+  <cs:variation>
+    <a:lumMod val="60000"/>
+    <a:lumOff val="40000"/>
+  </cs:variation>
+  <cs:variation>
+    <a:lumMod val="50000"/>
+  </cs:variation>
+  <cs:variation>
+    <a:lumMod val="70000"/>
+    <a:lumOff val="30000"/>
+  </cs:variation>
+  <cs:variation>
+    <a:lumMod val="70000"/>
+  </cs:variation>
+  <cs:variation>
+    <a:lumMod val="50000"/>
+    <a:lumOff val="50000"/>
+  </cs:variation>
+</cs:colorStyle>
+</file>
+
+<file path=word/charts/style1.xml><?xml version="1.0" encoding="utf-8"?>
+<cs:chartStyle xmlns:cs="http://schemas.microsoft.com/office/drawing/2012/chartStyle" xmlns:a="http://schemas.openxmlformats.org/drawingml/2006/main" id="251">
+  <cs:axisTitle>
+    <cs:lnRef idx="0"/>
+    <cs:fillRef idx="0"/>
+    <cs:effectRef idx="0"/>
+    <cs:fontRef idx="minor">
+      <a:schemeClr val="tx1">
+        <a:lumMod val="65000"/>
+        <a:lumOff val="35000"/>
+      </a:schemeClr>
+    </cs:fontRef>
+    <cs:defRPr sz="1000" kern="1200"/>
+  </cs:axisTitle>
+  <cs:categoryAxis>
+    <cs:lnRef idx="0"/>
+    <cs:fillRef idx="0"/>
+    <cs:effectRef idx="0"/>
+    <cs:fontRef idx="minor">
+      <a:schemeClr val="tx1">
+        <a:lumMod val="65000"/>
+        <a:lumOff val="35000"/>
+      </a:schemeClr>
+    </cs:fontRef>
+    <cs:spPr>
+      <a:ln w="9525" cap="flat" cmpd="sng" algn="ctr">
+        <a:solidFill>
+          <a:schemeClr val="tx1">
+            <a:lumMod val="15000"/>
+            <a:lumOff val="85000"/>
+          </a:schemeClr>
+        </a:solidFill>
+        <a:round/>
+      </a:ln>
+    </cs:spPr>
+    <cs:defRPr sz="900" kern="1200"/>
+  </cs:categoryAxis>
+  <cs:chartArea mods="allowNoFillOverride allowNoLineOverride">
+    <cs:lnRef idx="0"/>
+    <cs:fillRef idx="0"/>
+    <cs:effectRef idx="0"/>
+    <cs:fontRef idx="minor">
+      <a:schemeClr val="tx1"/>
+    </cs:fontRef>
+    <cs:spPr>
+      <a:solidFill>
+        <a:schemeClr val="bg1"/>
+      </a:solidFill>
+      <a:ln w="9525" cap="flat" cmpd="sng" algn="ctr">
+        <a:solidFill>
+          <a:schemeClr val="tx1">
+            <a:lumMod val="15000"/>
+            <a:lumOff val="85000"/>
+          </a:schemeClr>
+        </a:solidFill>
+        <a:round/>
+      </a:ln>
+    </cs:spPr>
+    <cs:defRPr sz="900" kern="1200"/>
+  </cs:chartArea>
+  <cs:dataLabel>
+    <cs:lnRef idx="0"/>
+    <cs:fillRef idx="0"/>
+    <cs:effectRef idx="0"/>
+    <cs:fontRef idx="minor">
+      <a:schemeClr val="tx1">
+        <a:lumMod val="75000"/>
+        <a:lumOff val="25000"/>
+      </a:schemeClr>
+    </cs:fontRef>
+    <cs:defRPr sz="900" kern="1200"/>
+  </cs:dataLabel>
+  <cs:dataLabelCallout>
+    <cs:lnRef idx="0"/>
+    <cs:fillRef idx="0"/>
+    <cs:effectRef idx="0"/>
+    <cs:fontRef idx="minor">
+      <a:schemeClr val="dk1">
+        <a:lumMod val="65000"/>
+        <a:lumOff val="35000"/>
+      </a:schemeClr>
+    </cs:fontRef>
+    <cs:spPr>
+      <a:solidFill>
+        <a:schemeClr val="lt1"/>
+      </a:solidFill>
+      <a:ln>
+        <a:solidFill>
+          <a:schemeClr val="dk1">
+            <a:lumMod val="25000"/>
+            <a:lumOff val="75000"/>
+          </a:schemeClr>
+        </a:solidFill>
+      </a:ln>
+    </cs:spPr>
+    <cs:defRPr sz="900" kern="1200"/>
+    <cs:bodyPr rot="0" spcFirstLastPara="1" vertOverflow="clip" horzOverflow="clip" vert="horz" wrap="square" lIns="36576" tIns="18288" rIns="36576" bIns="18288" anchor="ctr" anchorCtr="1">
+      <a:spAutoFit/>
+    </cs:bodyPr>
+  </cs:dataLabelCallout>
+  <cs:dataPoint>
+    <cs:lnRef idx="0"/>
+    <cs:fillRef idx="1">
+      <cs:styleClr val="auto"/>
+    </cs:fillRef>
+    <cs:effectRef idx="0"/>
+    <cs:fontRef idx="minor">
+      <a:schemeClr val="tx1"/>
+    </cs:fontRef>
+    <cs:spPr>
+      <a:ln w="19050">
+        <a:solidFill>
+          <a:schemeClr val="lt1"/>
+        </a:solidFill>
+      </a:ln>
+    </cs:spPr>
+  </cs:dataPoint>
+  <cs:dataPoint3D>
+    <cs:lnRef idx="0"/>
+    <cs:fillRef idx="1">
+      <cs:styleClr val="auto"/>
+    </cs:fillRef>
+    <cs:effectRef idx="0"/>
+    <cs:fontRef idx="minor">
+      <a:schemeClr val="tx1"/>
+    </cs:fontRef>
+    <cs:spPr>
+      <a:ln w="25400">
+        <a:solidFill>
+          <a:schemeClr val="lt1"/>
+        </a:solidFill>
+      </a:ln>
+    </cs:spPr>
+  </cs:dataPoint3D>
+  <cs:dataPointLine>
+    <cs:lnRef idx="0">
+      <cs:styleClr val="auto"/>
+    </cs:lnRef>
+    <cs:fillRef idx="0"/>
+    <cs:effectRef idx="0"/>
+    <cs:fontRef idx="minor">
+      <a:schemeClr val="tx1"/>
+    </cs:fontRef>
+    <cs:spPr>
+      <a:ln w="28575" cap="rnd">
+        <a:solidFill>
+          <a:schemeClr val="phClr"/>
+        </a:solidFill>
+        <a:round/>
+      </a:ln>
+    </cs:spPr>
+  </cs:dataPointLine>
+  <cs:dataPointMarker>
+    <cs:lnRef idx="0">
+      <cs:styleClr val="auto"/>
+    </cs:lnRef>
+    <cs:fillRef idx="1">
+      <cs:styleClr val="auto"/>
+    </cs:fillRef>
+    <cs:effectRef idx="0"/>
+    <cs:fontRef idx="minor">
+      <a:schemeClr val="tx1"/>
+    </cs:fontRef>
+    <cs:spPr>
+      <a:ln w="9525">
+        <a:solidFill>
+          <a:schemeClr val="phClr"/>
+        </a:solidFill>
+      </a:ln>
+    </cs:spPr>
+  </cs:dataPointMarker>
+  <cs:dataPointMarkerLayout symbol="circle" size="5"/>
+  <cs:dataPointWireframe>
+    <cs:lnRef idx="0">
+      <cs:styleClr val="auto"/>
+    </cs:lnRef>
+    <cs:fillRef idx="0"/>
+    <cs:effectRef idx="0"/>
+    <cs:fontRef idx="minor">
+      <a:schemeClr val="tx1"/>
+    </cs:fontRef>
+    <cs:spPr>
+      <a:ln w="9525" cap="rnd">
+        <a:solidFill>
+          <a:schemeClr val="phClr"/>
+        </a:solidFill>
+        <a:round/>
+      </a:ln>
+    </cs:spPr>
+  </cs:dataPointWireframe>
+  <cs:dataTable>
+    <cs:lnRef idx="0"/>
+    <cs:fillRef idx="0"/>
+    <cs:effectRef idx="0"/>
+    <cs:fontRef idx="minor">
+      <a:schemeClr val="tx1">
+        <a:lumMod val="65000"/>
+        <a:lumOff val="35000"/>
+      </a:schemeClr>
+    </cs:fontRef>
+    <cs:spPr>
+      <a:noFill/>
+      <a:ln w="9525" cap="flat" cmpd="sng" algn="ctr">
+        <a:solidFill>
+          <a:schemeClr val="tx1">
+            <a:lumMod val="15000"/>
+            <a:lumOff val="85000"/>
+          </a:schemeClr>
+        </a:solidFill>
+        <a:round/>
+      </a:ln>
+    </cs:spPr>
+    <cs:defRPr sz="900" kern="1200"/>
+  </cs:dataTable>
+  <cs:downBar>
+    <cs:lnRef idx="0"/>
+    <cs:fillRef idx="0"/>
+    <cs:effectRef idx="0"/>
+    <cs:fontRef idx="minor">
+      <a:schemeClr val="tx1"/>
+    </cs:fontRef>
+    <cs:spPr>
+      <a:solidFill>
+        <a:schemeClr val="dk1">
+          <a:lumMod val="75000"/>
+          <a:lumOff val="25000"/>
+        </a:schemeClr>
+      </a:solidFill>
+      <a:ln w="9525" cap="flat" cmpd="sng" algn="ctr">
+        <a:solidFill>
+          <a:schemeClr val="tx1">
+            <a:lumMod val="65000"/>
+            <a:lumOff val="35000"/>
+          </a:schemeClr>
+        </a:solidFill>
+        <a:round/>
+      </a:ln>
+    </cs:spPr>
+  </cs:downBar>
+  <cs:dropLine>
+    <cs:lnRef idx="0"/>
+    <cs:fillRef idx="0"/>
+    <cs:effectRef idx="0"/>
+    <cs:fontRef idx="minor">
+      <a:schemeClr val="tx1"/>
+    </cs:fontRef>
+    <cs:spPr>
+      <a:ln w="9525" cap="flat" cmpd="sng" algn="ctr">
+        <a:solidFill>
+          <a:schemeClr val="tx1">
+            <a:lumMod val="35000"/>
+            <a:lumOff val="65000"/>
+          </a:schemeClr>
+        </a:solidFill>
+        <a:round/>
+      </a:ln>
+    </cs:spPr>
+  </cs:dropLine>
+  <cs:errorBar>
+    <cs:lnRef idx="0"/>
+    <cs:fillRef idx="0"/>
+    <cs:effectRef idx="0"/>
+    <cs:fontRef idx="minor">
+      <a:schemeClr val="tx1"/>
+    </cs:fontRef>
+    <cs:spPr>
+      <a:ln w="9525" cap="flat" cmpd="sng" algn="ctr">
+        <a:solidFill>
+          <a:schemeClr val="tx1">
+            <a:lumMod val="65000"/>
+            <a:lumOff val="35000"/>
+          </a:schemeClr>
+        </a:solidFill>
+        <a:round/>
+      </a:ln>
+    </cs:spPr>
+  </cs:errorBar>
+  <cs:floor>
+    <cs:lnRef idx="0"/>
+    <cs:fillRef idx="0"/>
+    <cs:effectRef idx="0"/>
+    <cs:fontRef idx="minor">
+      <a:schemeClr val="tx1"/>
+    </cs:fontRef>
+    <cs:spPr>
+      <a:noFill/>
+      <a:ln>
+        <a:noFill/>
+      </a:ln>
+    </cs:spPr>
+  </cs:floor>
+  <cs:gridlineMajor>
+    <cs:lnRef idx="0"/>
+    <cs:fillRef idx="0"/>
+    <cs:effectRef idx="0"/>
+    <cs:fontRef idx="minor">
+      <a:schemeClr val="tx1"/>
+    </cs:fontRef>
+    <cs:spPr>
+      <a:ln w="9525" cap="flat" cmpd="sng" algn="ctr">
+        <a:solidFill>
+          <a:schemeClr val="tx1">
+            <a:lumMod val="15000"/>
+            <a:lumOff val="85000"/>
+          </a:schemeClr>
+        </a:solidFill>
+        <a:round/>
+      </a:ln>
+    </cs:spPr>
+  </cs:gridlineMajor>
+  <cs:gridlineMinor>
+    <cs:lnRef idx="0"/>
+    <cs:fillRef idx="0"/>
+    <cs:effectRef idx="0"/>
+    <cs:fontRef idx="minor">
+      <a:schemeClr val="tx1"/>
+    </cs:fontRef>
+    <cs:spPr>
+      <a:ln w="9525" cap="flat" cmpd="sng" algn="ctr">
+        <a:solidFill>
+          <a:schemeClr val="tx1">
+            <a:lumMod val="5000"/>
+            <a:lumOff val="95000"/>
+          </a:schemeClr>
+        </a:solidFill>
+        <a:round/>
+      </a:ln>
+    </cs:spPr>
+  </cs:gridlineMinor>
+  <cs:hiLoLine>
+    <cs:lnRef idx="0"/>
+    <cs:fillRef idx="0"/>
+    <cs:effectRef idx="0"/>
+    <cs:fontRef idx="minor">
+      <a:schemeClr val="tx1"/>
+    </cs:fontRef>
+    <cs:spPr>
+      <a:ln w="9525" cap="flat" cmpd="sng" algn="ctr">
+        <a:solidFill>
+          <a:schemeClr val="tx1">
+            <a:lumMod val="50000"/>
+            <a:lumOff val="50000"/>
+          </a:schemeClr>
+        </a:solidFill>
+        <a:round/>
+      </a:ln>
+    </cs:spPr>
+  </cs:hiLoLine>
+  <cs:leaderLine>
+    <cs:lnRef idx="0"/>
+    <cs:fillRef idx="0"/>
+    <cs:effectRef idx="0"/>
+    <cs:fontRef idx="minor">
+      <a:schemeClr val="tx1"/>
+    </cs:fontRef>
+    <cs:spPr>
+      <a:ln w="9525" cap="flat" cmpd="sng" algn="ctr">
+        <a:solidFill>
+          <a:schemeClr val="tx1">
+            <a:lumMod val="35000"/>
+            <a:lumOff val="65000"/>
+          </a:schemeClr>
+        </a:solidFill>
+        <a:round/>
+      </a:ln>
+    </cs:spPr>
+  </cs:leaderLine>
+  <cs:legend>
+    <cs:lnRef idx="0"/>
+    <cs:fillRef idx="0"/>
+    <cs:effectRef idx="0"/>
+    <cs:fontRef idx="minor">
+      <a:schemeClr val="tx1">
+        <a:lumMod val="65000"/>
+        <a:lumOff val="35000"/>
+      </a:schemeClr>
+    </cs:fontRef>
+    <cs:defRPr sz="900" kern="1200"/>
+  </cs:legend>
+  <cs:plotArea mods="allowNoFillOverride allowNoLineOverride">
+    <cs:lnRef idx="0"/>
+    <cs:fillRef idx="0"/>
+    <cs:effectRef idx="0"/>
+    <cs:fontRef idx="minor">
+      <a:schemeClr val="tx1"/>
+    </cs:fontRef>
+  </cs:plotArea>
+  <cs:plotArea3D mods="allowNoFillOverride allowNoLineOverride">
+    <cs:lnRef idx="0"/>
+    <cs:fillRef idx="0"/>
+    <cs:effectRef idx="0"/>
+    <cs:fontRef idx="minor">
+      <a:schemeClr val="tx1"/>
+    </cs:fontRef>
+  </cs:plotArea3D>
+  <cs:seriesAxis>
+    <cs:lnRef idx="0"/>
+    <cs:fillRef idx="0"/>
+    <cs:effectRef idx="0"/>
+    <cs:fontRef idx="minor">
+      <a:schemeClr val="tx1">
+        <a:lumMod val="65000"/>
+        <a:lumOff val="35000"/>
+      </a:schemeClr>
+    </cs:fontRef>
+    <cs:defRPr sz="900" kern="1200"/>
+  </cs:seriesAxis>
+  <cs:seriesLine>
+    <cs:lnRef idx="0"/>
+    <cs:fillRef idx="0"/>
+    <cs:effectRef idx="0"/>
+    <cs:fontRef idx="minor">
+      <a:schemeClr val="tx1"/>
+    </cs:fontRef>
+    <cs:spPr>
+      <a:ln w="9525" cap="flat" cmpd="sng" algn="ctr">
+        <a:solidFill>
+          <a:schemeClr val="tx1">
+            <a:lumMod val="35000"/>
+            <a:lumOff val="65000"/>
+          </a:schemeClr>
+        </a:solidFill>
+        <a:round/>
+      </a:ln>
+    </cs:spPr>
+  </cs:seriesLine>
+  <cs:title>
+    <cs:lnRef idx="0"/>
+    <cs:fillRef idx="0"/>
+    <cs:effectRef idx="0"/>
+    <cs:fontRef idx="minor">
+      <a:schemeClr val="tx1">
+        <a:lumMod val="65000"/>
+        <a:lumOff val="35000"/>
+      </a:schemeClr>
+    </cs:fontRef>
+    <cs:defRPr sz="1400" b="0" kern="1200" spc="0" baseline="0"/>
+  </cs:title>
+  <cs:trendline>
+    <cs:lnRef idx="0">
+      <cs:styleClr val="auto"/>
+    </cs:lnRef>
+    <cs:fillRef idx="0"/>
+    <cs:effectRef idx="0"/>
+    <cs:fontRef idx="minor">
+      <a:schemeClr val="tx1"/>
+    </cs:fontRef>
+    <cs:spPr>
+      <a:ln w="19050" cap="rnd">
+        <a:solidFill>
+          <a:schemeClr val="phClr"/>
+        </a:solidFill>
+        <a:prstDash val="sysDot"/>
+      </a:ln>
+    </cs:spPr>
+  </cs:trendline>
+  <cs:trendlineLabel>
+    <cs:lnRef idx="0"/>
+    <cs:fillRef idx="0"/>
+    <cs:effectRef idx="0"/>
+    <cs:fontRef idx="minor">
+      <a:schemeClr val="tx1">
+        <a:lumMod val="65000"/>
+        <a:lumOff val="35000"/>
+      </a:schemeClr>
+    </cs:fontRef>
+    <cs:defRPr sz="900" kern="1200"/>
+  </cs:trendlineLabel>
+  <cs:upBar>
+    <cs:lnRef idx="0"/>
+    <cs:fillRef idx="0"/>
+    <cs:effectRef idx="0"/>
+    <cs:fontRef idx="minor">
+      <a:schemeClr val="tx1"/>
+    </cs:fontRef>
+    <cs:spPr>
+      <a:solidFill>
+        <a:schemeClr val="lt1"/>
+      </a:solidFill>
+      <a:ln w="9525" cap="flat" cmpd="sng" algn="ctr">
+        <a:solidFill>
+          <a:schemeClr val="tx1">
+            <a:lumMod val="65000"/>
+            <a:lumOff val="35000"/>
+          </a:schemeClr>
+        </a:solidFill>
+        <a:round/>
+      </a:ln>
+    </cs:spPr>
+  </cs:upBar>
+  <cs:valueAxis>
+    <cs:lnRef idx="0"/>
+    <cs:fillRef idx="0"/>
+    <cs:effectRef idx="0"/>
+    <cs:fontRef idx="minor">
+      <a:schemeClr val="tx1">
+        <a:lumMod val="65000"/>
+        <a:lumOff val="35000"/>
+      </a:schemeClr>
+    </cs:fontRef>
+    <cs:defRPr sz="900" kern="1200"/>
+  </cs:valueAxis>
+  <cs:wall>
+    <cs:lnRef idx="0"/>
+    <cs:fillRef idx="0"/>
+    <cs:effectRef idx="0"/>
+    <cs:fontRef idx="minor">
+      <a:schemeClr val="tx1"/>
+    </cs:fontRef>
+    <cs:spPr>
+      <a:noFill/>
+      <a:ln>
+        <a:noFill/>
+      </a:ln>
+    </cs:spPr>
+  </cs:wall>
+</cs:chartStyle>
 </file>
 
 <file path=word/theme/theme1.xml><?xml version="1.0" encoding="utf-8"?>

--- a/ModelGuide/ModelGuide-LakeMeadWaterBank.docx
+++ b/ModelGuide/ModelGuide-LakeMeadWaterBank.docx
@@ -136,7 +136,15 @@
         <w:t xml:space="preserve"> water user </w:t>
       </w:r>
       <w:r>
-        <w:t>roles for a Lake Mead model based on the principle of divide reservoir inf</w:t>
+        <w:t xml:space="preserve">roles for a Lake Mead model based on the principle of </w:t>
+      </w:r>
+      <w:proofErr w:type="gramStart"/>
+      <w:r>
+        <w:t>divide</w:t>
+      </w:r>
+      <w:proofErr w:type="gramEnd"/>
+      <w:r>
+        <w:t xml:space="preserve"> reservoir inf</w:t>
       </w:r>
       <w:r>
         <w:t>l</w:t>
@@ -185,7 +193,15 @@
         <w:t>C) Users withdraw and conserve within their available water</w:t>
       </w:r>
       <w:r>
-        <w:t xml:space="preserve">, others choices, and real-time discussion of choices. We see uses of the tool for </w:t>
+        <w:t xml:space="preserve">, </w:t>
+      </w:r>
+      <w:proofErr w:type="gramStart"/>
+      <w:r>
+        <w:t>others</w:t>
+      </w:r>
+      <w:proofErr w:type="gramEnd"/>
+      <w:r>
+        <w:t xml:space="preserve"> choices, and real-time discussion of choices. We see uses of the tool for </w:t>
       </w:r>
       <w:r>
         <w:t>three</w:t>
@@ -709,7 +725,15 @@
         <w:t>. The document also ex</w:t>
       </w:r>
       <w:r>
-        <w:t>plains how choices build on existing Colorado River management (Appendix A). The document also suggest</w:t>
+        <w:t xml:space="preserve">plains how choices </w:t>
+      </w:r>
+      <w:proofErr w:type="gramStart"/>
+      <w:r>
+        <w:t>build</w:t>
+      </w:r>
+      <w:proofErr w:type="gramEnd"/>
+      <w:r>
+        <w:t xml:space="preserve"> on existing Colorado River management (Appendix A). The document also suggest</w:t>
       </w:r>
       <w:r>
         <w:t>s</w:t>
@@ -837,7 +861,15 @@
         <w:t>Session Guide</w:t>
       </w:r>
       <w:r>
-        <w:t>: 1 person to setup in Google Sheets (see Setup below), invite participants, and organize play.</w:t>
+        <w:t xml:space="preserve">: 1 person to </w:t>
+      </w:r>
+      <w:proofErr w:type="gramStart"/>
+      <w:r>
+        <w:t>setup</w:t>
+      </w:r>
+      <w:proofErr w:type="gramEnd"/>
+      <w:r>
+        <w:t xml:space="preserve"> in Google Sheets (see Setup below), invite participants, and organize play.</w:t>
       </w:r>
       <w:r>
         <w:tab/>
@@ -984,7 +1016,15 @@
         <w:t>Instructions</w:t>
       </w:r>
       <w:r>
-        <w:t xml:space="preserve"> to Guide a Model Session</w:t>
+        <w:t xml:space="preserve"> to </w:t>
+      </w:r>
+      <w:proofErr w:type="gramStart"/>
+      <w:r>
+        <w:t>Guide</w:t>
+      </w:r>
+      <w:proofErr w:type="gramEnd"/>
+      <w:r>
+        <w:t xml:space="preserve"> a Model Session</w:t>
       </w:r>
     </w:p>
     <w:p>
@@ -1003,7 +1043,21 @@
         <w:rPr>
           <w:color w:val="323E4F" w:themeColor="text2" w:themeShade="BF"/>
         </w:rPr>
-        <w:t>; persons not familiar with current Colorado River operations</w:t>
+        <w:t xml:space="preserve">; </w:t>
+      </w:r>
+      <w:proofErr w:type="gramStart"/>
+      <w:r>
+        <w:rPr>
+          <w:color w:val="323E4F" w:themeColor="text2" w:themeShade="BF"/>
+        </w:rPr>
+        <w:t>persons</w:t>
+      </w:r>
+      <w:proofErr w:type="gramEnd"/>
+      <w:r>
+        <w:rPr>
+          <w:color w:val="323E4F" w:themeColor="text2" w:themeShade="BF"/>
+        </w:rPr>
+        <w:t xml:space="preserve"> not familiar with current Colorado River operations</w:t>
       </w:r>
       <w:r>
         <w:rPr>
@@ -1877,7 +1931,15 @@
               <w:t>4.4</w:t>
             </w:r>
             <w:r>
-              <w:t xml:space="preserve"> maf per year </w:t>
+              <w:t xml:space="preserve"> </w:t>
+            </w:r>
+            <w:proofErr w:type="spellStart"/>
+            <w:r>
+              <w:t>maf</w:t>
+            </w:r>
+            <w:proofErr w:type="spellEnd"/>
+            <w:r>
+              <w:t xml:space="preserve"> per year </w:t>
             </w:r>
             <w:r>
               <w:t>as Lake Mead level decline</w:t>
@@ -1918,12 +1980,21 @@
             <w:r>
               <w:t xml:space="preserve">cutback schedule in </w:t>
             </w:r>
+            <w:proofErr w:type="spellStart"/>
             <w:r>
               <w:rPr>
                 <w:i/>
                 <w:iCs/>
               </w:rPr>
-              <w:t xml:space="preserve">MandatoryConservation </w:t>
+              <w:t>MandatoryConservation</w:t>
+            </w:r>
+            <w:proofErr w:type="spellEnd"/>
+            <w:r>
+              <w:rPr>
+                <w:i/>
+                <w:iCs/>
+              </w:rPr>
+              <w:t xml:space="preserve"> </w:t>
             </w:r>
             <w:r>
               <w:t>sheet.</w:t>
@@ -1935,7 +2006,15 @@
               <w:t>These values ex</w:t>
             </w:r>
             <w:r>
-              <w:t xml:space="preserve">clude 0.95 maf </w:t>
+              <w:t xml:space="preserve">clude 0.95 </w:t>
+            </w:r>
+            <w:proofErr w:type="spellStart"/>
+            <w:r>
+              <w:t>maf</w:t>
+            </w:r>
+            <w:proofErr w:type="spellEnd"/>
+            <w:r>
+              <w:t xml:space="preserve"> </w:t>
             </w:r>
             <w:r>
               <w:t xml:space="preserve">per year </w:t>
@@ -2075,7 +2154,15 @@
               <w:ind w:left="161" w:hanging="180"/>
             </w:pPr>
             <w:r>
-              <w:t xml:space="preserve">Continue mandatory conservation and cutback from 2.8 maf per year as Lake Mead level declines from 1,090 to 1,025 feet </w:t>
+              <w:t xml:space="preserve">Continue mandatory conservation and cutback from 2.8 </w:t>
+            </w:r>
+            <w:proofErr w:type="spellStart"/>
+            <w:r>
+              <w:t>maf</w:t>
+            </w:r>
+            <w:proofErr w:type="spellEnd"/>
+            <w:r>
+              <w:t xml:space="preserve"> per year as Lake Mead level declines from 1,090 to 1,025 feet </w:t>
             </w:r>
             <w:r>
               <w:fldChar w:fldCharType="begin"/>
@@ -2098,15 +2185,32 @@
             <w:r>
               <w:t xml:space="preserve">. See cutback schedule in </w:t>
             </w:r>
+            <w:proofErr w:type="spellStart"/>
             <w:r>
               <w:rPr>
                 <w:i/>
                 <w:iCs/>
               </w:rPr>
-              <w:t xml:space="preserve">MandatoryConservation </w:t>
-            </w:r>
-            <w:r>
-              <w:t>sheet. These values exclude 0.95 maf per year of use by First Nations in the Lower Basin.</w:t>
+              <w:t>MandatoryConservation</w:t>
+            </w:r>
+            <w:proofErr w:type="spellEnd"/>
+            <w:r>
+              <w:rPr>
+                <w:i/>
+                <w:iCs/>
+              </w:rPr>
+              <w:t xml:space="preserve"> </w:t>
+            </w:r>
+            <w:r>
+              <w:t xml:space="preserve">sheet. These values exclude 0.95 </w:t>
+            </w:r>
+            <w:proofErr w:type="spellStart"/>
+            <w:r>
+              <w:t>maf</w:t>
+            </w:r>
+            <w:proofErr w:type="spellEnd"/>
+            <w:r>
+              <w:t xml:space="preserve"> per year of use by First Nations in the Lower Basin.</w:t>
             </w:r>
           </w:p>
           <w:p>
@@ -2230,7 +2334,15 @@
               <w:ind w:left="161" w:hanging="180"/>
             </w:pPr>
             <w:r>
-              <w:t xml:space="preserve">Continue mandatory conservation and cutback from 0.3 maf per year as Lake Mead level declines from 1,090 to 1,025 feet </w:t>
+              <w:t xml:space="preserve">Continue mandatory conservation and cutback from 0.3 </w:t>
+            </w:r>
+            <w:proofErr w:type="spellStart"/>
+            <w:r>
+              <w:t>maf</w:t>
+            </w:r>
+            <w:proofErr w:type="spellEnd"/>
+            <w:r>
+              <w:t xml:space="preserve"> per year as Lake Mead level declines from 1,090 to 1,025 feet </w:t>
             </w:r>
             <w:r>
               <w:fldChar w:fldCharType="begin"/>
@@ -2253,15 +2365,32 @@
             <w:r>
               <w:t xml:space="preserve">. See cutback schedule in </w:t>
             </w:r>
+            <w:proofErr w:type="spellStart"/>
             <w:r>
               <w:rPr>
                 <w:i/>
                 <w:iCs/>
               </w:rPr>
-              <w:t xml:space="preserve">MandatoryConservation </w:t>
-            </w:r>
-            <w:r>
-              <w:t>sheet. These values exclude 0.95 maf per year of use by First Nations in the Lower Basin.</w:t>
+              <w:t>MandatoryConservation</w:t>
+            </w:r>
+            <w:proofErr w:type="spellEnd"/>
+            <w:r>
+              <w:rPr>
+                <w:i/>
+                <w:iCs/>
+              </w:rPr>
+              <w:t xml:space="preserve"> </w:t>
+            </w:r>
+            <w:r>
+              <w:t xml:space="preserve">sheet. These values exclude 0.95 </w:t>
+            </w:r>
+            <w:proofErr w:type="spellStart"/>
+            <w:r>
+              <w:t>maf</w:t>
+            </w:r>
+            <w:proofErr w:type="spellEnd"/>
+            <w:r>
+              <w:t xml:space="preserve"> per year of use by First Nations in the Lower Basin.</w:t>
             </w:r>
           </w:p>
           <w:p>
@@ -2375,7 +2504,15 @@
               <w:t xml:space="preserve">Continue mandatory conservation </w:t>
             </w:r>
             <w:r>
-              <w:t xml:space="preserve">and cutback from 1.5 maf per year </w:t>
+              <w:t xml:space="preserve">and cutback from 1.5 </w:t>
+            </w:r>
+            <w:proofErr w:type="spellStart"/>
+            <w:r>
+              <w:t>maf</w:t>
+            </w:r>
+            <w:proofErr w:type="spellEnd"/>
+            <w:r>
+              <w:t xml:space="preserve"> per year </w:t>
             </w:r>
             <w:r>
               <w:t xml:space="preserve">as Lake Mead levels decline </w:t>
@@ -2401,12 +2538,21 @@
             <w:r>
               <w:t xml:space="preserve">. See </w:t>
             </w:r>
+            <w:proofErr w:type="spellStart"/>
             <w:r>
               <w:rPr>
                 <w:i/>
                 <w:iCs/>
               </w:rPr>
-              <w:t xml:space="preserve">MandatoryConservation </w:t>
+              <w:t>MandatoryConservation</w:t>
+            </w:r>
+            <w:proofErr w:type="spellEnd"/>
+            <w:r>
+              <w:rPr>
+                <w:i/>
+                <w:iCs/>
+              </w:rPr>
+              <w:t xml:space="preserve"> </w:t>
             </w:r>
             <w:r>
               <w:t>sheet.</w:t>
@@ -2707,7 +2853,15 @@
         <w:t>assign</w:t>
       </w:r>
       <w:r>
-        <w:t xml:space="preserve"> 0.95 maf of settled water rights </w:t>
+        <w:t xml:space="preserve"> 0.95 </w:t>
+      </w:r>
+      <w:proofErr w:type="spellStart"/>
+      <w:r>
+        <w:t>maf</w:t>
+      </w:r>
+      <w:proofErr w:type="spellEnd"/>
+      <w:r>
+        <w:t xml:space="preserve"> of settled water rights </w:t>
       </w:r>
       <w:r>
         <w:t>to Arizona and California</w:t>
@@ -2821,19 +2975,7 @@
           <w:rPr>
             <w:rStyle w:val="Hyperlink"/>
           </w:rPr>
-          <w:t>First Nati</w:t>
-        </w:r>
-        <w:r>
-          <w:rPr>
-            <w:rStyle w:val="Hyperlink"/>
-          </w:rPr>
-          <w:t>o</w:t>
-        </w:r>
-        <w:r>
-          <w:rPr>
-            <w:rStyle w:val="Hyperlink"/>
-          </w:rPr>
-          <w:t>ns</w:t>
+          <w:t>First Nations</w:t>
         </w:r>
       </w:hyperlink>
       <w:r>
@@ -2866,7 +3008,11 @@
         <w:t xml:space="preserve"> The </w:t>
       </w:r>
       <w:r>
-        <w:t xml:space="preserve">values show population of counties, cities, or tribes and is </w:t>
+        <w:t xml:space="preserve">values show population of counties, cities, or tribes and </w:t>
+      </w:r>
+      <w:proofErr w:type="gramStart"/>
+      <w:r>
+        <w:t xml:space="preserve">is </w:t>
       </w:r>
       <w:r>
         <w:t xml:space="preserve">an </w:t>
@@ -2875,7 +3021,11 @@
         <w:t>approximation</w:t>
       </w:r>
       <w:r>
-        <w:t xml:space="preserve"> of the population in the Lower Basin that </w:t>
+        <w:t xml:space="preserve"> of</w:t>
+      </w:r>
+      <w:proofErr w:type="gramEnd"/>
+      <w:r>
+        <w:t xml:space="preserve"> the population in the Lower Basin that </w:t>
       </w:r>
       <w:r>
         <w:t>relies on the Colorado River.</w:t>
@@ -2929,10 +3079,7 @@
         <w:t xml:space="preserve"> </w:t>
       </w:r>
       <w:r>
-        <w:t>CEABC, 2023</w:t>
-      </w:r>
-      <w:r>
-        <w:t xml:space="preserve">; </w:t>
+        <w:t xml:space="preserve">CEABC, 2023; </w:t>
       </w:r>
       <w:r>
         <w:rPr>
@@ -4022,13 +4169,7 @@
         <w:t>. Water is exported from the Colorado River to Southern California</w:t>
       </w:r>
       <w:r>
-        <w:t xml:space="preserve">. Figure 1e shows the areas in California receiving water from the Colorado River </w:t>
-      </w:r>
-      <w:r>
-        <w:t>(Christian-Smith et al., 2010)</w:t>
-      </w:r>
-      <w:r>
-        <w:t>. Table 1</w:t>
+        <w:t>. Figure 1e shows the areas in California receiving water from the Colorado River (Christian-Smith et al., 2010). Table 1</w:t>
       </w:r>
       <w:r>
         <w:t xml:space="preserve">c has information about water supply and use by </w:t>
@@ -4057,8 +4198,13 @@
       <w:r>
         <w:t xml:space="preserve">represent </w:t>
       </w:r>
-      <w:r>
-        <w:t>all of the Colorado River water used in California but are big users.</w:t>
+      <w:proofErr w:type="gramStart"/>
+      <w:r>
+        <w:t>all of</w:t>
+      </w:r>
+      <w:proofErr w:type="gramEnd"/>
+      <w:r>
+        <w:t xml:space="preserve"> the Colorado River water used in California but are big users.</w:t>
       </w:r>
     </w:p>
     <w:p>
@@ -4068,14 +4214,7 @@
           <w:bCs/>
         </w:rPr>
         <w:lastRenderedPageBreak/>
-        <w:t xml:space="preserve">Figure 1e. Water districts in California </w:t>
-      </w:r>
-      <w:r>
-        <w:rPr>
-          <w:b/>
-          <w:bCs/>
-        </w:rPr>
-        <w:t xml:space="preserve">that </w:t>
+        <w:t xml:space="preserve">Figure 1e. Water districts in California that </w:t>
       </w:r>
       <w:r>
         <w:rPr>
@@ -4291,7 +4430,15 @@
               <w:t>High-priority</w:t>
             </w:r>
             <w:r>
-              <w:t xml:space="preserve"> 3.1 maf allotment</w:t>
+              <w:t xml:space="preserve"> 3.1 </w:t>
+            </w:r>
+            <w:proofErr w:type="spellStart"/>
+            <w:r>
+              <w:t>maf</w:t>
+            </w:r>
+            <w:proofErr w:type="spellEnd"/>
+            <w:r>
+              <w:t xml:space="preserve"> allotment</w:t>
             </w:r>
           </w:p>
           <w:p>
@@ -4333,10 +4480,7 @@
               <w:t>State Water Project</w:t>
             </w:r>
             <w:r>
-              <w:t xml:space="preserve"> </w:t>
-            </w:r>
-            <w:r>
-              <w:t>Groundwater</w:t>
+              <w:t xml:space="preserve"> Groundwater</w:t>
             </w:r>
           </w:p>
           <w:p>
@@ -4740,7 +4884,15 @@
     </w:p>
     <w:p>
       <w:r>
-        <w:t xml:space="preserve">Mexico has an allotment of 1.5 maf which used the cities of Mexicali, Tecate, Tijuana, and Ensenada. Figure 1g shows how much each city </w:t>
+        <w:t xml:space="preserve">Mexico has an allotment of 1.5 </w:t>
+      </w:r>
+      <w:proofErr w:type="spellStart"/>
+      <w:r>
+        <w:t>maf</w:t>
+      </w:r>
+      <w:proofErr w:type="spellEnd"/>
+      <w:r>
+        <w:t xml:space="preserve"> which used the cities of Mexicali, Tecate, Tijuana, and Ensenada. Figure 1g shows how much each city </w:t>
       </w:r>
       <w:r>
         <w:t xml:space="preserve">uses the Colorado River as a source of water </w:t>
@@ -4763,6 +4915,9 @@
     </w:p>
     <w:p>
       <w:r>
+        <w:rPr>
+          <w:noProof/>
+        </w:rPr>
         <w:lastRenderedPageBreak/>
         <w:drawing>
           <wp:inline distT="0" distB="0" distL="0" distR="0" wp14:anchorId="20D404BB" wp14:editId="00C62CD0">
@@ -5434,13 +5589,29 @@
           <w:sz w:val="20"/>
           <w:szCs w:val="20"/>
         </w:rPr>
-        <w:t xml:space="preserve">Gulf of California. The water is delivered in blocks throughout the year and local loss </w:t>
-      </w:r>
+        <w:t xml:space="preserve">Gulf of California. The water is delivered in blocks throughout the year and local </w:t>
+      </w:r>
+      <w:proofErr w:type="gramStart"/>
       <w:r>
         <w:rPr>
           <w:sz w:val="20"/>
           <w:szCs w:val="20"/>
         </w:rPr>
+        <w:t>loss</w:t>
+      </w:r>
+      <w:proofErr w:type="gramEnd"/>
+      <w:r>
+        <w:rPr>
+          <w:sz w:val="20"/>
+          <w:szCs w:val="20"/>
+        </w:rPr>
+        <w:t xml:space="preserve"> </w:t>
+      </w:r>
+      <w:r>
+        <w:rPr>
+          <w:sz w:val="20"/>
+          <w:szCs w:val="20"/>
+        </w:rPr>
         <w:t>due to evaporation or infiltration may prevent the water from reaching the gulf.</w:t>
       </w:r>
     </w:p>
@@ -5468,13 +5639,7 @@
         <w:rPr>
           <w:noProof/>
         </w:rPr>
-        <w:t>Ten Tribes Partnership, 2018</w:t>
-      </w:r>
-      <w:r>
-        <w:rPr>
-          <w:noProof/>
-        </w:rPr>
-        <w:t>).</w:t>
+        <w:t>Ten Tribes Partnership, 2018).</w:t>
       </w:r>
     </w:p>
     <w:p>
@@ -5641,21 +5806,7 @@
                 <w:bCs/>
               </w:rPr>
               <w:lastRenderedPageBreak/>
-              <w:t xml:space="preserve">Environmental, </w:t>
-            </w:r>
-            <w:r>
-              <w:rPr>
-                <w:b/>
-                <w:bCs/>
-              </w:rPr>
-              <w:t>Cultural</w:t>
-            </w:r>
-            <w:r>
-              <w:rPr>
-                <w:b/>
-                <w:bCs/>
-              </w:rPr>
-              <w:t>, and Recreational</w:t>
+              <w:t>Environmental, Cultural, and Recreational</w:t>
             </w:r>
           </w:p>
         </w:tc>
@@ -7016,14 +7167,32 @@
           <w:b/>
           <w:bCs/>
         </w:rPr>
-        <w:t>(i) E</w:t>
-      </w:r>
+        <w:t>(</w:t>
+      </w:r>
+      <w:proofErr w:type="spellStart"/>
       <w:r>
         <w:rPr>
           <w:rStyle w:val="Heading3Char"/>
           <w:b/>
           <w:bCs/>
         </w:rPr>
+        <w:t>i</w:t>
+      </w:r>
+      <w:proofErr w:type="spellEnd"/>
+      <w:r>
+        <w:rPr>
+          <w:rStyle w:val="Heading3Char"/>
+          <w:b/>
+          <w:bCs/>
+        </w:rPr>
+        <w:t>) E</w:t>
+      </w:r>
+      <w:r>
+        <w:rPr>
+          <w:rStyle w:val="Heading3Char"/>
+          <w:b/>
+          <w:bCs/>
+        </w:rPr>
         <w:t>vaporation rates</w:t>
       </w:r>
       <w:bookmarkEnd w:id="1"/>
@@ -7114,7 +7283,23 @@
         <w:t>s on</w:t>
       </w:r>
       <w:r>
-        <w:t xml:space="preserve"> Lake Mead evaporation rates for a five year study for Lake Mead draw down saw variations of 0.25 maf </w:t>
+        <w:t xml:space="preserve"> Lake Mead evaporation rates for a </w:t>
+      </w:r>
+      <w:proofErr w:type="gramStart"/>
+      <w:r>
+        <w:t>five year</w:t>
+      </w:r>
+      <w:proofErr w:type="gramEnd"/>
+      <w:r>
+        <w:t xml:space="preserve"> study for Lake Mead draw down saw variations of 0.25 </w:t>
+      </w:r>
+      <w:proofErr w:type="spellStart"/>
+      <w:r>
+        <w:t>maf</w:t>
+      </w:r>
+      <w:proofErr w:type="spellEnd"/>
+      <w:r>
+        <w:t xml:space="preserve"> </w:t>
       </w:r>
       <w:r>
         <w:t xml:space="preserve">or less </w:t>
@@ -7744,10 +7929,18 @@
     </w:p>
     <w:p>
       <w:r>
-        <w:t>This storage value is the Reservoir start storage (Cell C19) minus the Protection volume (Cell C20)</w:t>
-      </w:r>
-      <w:r>
-        <w:t>(Figure 1</w:t>
+        <w:t>This storage value is the Reservoir start storage (Cell C19) minus the Protection volume (Cell C</w:t>
+      </w:r>
+      <w:proofErr w:type="gramStart"/>
+      <w:r>
+        <w:t>20)</w:t>
+      </w:r>
+      <w:r>
+        <w:t>(</w:t>
+      </w:r>
+      <w:proofErr w:type="gramEnd"/>
+      <w:r>
+        <w:t>Figure 1</w:t>
       </w:r>
       <w:r>
         <w:t>j</w:t>
@@ -8108,7 +8301,15 @@
         <w:t xml:space="preserve">Tribal </w:t>
       </w:r>
       <w:r>
-        <w:t>Nations in the Lower Basin that are located in California (</w:t>
+        <w:t xml:space="preserve">Nations in the Lower Basin that </w:t>
+      </w:r>
+      <w:proofErr w:type="gramStart"/>
+      <w:r>
+        <w:t>are located in</w:t>
+      </w:r>
+      <w:proofErr w:type="gramEnd"/>
+      <w:r>
+        <w:t xml:space="preserve"> California (</w:t>
       </w:r>
       <w:r>
         <w:t>Figure 1</w:t>
@@ -8126,7 +8327,7 @@
           <w:noProof/>
         </w:rPr>
         <w:drawing>
-          <wp:anchor distT="0" distB="0" distL="114300" distR="114300" simplePos="0" relativeHeight="251673600" behindDoc="0" locked="0" layoutInCell="1" allowOverlap="1" wp14:anchorId="60025689" wp14:editId="0BC6700D">
+          <wp:anchor distT="0" distB="0" distL="114300" distR="114300" simplePos="0" relativeHeight="251673600" behindDoc="0" locked="0" layoutInCell="1" allowOverlap="1" wp14:anchorId="60025689" wp14:editId="50E07FFA">
             <wp:simplePos x="0" y="0"/>
             <wp:positionH relativeFrom="column">
               <wp:posOffset>913966</wp:posOffset>
@@ -8209,7 +8410,23 @@
           <w:b/>
           <w:bCs/>
         </w:rPr>
-        <w:t>. How 0.95 maf of settled water rights of Tribal Nations of the Lower Basin are drawn from each Lower Basin state.</w:t>
+        <w:t xml:space="preserve">. How 0.95 </w:t>
+      </w:r>
+      <w:proofErr w:type="spellStart"/>
+      <w:r>
+        <w:rPr>
+          <w:b/>
+          <w:bCs/>
+        </w:rPr>
+        <w:t>maf</w:t>
+      </w:r>
+      <w:proofErr w:type="spellEnd"/>
+      <w:r>
+        <w:rPr>
+          <w:b/>
+          <w:bCs/>
+        </w:rPr>
+        <w:t xml:space="preserve"> of settled water rights of Tribal Nations of the Lower Basin are drawn from each Lower Basin state.</w:t>
       </w:r>
     </w:p>
     <w:p>
@@ -8376,7 +8593,23 @@
           <w:b/>
           <w:bCs/>
         </w:rPr>
-        <w:t>. Location of each Tribal Nation and amount of settled water rights</w:t>
+        <w:t xml:space="preserve">. Location of each Tribal Nation and amount </w:t>
+      </w:r>
+      <w:proofErr w:type="gramStart"/>
+      <w:r>
+        <w:rPr>
+          <w:b/>
+          <w:bCs/>
+        </w:rPr>
+        <w:t>of settled</w:t>
+      </w:r>
+      <w:proofErr w:type="gramEnd"/>
+      <w:r>
+        <w:rPr>
+          <w:b/>
+          <w:bCs/>
+        </w:rPr>
+        <w:t xml:space="preserve"> water rights</w:t>
       </w:r>
     </w:p>
     <w:p>
@@ -8437,6 +8670,7 @@
       <w:r>
         <w:t xml:space="preserve"> and the associated calculations are also shown in the </w:t>
       </w:r>
+      <w:proofErr w:type="spellStart"/>
       <w:r>
         <w:rPr>
           <w:b/>
@@ -8444,6 +8678,7 @@
         </w:rPr>
         <w:t>TribalWater</w:t>
       </w:r>
+      <w:proofErr w:type="spellEnd"/>
       <w:r>
         <w:t xml:space="preserve"> worksheet within the Excel model file.</w:t>
       </w:r>
@@ -8503,7 +8738,21 @@
         <w:rPr>
           <w:rStyle w:val="Heading3Char"/>
         </w:rPr>
-        <w:t xml:space="preserve">This cell specifies the percent of settled water rights for Tribal Nations of the Lower Basin that are located in Arizona (see also </w:t>
+        <w:t xml:space="preserve">This cell specifies the percent of settled water rights for Tribal Nations of the Lower Basin that </w:t>
+      </w:r>
+      <w:proofErr w:type="gramStart"/>
+      <w:r>
+        <w:rPr>
+          <w:rStyle w:val="Heading3Char"/>
+        </w:rPr>
+        <w:t>are located in</w:t>
+      </w:r>
+      <w:proofErr w:type="gramEnd"/>
+      <w:r>
+        <w:rPr>
+          <w:rStyle w:val="Heading3Char"/>
+        </w:rPr>
+        <w:t xml:space="preserve"> Arizona (see also </w:t>
       </w:r>
       <w:r>
         <w:rPr>
@@ -8756,7 +9005,21 @@
         <w:rPr>
           <w:rStyle w:val="normaltextrun"/>
         </w:rPr>
-        <w:t>We are particularly interested in scenarios of extreme low inflow to Lake Mead because if we can manage for extreme conditions, then we can also manage for less extreme conditions.</w:t>
+        <w:t xml:space="preserve">We are particularly interested in scenarios of </w:t>
+      </w:r>
+      <w:proofErr w:type="gramStart"/>
+      <w:r>
+        <w:rPr>
+          <w:rStyle w:val="normaltextrun"/>
+        </w:rPr>
+        <w:t>extreme</w:t>
+      </w:r>
+      <w:proofErr w:type="gramEnd"/>
+      <w:r>
+        <w:rPr>
+          <w:rStyle w:val="normaltextrun"/>
+        </w:rPr>
+        <w:t xml:space="preserve"> low inflow to Lake Mead because if we can manage for extreme conditions, then we can also manage for less extreme conditions.</w:t>
       </w:r>
     </w:p>
     <w:p>
@@ -9236,7 +9499,25 @@
           <w:bCs/>
         </w:rPr>
         <w:lastRenderedPageBreak/>
-        <w:t>An extreme low Lake Powell release</w:t>
+        <w:t xml:space="preserve">An </w:t>
+      </w:r>
+      <w:proofErr w:type="gramStart"/>
+      <w:r>
+        <w:rPr>
+          <w:rStyle w:val="normaltextrun"/>
+          <w:b/>
+          <w:bCs/>
+        </w:rPr>
+        <w:t>extreme</w:t>
+      </w:r>
+      <w:proofErr w:type="gramEnd"/>
+      <w:r>
+        <w:rPr>
+          <w:rStyle w:val="normaltextrun"/>
+          <w:b/>
+          <w:bCs/>
+        </w:rPr>
+        <w:t xml:space="preserve"> low Lake Powell release</w:t>
       </w:r>
       <w:r>
         <w:rPr>
@@ -9339,6 +9620,7 @@
         </w:rPr>
         <w:t xml:space="preserve"> </w:t>
       </w:r>
+      <w:proofErr w:type="spellStart"/>
       <w:r>
         <w:rPr>
           <w:rStyle w:val="normaltextrun"/>
@@ -9347,6 +9629,7 @@
         </w:rPr>
         <w:t>HydrologicScenarios</w:t>
       </w:r>
+      <w:proofErr w:type="spellEnd"/>
       <w:r>
         <w:rPr>
           <w:rStyle w:val="normaltextrun"/>
@@ -9475,11 +9758,16 @@
       <w:r>
         <w:t xml:space="preserve"> </w:t>
       </w:r>
+      <w:proofErr w:type="gramStart"/>
       <w:r>
         <w:t>v</w:t>
       </w:r>
       <w:r>
-        <w:t>aried from 8 to 16 million acre-feet</w:t>
+        <w:t>aried</w:t>
+      </w:r>
+      <w:proofErr w:type="gramEnd"/>
+      <w:r>
+        <w:t xml:space="preserve"> from 8 to 16 million acre-feet</w:t>
       </w:r>
       <w:r>
         <w:t xml:space="preserve"> </w:t>
@@ -9497,7 +9785,23 @@
         <w:t>)</w:t>
       </w:r>
       <w:r>
-        <w:t xml:space="preserve"> with the preponderance of inflows between 9 and 10 maf per year (corresponding to a Lake Powell release between 8.23 and 9 maf per year</w:t>
+        <w:t xml:space="preserve"> with the preponderance of inflows between 9 and 10 </w:t>
+      </w:r>
+      <w:proofErr w:type="spellStart"/>
+      <w:r>
+        <w:t>maf</w:t>
+      </w:r>
+      <w:proofErr w:type="spellEnd"/>
+      <w:r>
+        <w:t xml:space="preserve"> per year (corresponding to a Lake Powell release between 8.23 and 9 </w:t>
+      </w:r>
+      <w:proofErr w:type="spellStart"/>
+      <w:r>
+        <w:t>maf</w:t>
+      </w:r>
+      <w:proofErr w:type="spellEnd"/>
+      <w:r>
+        <w:t xml:space="preserve"> per year</w:t>
       </w:r>
       <w:r>
         <w:t xml:space="preserve">; </w:t>
@@ -9823,7 +10127,15 @@
         </w:numPr>
       </w:pPr>
       <w:r>
-        <w:t>Back calculate from Lake Mead storage, release, Nevada Diversion, and Lake Mead evaporation data</w:t>
+        <w:t xml:space="preserve">Back </w:t>
+      </w:r>
+      <w:proofErr w:type="gramStart"/>
+      <w:r>
+        <w:t>calculate</w:t>
+      </w:r>
+      <w:proofErr w:type="gramEnd"/>
+      <w:r>
+        <w:t xml:space="preserve"> from Lake Mead storage, release, Nevada Diversion, and Lake Mead evaporation data</w:t>
       </w:r>
       <w:r>
         <w:t xml:space="preserve"> also retrieved from the Reclamation API.</w:t>
@@ -9838,7 +10150,23 @@
         </w:numPr>
       </w:pPr>
       <w:r>
-        <w:t>Back calculate from Lake Mead storage, release, Nevada Diversion, and Lake Mead evaporation (1990 to present). Here we use evaporation data from elevation-storage-area relationship from Colorado River Simulation System (CRSS) model.</w:t>
+        <w:t xml:space="preserve">Back </w:t>
+      </w:r>
+      <w:proofErr w:type="gramStart"/>
+      <w:r>
+        <w:t>calculate</w:t>
+      </w:r>
+      <w:proofErr w:type="gramEnd"/>
+      <w:r>
+        <w:t xml:space="preserve"> from Lake Mead storage, release, Nevada Diversion, and Lake Mead evaporation (1990 to present). Here we use evaporation data from elevation-storage-area </w:t>
+      </w:r>
+      <w:proofErr w:type="gramStart"/>
+      <w:r>
+        <w:t>relationship</w:t>
+      </w:r>
+      <w:proofErr w:type="gramEnd"/>
+      <w:r>
+        <w:t xml:space="preserve"> from Colorado River Simulation System (CRSS) model.</w:t>
       </w:r>
     </w:p>
     <w:p>
@@ -9936,7 +10264,15 @@
         <w:t>suggestions for the</w:t>
       </w:r>
       <w:r>
-        <w:t xml:space="preserve"> split can be informed by the prior choice for the Reclamation Protect Elevation (Cell B20) and existing Water Conservation (ICS) Account Balances (</w:t>
+        <w:t xml:space="preserve"> split can be </w:t>
+      </w:r>
+      <w:proofErr w:type="gramStart"/>
+      <w:r>
+        <w:t>informed</w:t>
+      </w:r>
+      <w:proofErr w:type="gramEnd"/>
+      <w:r>
+        <w:t xml:space="preserve"> by the prior choice for the Reclamation Protect Elevation (Cell B20) and existing Water Conservation (ICS) Account Balances (</w:t>
       </w:r>
       <w:r>
         <w:t xml:space="preserve">Figures 1 and </w:t>
@@ -9956,6 +10292,7 @@
       <w:r>
         <w:t xml:space="preserve"> When using existing Water Conservation Account balances, users can access </w:t>
       </w:r>
+      <w:proofErr w:type="gramStart"/>
       <w:r>
         <w:rPr>
           <w:b/>
@@ -9966,6 +10303,7 @@
       <w:r>
         <w:t xml:space="preserve"> of</w:t>
       </w:r>
+      <w:proofErr w:type="gramEnd"/>
       <w:r>
         <w:t xml:space="preserve"> the prior conserved water </w:t>
       </w:r>
@@ -10142,7 +10480,15 @@
               <w:ind w:left="0"/>
             </w:pPr>
             <w:r>
-              <w:t xml:space="preserve">Protection volume entered in Row 20. This level is shown as elevation 1,020 feet in Figure </w:t>
+              <w:t xml:space="preserve">Protection volume </w:t>
+            </w:r>
+            <w:proofErr w:type="gramStart"/>
+            <w:r>
+              <w:t>entered in</w:t>
+            </w:r>
+            <w:proofErr w:type="gramEnd"/>
+            <w:r>
+              <w:t xml:space="preserve"> Row 20. This level is shown as elevation 1,020 feet in Figure </w:t>
             </w:r>
             <w:r>
               <w:t>1</w:t>
@@ -10470,7 +10816,15 @@
         <w:t xml:space="preserve"> product of </w:t>
       </w:r>
       <w:r>
-        <w:t>(i)</w:t>
+        <w:t>(</w:t>
+      </w:r>
+      <w:proofErr w:type="spellStart"/>
+      <w:r>
+        <w:t>i</w:t>
+      </w:r>
+      <w:proofErr w:type="spellEnd"/>
+      <w:r>
+        <w:t>)</w:t>
       </w:r>
       <w:r>
         <w:t xml:space="preserve"> annual evaporation rate (see </w:t>
@@ -10507,7 +10861,15 @@
         <w:t xml:space="preserve"> worksheets (far right). Data </w:t>
       </w:r>
       <w:r>
-        <w:t xml:space="preserve">were download from the Colorado River Simulation System (CRSS) model </w:t>
+        <w:t xml:space="preserve">were </w:t>
+      </w:r>
+      <w:proofErr w:type="gramStart"/>
+      <w:r>
+        <w:t>download</w:t>
+      </w:r>
+      <w:proofErr w:type="gramEnd"/>
+      <w:r>
+        <w:t xml:space="preserve"> from the Colorado River Simulation System (CRSS) model </w:t>
       </w:r>
       <w:r>
         <w:fldChar w:fldCharType="begin">
@@ -10645,7 +11007,23 @@
         <w:t xml:space="preserve"> </w:t>
       </w:r>
       <w:r>
-        <w:t>account balance (Equation 1, evaporation terms in maf per year, balance and storage terms in maf).</w:t>
+        <w:t xml:space="preserve">account balance (Equation 1, evaporation terms in </w:t>
+      </w:r>
+      <w:proofErr w:type="spellStart"/>
+      <w:r>
+        <w:t>maf</w:t>
+      </w:r>
+      <w:proofErr w:type="spellEnd"/>
+      <w:r>
+        <w:t xml:space="preserve"> per year, balance and storage terms in </w:t>
+      </w:r>
+      <w:proofErr w:type="spellStart"/>
+      <w:r>
+        <w:t>maf</w:t>
+      </w:r>
+      <w:proofErr w:type="spellEnd"/>
+      <w:r>
+        <w:t>).</w:t>
       </w:r>
     </w:p>
     <w:p>
@@ -10706,7 +11084,23 @@
         <w:t>For example</w:t>
       </w:r>
       <w:r>
-        <w:t>, if Lake Mead active storage is 7.2 maf and Lake Mead evaporation is 0.4 maf for the year, and:</w:t>
+        <w:t xml:space="preserve">, if Lake Mead active storage is 7.2 </w:t>
+      </w:r>
+      <w:proofErr w:type="spellStart"/>
+      <w:r>
+        <w:t>maf</w:t>
+      </w:r>
+      <w:proofErr w:type="spellEnd"/>
+      <w:r>
+        <w:t xml:space="preserve"> and Lake Mead evaporation is 0.4 </w:t>
+      </w:r>
+      <w:proofErr w:type="spellStart"/>
+      <w:r>
+        <w:t>maf</w:t>
+      </w:r>
+      <w:proofErr w:type="spellEnd"/>
+      <w:r>
+        <w:t xml:space="preserve"> for the year, and:</w:t>
       </w:r>
     </w:p>
     <w:p>
@@ -10718,7 +11112,15 @@
         </w:numPr>
       </w:pPr>
       <w:r>
-        <w:t>California has an account balance of 0.72 maf (</w:t>
+        <w:t xml:space="preserve">California has an account balance of 0.72 </w:t>
+      </w:r>
+      <w:proofErr w:type="spellStart"/>
+      <w:r>
+        <w:t>maf</w:t>
+      </w:r>
+      <w:proofErr w:type="spellEnd"/>
+      <w:r>
+        <w:t xml:space="preserve"> (</w:t>
       </w:r>
       <w:r>
         <w:t xml:space="preserve">10% of the </w:t>
@@ -10748,7 +11150,15 @@
         <w:t>04</w:t>
       </w:r>
       <w:r>
-        <w:t xml:space="preserve"> maf that year.</w:t>
+        <w:t xml:space="preserve"> </w:t>
+      </w:r>
+      <w:proofErr w:type="spellStart"/>
+      <w:r>
+        <w:t>maf</w:t>
+      </w:r>
+      <w:proofErr w:type="spellEnd"/>
+      <w:r>
+        <w:t xml:space="preserve"> that year.</w:t>
       </w:r>
       <w:r>
         <w:t xml:space="preserve"> </w:t>
@@ -10763,8 +11173,21 @@
         </w:numPr>
       </w:pPr>
       <w:r>
-        <w:t>The Reclamation protect elevation is 1,000 feet (4.5 maf</w:t>
-      </w:r>
+        <w:t xml:space="preserve">The Reclamation </w:t>
+      </w:r>
+      <w:proofErr w:type="gramStart"/>
+      <w:r>
+        <w:t>protect</w:t>
+      </w:r>
+      <w:proofErr w:type="gramEnd"/>
+      <w:r>
+        <w:t xml:space="preserve"> elevation is 1,000 feet (4.5 </w:t>
+      </w:r>
+      <w:proofErr w:type="spellStart"/>
+      <w:r>
+        <w:t>maf</w:t>
+      </w:r>
+      <w:proofErr w:type="spellEnd"/>
       <w:r>
         <w:t>; 62.5%</w:t>
       </w:r>
@@ -10772,7 +11195,15 @@
         <w:t>)</w:t>
       </w:r>
       <w:r>
-        <w:t>, the Reclamation is assigned 62.5% of the total evaporation or 0.25 maf that year.</w:t>
+        <w:t xml:space="preserve">, the Reclamation is assigned 62.5% of the total evaporation or 0.25 </w:t>
+      </w:r>
+      <w:proofErr w:type="spellStart"/>
+      <w:r>
+        <w:t>maf</w:t>
+      </w:r>
+      <w:proofErr w:type="spellEnd"/>
+      <w:r>
+        <w:t xml:space="preserve"> that year.</w:t>
       </w:r>
     </w:p>
     <w:p/>
@@ -10893,7 +11324,23 @@
         <w:t>There are lots of ways to split the remaining reservoir inflow among the users.</w:t>
       </w:r>
       <w:r>
-        <w:t xml:space="preserve"> These splits can be (i) By pro-rata shares of historical allocations, (ii) Giving California some priority over Arizona, (iii) Including Tribal Nations of the Lower Basin, (iv) Combinations of i to iii, or (v) other methods.</w:t>
+        <w:t xml:space="preserve"> These splits can be (</w:t>
+      </w:r>
+      <w:proofErr w:type="spellStart"/>
+      <w:r>
+        <w:t>i</w:t>
+      </w:r>
+      <w:proofErr w:type="spellEnd"/>
+      <w:r>
+        <w:t xml:space="preserve">) By pro-rata shares of historical allocations, (ii) Giving California some priority over Arizona, (iii) Including Tribal Nations of the Lower Basin, (iv) Combinations of </w:t>
+      </w:r>
+      <w:proofErr w:type="spellStart"/>
+      <w:r>
+        <w:t>i</w:t>
+      </w:r>
+      <w:proofErr w:type="spellEnd"/>
+      <w:r>
+        <w:t xml:space="preserve"> to iii, or (v) other methods.</w:t>
       </w:r>
     </w:p>
     <w:p>
@@ -11184,14 +11631,27 @@
         </w:numPr>
       </w:pPr>
       <w:r>
-        <w:t>To simplify, we select volume/percent shortages associated with 1.5 maf of total shortage</w:t>
-      </w:r>
-      <w:r>
-        <w:t xml:space="preserve"> (Table 4b, Rows [3] and [8]) </w:t>
+        <w:t xml:space="preserve">To simplify, we select volume/percent shortages associated with 1.5 </w:t>
+      </w:r>
+      <w:proofErr w:type="spellStart"/>
+      <w:r>
+        <w:t>maf</w:t>
+      </w:r>
+      <w:proofErr w:type="spellEnd"/>
+      <w:r>
+        <w:t xml:space="preserve"> of total shortage</w:t>
+      </w:r>
+      <w:r>
+        <w:t xml:space="preserve"> (Table 4b, Rows [3] and [8]</w:t>
+      </w:r>
+      <w:proofErr w:type="gramStart"/>
+      <w:r>
+        <w:t xml:space="preserve">) </w:t>
       </w:r>
       <w:r>
         <w:t>.</w:t>
       </w:r>
+      <w:proofErr w:type="gramEnd"/>
     </w:p>
     <w:p>
       <w:pPr>
@@ -11220,7 +11680,15 @@
         <w:t xml:space="preserve"> (Table 4a Column [A]) </w:t>
       </w:r>
       <w:r>
-        <w:t>shortage volume from the full allocation of 9.0 maf.</w:t>
+        <w:t xml:space="preserve">shortage volume from the full allocation of 9.0 </w:t>
+      </w:r>
+      <w:proofErr w:type="spellStart"/>
+      <w:r>
+        <w:t>maf</w:t>
+      </w:r>
+      <w:proofErr w:type="spellEnd"/>
+      <w:r>
+        <w:t>.</w:t>
       </w:r>
     </w:p>
     <w:p>
@@ -11233,7 +11701,15 @@
       </w:pPr>
       <w:r>
         <w:lastRenderedPageBreak/>
-        <w:t>Similarly, we calculate each user’s volume share of the inflow (Columns [C] to [G]) as their allocation at 9.0 maf of inflow (Row [1]) minus the Total Shortage (Column [A]) multiplied by the user’s agreed-upon share of the shortage (from Step 4).</w:t>
+        <w:t xml:space="preserve">Similarly, we calculate each user’s volume share of the inflow (Columns [C] to [G]) as their allocation at 9.0 </w:t>
+      </w:r>
+      <w:proofErr w:type="spellStart"/>
+      <w:r>
+        <w:t>maf</w:t>
+      </w:r>
+      <w:proofErr w:type="spellEnd"/>
+      <w:r>
+        <w:t xml:space="preserve"> of inflow (Row [1]) minus the Total Shortage (Column [A]) multiplied by the user’s agreed-upon share of the shortage (from Step 4).</w:t>
       </w:r>
     </w:p>
     <w:p>
@@ -11307,7 +11783,15 @@
         </w:drawing>
       </w:r>
       <w:r>
-        <w:t>Finally, we calculate each users percentage share of the inflow as their volume (Table 4a, Columns [</w:t>
+        <w:t xml:space="preserve">Finally, we calculate each </w:t>
+      </w:r>
+      <w:proofErr w:type="gramStart"/>
+      <w:r>
+        <w:t>users</w:t>
+      </w:r>
+      <w:proofErr w:type="gramEnd"/>
+      <w:r>
+        <w:t xml:space="preserve"> percentage share of the inflow as their volume (Table 4a, Columns [</w:t>
       </w:r>
       <w:r>
         <w:t>H</w:t>
@@ -11354,7 +11838,7 @@
           <w:noProof/>
         </w:rPr>
         <w:drawing>
-          <wp:anchor distT="0" distB="0" distL="114300" distR="114300" simplePos="0" relativeHeight="251670528" behindDoc="0" locked="0" layoutInCell="1" allowOverlap="1" wp14:anchorId="3751CB22" wp14:editId="6D7DBCF2">
+          <wp:anchor distT="0" distB="0" distL="114300" distR="114300" simplePos="0" relativeHeight="251670528" behindDoc="0" locked="0" layoutInCell="1" allowOverlap="1" wp14:anchorId="3751CB22" wp14:editId="1E9B8F98">
             <wp:simplePos x="0" y="0"/>
             <wp:positionH relativeFrom="column">
               <wp:posOffset>360613</wp:posOffset>
@@ -11587,7 +12071,15 @@
         <w:t>1.5</w:t>
       </w:r>
       <w:r>
-        <w:t xml:space="preserve"> maf yields a Lake Mead inflow of 9.0 ─ </w:t>
+        <w:t xml:space="preserve"> </w:t>
+      </w:r>
+      <w:proofErr w:type="spellStart"/>
+      <w:r>
+        <w:t>maf</w:t>
+      </w:r>
+      <w:proofErr w:type="spellEnd"/>
+      <w:r>
+        <w:t xml:space="preserve"> yields a Lake Mead inflow of 9.0 ─ </w:t>
       </w:r>
       <w:r>
         <w:t>1.5</w:t>
@@ -11605,7 +12097,15 @@
         <w:t>5</w:t>
       </w:r>
       <w:r>
-        <w:t xml:space="preserve"> maf per year.</w:t>
+        <w:t xml:space="preserve"> </w:t>
+      </w:r>
+      <w:proofErr w:type="spellStart"/>
+      <w:r>
+        <w:t>maf</w:t>
+      </w:r>
+      <w:proofErr w:type="spellEnd"/>
+      <w:r>
+        <w:t xml:space="preserve"> per year.</w:t>
       </w:r>
     </w:p>
     <w:p>
@@ -11617,7 +12117,15 @@
         </w:numPr>
       </w:pPr>
       <w:r>
-        <w:t>At 9.0 maf of total inflow [Row 1], each user’s s</w:t>
+        <w:t xml:space="preserve">At 9.0 </w:t>
+      </w:r>
+      <w:proofErr w:type="spellStart"/>
+      <w:r>
+        <w:t>maf</w:t>
+      </w:r>
+      <w:proofErr w:type="spellEnd"/>
+      <w:r>
+        <w:t xml:space="preserve"> of total inflow [Row 1], each user’s s</w:t>
       </w:r>
       <w:r>
         <w:t xml:space="preserve">hare of </w:t>
@@ -11653,10 +12161,18 @@
         <w:t>Arizona’s Historical Allocation</w:t>
       </w:r>
       <w:r>
-        <w:t xml:space="preserve"> – </w:t>
-      </w:r>
-      <w:r>
-        <w:t xml:space="preserve"> Arizona’s percent of the Tribal Nations</w:t>
+        <w:t xml:space="preserve"> </w:t>
+      </w:r>
+      <w:proofErr w:type="gramStart"/>
+      <w:r>
+        <w:t xml:space="preserve">– </w:t>
+      </w:r>
+      <w:r>
+        <w:t xml:space="preserve"> Arizona’s</w:t>
+      </w:r>
+      <w:proofErr w:type="gramEnd"/>
+      <w:r>
+        <w:t xml:space="preserve"> percent of the Tribal Nations</w:t>
       </w:r>
       <w:r>
         <w:t xml:space="preserve"> (from Figure 4a)</w:t>
@@ -11719,7 +12235,15 @@
         <w:t>2.02</w:t>
       </w:r>
       <w:r>
-        <w:t xml:space="preserve"> maf.</w:t>
+        <w:t xml:space="preserve"> </w:t>
+      </w:r>
+      <w:proofErr w:type="spellStart"/>
+      <w:r>
+        <w:t>maf</w:t>
+      </w:r>
+      <w:proofErr w:type="spellEnd"/>
+      <w:r>
+        <w:t>.</w:t>
       </w:r>
     </w:p>
     <w:p>
@@ -11743,8 +12267,13 @@
         <w:t>3</w:t>
       </w:r>
       <w:r>
-        <w:t xml:space="preserve"> –  0.013</w:t>
-      </w:r>
+        <w:t xml:space="preserve"> </w:t>
+      </w:r>
+      <w:proofErr w:type="gramStart"/>
+      <w:r>
+        <w:t>–  0.013</w:t>
+      </w:r>
+      <w:proofErr w:type="gramEnd"/>
       <w:r>
         <w:t xml:space="preserve"> * 0.94 </w:t>
       </w:r>
@@ -11755,7 +12284,15 @@
         <w:t>0.29</w:t>
       </w:r>
       <w:r>
-        <w:t xml:space="preserve"> maf.</w:t>
+        <w:t xml:space="preserve"> </w:t>
+      </w:r>
+      <w:proofErr w:type="spellStart"/>
+      <w:r>
+        <w:t>maf</w:t>
+      </w:r>
+      <w:proofErr w:type="spellEnd"/>
+      <w:r>
+        <w:t>.</w:t>
       </w:r>
     </w:p>
     <w:p>
@@ -11791,7 +12328,15 @@
         <w:t>4.24</w:t>
       </w:r>
       <w:r>
-        <w:t xml:space="preserve"> maf.</w:t>
+        <w:t xml:space="preserve"> </w:t>
+      </w:r>
+      <w:proofErr w:type="spellStart"/>
+      <w:r>
+        <w:t>maf</w:t>
+      </w:r>
+      <w:proofErr w:type="spellEnd"/>
+      <w:r>
+        <w:t>.</w:t>
       </w:r>
     </w:p>
     <w:p>
@@ -11815,7 +12360,15 @@
         <w:t xml:space="preserve">] </w:t>
       </w:r>
       <w:r>
-        <w:t>are unchanged from their historical allocations (1.5 and 0.95 maf).</w:t>
+        <w:t xml:space="preserve">are unchanged from their historical allocations (1.5 and 0.95 </w:t>
+      </w:r>
+      <w:proofErr w:type="spellStart"/>
+      <w:r>
+        <w:t>maf</w:t>
+      </w:r>
+      <w:proofErr w:type="spellEnd"/>
+      <w:r>
+        <w:t>).</w:t>
       </w:r>
     </w:p>
     <w:p>
@@ -11848,8 +12401,13 @@
         </w:numPr>
       </w:pPr>
       <w:r>
-        <w:t>2.02 + 0.29 _4.24 + 1.5 + 0.95 = 9.0 maf</w:t>
-      </w:r>
+        <w:t xml:space="preserve">2.02 + 0.29 _4.24 + 1.5 + 0.95 = 9.0 </w:t>
+      </w:r>
+      <w:proofErr w:type="spellStart"/>
+      <w:r>
+        <w:t>maf</w:t>
+      </w:r>
+      <w:proofErr w:type="spellEnd"/>
     </w:p>
     <w:p>
       <w:pPr>
@@ -11924,15 +12482,31 @@
         <w:t>[G]</w:t>
       </w:r>
       <w:r>
-        <w:t xml:space="preserve"> / Lake Mead full inflow [B].</w:t>
-      </w:r>
-      <w:r>
-        <w:t>Total Percentage of Reservoir Inflow [L] = [H] + [I] + [J] + [K] + [T] = 100%.</w:t>
-      </w:r>
-    </w:p>
-    <w:p>
-      <w:r>
-        <w:t>3. At 6.3 maf of total inflow [Row 6], each user’s share of the reservoir inflow is their historical allocation minus their share of the associated shortage minus their share of the Tribal Water. For example:</w:t>
+        <w:t xml:space="preserve"> / Lake Mead full inflow [B</w:t>
+      </w:r>
+      <w:proofErr w:type="gramStart"/>
+      <w:r>
+        <w:t>].</w:t>
+      </w:r>
+      <w:r>
+        <w:t>Total</w:t>
+      </w:r>
+      <w:proofErr w:type="gramEnd"/>
+      <w:r>
+        <w:t xml:space="preserve"> Percentage of Reservoir Inflow [L] = [H] + [I] + [J] + [K] + [T] = 100%.</w:t>
+      </w:r>
+    </w:p>
+    <w:p>
+      <w:r>
+        <w:t xml:space="preserve">3. At 6.3 </w:t>
+      </w:r>
+      <w:proofErr w:type="spellStart"/>
+      <w:r>
+        <w:t>maf</w:t>
+      </w:r>
+      <w:proofErr w:type="spellEnd"/>
+      <w:r>
+        <w:t xml:space="preserve"> of total inflow [Row 6], each user’s share of the reservoir inflow is their historical allocation minus their share of the associated shortage minus their share of the Tribal Water. For example:</w:t>
       </w:r>
     </w:p>
     <w:p>
@@ -11940,7 +12514,15 @@
         <w:ind w:left="720"/>
       </w:pPr>
       <w:r>
-        <w:t>Tribal Nation’s share [G] = 0.106 * 6.3 = 0.95 – 0.106 * 2.7 = 0.67 maf.</w:t>
+        <w:t xml:space="preserve">Tribal Nation’s share [G] = 0.106 * 6.3 = 0.95 – 0.106 * 2.7 = 0.67 </w:t>
+      </w:r>
+      <w:proofErr w:type="spellStart"/>
+      <w:r>
+        <w:t>maf</w:t>
+      </w:r>
+      <w:proofErr w:type="spellEnd"/>
+      <w:r>
+        <w:t>.</w:t>
       </w:r>
     </w:p>
     <w:p>
@@ -11948,15 +12530,28 @@
         <w:ind w:left="720"/>
       </w:pPr>
       <w:r>
-        <w:t>Arizona’s share [C] = 2.8 – 0.43 * 2.7 – 0.822 * 0.67 = 1.08 maf</w:t>
-      </w:r>
+        <w:t xml:space="preserve">Arizona’s share [C] = 2.8 – 0.43 * 2.7 – 0.822 * 0.67 = 1.08 </w:t>
+      </w:r>
+      <w:proofErr w:type="spellStart"/>
+      <w:r>
+        <w:t>maf</w:t>
+      </w:r>
+      <w:proofErr w:type="spellEnd"/>
     </w:p>
     <w:p>
       <w:pPr>
         <w:ind w:left="720"/>
       </w:pPr>
       <w:r>
-        <w:t>California’s share [E] = 4.4 – 0.367 * 2.7 – 0.164 * 0.67 = 3.30 maf.</w:t>
+        <w:t xml:space="preserve">California’s share [E] = 4.4 – 0.367 * 2.7 – 0.164 * 0.67 = 3.30 </w:t>
+      </w:r>
+      <w:proofErr w:type="spellStart"/>
+      <w:r>
+        <w:t>maf</w:t>
+      </w:r>
+      <w:proofErr w:type="spellEnd"/>
+      <w:r>
+        <w:t>.</w:t>
       </w:r>
     </w:p>
     <w:p>
@@ -11964,7 +12559,15 @@
         <w:ind w:left="720"/>
       </w:pPr>
       <w:r>
-        <w:t>Mexico’s share [F] = 1.5 – 0.167 * 2.7 = 1.05 maf.</w:t>
+        <w:t xml:space="preserve">Mexico’s share [F] = 1.5 – 0.167 * 2.7 = 1.05 </w:t>
+      </w:r>
+      <w:proofErr w:type="spellStart"/>
+      <w:r>
+        <w:t>maf</w:t>
+      </w:r>
+      <w:proofErr w:type="spellEnd"/>
+      <w:r>
+        <w:t>.</w:t>
       </w:r>
     </w:p>
     <w:p>
@@ -11999,7 +12602,15 @@
         </w:numPr>
       </w:pPr>
       <w:r>
-        <w:t>Mexico is not influenced by the inclusion of the Tribal Nations in the Share of Lake Mead Inflow Allocation. This is because none of the Tribal Nations water is stored in Mexico.</w:t>
+        <w:t xml:space="preserve">Mexico is not influenced by the inclusion of the Tribal Nations in the Share of Lake Mead Inflow Allocation. This is because none of the Tribal </w:t>
+      </w:r>
+      <w:proofErr w:type="gramStart"/>
+      <w:r>
+        <w:t>Nations</w:t>
+      </w:r>
+      <w:proofErr w:type="gramEnd"/>
+      <w:r>
+        <w:t xml:space="preserve"> water is stored in Mexico.</w:t>
       </w:r>
     </w:p>
     <w:p>
@@ -12057,7 +12668,15 @@
         </w:numPr>
       </w:pPr>
       <w:r>
-        <w:t>For example, at 5.3 reservoir inflow, California’s inflow is 0.496 * 5.30 = 2.63 maf.</w:t>
+        <w:t xml:space="preserve">For example, at 5.3 reservoir inflow, California’s inflow is 0.496 * 5.30 = 2.63 </w:t>
+      </w:r>
+      <w:proofErr w:type="spellStart"/>
+      <w:r>
+        <w:t>maf</w:t>
+      </w:r>
+      <w:proofErr w:type="spellEnd"/>
+      <w:r>
+        <w:t>.</w:t>
       </w:r>
     </w:p>
     <w:p>
@@ -12401,7 +13020,39 @@
           <w:b/>
           <w:bCs/>
         </w:rPr>
-        <w:t xml:space="preserve"> maf), the reservoir protect elevation is 1,005 feet (4.8 maf), and there is </w:t>
+        <w:t xml:space="preserve"> </w:t>
+      </w:r>
+      <w:proofErr w:type="spellStart"/>
+      <w:r>
+        <w:rPr>
+          <w:b/>
+          <w:bCs/>
+        </w:rPr>
+        <w:t>maf</w:t>
+      </w:r>
+      <w:proofErr w:type="spellEnd"/>
+      <w:r>
+        <w:rPr>
+          <w:b/>
+          <w:bCs/>
+        </w:rPr>
+        <w:t xml:space="preserve">), the reservoir protect elevation is 1,005 feet (4.8 </w:t>
+      </w:r>
+      <w:proofErr w:type="spellStart"/>
+      <w:r>
+        <w:rPr>
+          <w:b/>
+          <w:bCs/>
+        </w:rPr>
+        <w:t>maf</w:t>
+      </w:r>
+      <w:proofErr w:type="spellEnd"/>
+      <w:r>
+        <w:rPr>
+          <w:b/>
+          <w:bCs/>
+        </w:rPr>
+        <w:t xml:space="preserve">), and there is </w:t>
       </w:r>
       <w:r>
         <w:rPr>
@@ -12415,14 +13066,62 @@
           <w:b/>
           <w:bCs/>
         </w:rPr>
-        <w:t xml:space="preserve"> maf inflow this year. </w:t>
-      </w:r>
-      <w:r>
-        <w:rPr>
-          <w:b/>
-          <w:bCs/>
-        </w:rPr>
-        <w:t xml:space="preserve">There is 0.44 maf total evaporation for the year, of which Reclamation’s share is 0.26 maf. </w:t>
+        <w:t xml:space="preserve"> </w:t>
+      </w:r>
+      <w:proofErr w:type="spellStart"/>
+      <w:r>
+        <w:rPr>
+          <w:b/>
+          <w:bCs/>
+        </w:rPr>
+        <w:t>maf</w:t>
+      </w:r>
+      <w:proofErr w:type="spellEnd"/>
+      <w:r>
+        <w:rPr>
+          <w:b/>
+          <w:bCs/>
+        </w:rPr>
+        <w:t xml:space="preserve"> inflow this year. </w:t>
+      </w:r>
+      <w:r>
+        <w:rPr>
+          <w:b/>
+          <w:bCs/>
+        </w:rPr>
+        <w:t xml:space="preserve">There is 0.44 </w:t>
+      </w:r>
+      <w:proofErr w:type="spellStart"/>
+      <w:r>
+        <w:rPr>
+          <w:b/>
+          <w:bCs/>
+        </w:rPr>
+        <w:t>maf</w:t>
+      </w:r>
+      <w:proofErr w:type="spellEnd"/>
+      <w:r>
+        <w:rPr>
+          <w:b/>
+          <w:bCs/>
+        </w:rPr>
+        <w:t xml:space="preserve"> total evaporation for the year, of which Reclamation’s share is 0.26 </w:t>
+      </w:r>
+      <w:proofErr w:type="spellStart"/>
+      <w:r>
+        <w:rPr>
+          <w:b/>
+          <w:bCs/>
+        </w:rPr>
+        <w:t>maf</w:t>
+      </w:r>
+      <w:proofErr w:type="spellEnd"/>
+      <w:r>
+        <w:rPr>
+          <w:b/>
+          <w:bCs/>
+        </w:rPr>
+        <w:t xml:space="preserve">. </w:t>
       </w:r>
       <w:r>
         <w:rPr>
@@ -12443,21 +13142,85 @@
           <w:b/>
           <w:bCs/>
         </w:rPr>
-        <w:t xml:space="preserve"> 4.8 maf of water available. </w:t>
-      </w:r>
-      <w:r>
-        <w:rPr>
-          <w:b/>
-          <w:bCs/>
-        </w:rPr>
-        <w:t>No trades or withdraws have been entered.</w:t>
-      </w:r>
-      <w:r>
-        <w:rPr>
-          <w:b/>
-          <w:bCs/>
-        </w:rPr>
-        <w:t xml:space="preserve"> So the ending balance is also 4.8 maf.</w:t>
+        <w:t xml:space="preserve"> 4.8 </w:t>
+      </w:r>
+      <w:proofErr w:type="spellStart"/>
+      <w:r>
+        <w:rPr>
+          <w:b/>
+          <w:bCs/>
+        </w:rPr>
+        <w:t>maf</w:t>
+      </w:r>
+      <w:proofErr w:type="spellEnd"/>
+      <w:r>
+        <w:rPr>
+          <w:b/>
+          <w:bCs/>
+        </w:rPr>
+        <w:t xml:space="preserve"> of water available. </w:t>
+      </w:r>
+      <w:r>
+        <w:rPr>
+          <w:b/>
+          <w:bCs/>
+        </w:rPr>
+        <w:t xml:space="preserve">No trades or </w:t>
+      </w:r>
+      <w:proofErr w:type="gramStart"/>
+      <w:r>
+        <w:rPr>
+          <w:b/>
+          <w:bCs/>
+        </w:rPr>
+        <w:t>withdraws</w:t>
+      </w:r>
+      <w:proofErr w:type="gramEnd"/>
+      <w:r>
+        <w:rPr>
+          <w:b/>
+          <w:bCs/>
+        </w:rPr>
+        <w:t xml:space="preserve"> have been entered.</w:t>
+      </w:r>
+      <w:r>
+        <w:rPr>
+          <w:b/>
+          <w:bCs/>
+        </w:rPr>
+        <w:t xml:space="preserve"> </w:t>
+      </w:r>
+      <w:proofErr w:type="gramStart"/>
+      <w:r>
+        <w:rPr>
+          <w:b/>
+          <w:bCs/>
+        </w:rPr>
+        <w:t>So</w:t>
+      </w:r>
+      <w:proofErr w:type="gramEnd"/>
+      <w:r>
+        <w:rPr>
+          <w:b/>
+          <w:bCs/>
+        </w:rPr>
+        <w:t xml:space="preserve"> the ending balance is also 4.8 </w:t>
+      </w:r>
+      <w:proofErr w:type="spellStart"/>
+      <w:r>
+        <w:rPr>
+          <w:b/>
+          <w:bCs/>
+        </w:rPr>
+        <w:t>maf</w:t>
+      </w:r>
+      <w:proofErr w:type="spellEnd"/>
+      <w:r>
+        <w:rPr>
+          <w:b/>
+          <w:bCs/>
+        </w:rPr>
+        <w:t>.</w:t>
       </w:r>
     </w:p>
     <w:p/>
@@ -12466,7 +13229,15 @@
         <w:pStyle w:val="Heading3"/>
       </w:pPr>
       <w:r>
-        <w:t xml:space="preserve">(i) </w:t>
+        <w:t>(</w:t>
+      </w:r>
+      <w:proofErr w:type="spellStart"/>
+      <w:r>
+        <w:t>i</w:t>
+      </w:r>
+      <w:proofErr w:type="spellEnd"/>
+      <w:r>
+        <w:t xml:space="preserve">) </w:t>
       </w:r>
       <w:r>
         <w:t>Buy</w:t>
@@ -12492,7 +13263,39 @@
         <w:t>account</w:t>
       </w:r>
       <w:r>
-        <w:t>’s available water. Enter all amounts in maf. If multiple transactions – e.g, buy 0.5 maf from Lower Basin and 0.2 maf from Mexico -- enter as a formula: = 0.5 + 0.2</w:t>
+        <w:t xml:space="preserve">’s available water. Enter all amounts in </w:t>
+      </w:r>
+      <w:proofErr w:type="spellStart"/>
+      <w:r>
+        <w:t>maf</w:t>
+      </w:r>
+      <w:proofErr w:type="spellEnd"/>
+      <w:r>
+        <w:t xml:space="preserve">. If multiple transactions – </w:t>
+      </w:r>
+      <w:proofErr w:type="spellStart"/>
+      <w:r>
+        <w:t>e.g</w:t>
+      </w:r>
+      <w:proofErr w:type="spellEnd"/>
+      <w:r>
+        <w:t xml:space="preserve">, buy 0.5 </w:t>
+      </w:r>
+      <w:proofErr w:type="spellStart"/>
+      <w:r>
+        <w:t>maf</w:t>
+      </w:r>
+      <w:proofErr w:type="spellEnd"/>
+      <w:r>
+        <w:t xml:space="preserve"> from Lower Basin and 0.2 </w:t>
+      </w:r>
+      <w:proofErr w:type="spellStart"/>
+      <w:r>
+        <w:t>maf</w:t>
+      </w:r>
+      <w:proofErr w:type="spellEnd"/>
+      <w:r>
+        <w:t xml:space="preserve"> from Mexico -- enter as a formula: = 0.5 + 0.2</w:t>
       </w:r>
     </w:p>
     <w:p>
@@ -13112,7 +13915,23 @@
         <w:t>The total compensation will be automatically calculated</w:t>
       </w:r>
       <w:r>
-        <w:t>. For example, a purchase of 0.5 maf at $500 per acre-foot is (0.5)(500) = $250 million.</w:t>
+        <w:t xml:space="preserve">. For example, a purchase of 0.5 </w:t>
+      </w:r>
+      <w:proofErr w:type="spellStart"/>
+      <w:r>
+        <w:t>maf</w:t>
+      </w:r>
+      <w:proofErr w:type="spellEnd"/>
+      <w:r>
+        <w:t xml:space="preserve"> at $500 per acre-foot is (</w:t>
+      </w:r>
+      <w:proofErr w:type="gramStart"/>
+      <w:r>
+        <w:t>0.5)(</w:t>
+      </w:r>
+      <w:proofErr w:type="gramEnd"/>
+      <w:r>
+        <w:t>500) = $250 million.</w:t>
       </w:r>
     </w:p>
     <w:p>
@@ -13130,13 +13949,29 @@
         <w:t>a participant</w:t>
       </w:r>
       <w:r>
-        <w:t xml:space="preserve"> buys 0.5 maf at $500 per acre-foot from one </w:t>
+        <w:t xml:space="preserve"> buys 0.5 </w:t>
+      </w:r>
+      <w:proofErr w:type="spellStart"/>
+      <w:r>
+        <w:t>maf</w:t>
+      </w:r>
+      <w:proofErr w:type="spellEnd"/>
+      <w:r>
+        <w:t xml:space="preserve"> at $500 per acre-foot from one </w:t>
       </w:r>
       <w:r>
         <w:t>participant</w:t>
       </w:r>
       <w:r>
-        <w:t xml:space="preserve"> and 0.2 maf at $1,200 per acre-foot from a second </w:t>
+        <w:t xml:space="preserve"> and 0.2 </w:t>
+      </w:r>
+      <w:proofErr w:type="spellStart"/>
+      <w:r>
+        <w:t>maf</w:t>
+      </w:r>
+      <w:proofErr w:type="spellEnd"/>
+      <w:r>
+        <w:t xml:space="preserve"> at $1,200 per acre-foot from a second </w:t>
       </w:r>
       <w:r>
         <w:t>participant</w:t>
@@ -13150,7 +13985,23 @@
         <w:jc w:val="center"/>
       </w:pPr>
       <w:r>
-        <w:t>Compensation = (0.5)(500) + (0.2)(1,200) = $850 million.</w:t>
+        <w:t>Compensation = (</w:t>
+      </w:r>
+      <w:proofErr w:type="gramStart"/>
+      <w:r>
+        <w:t>0.5)(</w:t>
+      </w:r>
+      <w:proofErr w:type="gramEnd"/>
+      <w:r>
+        <w:t>500) + (</w:t>
+      </w:r>
+      <w:proofErr w:type="gramStart"/>
+      <w:r>
+        <w:t>0.2)(</w:t>
+      </w:r>
+      <w:proofErr w:type="gramEnd"/>
+      <w:r>
+        <w:t>1,200) = $850 million.</w:t>
       </w:r>
     </w:p>
     <w:p>
@@ -13167,7 +14018,15 @@
         <w:t xml:space="preserve">) </w:t>
       </w:r>
       <w:r>
-        <w:t xml:space="preserve">Net Trade Volume all </w:t>
+        <w:t xml:space="preserve">Net Trade </w:t>
+      </w:r>
+      <w:proofErr w:type="gramStart"/>
+      <w:r>
+        <w:t>Volume</w:t>
+      </w:r>
+      <w:proofErr w:type="gramEnd"/>
+      <w:r>
+        <w:t xml:space="preserve"> all </w:t>
       </w:r>
       <w:r>
         <w:t>Participants</w:t>
@@ -13479,7 +14338,23 @@
         <w:fldChar w:fldCharType="end"/>
       </w:r>
       <w:r>
-        <w:t xml:space="preserve">. These withdrawals include to Tribal Nations within each state . </w:t>
+        <w:t xml:space="preserve">. These withdrawals </w:t>
+      </w:r>
+      <w:proofErr w:type="gramStart"/>
+      <w:r>
+        <w:t>include to</w:t>
+      </w:r>
+      <w:proofErr w:type="gramEnd"/>
+      <w:r>
+        <w:t xml:space="preserve"> Tribal Nations within each </w:t>
+      </w:r>
+      <w:proofErr w:type="gramStart"/>
+      <w:r>
+        <w:t>state .</w:t>
+      </w:r>
+      <w:proofErr w:type="gramEnd"/>
+      <w:r>
+        <w:t xml:space="preserve"> </w:t>
       </w:r>
       <w:r>
         <w:t xml:space="preserve">Tribal Nations of the Lower Basin have recently consumed about 460,000 of their 0.95 million </w:t>
@@ -13697,7 +14572,15 @@
         <w:t>account</w:t>
       </w:r>
       <w:r>
-        <w:t xml:space="preserve"> balance at the end of the year after deducting withdraws and consumptive use. End of Year balance = Available Water – Withdraw.</w:t>
+        <w:t xml:space="preserve"> balance at the end of the year after </w:t>
+      </w:r>
+      <w:proofErr w:type="gramStart"/>
+      <w:r>
+        <w:t>deducting</w:t>
+      </w:r>
+      <w:proofErr w:type="gramEnd"/>
+      <w:r>
+        <w:t xml:space="preserve"> withdraws and consumptive use. End of Year balance = Available Water – Withdraw.</w:t>
       </w:r>
     </w:p>
     <w:p>
@@ -13726,7 +14609,15 @@
         <w:t xml:space="preserve"> participant</w:t>
       </w:r>
       <w:r>
-        <w:t xml:space="preserve"> actions grouped by Purchases and Sales, Account Withdraws, and Account end-of-year balances. These groupings can help see whether sales balanced purchases </w:t>
+        <w:t xml:space="preserve"> actions grouped by Purchases and Sales, Account Withdraws, and Account end-of-year balances. These groupings can help </w:t>
+      </w:r>
+      <w:proofErr w:type="gramStart"/>
+      <w:r>
+        <w:t>see</w:t>
+      </w:r>
+      <w:proofErr w:type="gramEnd"/>
+      <w:r>
+        <w:t xml:space="preserve"> whether sales balanced purchases </w:t>
       </w:r>
       <w:r>
         <w:t>and</w:t>
@@ -13754,7 +14645,15 @@
         <w:t xml:space="preserve">storage </w:t>
       </w:r>
       <w:r>
-        <w:t xml:space="preserve">at the end of the year after all account withdraws and consumptive use. This volume is the sum of the end-of-year-balances in all </w:t>
+        <w:t>at the end of the year after all account withdraws and consumptive use. This volume is the sum of the end-of-</w:t>
+      </w:r>
+      <w:proofErr w:type="gramStart"/>
+      <w:r>
+        <w:t>year-balances</w:t>
+      </w:r>
+      <w:proofErr w:type="gramEnd"/>
+      <w:r>
+        <w:t xml:space="preserve"> in all </w:t>
       </w:r>
       <w:r>
         <w:t>user accounts (including the Reclamation protect volume).</w:t>
@@ -13774,8 +14673,13 @@
       <w:r>
         <w:t xml:space="preserve">. </w:t>
       </w:r>
-      <w:r>
-        <w:t>Move to next year</w:t>
+      <w:proofErr w:type="gramStart"/>
+      <w:r>
+        <w:t>Move</w:t>
+      </w:r>
+      <w:proofErr w:type="gramEnd"/>
+      <w:r>
+        <w:t xml:space="preserve"> to next year</w:t>
       </w:r>
     </w:p>
     <w:p>
@@ -13851,7 +14755,23 @@
           <w:b/>
           <w:bCs/>
         </w:rPr>
-        <w:t>Congratulations. You finished!</w:t>
+        <w:t xml:space="preserve">Congratulations. You </w:t>
+      </w:r>
+      <w:proofErr w:type="gramStart"/>
+      <w:r>
+        <w:rPr>
+          <w:b/>
+          <w:bCs/>
+        </w:rPr>
+        <w:t>finished</w:t>
+      </w:r>
+      <w:proofErr w:type="gramEnd"/>
+      <w:r>
+        <w:rPr>
+          <w:b/>
+          <w:bCs/>
+        </w:rPr>
+        <w:t>!</w:t>
       </w:r>
       <w:r>
         <w:t xml:space="preserve"> If you wish to provide feedback – </w:t>
@@ -14355,7 +15275,35 @@
         <w:rPr>
           <w:rFonts w:ascii="Times New Roman" w:hAnsi="Times New Roman"/>
         </w:rPr>
-        <w:t xml:space="preserve"> Quantified 2.0 million acre-feet (maf) rights in Upper and Lower Basins and 0.8 maf claims. </w:t>
+        <w:t xml:space="preserve"> Quantified 2.0 million acre-feet (</w:t>
+      </w:r>
+      <w:proofErr w:type="spellStart"/>
+      <w:r>
+        <w:rPr>
+          <w:rFonts w:ascii="Times New Roman" w:hAnsi="Times New Roman"/>
+        </w:rPr>
+        <w:t>maf</w:t>
+      </w:r>
+      <w:proofErr w:type="spellEnd"/>
+      <w:r>
+        <w:rPr>
+          <w:rFonts w:ascii="Times New Roman" w:hAnsi="Times New Roman"/>
+        </w:rPr>
+        <w:t xml:space="preserve">) rights in Upper and Lower Basins and 0.8 </w:t>
+      </w:r>
+      <w:proofErr w:type="spellStart"/>
+      <w:r>
+        <w:rPr>
+          <w:rFonts w:ascii="Times New Roman" w:hAnsi="Times New Roman"/>
+        </w:rPr>
+        <w:t>maf</w:t>
+      </w:r>
+      <w:proofErr w:type="spellEnd"/>
+      <w:r>
+        <w:rPr>
+          <w:rFonts w:ascii="Times New Roman" w:hAnsi="Times New Roman"/>
+        </w:rPr>
+        <w:t xml:space="preserve"> claims. </w:t>
       </w:r>
       <w:r>
         <w:rPr>
@@ -14395,12 +15343,26 @@
         <w:rPr>
           <w:rFonts w:ascii="Times New Roman" w:hAnsi="Times New Roman"/>
         </w:rPr>
-        <w:t xml:space="preserve"> Protect Lake Powell elevation of 3,525 feet (5.9 maf)</w:t>
-      </w:r>
+        <w:t xml:space="preserve"> Protect Lake Powell elevation of 3,525 feet (5.9 </w:t>
+      </w:r>
+      <w:proofErr w:type="spellStart"/>
       <w:r>
         <w:rPr>
           <w:rFonts w:ascii="Times New Roman" w:hAnsi="Times New Roman"/>
         </w:rPr>
+        <w:t>maf</w:t>
+      </w:r>
+      <w:proofErr w:type="spellEnd"/>
+      <w:r>
+        <w:rPr>
+          <w:rFonts w:ascii="Times New Roman" w:hAnsi="Times New Roman"/>
+        </w:rPr>
+        <w:t>)</w:t>
+      </w:r>
+      <w:r>
+        <w:rPr>
+          <w:rFonts w:ascii="Times New Roman" w:hAnsi="Times New Roman"/>
+        </w:rPr>
         <w:t>.</w:t>
       </w:r>
       <w:r>
@@ -14421,6 +15383,7 @@
         </w:rPr>
         <w:t xml:space="preserve">revent Lake Powell </w:t>
       </w:r>
+      <w:proofErr w:type="gramStart"/>
       <w:r>
         <w:rPr>
           <w:rFonts w:ascii="Times New Roman" w:hAnsi="Times New Roman"/>
@@ -14431,7 +15394,28 @@
         <w:rPr>
           <w:rFonts w:ascii="Times New Roman" w:hAnsi="Times New Roman"/>
         </w:rPr>
-        <w:t xml:space="preserve"> fall to minimum power pool elevation of 3,490 feet (4.0 maf). </w:t>
+        <w:t xml:space="preserve"> fall</w:t>
+      </w:r>
+      <w:proofErr w:type="gramEnd"/>
+      <w:r>
+        <w:rPr>
+          <w:rFonts w:ascii="Times New Roman" w:hAnsi="Times New Roman"/>
+        </w:rPr>
+        <w:t xml:space="preserve"> to minimum power pool elevation of 3,490 feet (4.0 </w:t>
+      </w:r>
+      <w:proofErr w:type="spellStart"/>
+      <w:r>
+        <w:rPr>
+          <w:rFonts w:ascii="Times New Roman" w:hAnsi="Times New Roman"/>
+        </w:rPr>
+        <w:t>maf</w:t>
+      </w:r>
+      <w:proofErr w:type="spellEnd"/>
+      <w:r>
+        <w:rPr>
+          <w:rFonts w:ascii="Times New Roman" w:hAnsi="Times New Roman"/>
+        </w:rPr>
+        <w:t xml:space="preserve">). </w:t>
       </w:r>
       <w:r>
         <w:rPr>
@@ -14549,7 +15533,21 @@
         <w:rPr>
           <w:rFonts w:ascii="Times New Roman" w:hAnsi="Times New Roman"/>
         </w:rPr>
-        <w:t xml:space="preserve"> The Lower Basin states and Federal government agree to pay $200 million to conserve 0.5 maf each year for two years </w:t>
+        <w:t xml:space="preserve"> The Lower Basin states and Federal government agree to pay $200 million to conserve 0.5 </w:t>
+      </w:r>
+      <w:proofErr w:type="spellStart"/>
+      <w:r>
+        <w:rPr>
+          <w:rFonts w:ascii="Times New Roman" w:hAnsi="Times New Roman"/>
+        </w:rPr>
+        <w:t>maf</w:t>
+      </w:r>
+      <w:proofErr w:type="spellEnd"/>
+      <w:r>
+        <w:rPr>
+          <w:rFonts w:ascii="Times New Roman" w:hAnsi="Times New Roman"/>
+        </w:rPr>
+        <w:t xml:space="preserve"> each year for two years </w:t>
       </w:r>
       <w:r>
         <w:rPr>
@@ -14840,7 +15838,21 @@
           <w:rFonts w:ascii="Times-Roman" w:hAnsi="Times-Roman" w:cs="Times-Roman"/>
         </w:rPr>
         <w:lastRenderedPageBreak/>
-        <w:t>Describe what happens when the Upper Basin is unable to deliver 8.23 million acre-feet (maf) of water per year to Lower Basin as required in the 1922 Compact and 1944 US-Mexico Treaty.</w:t>
+        <w:t>Describe what happens when the Upper Basin is unable to deliver 8.23 million acre-feet (</w:t>
+      </w:r>
+      <w:proofErr w:type="spellStart"/>
+      <w:r>
+        <w:rPr>
+          <w:rFonts w:ascii="Times-Roman" w:hAnsi="Times-Roman" w:cs="Times-Roman"/>
+        </w:rPr>
+        <w:t>maf</w:t>
+      </w:r>
+      <w:proofErr w:type="spellEnd"/>
+      <w:r>
+        <w:rPr>
+          <w:rFonts w:ascii="Times-Roman" w:hAnsi="Times-Roman" w:cs="Times-Roman"/>
+        </w:rPr>
+        <w:t>) of water per year to Lower Basin as required in the 1922 Compact and 1944 US-Mexico Treaty.</w:t>
       </w:r>
     </w:p>
     <w:p>
@@ -14942,13 +15954,7 @@
         </w:rPr>
       </w:pPr>
       <w:r>
-        <w:t>ADWR. (</w:t>
-      </w:r>
-      <w:r>
-        <w:t>2020</w:t>
-      </w:r>
-      <w:r>
-        <w:t xml:space="preserve">). "Water Your Facts." Arizona Water Facts, Arizona Department of Water Resources, </w:t>
+        <w:t xml:space="preserve">ADWR. (2020). "Water Your Facts." Arizona Water Facts, Arizona Department of Water Resources, </w:t>
       </w:r>
       <w:hyperlink r:id="rId53" w:tgtFrame="_blank" w:history="1">
         <w:r>
@@ -20112,6 +21118,7 @@
   <w:style w:type="character" w:default="1" w:styleId="DefaultParagraphFont">
     <w:name w:val="Default Paragraph Font"/>
     <w:uiPriority w:val="1"/>
+    <w:semiHidden/>
     <w:unhideWhenUsed/>
   </w:style>
   <w:style w:type="table" w:default="1" w:styleId="TableNormal">

--- a/ModelGuide/ModelGuide-LakeMeadWaterBank.docx
+++ b/ModelGuide/ModelGuide-LakeMeadWaterBank.docx
@@ -3697,26 +3697,53 @@
         <w:spacing w:after="240"/>
       </w:pPr>
     </w:p>
+    <w:p/>
     <w:p>
       <w:r>
         <w:rPr>
           <w:noProof/>
         </w:rPr>
         <w:drawing>
-          <wp:inline distT="0" distB="0" distL="0" distR="0" wp14:anchorId="1F5F8476" wp14:editId="11D570A5">
-            <wp:extent cx="4419600" cy="3181350"/>
-            <wp:effectExtent l="0" t="0" r="0" b="0"/>
-            <wp:docPr id="1637528269" name="Chart 1">
-              <a:extLst xmlns:a="http://schemas.openxmlformats.org/drawingml/2006/main">
-                <a:ext uri="{FF2B5EF4-FFF2-40B4-BE49-F238E27FC236}">
-                  <a16:creationId xmlns:a16="http://schemas.microsoft.com/office/drawing/2014/main" id="{3170E2DE-677A-4E3F-8874-9901D863943C}"/>
-                </a:ext>
-              </a:extLst>
-            </wp:docPr>
-            <wp:cNvGraphicFramePr/>
+          <wp:inline distT="0" distB="0" distL="0" distR="0" wp14:anchorId="45382F82" wp14:editId="5B496BDA">
+            <wp:extent cx="4432300" cy="3194685"/>
+            <wp:effectExtent l="0" t="0" r="6350" b="5715"/>
+            <wp:docPr id="1598783475" name="Picture 1"/>
+            <wp:cNvGraphicFramePr>
+              <a:graphicFrameLocks xmlns:a="http://schemas.openxmlformats.org/drawingml/2006/main" noChangeAspect="1"/>
+            </wp:cNvGraphicFramePr>
             <a:graphic xmlns:a="http://schemas.openxmlformats.org/drawingml/2006/main">
-              <a:graphicData uri="http://schemas.openxmlformats.org/drawingml/2006/chart">
-                <c:chart xmlns:c="http://schemas.openxmlformats.org/drawingml/2006/chart" xmlns:r="http://schemas.openxmlformats.org/officeDocument/2006/relationships" r:id="rId17"/>
+              <a:graphicData uri="http://schemas.openxmlformats.org/drawingml/2006/picture">
+                <pic:pic xmlns:pic="http://schemas.openxmlformats.org/drawingml/2006/picture">
+                  <pic:nvPicPr>
+                    <pic:cNvPr id="0" name="Picture 2"/>
+                    <pic:cNvPicPr>
+                      <a:picLocks noChangeAspect="1" noChangeArrowheads="1"/>
+                    </pic:cNvPicPr>
+                  </pic:nvPicPr>
+                  <pic:blipFill>
+                    <a:blip r:embed="rId17">
+                      <a:extLst>
+                        <a:ext uri="{28A0092B-C50C-407E-A947-70E740481C1C}">
+                          <a14:useLocalDpi xmlns:a14="http://schemas.microsoft.com/office/drawing/2010/main" val="0"/>
+                        </a:ext>
+                      </a:extLst>
+                    </a:blip>
+                    <a:srcRect/>
+                    <a:stretch>
+                      <a:fillRect/>
+                    </a:stretch>
+                  </pic:blipFill>
+                  <pic:spPr bwMode="auto">
+                    <a:xfrm>
+                      <a:off x="0" y="0"/>
+                      <a:ext cx="4432300" cy="3194685"/>
+                    </a:xfrm>
+                    <a:prstGeom prst="rect">
+                      <a:avLst/>
+                    </a:prstGeom>
+                    <a:noFill/>
+                  </pic:spPr>
+                </pic:pic>
               </a:graphicData>
             </a:graphic>
           </wp:inline>
@@ -4208,32 +4235,17 @@
       </w:r>
     </w:p>
     <w:p>
-      <w:r>
-        <w:rPr>
-          <w:b/>
-          <w:bCs/>
+      <w:pPr>
+        <w:rPr>
+          <w:b/>
+          <w:bCs/>
+        </w:rPr>
+      </w:pPr>
+      <w:r>
+        <w:rPr>
+          <w:noProof/>
         </w:rPr>
         <w:lastRenderedPageBreak/>
-        <w:t xml:space="preserve">Figure 1e. Water districts in California that </w:t>
-      </w:r>
-      <w:r>
-        <w:rPr>
-          <w:b/>
-          <w:bCs/>
-        </w:rPr>
-        <w:t>receive</w:t>
-      </w:r>
-      <w:r>
-        <w:rPr>
-          <w:b/>
-          <w:bCs/>
-        </w:rPr>
-        <w:t xml:space="preserve"> water from the Colorado River.</w:t>
-      </w:r>
-      <w:r>
-        <w:rPr>
-          <w:noProof/>
-        </w:rPr>
         <w:drawing>
           <wp:inline distT="0" distB="0" distL="0" distR="0" wp14:anchorId="3DEFBB5E" wp14:editId="10228C01">
             <wp:extent cx="3457845" cy="2609850"/>
@@ -4279,6 +4291,22 @@
             </a:graphic>
           </wp:inline>
         </w:drawing>
+      </w:r>
+      <w:r>
+        <w:rPr>
+          <w:b/>
+          <w:bCs/>
+        </w:rPr>
+        <w:t xml:space="preserve"> </w:t>
+      </w:r>
+    </w:p>
+    <w:p>
+      <w:r>
+        <w:rPr>
+          <w:b/>
+          <w:bCs/>
+        </w:rPr>
+        <w:t>Figure 1e. Water districts in California that receive water from the Colorado River.</w:t>
       </w:r>
     </w:p>
     <w:p>
@@ -6934,23 +6962,6 @@
       </w:pPr>
       <w:r>
         <w:rPr>
-          <w:b/>
-          <w:bCs/>
-        </w:rPr>
-        <w:t>Figure 1h. Consumptive water use of the Tribal Nations in the Lower Basin including unused water.</w:t>
-      </w:r>
-    </w:p>
-    <w:p>
-      <w:pPr>
-        <w:rPr>
-          <w:rFonts w:eastAsiaTheme="majorEastAsia"/>
-          <w:b/>
-          <w:bCs/>
-          <w:color w:val="000000" w:themeColor="text1"/>
-        </w:rPr>
-      </w:pPr>
-      <w:r>
-        <w:rPr>
           <w:noProof/>
         </w:rPr>
         <w:drawing>
@@ -7010,6 +7021,30 @@
         </w:drawing>
       </w:r>
       <w:r>
+        <w:rPr>
+          <w:b/>
+          <w:bCs/>
+        </w:rPr>
+        <w:t xml:space="preserve"> </w:t>
+      </w:r>
+      <w:r>
+        <w:rPr>
+          <w:b/>
+          <w:bCs/>
+        </w:rPr>
+        <w:t>Figure 1h. Consumptive water use of the Tribal Nations in the Lower Basin including unused water.</w:t>
+      </w:r>
+    </w:p>
+    <w:p>
+      <w:pPr>
+        <w:rPr>
+          <w:rFonts w:eastAsiaTheme="majorEastAsia"/>
+          <w:b/>
+          <w:bCs/>
+          <w:color w:val="000000" w:themeColor="text1"/>
+        </w:rPr>
+      </w:pPr>
+      <w:r>
         <w:br w:type="page"/>
       </w:r>
     </w:p>
@@ -8327,7 +8362,7 @@
           <w:noProof/>
         </w:rPr>
         <w:drawing>
-          <wp:anchor distT="0" distB="0" distL="114300" distR="114300" simplePos="0" relativeHeight="251673600" behindDoc="0" locked="0" layoutInCell="1" allowOverlap="1" wp14:anchorId="60025689" wp14:editId="50E07FFA">
+          <wp:anchor distT="0" distB="0" distL="114300" distR="114300" simplePos="0" relativeHeight="251673600" behindDoc="0" locked="0" layoutInCell="1" allowOverlap="1" wp14:anchorId="60025689" wp14:editId="1E6494FD">
             <wp:simplePos x="0" y="0"/>
             <wp:positionH relativeFrom="column">
               <wp:posOffset>913966</wp:posOffset>
@@ -11838,7 +11873,7 @@
           <w:noProof/>
         </w:rPr>
         <w:drawing>
-          <wp:anchor distT="0" distB="0" distL="114300" distR="114300" simplePos="0" relativeHeight="251670528" behindDoc="0" locked="0" layoutInCell="1" allowOverlap="1" wp14:anchorId="3751CB22" wp14:editId="1E9B8F98">
+          <wp:anchor distT="0" distB="0" distL="114300" distR="114300" simplePos="0" relativeHeight="251670528" behindDoc="0" locked="0" layoutInCell="1" allowOverlap="1" wp14:anchorId="3751CB22" wp14:editId="66DF44F0">
             <wp:simplePos x="0" y="0"/>
             <wp:positionH relativeFrom="column">
               <wp:posOffset>360613</wp:posOffset>
@@ -21763,1392 +21798,6 @@
 </w:styles>
 </file>
 
-<file path=word/charts/chart1.xml><?xml version="1.0" encoding="utf-8"?>
-<c:chartSpace xmlns:c="http://schemas.openxmlformats.org/drawingml/2006/chart" xmlns:a="http://schemas.openxmlformats.org/drawingml/2006/main" xmlns:r="http://schemas.openxmlformats.org/officeDocument/2006/relationships" xmlns:c16r2="http://schemas.microsoft.com/office/drawing/2015/06/chart">
-  <c:date1904 val="0"/>
-  <c:lang val="en-US"/>
-  <c:roundedCorners val="0"/>
-  <mc:AlternateContent xmlns:mc="http://schemas.openxmlformats.org/markup-compatibility/2006">
-    <mc:Choice xmlns:c14="http://schemas.microsoft.com/office/drawing/2007/8/2/chart" Requires="c14">
-      <c14:style val="102"/>
-    </mc:Choice>
-    <mc:Fallback>
-      <c:style val="2"/>
-    </mc:Fallback>
-  </mc:AlternateContent>
-  <c:chart>
-    <c:title>
-      <c:tx>
-        <c:rich>
-          <a:bodyPr rot="0" spcFirstLastPara="1" vertOverflow="ellipsis" vert="horz" wrap="square" anchor="ctr" anchorCtr="1"/>
-          <a:lstStyle/>
-          <a:p>
-            <a:pPr>
-              <a:defRPr sz="1400" b="0" i="0" u="none" strike="noStrike" kern="1200" spc="0" baseline="0">
-                <a:solidFill>
-                  <a:schemeClr val="tx1">
-                    <a:lumMod val="65000"/>
-                    <a:lumOff val="35000"/>
-                  </a:schemeClr>
-                </a:solidFill>
-                <a:latin typeface="+mn-lt"/>
-                <a:ea typeface="+mn-ea"/>
-                <a:cs typeface="+mn-cs"/>
-              </a:defRPr>
-            </a:pPr>
-            <a:r>
-              <a:rPr lang="en-US"/>
-              <a:t>Lower</a:t>
-            </a:r>
-            <a:r>
-              <a:rPr lang="en-US" baseline="0"/>
-              <a:t> Basin Population</a:t>
-            </a:r>
-            <a:endParaRPr lang="en-US"/>
-          </a:p>
-        </c:rich>
-      </c:tx>
-      <c:overlay val="0"/>
-      <c:spPr>
-        <a:noFill/>
-        <a:ln>
-          <a:noFill/>
-        </a:ln>
-        <a:effectLst/>
-      </c:spPr>
-      <c:txPr>
-        <a:bodyPr rot="0" spcFirstLastPara="1" vertOverflow="ellipsis" vert="horz" wrap="square" anchor="ctr" anchorCtr="1"/>
-        <a:lstStyle/>
-        <a:p>
-          <a:pPr>
-            <a:defRPr sz="1400" b="0" i="0" u="none" strike="noStrike" kern="1200" spc="0" baseline="0">
-              <a:solidFill>
-                <a:schemeClr val="tx1">
-                  <a:lumMod val="65000"/>
-                  <a:lumOff val="35000"/>
-                </a:schemeClr>
-              </a:solidFill>
-              <a:latin typeface="+mn-lt"/>
-              <a:ea typeface="+mn-ea"/>
-              <a:cs typeface="+mn-cs"/>
-            </a:defRPr>
-          </a:pPr>
-          <a:endParaRPr lang="en-US"/>
-        </a:p>
-      </c:txPr>
-    </c:title>
-    <c:autoTitleDeleted val="0"/>
-    <c:plotArea>
-      <c:layout>
-        <c:manualLayout>
-          <c:layoutTarget val="inner"/>
-          <c:xMode val="edge"/>
-          <c:yMode val="edge"/>
-          <c:x val="0.28896194258587904"/>
-          <c:y val="0.18519621603190839"/>
-          <c:w val="0.45222016944481036"/>
-          <c:h val="0.6380265004638771"/>
-        </c:manualLayout>
-      </c:layout>
-      <c:pieChart>
-        <c:varyColors val="1"/>
-        <c:ser>
-          <c:idx val="0"/>
-          <c:order val="0"/>
-          <c:tx>
-            <c:strRef>
-              <c:f>'Lower Basin'!$D$37</c:f>
-              <c:strCache>
-                <c:ptCount val="1"/>
-                <c:pt idx="0">
-                  <c:v>Population</c:v>
-                </c:pt>
-              </c:strCache>
-            </c:strRef>
-          </c:tx>
-          <c:spPr>
-            <a:ln>
-              <a:noFill/>
-            </a:ln>
-          </c:spPr>
-          <c:dPt>
-            <c:idx val="0"/>
-            <c:bubble3D val="0"/>
-            <c:spPr>
-              <a:solidFill>
-                <a:schemeClr val="accent1"/>
-              </a:solidFill>
-              <a:ln w="19050">
-                <a:noFill/>
-              </a:ln>
-              <a:effectLst/>
-            </c:spPr>
-            <c:extLst>
-              <c:ext xmlns:c16="http://schemas.microsoft.com/office/drawing/2014/chart" uri="{C3380CC4-5D6E-409C-BE32-E72D297353CC}">
-                <c16:uniqueId val="{00000001-BB56-4AA6-B1BF-BF300D360289}"/>
-              </c:ext>
-            </c:extLst>
-          </c:dPt>
-          <c:dPt>
-            <c:idx val="1"/>
-            <c:bubble3D val="0"/>
-            <c:spPr>
-              <a:solidFill>
-                <a:srgbClr val="FFC000"/>
-              </a:solidFill>
-              <a:ln w="19050">
-                <a:noFill/>
-              </a:ln>
-              <a:effectLst/>
-            </c:spPr>
-            <c:extLst>
-              <c:ext xmlns:c16="http://schemas.microsoft.com/office/drawing/2014/chart" uri="{C3380CC4-5D6E-409C-BE32-E72D297353CC}">
-                <c16:uniqueId val="{00000003-BB56-4AA6-B1BF-BF300D360289}"/>
-              </c:ext>
-            </c:extLst>
-          </c:dPt>
-          <c:dPt>
-            <c:idx val="2"/>
-            <c:bubble3D val="0"/>
-            <c:spPr>
-              <a:solidFill>
-                <a:schemeClr val="accent3"/>
-              </a:solidFill>
-              <a:ln w="19050">
-                <a:noFill/>
-              </a:ln>
-              <a:effectLst/>
-            </c:spPr>
-            <c:extLst>
-              <c:ext xmlns:c16="http://schemas.microsoft.com/office/drawing/2014/chart" uri="{C3380CC4-5D6E-409C-BE32-E72D297353CC}">
-                <c16:uniqueId val="{00000005-BB56-4AA6-B1BF-BF300D360289}"/>
-              </c:ext>
-            </c:extLst>
-          </c:dPt>
-          <c:dPt>
-            <c:idx val="3"/>
-            <c:bubble3D val="0"/>
-            <c:spPr>
-              <a:solidFill>
-                <a:schemeClr val="accent2"/>
-              </a:solidFill>
-              <a:ln w="19050">
-                <a:noFill/>
-              </a:ln>
-              <a:effectLst/>
-            </c:spPr>
-            <c:extLst>
-              <c:ext xmlns:c16="http://schemas.microsoft.com/office/drawing/2014/chart" uri="{C3380CC4-5D6E-409C-BE32-E72D297353CC}">
-                <c16:uniqueId val="{00000007-BB56-4AA6-B1BF-BF300D360289}"/>
-              </c:ext>
-            </c:extLst>
-          </c:dPt>
-          <c:dPt>
-            <c:idx val="4"/>
-            <c:bubble3D val="0"/>
-            <c:spPr>
-              <a:solidFill>
-                <a:schemeClr val="accent5"/>
-              </a:solidFill>
-              <a:ln w="19050">
-                <a:noFill/>
-              </a:ln>
-              <a:effectLst/>
-            </c:spPr>
-            <c:extLst>
-              <c:ext xmlns:c16="http://schemas.microsoft.com/office/drawing/2014/chart" uri="{C3380CC4-5D6E-409C-BE32-E72D297353CC}">
-                <c16:uniqueId val="{00000009-BB56-4AA6-B1BF-BF300D360289}"/>
-              </c:ext>
-            </c:extLst>
-          </c:dPt>
-          <c:dLbls>
-            <c:dLbl>
-              <c:idx val="0"/>
-              <c:layout>
-                <c:manualLayout>
-                  <c:x val="-9.9928644877650949E-2"/>
-                  <c:y val="-2.8197381671701913E-2"/>
-                </c:manualLayout>
-              </c:layout>
-              <c:tx>
-                <c:rich>
-                  <a:bodyPr/>
-                  <a:lstStyle/>
-                  <a:p>
-                    <a:fld id="{FF080745-C785-43E2-AFDF-11FA877A160D}" type="CATEGORYNAME">
-                      <a:rPr lang="en-US" sz="1100"/>
-                      <a:pPr/>
-                      <a:t>[CATEGORY NAME]</a:t>
-                    </a:fld>
-                    <a:r>
-                      <a:rPr lang="en-US" sz="1100" baseline="0"/>
-                      <a:t>
-</a:t>
-                    </a:r>
-                    <a:fld id="{850FB71A-EAEF-415D-836E-02AA482EBD64}" type="PERCENTAGE">
-                      <a:rPr lang="en-US" sz="1100" baseline="0"/>
-                      <a:pPr/>
-                      <a:t>[PERCENTAGE]</a:t>
-                    </a:fld>
-                    <a:endParaRPr lang="en-US" sz="1100" baseline="0"/>
-                  </a:p>
-                </c:rich>
-              </c:tx>
-              <c:dLblPos val="bestFit"/>
-              <c:showLegendKey val="0"/>
-              <c:showVal val="0"/>
-              <c:showCatName val="1"/>
-              <c:showSerName val="0"/>
-              <c:showPercent val="1"/>
-              <c:showBubbleSize val="0"/>
-              <c:extLst>
-                <c:ext xmlns:c15="http://schemas.microsoft.com/office/drawing/2012/chart" uri="{CE6537A1-D6FC-4f65-9D91-7224C49458BB}">
-                  <c15:dlblFieldTable/>
-                  <c15:showDataLabelsRange val="0"/>
-                </c:ext>
-                <c:ext xmlns:c16="http://schemas.microsoft.com/office/drawing/2014/chart" uri="{C3380CC4-5D6E-409C-BE32-E72D297353CC}">
-                  <c16:uniqueId val="{00000001-BB56-4AA6-B1BF-BF300D360289}"/>
-                </c:ext>
-              </c:extLst>
-            </c:dLbl>
-            <c:dLbl>
-              <c:idx val="1"/>
-              <c:layout>
-                <c:manualLayout>
-                  <c:x val="5.995718692659055E-2"/>
-                  <c:y val="-4.0281973816717019E-3"/>
-                </c:manualLayout>
-              </c:layout>
-              <c:tx>
-                <c:rich>
-                  <a:bodyPr/>
-                  <a:lstStyle/>
-                  <a:p>
-                    <a:fld id="{C66EA591-89A8-4512-BF57-C2B4F014D998}" type="CATEGORYNAME">
-                      <a:rPr lang="en-US" sz="1100"/>
-                      <a:pPr/>
-                      <a:t>[CATEGORY NAME]</a:t>
-                    </a:fld>
-                    <a:r>
-                      <a:rPr lang="en-US" sz="1100" baseline="0"/>
-                      <a:t>
-</a:t>
-                    </a:r>
-                    <a:fld id="{89268F48-3C93-4A02-96E4-B6D29E84F1AB}" type="PERCENTAGE">
-                      <a:rPr lang="en-US" sz="1100" baseline="0"/>
-                      <a:pPr/>
-                      <a:t>[PERCENTAGE]</a:t>
-                    </a:fld>
-                    <a:endParaRPr lang="en-US" sz="1100" baseline="0"/>
-                  </a:p>
-                </c:rich>
-              </c:tx>
-              <c:dLblPos val="bestFit"/>
-              <c:showLegendKey val="0"/>
-              <c:showVal val="0"/>
-              <c:showCatName val="1"/>
-              <c:showSerName val="0"/>
-              <c:showPercent val="1"/>
-              <c:showBubbleSize val="0"/>
-              <c:extLst>
-                <c:ext xmlns:c15="http://schemas.microsoft.com/office/drawing/2012/chart" uri="{CE6537A1-D6FC-4f65-9D91-7224C49458BB}">
-                  <c15:dlblFieldTable/>
-                  <c15:showDataLabelsRange val="0"/>
-                </c:ext>
-                <c:ext xmlns:c16="http://schemas.microsoft.com/office/drawing/2014/chart" uri="{C3380CC4-5D6E-409C-BE32-E72D297353CC}">
-                  <c16:uniqueId val="{00000003-BB56-4AA6-B1BF-BF300D360289}"/>
-                </c:ext>
-              </c:extLst>
-            </c:dLbl>
-            <c:dLbl>
-              <c:idx val="2"/>
-              <c:layout>
-                <c:manualLayout>
-                  <c:x val="-5.995718692659055E-2"/>
-                  <c:y val="-8.0563947633435513E-3"/>
-                </c:manualLayout>
-              </c:layout>
-              <c:tx>
-                <c:rich>
-                  <a:bodyPr/>
-                  <a:lstStyle/>
-                  <a:p>
-                    <a:fld id="{66F19FEA-23B8-4031-9341-3738AAA8E339}" type="CATEGORYNAME">
-                      <a:rPr lang="en-US" sz="1100"/>
-                      <a:pPr/>
-                      <a:t>[CATEGORY NAME]</a:t>
-                    </a:fld>
-                    <a:r>
-                      <a:rPr lang="en-US" sz="1100" baseline="0"/>
-                      <a:t>
-</a:t>
-                    </a:r>
-                    <a:fld id="{AC83A61F-14F7-416C-A7F4-165F457EED74}" type="PERCENTAGE">
-                      <a:rPr lang="en-US" sz="1100" baseline="0"/>
-                      <a:pPr/>
-                      <a:t>[PERCENTAGE]</a:t>
-                    </a:fld>
-                    <a:endParaRPr lang="en-US" sz="1100" baseline="0"/>
-                  </a:p>
-                </c:rich>
-              </c:tx>
-              <c:dLblPos val="bestFit"/>
-              <c:showLegendKey val="0"/>
-              <c:showVal val="0"/>
-              <c:showCatName val="1"/>
-              <c:showSerName val="0"/>
-              <c:showPercent val="1"/>
-              <c:showBubbleSize val="0"/>
-              <c:extLst>
-                <c:ext xmlns:c15="http://schemas.microsoft.com/office/drawing/2012/chart" uri="{CE6537A1-D6FC-4f65-9D91-7224C49458BB}">
-                  <c15:dlblFieldTable/>
-                  <c15:showDataLabelsRange val="0"/>
-                </c:ext>
-                <c:ext xmlns:c16="http://schemas.microsoft.com/office/drawing/2014/chart" uri="{C3380CC4-5D6E-409C-BE32-E72D297353CC}">
-                  <c16:uniqueId val="{00000005-BB56-4AA6-B1BF-BF300D360289}"/>
-                </c:ext>
-              </c:extLst>
-            </c:dLbl>
-            <c:dLbl>
-              <c:idx val="3"/>
-              <c:layout>
-                <c:manualLayout>
-                  <c:x val="-9.7073540738289471E-2"/>
-                  <c:y val="3.6253776435045244E-2"/>
-                </c:manualLayout>
-              </c:layout>
-              <c:tx>
-                <c:rich>
-                  <a:bodyPr/>
-                  <a:lstStyle/>
-                  <a:p>
-                    <a:fld id="{E3956F85-397E-46C5-907B-A540C75650F6}" type="CATEGORYNAME">
-                      <a:rPr lang="en-US" sz="1100"/>
-                      <a:pPr/>
-                      <a:t>[CATEGORY NAME]</a:t>
-                    </a:fld>
-                    <a:r>
-                      <a:rPr lang="en-US" sz="1100" baseline="0"/>
-                      <a:t>
-</a:t>
-                    </a:r>
-                    <a:fld id="{370531D8-F659-4C71-84A1-497C8449ED40}" type="PERCENTAGE">
-                      <a:rPr lang="en-US" sz="1100" baseline="0"/>
-                      <a:pPr/>
-                      <a:t>[PERCENTAGE]</a:t>
-                    </a:fld>
-                    <a:endParaRPr lang="en-US" sz="1100" baseline="0"/>
-                  </a:p>
-                </c:rich>
-              </c:tx>
-              <c:dLblPos val="bestFit"/>
-              <c:showLegendKey val="0"/>
-              <c:showVal val="0"/>
-              <c:showCatName val="1"/>
-              <c:showSerName val="0"/>
-              <c:showPercent val="1"/>
-              <c:showBubbleSize val="0"/>
-              <c:extLst>
-                <c:ext xmlns:c15="http://schemas.microsoft.com/office/drawing/2012/chart" uri="{CE6537A1-D6FC-4f65-9D91-7224C49458BB}">
-                  <c15:dlblFieldTable/>
-                  <c15:showDataLabelsRange val="0"/>
-                </c:ext>
-                <c:ext xmlns:c16="http://schemas.microsoft.com/office/drawing/2014/chart" uri="{C3380CC4-5D6E-409C-BE32-E72D297353CC}">
-                  <c16:uniqueId val="{00000007-BB56-4AA6-B1BF-BF300D360289}"/>
-                </c:ext>
-              </c:extLst>
-            </c:dLbl>
-            <c:dLbl>
-              <c:idx val="4"/>
-              <c:layout>
-                <c:manualLayout>
-                  <c:x val="-5.71020827872291E-2"/>
-                  <c:y val="-6.0422960725075602E-2"/>
-                </c:manualLayout>
-              </c:layout>
-              <c:tx>
-                <c:rich>
-                  <a:bodyPr rot="0" spcFirstLastPara="1" vertOverflow="clip" horzOverflow="clip" vert="horz" wrap="square" lIns="38100" tIns="19050" rIns="38100" bIns="19050" anchor="ctr" anchorCtr="1">
-                    <a:spAutoFit/>
-                  </a:bodyPr>
-                  <a:lstStyle/>
-                  <a:p>
-                    <a:pPr>
-                      <a:defRPr sz="900" b="0" i="0" u="none" strike="noStrike" kern="1200" baseline="0">
-                        <a:solidFill>
-                          <a:schemeClr val="dk1">
-                            <a:lumMod val="65000"/>
-                            <a:lumOff val="35000"/>
-                          </a:schemeClr>
-                        </a:solidFill>
-                        <a:latin typeface="+mn-lt"/>
-                        <a:ea typeface="+mn-ea"/>
-                        <a:cs typeface="+mn-cs"/>
-                      </a:defRPr>
-                    </a:pPr>
-                    <a:fld id="{4C5E79B7-C3FB-4472-81F8-2A80A0AA4D11}" type="CATEGORYNAME">
-                      <a:rPr lang="en-US" sz="1100"/>
-                      <a:pPr>
-                        <a:defRPr/>
-                      </a:pPr>
-                      <a:t>[CATEGORY NAME]</a:t>
-                    </a:fld>
-                    <a:r>
-                      <a:rPr lang="en-US" sz="1100" baseline="0"/>
-                      <a:t>
-</a:t>
-                    </a:r>
-                    <a:fld id="{E2DB0058-384A-46B5-A26C-28186E943B86}" type="PERCENTAGE">
-                      <a:rPr lang="en-US" sz="1100" baseline="0"/>
-                      <a:pPr>
-                        <a:defRPr/>
-                      </a:pPr>
-                      <a:t>[PERCENTAGE]</a:t>
-                    </a:fld>
-                    <a:endParaRPr lang="en-US" sz="1100" baseline="0"/>
-                  </a:p>
-                </c:rich>
-              </c:tx>
-              <c:numFmt formatCode="0.00%" sourceLinked="0"/>
-              <c:spPr>
-                <a:solidFill>
-                  <a:sysClr val="window" lastClr="FFFFFF"/>
-                </a:solidFill>
-                <a:ln>
-                  <a:solidFill>
-                    <a:sysClr val="windowText" lastClr="000000">
-                      <a:lumMod val="25000"/>
-                      <a:lumOff val="75000"/>
-                    </a:sysClr>
-                  </a:solidFill>
-                </a:ln>
-                <a:effectLst/>
-              </c:spPr>
-              <c:txPr>
-                <a:bodyPr rot="0" spcFirstLastPara="1" vertOverflow="clip" horzOverflow="clip" vert="horz" wrap="square" lIns="38100" tIns="19050" rIns="38100" bIns="19050" anchor="ctr" anchorCtr="1">
-                  <a:spAutoFit/>
-                </a:bodyPr>
-                <a:lstStyle/>
-                <a:p>
-                  <a:pPr>
-                    <a:defRPr sz="900" b="0" i="0" u="none" strike="noStrike" kern="1200" baseline="0">
-                      <a:solidFill>
-                        <a:schemeClr val="dk1">
-                          <a:lumMod val="65000"/>
-                          <a:lumOff val="35000"/>
-                        </a:schemeClr>
-                      </a:solidFill>
-                      <a:latin typeface="+mn-lt"/>
-                      <a:ea typeface="+mn-ea"/>
-                      <a:cs typeface="+mn-cs"/>
-                    </a:defRPr>
-                  </a:pPr>
-                  <a:endParaRPr lang="en-US"/>
-                </a:p>
-              </c:txPr>
-              <c:dLblPos val="bestFit"/>
-              <c:showLegendKey val="0"/>
-              <c:showVal val="0"/>
-              <c:showCatName val="1"/>
-              <c:showSerName val="0"/>
-              <c:showPercent val="1"/>
-              <c:showBubbleSize val="0"/>
-              <c:extLst>
-                <c:ext xmlns:c15="http://schemas.microsoft.com/office/drawing/2012/chart" uri="{CE6537A1-D6FC-4f65-9D91-7224C49458BB}">
-                  <c15:spPr xmlns:c15="http://schemas.microsoft.com/office/drawing/2012/chart">
-                    <a:prstGeom prst="wedgeRectCallout">
-                      <a:avLst/>
-                    </a:prstGeom>
-                    <a:noFill/>
-                    <a:ln>
-                      <a:noFill/>
-                    </a:ln>
-                  </c15:spPr>
-                  <c15:dlblFieldTable/>
-                  <c15:showDataLabelsRange val="0"/>
-                </c:ext>
-                <c:ext xmlns:c16="http://schemas.microsoft.com/office/drawing/2014/chart" uri="{C3380CC4-5D6E-409C-BE32-E72D297353CC}">
-                  <c16:uniqueId val="{00000009-BB56-4AA6-B1BF-BF300D360289}"/>
-                </c:ext>
-              </c:extLst>
-            </c:dLbl>
-            <c:spPr>
-              <a:solidFill>
-                <a:sysClr val="window" lastClr="FFFFFF"/>
-              </a:solidFill>
-              <a:ln>
-                <a:solidFill>
-                  <a:sysClr val="windowText" lastClr="000000">
-                    <a:lumMod val="25000"/>
-                    <a:lumOff val="75000"/>
-                  </a:sysClr>
-                </a:solidFill>
-              </a:ln>
-              <a:effectLst/>
-            </c:spPr>
-            <c:txPr>
-              <a:bodyPr rot="0" spcFirstLastPara="1" vertOverflow="clip" horzOverflow="clip" vert="horz" wrap="square" lIns="38100" tIns="19050" rIns="38100" bIns="19050" anchor="ctr" anchorCtr="1">
-                <a:spAutoFit/>
-              </a:bodyPr>
-              <a:lstStyle/>
-              <a:p>
-                <a:pPr>
-                  <a:defRPr sz="900" b="0" i="0" u="none" strike="noStrike" kern="1200" baseline="0">
-                    <a:solidFill>
-                      <a:schemeClr val="dk1">
-                        <a:lumMod val="65000"/>
-                        <a:lumOff val="35000"/>
-                      </a:schemeClr>
-                    </a:solidFill>
-                    <a:latin typeface="+mn-lt"/>
-                    <a:ea typeface="+mn-ea"/>
-                    <a:cs typeface="+mn-cs"/>
-                  </a:defRPr>
-                </a:pPr>
-                <a:endParaRPr lang="en-US"/>
-              </a:p>
-            </c:txPr>
-            <c:dLblPos val="outEnd"/>
-            <c:showLegendKey val="0"/>
-            <c:showVal val="0"/>
-            <c:showCatName val="1"/>
-            <c:showSerName val="0"/>
-            <c:showPercent val="1"/>
-            <c:showBubbleSize val="0"/>
-            <c:showLeaderLines val="0"/>
-            <c:extLst>
-              <c:ext xmlns:c15="http://schemas.microsoft.com/office/drawing/2012/chart" uri="{CE6537A1-D6FC-4f65-9D91-7224C49458BB}">
-                <c15:spPr xmlns:c15="http://schemas.microsoft.com/office/drawing/2012/chart">
-                  <a:prstGeom prst="wedgeRectCallout">
-                    <a:avLst/>
-                  </a:prstGeom>
-                  <a:noFill/>
-                  <a:ln>
-                    <a:noFill/>
-                  </a:ln>
-                </c15:spPr>
-              </c:ext>
-            </c:extLst>
-          </c:dLbls>
-          <c:cat>
-            <c:strRef>
-              <c:f>'Lower Basin'!$C$38:$C$42</c:f>
-              <c:strCache>
-                <c:ptCount val="5"/>
-                <c:pt idx="0">
-                  <c:v>Arizona</c:v>
-                </c:pt>
-                <c:pt idx="1">
-                  <c:v>California</c:v>
-                </c:pt>
-                <c:pt idx="2">
-                  <c:v>Nevada</c:v>
-                </c:pt>
-                <c:pt idx="3">
-                  <c:v>Mexico</c:v>
-                </c:pt>
-                <c:pt idx="4">
-                  <c:v>Tribal Nations</c:v>
-                </c:pt>
-              </c:strCache>
-            </c:strRef>
-          </c:cat>
-          <c:val>
-            <c:numRef>
-              <c:f>'Lower Basin'!$D$38:$D$42</c:f>
-              <c:numCache>
-                <c:formatCode>General</c:formatCode>
-                <c:ptCount val="5"/>
-                <c:pt idx="0">
-                  <c:v>6989457</c:v>
-                </c:pt>
-                <c:pt idx="1">
-                  <c:v>21191246</c:v>
-                </c:pt>
-                <c:pt idx="2">
-                  <c:v>2265926</c:v>
-                </c:pt>
-                <c:pt idx="3">
-                  <c:v>3631817</c:v>
-                </c:pt>
-                <c:pt idx="4">
-                  <c:v>11949</c:v>
-                </c:pt>
-              </c:numCache>
-            </c:numRef>
-          </c:val>
-          <c:extLst>
-            <c:ext xmlns:c16="http://schemas.microsoft.com/office/drawing/2014/chart" uri="{C3380CC4-5D6E-409C-BE32-E72D297353CC}">
-              <c16:uniqueId val="{0000000A-BB56-4AA6-B1BF-BF300D360289}"/>
-            </c:ext>
-          </c:extLst>
-        </c:ser>
-        <c:dLbls>
-          <c:showLegendKey val="0"/>
-          <c:showVal val="0"/>
-          <c:showCatName val="0"/>
-          <c:showSerName val="0"/>
-          <c:showPercent val="0"/>
-          <c:showBubbleSize val="0"/>
-          <c:showLeaderLines val="0"/>
-        </c:dLbls>
-        <c:firstSliceAng val="275"/>
-      </c:pieChart>
-      <c:spPr>
-        <a:noFill/>
-        <a:ln>
-          <a:noFill/>
-        </a:ln>
-        <a:effectLst/>
-      </c:spPr>
-    </c:plotArea>
-    <c:legend>
-      <c:legendPos val="b"/>
-      <c:legendEntry>
-        <c:idx val="0"/>
-        <c:txPr>
-          <a:bodyPr rot="0" spcFirstLastPara="1" vertOverflow="ellipsis" vert="horz" wrap="square" anchor="ctr" anchorCtr="1"/>
-          <a:lstStyle/>
-          <a:p>
-            <a:pPr>
-              <a:defRPr sz="1100" b="0" i="0" u="none" strike="noStrike" kern="1200" baseline="0">
-                <a:solidFill>
-                  <a:schemeClr val="tx1">
-                    <a:lumMod val="65000"/>
-                    <a:lumOff val="35000"/>
-                  </a:schemeClr>
-                </a:solidFill>
-                <a:latin typeface="+mn-lt"/>
-                <a:ea typeface="+mn-ea"/>
-                <a:cs typeface="+mn-cs"/>
-              </a:defRPr>
-            </a:pPr>
-            <a:endParaRPr lang="en-US"/>
-          </a:p>
-        </c:txPr>
-      </c:legendEntry>
-      <c:legendEntry>
-        <c:idx val="1"/>
-        <c:txPr>
-          <a:bodyPr rot="0" spcFirstLastPara="1" vertOverflow="ellipsis" vert="horz" wrap="square" anchor="ctr" anchorCtr="1"/>
-          <a:lstStyle/>
-          <a:p>
-            <a:pPr>
-              <a:defRPr sz="1100" b="0" i="0" u="none" strike="noStrike" kern="1200" baseline="0">
-                <a:solidFill>
-                  <a:schemeClr val="tx1">
-                    <a:lumMod val="65000"/>
-                    <a:lumOff val="35000"/>
-                  </a:schemeClr>
-                </a:solidFill>
-                <a:latin typeface="+mn-lt"/>
-                <a:ea typeface="+mn-ea"/>
-                <a:cs typeface="+mn-cs"/>
-              </a:defRPr>
-            </a:pPr>
-            <a:endParaRPr lang="en-US"/>
-          </a:p>
-        </c:txPr>
-      </c:legendEntry>
-      <c:legendEntry>
-        <c:idx val="2"/>
-        <c:txPr>
-          <a:bodyPr rot="0" spcFirstLastPara="1" vertOverflow="ellipsis" vert="horz" wrap="square" anchor="ctr" anchorCtr="1"/>
-          <a:lstStyle/>
-          <a:p>
-            <a:pPr>
-              <a:defRPr sz="1100" b="0" i="0" u="none" strike="noStrike" kern="1200" baseline="0">
-                <a:solidFill>
-                  <a:schemeClr val="tx1">
-                    <a:lumMod val="65000"/>
-                    <a:lumOff val="35000"/>
-                  </a:schemeClr>
-                </a:solidFill>
-                <a:latin typeface="+mn-lt"/>
-                <a:ea typeface="+mn-ea"/>
-                <a:cs typeface="+mn-cs"/>
-              </a:defRPr>
-            </a:pPr>
-            <a:endParaRPr lang="en-US"/>
-          </a:p>
-        </c:txPr>
-      </c:legendEntry>
-      <c:legendEntry>
-        <c:idx val="3"/>
-        <c:txPr>
-          <a:bodyPr rot="0" spcFirstLastPara="1" vertOverflow="ellipsis" vert="horz" wrap="square" anchor="ctr" anchorCtr="1"/>
-          <a:lstStyle/>
-          <a:p>
-            <a:pPr>
-              <a:defRPr sz="1100" b="0" i="0" u="none" strike="noStrike" kern="1200" baseline="0">
-                <a:solidFill>
-                  <a:schemeClr val="tx1">
-                    <a:lumMod val="65000"/>
-                    <a:lumOff val="35000"/>
-                  </a:schemeClr>
-                </a:solidFill>
-                <a:latin typeface="+mn-lt"/>
-                <a:ea typeface="+mn-ea"/>
-                <a:cs typeface="+mn-cs"/>
-              </a:defRPr>
-            </a:pPr>
-            <a:endParaRPr lang="en-US"/>
-          </a:p>
-        </c:txPr>
-      </c:legendEntry>
-      <c:legendEntry>
-        <c:idx val="4"/>
-        <c:txPr>
-          <a:bodyPr rot="0" spcFirstLastPara="1" vertOverflow="ellipsis" vert="horz" wrap="square" anchor="ctr" anchorCtr="1"/>
-          <a:lstStyle/>
-          <a:p>
-            <a:pPr>
-              <a:defRPr sz="1100" b="0" i="0" u="none" strike="noStrike" kern="1200" baseline="0">
-                <a:solidFill>
-                  <a:schemeClr val="tx1">
-                    <a:lumMod val="65000"/>
-                    <a:lumOff val="35000"/>
-                  </a:schemeClr>
-                </a:solidFill>
-                <a:latin typeface="+mn-lt"/>
-                <a:ea typeface="+mn-ea"/>
-                <a:cs typeface="+mn-cs"/>
-              </a:defRPr>
-            </a:pPr>
-            <a:endParaRPr lang="en-US"/>
-          </a:p>
-        </c:txPr>
-      </c:legendEntry>
-      <c:overlay val="0"/>
-      <c:spPr>
-        <a:noFill/>
-        <a:ln>
-          <a:noFill/>
-        </a:ln>
-        <a:effectLst/>
-      </c:spPr>
-      <c:txPr>
-        <a:bodyPr rot="0" spcFirstLastPara="1" vertOverflow="ellipsis" vert="horz" wrap="square" anchor="ctr" anchorCtr="1"/>
-        <a:lstStyle/>
-        <a:p>
-          <a:pPr>
-            <a:defRPr sz="900" b="0" i="0" u="none" strike="noStrike" kern="1200" baseline="0">
-              <a:solidFill>
-                <a:schemeClr val="tx1">
-                  <a:lumMod val="65000"/>
-                  <a:lumOff val="35000"/>
-                </a:schemeClr>
-              </a:solidFill>
-              <a:latin typeface="+mn-lt"/>
-              <a:ea typeface="+mn-ea"/>
-              <a:cs typeface="+mn-cs"/>
-            </a:defRPr>
-          </a:pPr>
-          <a:endParaRPr lang="en-US"/>
-        </a:p>
-      </c:txPr>
-    </c:legend>
-    <c:plotVisOnly val="1"/>
-    <c:dispBlanksAs val="gap"/>
-    <c:showDLblsOverMax val="0"/>
-    <c:extLst>
-      <c:ext xmlns:c16r3="http://schemas.microsoft.com/office/drawing/2017/03/chart" uri="{56B9EC1D-385E-4148-901F-78D8002777C0}">
-        <c16r3:dataDisplayOptions16>
-          <c16r3:dispNaAsBlank val="1"/>
-        </c16r3:dataDisplayOptions16>
-      </c:ext>
-    </c:extLst>
-  </c:chart>
-  <c:spPr>
-    <a:solidFill>
-      <a:schemeClr val="bg1"/>
-    </a:solidFill>
-    <a:ln w="9525" cap="flat" cmpd="sng" algn="ctr">
-      <a:solidFill>
-        <a:schemeClr val="tx1">
-          <a:lumMod val="15000"/>
-          <a:lumOff val="85000"/>
-        </a:schemeClr>
-      </a:solidFill>
-      <a:round/>
-    </a:ln>
-    <a:effectLst/>
-  </c:spPr>
-  <c:txPr>
-    <a:bodyPr/>
-    <a:lstStyle/>
-    <a:p>
-      <a:pPr>
-        <a:defRPr/>
-      </a:pPr>
-      <a:endParaRPr lang="en-US"/>
-    </a:p>
-  </c:txPr>
-  <c:externalData r:id="rId3">
-    <c:autoUpdate val="0"/>
-  </c:externalData>
-</c:chartSpace>
-</file>
-
-<file path=word/charts/colors1.xml><?xml version="1.0" encoding="utf-8"?>
-<cs:colorStyle xmlns:cs="http://schemas.microsoft.com/office/drawing/2012/chartStyle" xmlns:a="http://schemas.openxmlformats.org/drawingml/2006/main" meth="cycle" id="10">
-  <a:schemeClr val="accent1"/>
-  <a:schemeClr val="accent2"/>
-  <a:schemeClr val="accent3"/>
-  <a:schemeClr val="accent4"/>
-  <a:schemeClr val="accent5"/>
-  <a:schemeClr val="accent6"/>
-  <cs:variation/>
-  <cs:variation>
-    <a:lumMod val="60000"/>
-  </cs:variation>
-  <cs:variation>
-    <a:lumMod val="80000"/>
-    <a:lumOff val="20000"/>
-  </cs:variation>
-  <cs:variation>
-    <a:lumMod val="80000"/>
-  </cs:variation>
-  <cs:variation>
-    <a:lumMod val="60000"/>
-    <a:lumOff val="40000"/>
-  </cs:variation>
-  <cs:variation>
-    <a:lumMod val="50000"/>
-  </cs:variation>
-  <cs:variation>
-    <a:lumMod val="70000"/>
-    <a:lumOff val="30000"/>
-  </cs:variation>
-  <cs:variation>
-    <a:lumMod val="70000"/>
-  </cs:variation>
-  <cs:variation>
-    <a:lumMod val="50000"/>
-    <a:lumOff val="50000"/>
-  </cs:variation>
-</cs:colorStyle>
-</file>
-
-<file path=word/charts/style1.xml><?xml version="1.0" encoding="utf-8"?>
-<cs:chartStyle xmlns:cs="http://schemas.microsoft.com/office/drawing/2012/chartStyle" xmlns:a="http://schemas.openxmlformats.org/drawingml/2006/main" id="251">
-  <cs:axisTitle>
-    <cs:lnRef idx="0"/>
-    <cs:fillRef idx="0"/>
-    <cs:effectRef idx="0"/>
-    <cs:fontRef idx="minor">
-      <a:schemeClr val="tx1">
-        <a:lumMod val="65000"/>
-        <a:lumOff val="35000"/>
-      </a:schemeClr>
-    </cs:fontRef>
-    <cs:defRPr sz="1000" kern="1200"/>
-  </cs:axisTitle>
-  <cs:categoryAxis>
-    <cs:lnRef idx="0"/>
-    <cs:fillRef idx="0"/>
-    <cs:effectRef idx="0"/>
-    <cs:fontRef idx="minor">
-      <a:schemeClr val="tx1">
-        <a:lumMod val="65000"/>
-        <a:lumOff val="35000"/>
-      </a:schemeClr>
-    </cs:fontRef>
-    <cs:spPr>
-      <a:ln w="9525" cap="flat" cmpd="sng" algn="ctr">
-        <a:solidFill>
-          <a:schemeClr val="tx1">
-            <a:lumMod val="15000"/>
-            <a:lumOff val="85000"/>
-          </a:schemeClr>
-        </a:solidFill>
-        <a:round/>
-      </a:ln>
-    </cs:spPr>
-    <cs:defRPr sz="900" kern="1200"/>
-  </cs:categoryAxis>
-  <cs:chartArea mods="allowNoFillOverride allowNoLineOverride">
-    <cs:lnRef idx="0"/>
-    <cs:fillRef idx="0"/>
-    <cs:effectRef idx="0"/>
-    <cs:fontRef idx="minor">
-      <a:schemeClr val="tx1"/>
-    </cs:fontRef>
-    <cs:spPr>
-      <a:solidFill>
-        <a:schemeClr val="bg1"/>
-      </a:solidFill>
-      <a:ln w="9525" cap="flat" cmpd="sng" algn="ctr">
-        <a:solidFill>
-          <a:schemeClr val="tx1">
-            <a:lumMod val="15000"/>
-            <a:lumOff val="85000"/>
-          </a:schemeClr>
-        </a:solidFill>
-        <a:round/>
-      </a:ln>
-    </cs:spPr>
-    <cs:defRPr sz="900" kern="1200"/>
-  </cs:chartArea>
-  <cs:dataLabel>
-    <cs:lnRef idx="0"/>
-    <cs:fillRef idx="0"/>
-    <cs:effectRef idx="0"/>
-    <cs:fontRef idx="minor">
-      <a:schemeClr val="tx1">
-        <a:lumMod val="75000"/>
-        <a:lumOff val="25000"/>
-      </a:schemeClr>
-    </cs:fontRef>
-    <cs:defRPr sz="900" kern="1200"/>
-  </cs:dataLabel>
-  <cs:dataLabelCallout>
-    <cs:lnRef idx="0"/>
-    <cs:fillRef idx="0"/>
-    <cs:effectRef idx="0"/>
-    <cs:fontRef idx="minor">
-      <a:schemeClr val="dk1">
-        <a:lumMod val="65000"/>
-        <a:lumOff val="35000"/>
-      </a:schemeClr>
-    </cs:fontRef>
-    <cs:spPr>
-      <a:solidFill>
-        <a:schemeClr val="lt1"/>
-      </a:solidFill>
-      <a:ln>
-        <a:solidFill>
-          <a:schemeClr val="dk1">
-            <a:lumMod val="25000"/>
-            <a:lumOff val="75000"/>
-          </a:schemeClr>
-        </a:solidFill>
-      </a:ln>
-    </cs:spPr>
-    <cs:defRPr sz="900" kern="1200"/>
-    <cs:bodyPr rot="0" spcFirstLastPara="1" vertOverflow="clip" horzOverflow="clip" vert="horz" wrap="square" lIns="36576" tIns="18288" rIns="36576" bIns="18288" anchor="ctr" anchorCtr="1">
-      <a:spAutoFit/>
-    </cs:bodyPr>
-  </cs:dataLabelCallout>
-  <cs:dataPoint>
-    <cs:lnRef idx="0"/>
-    <cs:fillRef idx="1">
-      <cs:styleClr val="auto"/>
-    </cs:fillRef>
-    <cs:effectRef idx="0"/>
-    <cs:fontRef idx="minor">
-      <a:schemeClr val="tx1"/>
-    </cs:fontRef>
-    <cs:spPr>
-      <a:ln w="19050">
-        <a:solidFill>
-          <a:schemeClr val="lt1"/>
-        </a:solidFill>
-      </a:ln>
-    </cs:spPr>
-  </cs:dataPoint>
-  <cs:dataPoint3D>
-    <cs:lnRef idx="0"/>
-    <cs:fillRef idx="1">
-      <cs:styleClr val="auto"/>
-    </cs:fillRef>
-    <cs:effectRef idx="0"/>
-    <cs:fontRef idx="minor">
-      <a:schemeClr val="tx1"/>
-    </cs:fontRef>
-    <cs:spPr>
-      <a:ln w="25400">
-        <a:solidFill>
-          <a:schemeClr val="lt1"/>
-        </a:solidFill>
-      </a:ln>
-    </cs:spPr>
-  </cs:dataPoint3D>
-  <cs:dataPointLine>
-    <cs:lnRef idx="0">
-      <cs:styleClr val="auto"/>
-    </cs:lnRef>
-    <cs:fillRef idx="0"/>
-    <cs:effectRef idx="0"/>
-    <cs:fontRef idx="minor">
-      <a:schemeClr val="tx1"/>
-    </cs:fontRef>
-    <cs:spPr>
-      <a:ln w="28575" cap="rnd">
-        <a:solidFill>
-          <a:schemeClr val="phClr"/>
-        </a:solidFill>
-        <a:round/>
-      </a:ln>
-    </cs:spPr>
-  </cs:dataPointLine>
-  <cs:dataPointMarker>
-    <cs:lnRef idx="0">
-      <cs:styleClr val="auto"/>
-    </cs:lnRef>
-    <cs:fillRef idx="1">
-      <cs:styleClr val="auto"/>
-    </cs:fillRef>
-    <cs:effectRef idx="0"/>
-    <cs:fontRef idx="minor">
-      <a:schemeClr val="tx1"/>
-    </cs:fontRef>
-    <cs:spPr>
-      <a:ln w="9525">
-        <a:solidFill>
-          <a:schemeClr val="phClr"/>
-        </a:solidFill>
-      </a:ln>
-    </cs:spPr>
-  </cs:dataPointMarker>
-  <cs:dataPointMarkerLayout symbol="circle" size="5"/>
-  <cs:dataPointWireframe>
-    <cs:lnRef idx="0">
-      <cs:styleClr val="auto"/>
-    </cs:lnRef>
-    <cs:fillRef idx="0"/>
-    <cs:effectRef idx="0"/>
-    <cs:fontRef idx="minor">
-      <a:schemeClr val="tx1"/>
-    </cs:fontRef>
-    <cs:spPr>
-      <a:ln w="9525" cap="rnd">
-        <a:solidFill>
-          <a:schemeClr val="phClr"/>
-        </a:solidFill>
-        <a:round/>
-      </a:ln>
-    </cs:spPr>
-  </cs:dataPointWireframe>
-  <cs:dataTable>
-    <cs:lnRef idx="0"/>
-    <cs:fillRef idx="0"/>
-    <cs:effectRef idx="0"/>
-    <cs:fontRef idx="minor">
-      <a:schemeClr val="tx1">
-        <a:lumMod val="65000"/>
-        <a:lumOff val="35000"/>
-      </a:schemeClr>
-    </cs:fontRef>
-    <cs:spPr>
-      <a:noFill/>
-      <a:ln w="9525" cap="flat" cmpd="sng" algn="ctr">
-        <a:solidFill>
-          <a:schemeClr val="tx1">
-            <a:lumMod val="15000"/>
-            <a:lumOff val="85000"/>
-          </a:schemeClr>
-        </a:solidFill>
-        <a:round/>
-      </a:ln>
-    </cs:spPr>
-    <cs:defRPr sz="900" kern="1200"/>
-  </cs:dataTable>
-  <cs:downBar>
-    <cs:lnRef idx="0"/>
-    <cs:fillRef idx="0"/>
-    <cs:effectRef idx="0"/>
-    <cs:fontRef idx="minor">
-      <a:schemeClr val="tx1"/>
-    </cs:fontRef>
-    <cs:spPr>
-      <a:solidFill>
-        <a:schemeClr val="dk1">
-          <a:lumMod val="75000"/>
-          <a:lumOff val="25000"/>
-        </a:schemeClr>
-      </a:solidFill>
-      <a:ln w="9525" cap="flat" cmpd="sng" algn="ctr">
-        <a:solidFill>
-          <a:schemeClr val="tx1">
-            <a:lumMod val="65000"/>
-            <a:lumOff val="35000"/>
-          </a:schemeClr>
-        </a:solidFill>
-        <a:round/>
-      </a:ln>
-    </cs:spPr>
-  </cs:downBar>
-  <cs:dropLine>
-    <cs:lnRef idx="0"/>
-    <cs:fillRef idx="0"/>
-    <cs:effectRef idx="0"/>
-    <cs:fontRef idx="minor">
-      <a:schemeClr val="tx1"/>
-    </cs:fontRef>
-    <cs:spPr>
-      <a:ln w="9525" cap="flat" cmpd="sng" algn="ctr">
-        <a:solidFill>
-          <a:schemeClr val="tx1">
-            <a:lumMod val="35000"/>
-            <a:lumOff val="65000"/>
-          </a:schemeClr>
-        </a:solidFill>
-        <a:round/>
-      </a:ln>
-    </cs:spPr>
-  </cs:dropLine>
-  <cs:errorBar>
-    <cs:lnRef idx="0"/>
-    <cs:fillRef idx="0"/>
-    <cs:effectRef idx="0"/>
-    <cs:fontRef idx="minor">
-      <a:schemeClr val="tx1"/>
-    </cs:fontRef>
-    <cs:spPr>
-      <a:ln w="9525" cap="flat" cmpd="sng" algn="ctr">
-        <a:solidFill>
-          <a:schemeClr val="tx1">
-            <a:lumMod val="65000"/>
-            <a:lumOff val="35000"/>
-          </a:schemeClr>
-        </a:solidFill>
-        <a:round/>
-      </a:ln>
-    </cs:spPr>
-  </cs:errorBar>
-  <cs:floor>
-    <cs:lnRef idx="0"/>
-    <cs:fillRef idx="0"/>
-    <cs:effectRef idx="0"/>
-    <cs:fontRef idx="minor">
-      <a:schemeClr val="tx1"/>
-    </cs:fontRef>
-    <cs:spPr>
-      <a:noFill/>
-      <a:ln>
-        <a:noFill/>
-      </a:ln>
-    </cs:spPr>
-  </cs:floor>
-  <cs:gridlineMajor>
-    <cs:lnRef idx="0"/>
-    <cs:fillRef idx="0"/>
-    <cs:effectRef idx="0"/>
-    <cs:fontRef idx="minor">
-      <a:schemeClr val="tx1"/>
-    </cs:fontRef>
-    <cs:spPr>
-      <a:ln w="9525" cap="flat" cmpd="sng" algn="ctr">
-        <a:solidFill>
-          <a:schemeClr val="tx1">
-            <a:lumMod val="15000"/>
-            <a:lumOff val="85000"/>
-          </a:schemeClr>
-        </a:solidFill>
-        <a:round/>
-      </a:ln>
-    </cs:spPr>
-  </cs:gridlineMajor>
-  <cs:gridlineMinor>
-    <cs:lnRef idx="0"/>
-    <cs:fillRef idx="0"/>
-    <cs:effectRef idx="0"/>
-    <cs:fontRef idx="minor">
-      <a:schemeClr val="tx1"/>
-    </cs:fontRef>
-    <cs:spPr>
-      <a:ln w="9525" cap="flat" cmpd="sng" algn="ctr">
-        <a:solidFill>
-          <a:schemeClr val="tx1">
-            <a:lumMod val="5000"/>
-            <a:lumOff val="95000"/>
-          </a:schemeClr>
-        </a:solidFill>
-        <a:round/>
-      </a:ln>
-    </cs:spPr>
-  </cs:gridlineMinor>
-  <cs:hiLoLine>
-    <cs:lnRef idx="0"/>
-    <cs:fillRef idx="0"/>
-    <cs:effectRef idx="0"/>
-    <cs:fontRef idx="minor">
-      <a:schemeClr val="tx1"/>
-    </cs:fontRef>
-    <cs:spPr>
-      <a:ln w="9525" cap="flat" cmpd="sng" algn="ctr">
-        <a:solidFill>
-          <a:schemeClr val="tx1">
-            <a:lumMod val="50000"/>
-            <a:lumOff val="50000"/>
-          </a:schemeClr>
-        </a:solidFill>
-        <a:round/>
-      </a:ln>
-    </cs:spPr>
-  </cs:hiLoLine>
-  <cs:leaderLine>
-    <cs:lnRef idx="0"/>
-    <cs:fillRef idx="0"/>
-    <cs:effectRef idx="0"/>
-    <cs:fontRef idx="minor">
-      <a:schemeClr val="tx1"/>
-    </cs:fontRef>
-    <cs:spPr>
-      <a:ln w="9525" cap="flat" cmpd="sng" algn="ctr">
-        <a:solidFill>
-          <a:schemeClr val="tx1">
-            <a:lumMod val="35000"/>
-            <a:lumOff val="65000"/>
-          </a:schemeClr>
-        </a:solidFill>
-        <a:round/>
-      </a:ln>
-    </cs:spPr>
-  </cs:leaderLine>
-  <cs:legend>
-    <cs:lnRef idx="0"/>
-    <cs:fillRef idx="0"/>
-    <cs:effectRef idx="0"/>
-    <cs:fontRef idx="minor">
-      <a:schemeClr val="tx1">
-        <a:lumMod val="65000"/>
-        <a:lumOff val="35000"/>
-      </a:schemeClr>
-    </cs:fontRef>
-    <cs:defRPr sz="900" kern="1200"/>
-  </cs:legend>
-  <cs:plotArea mods="allowNoFillOverride allowNoLineOverride">
-    <cs:lnRef idx="0"/>
-    <cs:fillRef idx="0"/>
-    <cs:effectRef idx="0"/>
-    <cs:fontRef idx="minor">
-      <a:schemeClr val="tx1"/>
-    </cs:fontRef>
-  </cs:plotArea>
-  <cs:plotArea3D mods="allowNoFillOverride allowNoLineOverride">
-    <cs:lnRef idx="0"/>
-    <cs:fillRef idx="0"/>
-    <cs:effectRef idx="0"/>
-    <cs:fontRef idx="minor">
-      <a:schemeClr val="tx1"/>
-    </cs:fontRef>
-  </cs:plotArea3D>
-  <cs:seriesAxis>
-    <cs:lnRef idx="0"/>
-    <cs:fillRef idx="0"/>
-    <cs:effectRef idx="0"/>
-    <cs:fontRef idx="minor">
-      <a:schemeClr val="tx1">
-        <a:lumMod val="65000"/>
-        <a:lumOff val="35000"/>
-      </a:schemeClr>
-    </cs:fontRef>
-    <cs:defRPr sz="900" kern="1200"/>
-  </cs:seriesAxis>
-  <cs:seriesLine>
-    <cs:lnRef idx="0"/>
-    <cs:fillRef idx="0"/>
-    <cs:effectRef idx="0"/>
-    <cs:fontRef idx="minor">
-      <a:schemeClr val="tx1"/>
-    </cs:fontRef>
-    <cs:spPr>
-      <a:ln w="9525" cap="flat" cmpd="sng" algn="ctr">
-        <a:solidFill>
-          <a:schemeClr val="tx1">
-            <a:lumMod val="35000"/>
-            <a:lumOff val="65000"/>
-          </a:schemeClr>
-        </a:solidFill>
-        <a:round/>
-      </a:ln>
-    </cs:spPr>
-  </cs:seriesLine>
-  <cs:title>
-    <cs:lnRef idx="0"/>
-    <cs:fillRef idx="0"/>
-    <cs:effectRef idx="0"/>
-    <cs:fontRef idx="minor">
-      <a:schemeClr val="tx1">
-        <a:lumMod val="65000"/>
-        <a:lumOff val="35000"/>
-      </a:schemeClr>
-    </cs:fontRef>
-    <cs:defRPr sz="1400" b="0" kern="1200" spc="0" baseline="0"/>
-  </cs:title>
-  <cs:trendline>
-    <cs:lnRef idx="0">
-      <cs:styleClr val="auto"/>
-    </cs:lnRef>
-    <cs:fillRef idx="0"/>
-    <cs:effectRef idx="0"/>
-    <cs:fontRef idx="minor">
-      <a:schemeClr val="tx1"/>
-    </cs:fontRef>
-    <cs:spPr>
-      <a:ln w="19050" cap="rnd">
-        <a:solidFill>
-          <a:schemeClr val="phClr"/>
-        </a:solidFill>
-        <a:prstDash val="sysDot"/>
-      </a:ln>
-    </cs:spPr>
-  </cs:trendline>
-  <cs:trendlineLabel>
-    <cs:lnRef idx="0"/>
-    <cs:fillRef idx="0"/>
-    <cs:effectRef idx="0"/>
-    <cs:fontRef idx="minor">
-      <a:schemeClr val="tx1">
-        <a:lumMod val="65000"/>
-        <a:lumOff val="35000"/>
-      </a:schemeClr>
-    </cs:fontRef>
-    <cs:defRPr sz="900" kern="1200"/>
-  </cs:trendlineLabel>
-  <cs:upBar>
-    <cs:lnRef idx="0"/>
-    <cs:fillRef idx="0"/>
-    <cs:effectRef idx="0"/>
-    <cs:fontRef idx="minor">
-      <a:schemeClr val="tx1"/>
-    </cs:fontRef>
-    <cs:spPr>
-      <a:solidFill>
-        <a:schemeClr val="lt1"/>
-      </a:solidFill>
-      <a:ln w="9525" cap="flat" cmpd="sng" algn="ctr">
-        <a:solidFill>
-          <a:schemeClr val="tx1">
-            <a:lumMod val="65000"/>
-            <a:lumOff val="35000"/>
-          </a:schemeClr>
-        </a:solidFill>
-        <a:round/>
-      </a:ln>
-    </cs:spPr>
-  </cs:upBar>
-  <cs:valueAxis>
-    <cs:lnRef idx="0"/>
-    <cs:fillRef idx="0"/>
-    <cs:effectRef idx="0"/>
-    <cs:fontRef idx="minor">
-      <a:schemeClr val="tx1">
-        <a:lumMod val="65000"/>
-        <a:lumOff val="35000"/>
-      </a:schemeClr>
-    </cs:fontRef>
-    <cs:defRPr sz="900" kern="1200"/>
-  </cs:valueAxis>
-  <cs:wall>
-    <cs:lnRef idx="0"/>
-    <cs:fillRef idx="0"/>
-    <cs:effectRef idx="0"/>
-    <cs:fontRef idx="minor">
-      <a:schemeClr val="tx1"/>
-    </cs:fontRef>
-    <cs:spPr>
-      <a:noFill/>
-      <a:ln>
-        <a:noFill/>
-      </a:ln>
-    </cs:spPr>
-  </cs:wall>
-</cs:chartStyle>
-</file>
-
 <file path=word/theme/theme1.xml><?xml version="1.0" encoding="utf-8"?>
 <a:theme xmlns:a="http://schemas.openxmlformats.org/drawingml/2006/main" name="Office Theme">
   <a:themeElements>
